--- a/Doc/Java Core.docx
+++ b/Doc/Java Core.docx
@@ -220,6 +220,7 @@
       <w:r>
         <w:rPr>
           <w:rFonts w:ascii="Times New Roman" w:hAnsi="Times New Roman" w:cs="Times New Roman"/>
+          <w:noProof/>
           <w:color w:val="000000" w:themeColor="text1"/>
           <w:sz w:val="28"/>
           <w:szCs w:val="28"/>
@@ -240,7 +241,7 @@
                     <pic:cNvPicPr/>
                   </pic:nvPicPr>
                   <pic:blipFill>
-                    <a:blip r:embed="rId5"/>
+                    <a:blip r:embed="rId7"/>
                     <a:stretch>
                       <a:fillRect/>
                     </a:stretch>
@@ -427,6 +428,7 @@
       <w:r>
         <w:rPr>
           <w:rFonts w:ascii="Times New Roman" w:hAnsi="Times New Roman" w:cs="Times New Roman"/>
+          <w:noProof/>
           <w:color w:val="000000" w:themeColor="text1"/>
           <w:sz w:val="28"/>
           <w:szCs w:val="28"/>
@@ -448,7 +450,7 @@
                     <pic:cNvPicPr/>
                   </pic:nvPicPr>
                   <pic:blipFill>
-                    <a:blip r:embed="rId6"/>
+                    <a:blip r:embed="rId8"/>
                     <a:stretch>
                       <a:fillRect/>
                     </a:stretch>
@@ -644,6 +646,7 @@
       <w:r>
         <w:rPr>
           <w:rFonts w:ascii="Times New Roman" w:hAnsi="Times New Roman" w:cs="Times New Roman"/>
+          <w:noProof/>
           <w:color w:val="000000" w:themeColor="text1"/>
           <w:sz w:val="28"/>
           <w:szCs w:val="28"/>
@@ -664,7 +667,7 @@
                     <pic:cNvPicPr/>
                   </pic:nvPicPr>
                   <pic:blipFill>
-                    <a:blip r:embed="rId7"/>
+                    <a:blip r:embed="rId9"/>
                     <a:stretch>
                       <a:fillRect/>
                     </a:stretch>
@@ -798,6 +801,7 @@
       <w:r>
         <w:rPr>
           <w:rFonts w:ascii="Times New Roman" w:hAnsi="Times New Roman" w:cs="Times New Roman"/>
+          <w:noProof/>
           <w:color w:val="000000" w:themeColor="text1"/>
           <w:sz w:val="28"/>
           <w:szCs w:val="28"/>
@@ -819,7 +823,7 @@
                     <pic:cNvPicPr/>
                   </pic:nvPicPr>
                   <pic:blipFill>
-                    <a:blip r:embed="rId8"/>
+                    <a:blip r:embed="rId10"/>
                     <a:stretch>
                       <a:fillRect/>
                     </a:stretch>
@@ -982,6 +986,7 @@
       <w:r>
         <w:rPr>
           <w:rFonts w:ascii="Times New Roman" w:hAnsi="Times New Roman" w:cs="Times New Roman"/>
+          <w:noProof/>
           <w:color w:val="000000" w:themeColor="text1"/>
           <w:sz w:val="28"/>
           <w:szCs w:val="28"/>
@@ -1002,7 +1007,7 @@
                     <pic:cNvPicPr/>
                   </pic:nvPicPr>
                   <pic:blipFill>
-                    <a:blip r:embed="rId9"/>
+                    <a:blip r:embed="rId11"/>
                     <a:stretch>
                       <a:fillRect/>
                     </a:stretch>
@@ -1023,7 +1028,5262 @@
         </w:drawing>
       </w:r>
     </w:p>
+    <w:p>
+      <w:pPr>
+        <w:ind w:left="360"/>
+        <w:rPr>
+          <w:rFonts w:ascii="Times New Roman" w:hAnsi="Times New Roman" w:cs="Times New Roman"/>
+          <w:color w:val="000000" w:themeColor="text1"/>
+          <w:sz w:val="28"/>
+          <w:szCs w:val="28"/>
+        </w:rPr>
+      </w:pPr>
+    </w:p>
+    <w:p>
+      <w:pPr>
+        <w:pStyle w:val="ListParagraph"/>
+        <w:numPr>
+          <w:ilvl w:val="0"/>
+          <w:numId w:val="1"/>
+        </w:numPr>
+        <w:rPr>
+          <w:rFonts w:ascii="Times New Roman" w:hAnsi="Times New Roman" w:cs="Times New Roman"/>
+          <w:b/>
+          <w:bCs/>
+          <w:color w:val="000000" w:themeColor="text1"/>
+          <w:sz w:val="32"/>
+          <w:szCs w:val="32"/>
+        </w:rPr>
+      </w:pPr>
+      <w:r>
+        <w:rPr>
+          <w:rFonts w:ascii="Times New Roman" w:hAnsi="Times New Roman" w:cs="Times New Roman"/>
+          <w:b/>
+          <w:bCs/>
+          <w:color w:val="000000" w:themeColor="text1"/>
+          <w:sz w:val="32"/>
+          <w:szCs w:val="32"/>
+        </w:rPr>
+        <w:t>DataType (Kiểu dữ liệu)</w:t>
+      </w:r>
+    </w:p>
+    <w:p>
+      <w:pPr>
+        <w:ind w:left="360" w:firstLine="360"/>
+        <w:rPr>
+          <w:rFonts w:ascii="Times New Roman" w:hAnsi="Times New Roman" w:cs="Times New Roman"/>
+          <w:color w:val="000000" w:themeColor="text1"/>
+          <w:sz w:val="28"/>
+          <w:szCs w:val="28"/>
+        </w:rPr>
+      </w:pPr>
+      <w:r>
+        <w:rPr>
+          <w:rFonts w:ascii="Times New Roman" w:hAnsi="Times New Roman" w:cs="Times New Roman"/>
+          <w:color w:val="000000" w:themeColor="text1"/>
+          <w:sz w:val="28"/>
+          <w:szCs w:val="28"/>
+        </w:rPr>
+        <w:t>Là các để xác định kiểu giá trị của một biến có thể lưu trữ và những thao tác có thể thực hiện trên biến đó. Kiểu dữ liệu giúp trình biên dịch hiểu được cách lưu trữ dữ liệu trong bộ nhớ và thực hiện các phép tính trên dữ liệu.</w:t>
+      </w:r>
+    </w:p>
+    <w:p>
+      <w:pPr>
+        <w:ind w:left="360"/>
+        <w:rPr>
+          <w:rFonts w:ascii="Times New Roman" w:hAnsi="Times New Roman" w:cs="Times New Roman"/>
+          <w:b/>
+          <w:bCs/>
+          <w:color w:val="000000" w:themeColor="text1"/>
+          <w:sz w:val="32"/>
+          <w:szCs w:val="32"/>
+        </w:rPr>
+      </w:pPr>
+      <w:r>
+        <w:rPr>
+          <w:noProof/>
+        </w:rPr>
+        <w:lastRenderedPageBreak/>
+        <w:drawing>
+          <wp:inline distT="0" distB="0" distL="0" distR="0" wp14:anchorId="25BC080A" wp14:editId="0945280C">
+            <wp:extent cx="5943600" cy="3786505"/>
+            <wp:effectExtent l="38100" t="38100" r="38100" b="42545"/>
+            <wp:docPr id="1788385258" name="Picture 1"/>
+            <wp:cNvGraphicFramePr>
+              <a:graphicFrameLocks xmlns:a="http://schemas.openxmlformats.org/drawingml/2006/main" noChangeAspect="1"/>
+            </wp:cNvGraphicFramePr>
+            <a:graphic xmlns:a="http://schemas.openxmlformats.org/drawingml/2006/main">
+              <a:graphicData uri="http://schemas.openxmlformats.org/drawingml/2006/picture">
+                <pic:pic xmlns:pic="http://schemas.openxmlformats.org/drawingml/2006/picture">
+                  <pic:nvPicPr>
+                    <pic:cNvPr id="0" name="Picture 1"/>
+                    <pic:cNvPicPr>
+                      <a:picLocks noChangeAspect="1" noChangeArrowheads="1"/>
+                    </pic:cNvPicPr>
+                  </pic:nvPicPr>
+                  <pic:blipFill>
+                    <a:blip r:embed="rId12" cstate="print">
+                      <a:extLst>
+                        <a:ext uri="{28A0092B-C50C-407E-A947-70E740481C1C}">
+                          <a14:useLocalDpi xmlns:a14="http://schemas.microsoft.com/office/drawing/2010/main" val="0"/>
+                        </a:ext>
+                      </a:extLst>
+                    </a:blip>
+                    <a:srcRect/>
+                    <a:stretch>
+                      <a:fillRect/>
+                    </a:stretch>
+                  </pic:blipFill>
+                  <pic:spPr bwMode="auto">
+                    <a:xfrm>
+                      <a:off x="0" y="0"/>
+                      <a:ext cx="5943600" cy="3786505"/>
+                    </a:xfrm>
+                    <a:prstGeom prst="rect">
+                      <a:avLst/>
+                    </a:prstGeom>
+                    <a:noFill/>
+                    <a:ln w="28575">
+                      <a:solidFill>
+                        <a:schemeClr val="tx1"/>
+                      </a:solidFill>
+                    </a:ln>
+                  </pic:spPr>
+                </pic:pic>
+              </a:graphicData>
+            </a:graphic>
+          </wp:inline>
+        </w:drawing>
+      </w:r>
+    </w:p>
+    <w:p>
+      <w:pPr>
+        <w:pStyle w:val="ListParagraph"/>
+        <w:numPr>
+          <w:ilvl w:val="1"/>
+          <w:numId w:val="1"/>
+        </w:numPr>
+        <w:rPr>
+          <w:rFonts w:ascii="Times New Roman" w:hAnsi="Times New Roman" w:cs="Times New Roman"/>
+          <w:b/>
+          <w:bCs/>
+          <w:color w:val="000000" w:themeColor="text1"/>
+          <w:sz w:val="28"/>
+          <w:szCs w:val="28"/>
+        </w:rPr>
+      </w:pPr>
+      <w:r>
+        <w:rPr>
+          <w:rFonts w:ascii="Times New Roman" w:hAnsi="Times New Roman" w:cs="Times New Roman"/>
+          <w:b/>
+          <w:bCs/>
+          <w:color w:val="000000" w:themeColor="text1"/>
+          <w:sz w:val="28"/>
+          <w:szCs w:val="28"/>
+        </w:rPr>
+        <w:t>Primitive Data Types (Kiểu dữ liệu nguyên thủy)</w:t>
+      </w:r>
+    </w:p>
+    <w:p>
+      <w:pPr>
+        <w:ind w:left="360"/>
+        <w:rPr>
+          <w:rFonts w:ascii="Times New Roman" w:hAnsi="Times New Roman" w:cs="Times New Roman"/>
+          <w:color w:val="000000" w:themeColor="text1"/>
+          <w:sz w:val="28"/>
+          <w:szCs w:val="28"/>
+        </w:rPr>
+      </w:pPr>
+      <w:r>
+        <w:rPr>
+          <w:rFonts w:ascii="Times New Roman" w:hAnsi="Times New Roman" w:cs="Times New Roman"/>
+          <w:color w:val="000000" w:themeColor="text1"/>
+          <w:sz w:val="28"/>
+          <w:szCs w:val="28"/>
+        </w:rPr>
+        <w:t>Đây là kiểu dữ liệu cơ bản nhất và được định nghĩa sẵn bởi ngôn ngữ Java</w:t>
+      </w:r>
+    </w:p>
+    <w:p>
+      <w:pPr>
+        <w:pStyle w:val="ListParagraph"/>
+        <w:numPr>
+          <w:ilvl w:val="0"/>
+          <w:numId w:val="7"/>
+        </w:numPr>
+        <w:rPr>
+          <w:rFonts w:ascii="Times New Roman" w:hAnsi="Times New Roman" w:cs="Times New Roman"/>
+          <w:color w:val="000000" w:themeColor="text1"/>
+          <w:sz w:val="28"/>
+          <w:szCs w:val="28"/>
+        </w:rPr>
+      </w:pPr>
+      <w:r>
+        <w:rPr>
+          <w:rFonts w:ascii="Times New Roman" w:hAnsi="Times New Roman" w:cs="Times New Roman"/>
+          <w:color w:val="000000" w:themeColor="text1"/>
+          <w:sz w:val="28"/>
+          <w:szCs w:val="28"/>
+        </w:rPr>
+        <w:t xml:space="preserve">byte: </w:t>
+      </w:r>
+      <w:r>
+        <w:rPr>
+          <w:rFonts w:ascii="Times New Roman" w:hAnsi="Times New Roman" w:cs="Times New Roman"/>
+          <w:color w:val="000000" w:themeColor="text1"/>
+          <w:sz w:val="28"/>
+          <w:szCs w:val="28"/>
+        </w:rPr>
+        <w:t>Số nguyên 8 bit (-128 đến 127)</w:t>
+      </w:r>
+    </w:p>
+    <w:p>
+      <w:pPr>
+        <w:pStyle w:val="ListParagraph"/>
+        <w:numPr>
+          <w:ilvl w:val="0"/>
+          <w:numId w:val="7"/>
+        </w:numPr>
+        <w:rPr>
+          <w:rFonts w:ascii="Times New Roman" w:hAnsi="Times New Roman" w:cs="Times New Roman"/>
+          <w:color w:val="000000" w:themeColor="text1"/>
+          <w:sz w:val="28"/>
+          <w:szCs w:val="28"/>
+        </w:rPr>
+      </w:pPr>
+      <w:r>
+        <w:rPr>
+          <w:rFonts w:ascii="Times New Roman" w:hAnsi="Times New Roman" w:cs="Times New Roman"/>
+          <w:color w:val="000000" w:themeColor="text1"/>
+          <w:sz w:val="28"/>
+          <w:szCs w:val="28"/>
+        </w:rPr>
+        <w:t xml:space="preserve">short:  Số nguyên 16 bit </w:t>
+      </w:r>
+      <w:r>
+        <w:rPr>
+          <w:rFonts w:ascii="Times New Roman" w:hAnsi="Times New Roman" w:cs="Times New Roman"/>
+          <w:color w:val="000000" w:themeColor="text1"/>
+          <w:sz w:val="28"/>
+          <w:szCs w:val="28"/>
+        </w:rPr>
+        <w:t>(-32,768 đến 32,767)</w:t>
+      </w:r>
+    </w:p>
+    <w:p>
+      <w:pPr>
+        <w:pStyle w:val="ListParagraph"/>
+        <w:numPr>
+          <w:ilvl w:val="0"/>
+          <w:numId w:val="7"/>
+        </w:numPr>
+        <w:rPr>
+          <w:rFonts w:ascii="Times New Roman" w:hAnsi="Times New Roman" w:cs="Times New Roman"/>
+          <w:color w:val="000000" w:themeColor="text1"/>
+          <w:sz w:val="28"/>
+          <w:szCs w:val="28"/>
+        </w:rPr>
+      </w:pPr>
+      <w:r>
+        <w:rPr>
+          <w:rFonts w:ascii="Times New Roman" w:hAnsi="Times New Roman" w:cs="Times New Roman"/>
+          <w:color w:val="000000" w:themeColor="text1"/>
+          <w:sz w:val="28"/>
+          <w:szCs w:val="28"/>
+        </w:rPr>
+        <w:t xml:space="preserve">int: Số nguyên 32 bit </w:t>
+      </w:r>
+      <w:r>
+        <w:rPr>
+          <w:rFonts w:ascii="Times New Roman" w:hAnsi="Times New Roman" w:cs="Times New Roman"/>
+          <w:color w:val="000000" w:themeColor="text1"/>
+          <w:sz w:val="28"/>
+          <w:szCs w:val="28"/>
+        </w:rPr>
+        <w:t>(-2^31 đến 2^31-1)</w:t>
+      </w:r>
+    </w:p>
+    <w:p>
+      <w:pPr>
+        <w:pStyle w:val="ListParagraph"/>
+        <w:numPr>
+          <w:ilvl w:val="0"/>
+          <w:numId w:val="7"/>
+        </w:numPr>
+        <w:rPr>
+          <w:rFonts w:ascii="Times New Roman" w:hAnsi="Times New Roman" w:cs="Times New Roman"/>
+          <w:color w:val="000000" w:themeColor="text1"/>
+          <w:sz w:val="28"/>
+          <w:szCs w:val="28"/>
+        </w:rPr>
+      </w:pPr>
+      <w:r>
+        <w:rPr>
+          <w:rFonts w:ascii="Times New Roman" w:hAnsi="Times New Roman" w:cs="Times New Roman"/>
+          <w:color w:val="000000" w:themeColor="text1"/>
+          <w:sz w:val="28"/>
+          <w:szCs w:val="28"/>
+        </w:rPr>
+        <w:t xml:space="preserve">long: Số nguyên 64 bit </w:t>
+      </w:r>
+      <w:r>
+        <w:rPr>
+          <w:rFonts w:ascii="Times New Roman" w:hAnsi="Times New Roman" w:cs="Times New Roman"/>
+          <w:color w:val="000000" w:themeColor="text1"/>
+          <w:sz w:val="28"/>
+          <w:szCs w:val="28"/>
+        </w:rPr>
+        <w:t>(-2^63 đến 2^63-1)</w:t>
+      </w:r>
+    </w:p>
+    <w:p>
+      <w:pPr>
+        <w:pStyle w:val="ListParagraph"/>
+        <w:numPr>
+          <w:ilvl w:val="0"/>
+          <w:numId w:val="7"/>
+        </w:numPr>
+        <w:rPr>
+          <w:rFonts w:ascii="Times New Roman" w:hAnsi="Times New Roman" w:cs="Times New Roman"/>
+          <w:color w:val="000000" w:themeColor="text1"/>
+          <w:sz w:val="28"/>
+          <w:szCs w:val="28"/>
+        </w:rPr>
+      </w:pPr>
+      <w:r>
+        <w:rPr>
+          <w:rFonts w:ascii="Times New Roman" w:hAnsi="Times New Roman" w:cs="Times New Roman"/>
+          <w:color w:val="000000" w:themeColor="text1"/>
+          <w:sz w:val="28"/>
+          <w:szCs w:val="28"/>
+        </w:rPr>
+        <w:t>float: Số thực dấu phẩy động 32 bit</w:t>
+      </w:r>
+    </w:p>
+    <w:p>
+      <w:pPr>
+        <w:pStyle w:val="ListParagraph"/>
+        <w:numPr>
+          <w:ilvl w:val="0"/>
+          <w:numId w:val="7"/>
+        </w:numPr>
+        <w:rPr>
+          <w:rFonts w:ascii="Times New Roman" w:hAnsi="Times New Roman" w:cs="Times New Roman"/>
+          <w:color w:val="000000" w:themeColor="text1"/>
+          <w:sz w:val="28"/>
+          <w:szCs w:val="28"/>
+        </w:rPr>
+      </w:pPr>
+      <w:r>
+        <w:rPr>
+          <w:rFonts w:ascii="Times New Roman" w:hAnsi="Times New Roman" w:cs="Times New Roman"/>
+          <w:color w:val="000000" w:themeColor="text1"/>
+          <w:sz w:val="28"/>
+          <w:szCs w:val="28"/>
+        </w:rPr>
+        <w:t>double: Số thực dấu phẩy động 64 bit</w:t>
+      </w:r>
+    </w:p>
+    <w:p>
+      <w:pPr>
+        <w:pStyle w:val="ListParagraph"/>
+        <w:numPr>
+          <w:ilvl w:val="0"/>
+          <w:numId w:val="7"/>
+        </w:numPr>
+        <w:rPr>
+          <w:rFonts w:ascii="Times New Roman" w:hAnsi="Times New Roman" w:cs="Times New Roman"/>
+          <w:color w:val="000000" w:themeColor="text1"/>
+          <w:sz w:val="28"/>
+          <w:szCs w:val="28"/>
+        </w:rPr>
+      </w:pPr>
+      <w:r>
+        <w:rPr>
+          <w:rFonts w:ascii="Times New Roman" w:hAnsi="Times New Roman" w:cs="Times New Roman"/>
+          <w:color w:val="000000" w:themeColor="text1"/>
+          <w:sz w:val="28"/>
+          <w:szCs w:val="28"/>
+        </w:rPr>
+        <w:t>char: Ký tự Unicode 16 bit</w:t>
+      </w:r>
+    </w:p>
+    <w:p>
+      <w:pPr>
+        <w:pStyle w:val="ListParagraph"/>
+        <w:numPr>
+          <w:ilvl w:val="0"/>
+          <w:numId w:val="7"/>
+        </w:numPr>
+        <w:rPr>
+          <w:rFonts w:ascii="Times New Roman" w:hAnsi="Times New Roman" w:cs="Times New Roman"/>
+          <w:color w:val="000000" w:themeColor="text1"/>
+          <w:sz w:val="28"/>
+          <w:szCs w:val="28"/>
+        </w:rPr>
+      </w:pPr>
+      <w:r>
+        <w:rPr>
+          <w:rFonts w:ascii="Times New Roman" w:hAnsi="Times New Roman" w:cs="Times New Roman"/>
+          <w:color w:val="000000" w:themeColor="text1"/>
+          <w:sz w:val="28"/>
+          <w:szCs w:val="28"/>
+        </w:rPr>
+        <w:t>boolean: Giá trị đúng hoặc sai (true or false)</w:t>
+      </w:r>
+    </w:p>
+    <w:p>
+      <w:pPr>
+        <w:pStyle w:val="ListParagraph"/>
+        <w:numPr>
+          <w:ilvl w:val="1"/>
+          <w:numId w:val="1"/>
+        </w:numPr>
+        <w:rPr>
+          <w:rFonts w:ascii="Times New Roman" w:hAnsi="Times New Roman" w:cs="Times New Roman"/>
+          <w:b/>
+          <w:bCs/>
+          <w:color w:val="000000" w:themeColor="text1"/>
+          <w:sz w:val="28"/>
+          <w:szCs w:val="28"/>
+        </w:rPr>
+      </w:pPr>
+      <w:r>
+        <w:rPr>
+          <w:rFonts w:ascii="Times New Roman" w:hAnsi="Times New Roman" w:cs="Times New Roman"/>
+          <w:b/>
+          <w:bCs/>
+          <w:color w:val="000000" w:themeColor="text1"/>
+          <w:sz w:val="28"/>
+          <w:szCs w:val="28"/>
+        </w:rPr>
+        <w:t>Reference/Object Data Types (Kiểu dữ liệu tham chiếu/đối tương)</w:t>
+      </w:r>
+    </w:p>
+    <w:p>
+      <w:pPr>
+        <w:ind w:left="360" w:firstLine="360"/>
+        <w:rPr>
+          <w:rFonts w:ascii="Times New Roman" w:hAnsi="Times New Roman" w:cs="Times New Roman"/>
+          <w:color w:val="000000" w:themeColor="text1"/>
+          <w:sz w:val="28"/>
+          <w:szCs w:val="28"/>
+        </w:rPr>
+      </w:pPr>
+      <w:r>
+        <w:rPr>
+          <w:rFonts w:ascii="Times New Roman" w:hAnsi="Times New Roman" w:cs="Times New Roman"/>
+          <w:color w:val="000000" w:themeColor="text1"/>
+          <w:sz w:val="28"/>
+          <w:szCs w:val="28"/>
+        </w:rPr>
+        <w:t>Đây là các đối tượng và có thể lưu trữ dữ liệu phức tạp hơn. Chúng tham chiếu đến các đối tượng trong bộ nhớ.</w:t>
+      </w:r>
+    </w:p>
+    <w:p>
+      <w:pPr>
+        <w:pStyle w:val="ListParagraph"/>
+        <w:numPr>
+          <w:ilvl w:val="0"/>
+          <w:numId w:val="8"/>
+        </w:numPr>
+        <w:rPr>
+          <w:rFonts w:ascii="Times New Roman" w:hAnsi="Times New Roman" w:cs="Times New Roman"/>
+          <w:color w:val="000000" w:themeColor="text1"/>
+          <w:sz w:val="28"/>
+          <w:szCs w:val="28"/>
+        </w:rPr>
+      </w:pPr>
+      <w:r>
+        <w:rPr>
+          <w:rFonts w:ascii="Times New Roman" w:hAnsi="Times New Roman" w:cs="Times New Roman"/>
+          <w:color w:val="000000" w:themeColor="text1"/>
+          <w:sz w:val="28"/>
+          <w:szCs w:val="28"/>
+        </w:rPr>
+        <w:t>String: Đại diện cho một chuỗi các kí tự</w:t>
+      </w:r>
+    </w:p>
+    <w:p>
+      <w:pPr>
+        <w:pStyle w:val="ListParagraph"/>
+        <w:numPr>
+          <w:ilvl w:val="0"/>
+          <w:numId w:val="8"/>
+        </w:numPr>
+        <w:rPr>
+          <w:rFonts w:ascii="Times New Roman" w:hAnsi="Times New Roman" w:cs="Times New Roman"/>
+          <w:color w:val="000000" w:themeColor="text1"/>
+          <w:sz w:val="28"/>
+          <w:szCs w:val="28"/>
+        </w:rPr>
+      </w:pPr>
+      <w:r>
+        <w:rPr>
+          <w:rFonts w:ascii="Times New Roman" w:hAnsi="Times New Roman" w:cs="Times New Roman"/>
+          <w:color w:val="000000" w:themeColor="text1"/>
+          <w:sz w:val="28"/>
+          <w:szCs w:val="28"/>
+        </w:rPr>
+        <w:t>Arrays:</w:t>
+      </w:r>
+      <w:r>
+        <w:rPr>
+          <w:rFonts w:ascii="Times New Roman" w:hAnsi="Times New Roman" w:cs="Times New Roman"/>
+          <w:color w:val="000000" w:themeColor="text1"/>
+          <w:sz w:val="28"/>
+          <w:szCs w:val="28"/>
+        </w:rPr>
+        <w:t xml:space="preserve"> Tập hợp các biến cùng loại.</w:t>
+      </w:r>
+    </w:p>
+    <w:p>
+      <w:pPr>
+        <w:pStyle w:val="ListParagraph"/>
+        <w:numPr>
+          <w:ilvl w:val="0"/>
+          <w:numId w:val="8"/>
+        </w:numPr>
+        <w:rPr>
+          <w:rFonts w:ascii="Times New Roman" w:hAnsi="Times New Roman" w:cs="Times New Roman"/>
+          <w:color w:val="000000" w:themeColor="text1"/>
+          <w:sz w:val="28"/>
+          <w:szCs w:val="28"/>
+        </w:rPr>
+      </w:pPr>
+      <w:r>
+        <w:rPr>
+          <w:rFonts w:ascii="Times New Roman" w:hAnsi="Times New Roman" w:cs="Times New Roman"/>
+          <w:color w:val="000000" w:themeColor="text1"/>
+          <w:sz w:val="28"/>
+          <w:szCs w:val="28"/>
+        </w:rPr>
+        <w:lastRenderedPageBreak/>
+        <w:t>Classes:</w:t>
+      </w:r>
+      <w:r>
+        <w:rPr>
+          <w:rFonts w:ascii="Times New Roman" w:hAnsi="Times New Roman" w:cs="Times New Roman"/>
+          <w:color w:val="000000" w:themeColor="text1"/>
+          <w:sz w:val="28"/>
+          <w:szCs w:val="28"/>
+        </w:rPr>
+        <w:t xml:space="preserve"> Kiểu dữ liệu do người dùng định nghĩa để lưu trữ đối tượng.</w:t>
+      </w:r>
+    </w:p>
+    <w:p>
+      <w:pPr>
+        <w:pStyle w:val="ListParagraph"/>
+        <w:numPr>
+          <w:ilvl w:val="0"/>
+          <w:numId w:val="8"/>
+        </w:numPr>
+        <w:rPr>
+          <w:rFonts w:ascii="Times New Roman" w:hAnsi="Times New Roman" w:cs="Times New Roman"/>
+          <w:color w:val="000000" w:themeColor="text1"/>
+          <w:sz w:val="28"/>
+          <w:szCs w:val="28"/>
+        </w:rPr>
+      </w:pPr>
+      <w:r>
+        <w:rPr>
+          <w:rFonts w:ascii="Times New Roman" w:hAnsi="Times New Roman" w:cs="Times New Roman"/>
+          <w:color w:val="000000" w:themeColor="text1"/>
+          <w:sz w:val="28"/>
+          <w:szCs w:val="28"/>
+        </w:rPr>
+        <w:t>Interfaces:</w:t>
+      </w:r>
+      <w:r>
+        <w:rPr>
+          <w:rFonts w:ascii="Times New Roman" w:hAnsi="Times New Roman" w:cs="Times New Roman"/>
+          <w:color w:val="000000" w:themeColor="text1"/>
+          <w:sz w:val="28"/>
+          <w:szCs w:val="28"/>
+        </w:rPr>
+        <w:t xml:space="preserve"> </w:t>
+      </w:r>
+      <w:r>
+        <w:rPr>
+          <w:rFonts w:ascii="Times New Roman" w:hAnsi="Times New Roman" w:cs="Times New Roman"/>
+          <w:color w:val="000000" w:themeColor="text1"/>
+          <w:sz w:val="28"/>
+          <w:szCs w:val="28"/>
+        </w:rPr>
+        <w:t>Kiểu trừu tượng dùng để định nghĩa giao kèo các đối tượng.</w:t>
+      </w:r>
+    </w:p>
+    <w:p>
+      <w:pPr>
+        <w:pStyle w:val="ListParagraph"/>
+        <w:numPr>
+          <w:ilvl w:val="0"/>
+          <w:numId w:val="8"/>
+        </w:numPr>
+        <w:rPr>
+          <w:rFonts w:ascii="Times New Roman" w:hAnsi="Times New Roman" w:cs="Times New Roman"/>
+          <w:color w:val="000000" w:themeColor="text1"/>
+          <w:sz w:val="28"/>
+          <w:szCs w:val="28"/>
+        </w:rPr>
+      </w:pPr>
+      <w:r>
+        <w:rPr>
+          <w:rFonts w:ascii="Times New Roman" w:hAnsi="Times New Roman" w:cs="Times New Roman"/>
+          <w:color w:val="000000" w:themeColor="text1"/>
+          <w:sz w:val="28"/>
+          <w:szCs w:val="28"/>
+        </w:rPr>
+        <w:t>Enums:</w:t>
+      </w:r>
+      <w:r>
+        <w:rPr>
+          <w:rFonts w:ascii="Times New Roman" w:hAnsi="Times New Roman" w:cs="Times New Roman"/>
+          <w:color w:val="000000" w:themeColor="text1"/>
+          <w:sz w:val="28"/>
+          <w:szCs w:val="28"/>
+        </w:rPr>
+        <w:t xml:space="preserve"> Đại diện cho một tập hợp các hằng số cố định</w:t>
+      </w:r>
+    </w:p>
+    <w:p>
+      <w:pPr>
+        <w:pStyle w:val="ListParagraph"/>
+        <w:numPr>
+          <w:ilvl w:val="0"/>
+          <w:numId w:val="8"/>
+        </w:numPr>
+        <w:rPr>
+          <w:rFonts w:ascii="Times New Roman" w:hAnsi="Times New Roman" w:cs="Times New Roman"/>
+          <w:color w:val="000000" w:themeColor="text1"/>
+          <w:sz w:val="28"/>
+          <w:szCs w:val="28"/>
+        </w:rPr>
+      </w:pPr>
+      <w:r>
+        <w:rPr>
+          <w:rFonts w:ascii="Times New Roman" w:hAnsi="Times New Roman" w:cs="Times New Roman"/>
+          <w:color w:val="000000" w:themeColor="text1"/>
+          <w:sz w:val="28"/>
+          <w:szCs w:val="28"/>
+        </w:rPr>
+        <w:t>Collections (List, Map, Set , …)</w:t>
+      </w:r>
+      <w:r>
+        <w:rPr>
+          <w:rFonts w:ascii="Times New Roman" w:hAnsi="Times New Roman" w:cs="Times New Roman"/>
+          <w:color w:val="000000" w:themeColor="text1"/>
+          <w:sz w:val="28"/>
+          <w:szCs w:val="28"/>
+        </w:rPr>
+        <w:t>: Các cấu trúc dữ liệu nâng cao để quản lý các đối tượng.</w:t>
+      </w:r>
+    </w:p>
+    <w:p>
+      <w:pPr>
+        <w:pStyle w:val="ListParagraph"/>
+        <w:numPr>
+          <w:ilvl w:val="1"/>
+          <w:numId w:val="1"/>
+        </w:numPr>
+        <w:rPr>
+          <w:rFonts w:ascii="Times New Roman" w:hAnsi="Times New Roman" w:cs="Times New Roman"/>
+          <w:b/>
+          <w:bCs/>
+          <w:color w:val="000000" w:themeColor="text1"/>
+          <w:sz w:val="28"/>
+          <w:szCs w:val="28"/>
+        </w:rPr>
+      </w:pPr>
+      <w:r>
+        <w:rPr>
+          <w:rFonts w:ascii="Times New Roman" w:hAnsi="Times New Roman" w:cs="Times New Roman"/>
+          <w:b/>
+          <w:bCs/>
+          <w:color w:val="000000" w:themeColor="text1"/>
+          <w:sz w:val="28"/>
+          <w:szCs w:val="28"/>
+        </w:rPr>
+        <w:t>Keywords (Các loại từ khóa)</w:t>
+      </w:r>
+    </w:p>
+    <w:p>
+      <w:pPr>
+        <w:pStyle w:val="ListParagraph"/>
+        <w:numPr>
+          <w:ilvl w:val="0"/>
+          <w:numId w:val="9"/>
+        </w:numPr>
+        <w:rPr>
+          <w:rFonts w:ascii="Times New Roman" w:hAnsi="Times New Roman" w:cs="Times New Roman"/>
+          <w:color w:val="000000" w:themeColor="text1"/>
+          <w:sz w:val="28"/>
+          <w:szCs w:val="28"/>
+        </w:rPr>
+      </w:pPr>
+      <w:r>
+        <w:rPr>
+          <w:rFonts w:ascii="Times New Roman" w:hAnsi="Times New Roman" w:cs="Times New Roman"/>
+          <w:color w:val="000000" w:themeColor="text1"/>
+          <w:sz w:val="28"/>
+          <w:szCs w:val="28"/>
+        </w:rPr>
+        <w:t xml:space="preserve">Từ khóa </w:t>
+      </w:r>
+      <w:r>
+        <w:rPr>
+          <w:rFonts w:ascii="Times New Roman" w:hAnsi="Times New Roman" w:cs="Times New Roman"/>
+          <w:i/>
+          <w:iCs/>
+          <w:color w:val="000000" w:themeColor="text1"/>
+          <w:sz w:val="28"/>
+          <w:szCs w:val="28"/>
+        </w:rPr>
+        <w:t>static</w:t>
+      </w:r>
+      <w:r>
+        <w:rPr>
+          <w:rFonts w:ascii="Times New Roman" w:hAnsi="Times New Roman" w:cs="Times New Roman"/>
+          <w:color w:val="000000" w:themeColor="text1"/>
+          <w:sz w:val="28"/>
+          <w:szCs w:val="28"/>
+        </w:rPr>
+        <w:t xml:space="preserve"> trong Java chủ yếu dùng để quản lý bộ nhớ . Chúng có thể áp dụng từ khóa </w:t>
+      </w:r>
+      <w:r>
+        <w:rPr>
+          <w:rFonts w:ascii="Times New Roman" w:hAnsi="Times New Roman" w:cs="Times New Roman"/>
+          <w:i/>
+          <w:iCs/>
+          <w:color w:val="000000" w:themeColor="text1"/>
+          <w:sz w:val="28"/>
+          <w:szCs w:val="28"/>
+        </w:rPr>
+        <w:t>static</w:t>
+      </w:r>
+      <w:r>
+        <w:rPr>
+          <w:rFonts w:ascii="Times New Roman" w:hAnsi="Times New Roman" w:cs="Times New Roman"/>
+          <w:color w:val="000000" w:themeColor="text1"/>
+          <w:sz w:val="28"/>
+          <w:szCs w:val="28"/>
+        </w:rPr>
+        <w:t xml:space="preserve"> với các biến, phương thức, khối và lớp lồng nhau. Từ khóa static thuộc về 1 lớp hơn là thể hiện lớp.</w:t>
+      </w:r>
+    </w:p>
+    <w:p>
+      <w:pPr>
+        <w:pStyle w:val="ListParagraph"/>
+        <w:numPr>
+          <w:ilvl w:val="0"/>
+          <w:numId w:val="9"/>
+        </w:numPr>
+        <w:rPr>
+          <w:rFonts w:ascii="Times New Roman" w:hAnsi="Times New Roman" w:cs="Times New Roman"/>
+          <w:color w:val="000000" w:themeColor="text1"/>
+          <w:sz w:val="28"/>
+          <w:szCs w:val="28"/>
+        </w:rPr>
+      </w:pPr>
+      <w:r>
+        <w:rPr>
+          <w:rFonts w:ascii="Times New Roman" w:hAnsi="Times New Roman" w:cs="Times New Roman"/>
+          <w:color w:val="000000" w:themeColor="text1"/>
+          <w:sz w:val="28"/>
+          <w:szCs w:val="28"/>
+        </w:rPr>
+        <w:t xml:space="preserve">Có thể sử dụng rất nhiều từ khóa </w:t>
+      </w:r>
+      <w:r>
+        <w:rPr>
+          <w:rFonts w:ascii="Times New Roman" w:hAnsi="Times New Roman" w:cs="Times New Roman"/>
+          <w:i/>
+          <w:iCs/>
+          <w:color w:val="000000" w:themeColor="text1"/>
+          <w:sz w:val="28"/>
+          <w:szCs w:val="28"/>
+        </w:rPr>
+        <w:t>this</w:t>
+      </w:r>
+      <w:r>
+        <w:rPr>
+          <w:rFonts w:ascii="Times New Roman" w:hAnsi="Times New Roman" w:cs="Times New Roman"/>
+          <w:color w:val="000000" w:themeColor="text1"/>
+          <w:sz w:val="28"/>
+          <w:szCs w:val="28"/>
+        </w:rPr>
+        <w:t xml:space="preserve"> trong </w:t>
+      </w:r>
+      <w:r>
+        <w:rPr>
+          <w:rFonts w:ascii="Times New Roman" w:hAnsi="Times New Roman" w:cs="Times New Roman"/>
+          <w:color w:val="000000" w:themeColor="text1"/>
+          <w:sz w:val="28"/>
+          <w:szCs w:val="28"/>
+        </w:rPr>
+        <w:t>J</w:t>
+      </w:r>
+      <w:r>
+        <w:rPr>
+          <w:rFonts w:ascii="Times New Roman" w:hAnsi="Times New Roman" w:cs="Times New Roman"/>
+          <w:color w:val="000000" w:themeColor="text1"/>
+          <w:sz w:val="28"/>
+          <w:szCs w:val="28"/>
+        </w:rPr>
+        <w:t xml:space="preserve">ava. Trong Java, </w:t>
+      </w:r>
+      <w:r>
+        <w:rPr>
+          <w:rFonts w:ascii="Times New Roman" w:hAnsi="Times New Roman" w:cs="Times New Roman"/>
+          <w:i/>
+          <w:iCs/>
+          <w:color w:val="000000" w:themeColor="text1"/>
+          <w:sz w:val="28"/>
+          <w:szCs w:val="28"/>
+        </w:rPr>
+        <w:t>this</w:t>
+      </w:r>
+      <w:r>
+        <w:rPr>
+          <w:rFonts w:ascii="Times New Roman" w:hAnsi="Times New Roman" w:cs="Times New Roman"/>
+          <w:color w:val="000000" w:themeColor="text1"/>
+          <w:sz w:val="28"/>
+          <w:szCs w:val="28"/>
+        </w:rPr>
+        <w:t xml:space="preserve"> là biến tham chiếu tham chiếu đến đối tượng hiện tại.</w:t>
+      </w:r>
+    </w:p>
+    <w:p>
+      <w:pPr>
+        <w:pStyle w:val="ListParagraph"/>
+        <w:numPr>
+          <w:ilvl w:val="0"/>
+          <w:numId w:val="1"/>
+        </w:numPr>
+        <w:rPr>
+          <w:rFonts w:ascii="Times New Roman" w:hAnsi="Times New Roman" w:cs="Times New Roman"/>
+          <w:b/>
+          <w:bCs/>
+          <w:color w:val="000000" w:themeColor="text1"/>
+          <w:sz w:val="32"/>
+          <w:szCs w:val="32"/>
+        </w:rPr>
+      </w:pPr>
+      <w:r>
+        <w:rPr>
+          <w:rFonts w:ascii="Times New Roman" w:hAnsi="Times New Roman" w:cs="Times New Roman"/>
+          <w:b/>
+          <w:bCs/>
+          <w:color w:val="000000" w:themeColor="text1"/>
+          <w:sz w:val="32"/>
+          <w:szCs w:val="32"/>
+        </w:rPr>
+        <w:t>Java Operators</w:t>
+      </w:r>
+    </w:p>
+    <w:p>
+      <w:pPr>
+        <w:ind w:left="360"/>
+        <w:rPr>
+          <w:rFonts w:ascii="Times New Roman" w:hAnsi="Times New Roman" w:cs="Times New Roman"/>
+          <w:color w:val="000000" w:themeColor="text1"/>
+          <w:sz w:val="28"/>
+          <w:szCs w:val="28"/>
+        </w:rPr>
+      </w:pPr>
+      <w:r>
+        <w:rPr>
+          <w:rFonts w:ascii="Times New Roman" w:hAnsi="Times New Roman" w:cs="Times New Roman"/>
+          <w:b/>
+          <w:bCs/>
+          <w:color w:val="000000" w:themeColor="text1"/>
+          <w:sz w:val="28"/>
+          <w:szCs w:val="28"/>
+        </w:rPr>
+        <w:t xml:space="preserve">Java Operators </w:t>
+      </w:r>
+      <w:r>
+        <w:rPr>
+          <w:rFonts w:ascii="Times New Roman" w:hAnsi="Times New Roman" w:cs="Times New Roman"/>
+          <w:color w:val="000000" w:themeColor="text1"/>
+          <w:sz w:val="28"/>
+          <w:szCs w:val="28"/>
+        </w:rPr>
+        <w:t xml:space="preserve">là </w:t>
+      </w:r>
+      <w:r>
+        <w:rPr>
+          <w:rFonts w:ascii="Times New Roman" w:hAnsi="Times New Roman" w:cs="Times New Roman"/>
+          <w:color w:val="000000" w:themeColor="text1"/>
+          <w:sz w:val="28"/>
+          <w:szCs w:val="28"/>
+        </w:rPr>
+        <w:t>các toán tử trong Java gồm các kí tự đặc biệt để thực hiện các phép tính biến hoặc các giá trị. Các toán tử này giúp thực hiện các phép tính và logic trong lập trình Java một cách hiệu quả và linh hoạt</w:t>
+      </w:r>
+    </w:p>
+    <w:p>
+      <w:pPr>
+        <w:pStyle w:val="ListParagraph"/>
+        <w:numPr>
+          <w:ilvl w:val="1"/>
+          <w:numId w:val="1"/>
+        </w:numPr>
+        <w:rPr>
+          <w:rFonts w:ascii="Times New Roman" w:hAnsi="Times New Roman" w:cs="Times New Roman"/>
+          <w:b/>
+          <w:bCs/>
+          <w:color w:val="000000" w:themeColor="text1"/>
+          <w:sz w:val="28"/>
+          <w:szCs w:val="28"/>
+        </w:rPr>
+      </w:pPr>
+      <w:r>
+        <w:rPr>
+          <w:rFonts w:ascii="Times New Roman" w:hAnsi="Times New Roman" w:cs="Times New Roman"/>
+          <w:b/>
+          <w:bCs/>
+          <w:color w:val="000000" w:themeColor="text1"/>
+          <w:sz w:val="28"/>
+          <w:szCs w:val="28"/>
+        </w:rPr>
+        <w:t>Arithmetic Operators (Toán tử số học)</w:t>
+      </w:r>
+    </w:p>
+    <w:p>
+      <w:pPr>
+        <w:ind w:left="360"/>
+        <w:rPr>
+          <w:rFonts w:ascii="Times New Roman" w:hAnsi="Times New Roman" w:cs="Times New Roman"/>
+          <w:color w:val="000000" w:themeColor="text1"/>
+          <w:sz w:val="28"/>
+          <w:szCs w:val="28"/>
+        </w:rPr>
+      </w:pPr>
+      <w:r>
+        <w:rPr>
+          <w:rFonts w:ascii="Times New Roman" w:hAnsi="Times New Roman" w:cs="Times New Roman"/>
+          <w:color w:val="000000" w:themeColor="text1"/>
+          <w:sz w:val="28"/>
+          <w:szCs w:val="28"/>
+        </w:rPr>
+        <w:t>Được sử dụng để thực hiện các toán tử cơ bản.</w:t>
+      </w:r>
+    </w:p>
+    <w:tbl>
+      <w:tblPr>
+        <w:tblW w:w="8788" w:type="dxa"/>
+        <w:tblInd w:w="281" w:type="dxa"/>
+        <w:tblCellMar>
+          <w:top w:w="15" w:type="dxa"/>
+          <w:left w:w="15" w:type="dxa"/>
+          <w:bottom w:w="15" w:type="dxa"/>
+          <w:right w:w="15" w:type="dxa"/>
+        </w:tblCellMar>
+        <w:tblLook w:val="04A0" w:firstRow="1" w:lastRow="0" w:firstColumn="1" w:lastColumn="0" w:noHBand="0" w:noVBand="1"/>
+      </w:tblPr>
+      <w:tblGrid>
+        <w:gridCol w:w="1559"/>
+        <w:gridCol w:w="3260"/>
+        <w:gridCol w:w="3969"/>
+      </w:tblGrid>
+      <w:tr>
+        <w:trPr>
+          <w:tblHeader/>
+        </w:trPr>
+        <w:tc>
+          <w:tcPr>
+            <w:tcW w:w="1559" w:type="dxa"/>
+            <w:tcBorders>
+              <w:top w:val="single" w:sz="2" w:space="0" w:color="auto"/>
+              <w:left w:val="single" w:sz="2" w:space="0" w:color="auto"/>
+              <w:bottom w:val="single" w:sz="4" w:space="0" w:color="auto"/>
+              <w:right w:val="single" w:sz="2" w:space="0" w:color="auto"/>
+            </w:tcBorders>
+            <w:shd w:val="clear" w:color="auto" w:fill="A3DBFF"/>
+            <w:vAlign w:val="center"/>
+            <w:hideMark/>
+          </w:tcPr>
+          <w:p>
+            <w:pPr>
+              <w:ind w:left="360"/>
+              <w:rPr>
+                <w:rFonts w:ascii="Times New Roman" w:hAnsi="Times New Roman" w:cs="Times New Roman"/>
+                <w:b/>
+                <w:bCs/>
+                <w:color w:val="000000" w:themeColor="text1"/>
+                <w:sz w:val="28"/>
+                <w:szCs w:val="28"/>
+              </w:rPr>
+            </w:pPr>
+            <w:r>
+              <w:rPr>
+                <w:rFonts w:ascii="Times New Roman" w:hAnsi="Times New Roman" w:cs="Times New Roman"/>
+                <w:b/>
+                <w:bCs/>
+                <w:color w:val="000000" w:themeColor="text1"/>
+                <w:sz w:val="28"/>
+                <w:szCs w:val="28"/>
+              </w:rPr>
+              <w:t>Toán tử</w:t>
+            </w:r>
+          </w:p>
+        </w:tc>
+        <w:tc>
+          <w:tcPr>
+            <w:tcW w:w="3260" w:type="dxa"/>
+            <w:tcBorders>
+              <w:top w:val="single" w:sz="2" w:space="0" w:color="auto"/>
+              <w:left w:val="single" w:sz="2" w:space="0" w:color="auto"/>
+              <w:bottom w:val="single" w:sz="4" w:space="0" w:color="auto"/>
+              <w:right w:val="single" w:sz="2" w:space="0" w:color="auto"/>
+            </w:tcBorders>
+            <w:shd w:val="clear" w:color="auto" w:fill="A3DBFF"/>
+            <w:vAlign w:val="center"/>
+            <w:hideMark/>
+          </w:tcPr>
+          <w:p>
+            <w:pPr>
+              <w:ind w:left="360"/>
+              <w:rPr>
+                <w:rFonts w:ascii="Times New Roman" w:hAnsi="Times New Roman" w:cs="Times New Roman"/>
+                <w:b/>
+                <w:bCs/>
+                <w:color w:val="000000" w:themeColor="text1"/>
+                <w:sz w:val="28"/>
+                <w:szCs w:val="28"/>
+              </w:rPr>
+            </w:pPr>
+            <w:r>
+              <w:rPr>
+                <w:rFonts w:ascii="Times New Roman" w:hAnsi="Times New Roman" w:cs="Times New Roman"/>
+                <w:b/>
+                <w:bCs/>
+                <w:color w:val="000000" w:themeColor="text1"/>
+                <w:sz w:val="28"/>
+                <w:szCs w:val="28"/>
+              </w:rPr>
+              <w:t>Mô tả</w:t>
+            </w:r>
+          </w:p>
+        </w:tc>
+        <w:tc>
+          <w:tcPr>
+            <w:tcW w:w="3969" w:type="dxa"/>
+            <w:tcBorders>
+              <w:top w:val="single" w:sz="2" w:space="0" w:color="auto"/>
+              <w:left w:val="single" w:sz="2" w:space="0" w:color="auto"/>
+              <w:bottom w:val="single" w:sz="4" w:space="0" w:color="auto"/>
+              <w:right w:val="single" w:sz="2" w:space="0" w:color="auto"/>
+            </w:tcBorders>
+            <w:shd w:val="clear" w:color="auto" w:fill="A3DBFF"/>
+            <w:vAlign w:val="center"/>
+            <w:hideMark/>
+          </w:tcPr>
+          <w:p>
+            <w:pPr>
+              <w:ind w:left="360"/>
+              <w:rPr>
+                <w:rFonts w:ascii="Times New Roman" w:hAnsi="Times New Roman" w:cs="Times New Roman"/>
+                <w:b/>
+                <w:bCs/>
+                <w:color w:val="000000" w:themeColor="text1"/>
+                <w:sz w:val="28"/>
+                <w:szCs w:val="28"/>
+              </w:rPr>
+            </w:pPr>
+            <w:r>
+              <w:rPr>
+                <w:rFonts w:ascii="Times New Roman" w:hAnsi="Times New Roman" w:cs="Times New Roman"/>
+                <w:b/>
+                <w:bCs/>
+                <w:color w:val="000000" w:themeColor="text1"/>
+                <w:sz w:val="28"/>
+                <w:szCs w:val="28"/>
+              </w:rPr>
+              <w:t>Ví dụ</w:t>
+            </w:r>
+          </w:p>
+        </w:tc>
+      </w:tr>
+      <w:tr>
+        <w:tc>
+          <w:tcPr>
+            <w:tcW w:w="1559" w:type="dxa"/>
+            <w:tcBorders>
+              <w:top w:val="single" w:sz="2" w:space="0" w:color="auto"/>
+              <w:left w:val="single" w:sz="2" w:space="0" w:color="auto"/>
+              <w:bottom w:val="single" w:sz="4" w:space="0" w:color="auto"/>
+              <w:right w:val="single" w:sz="2" w:space="0" w:color="auto"/>
+            </w:tcBorders>
+            <w:shd w:val="clear" w:color="auto" w:fill="FFFFFF"/>
+            <w:vAlign w:val="center"/>
+            <w:hideMark/>
+          </w:tcPr>
+          <w:p>
+            <w:pPr>
+              <w:ind w:left="360"/>
+              <w:rPr>
+                <w:rFonts w:ascii="Times New Roman" w:hAnsi="Times New Roman" w:cs="Times New Roman"/>
+                <w:color w:val="000000" w:themeColor="text1"/>
+                <w:sz w:val="28"/>
+                <w:szCs w:val="28"/>
+              </w:rPr>
+            </w:pPr>
+            <w:r>
+              <w:rPr>
+                <w:rFonts w:ascii="Times New Roman" w:hAnsi="Times New Roman" w:cs="Times New Roman"/>
+                <w:color w:val="000000" w:themeColor="text1"/>
+                <w:sz w:val="28"/>
+                <w:szCs w:val="28"/>
+              </w:rPr>
+              <w:t>+</w:t>
+            </w:r>
+          </w:p>
+        </w:tc>
+        <w:tc>
+          <w:tcPr>
+            <w:tcW w:w="3260" w:type="dxa"/>
+            <w:tcBorders>
+              <w:top w:val="single" w:sz="2" w:space="0" w:color="auto"/>
+              <w:left w:val="single" w:sz="2" w:space="0" w:color="auto"/>
+              <w:bottom w:val="single" w:sz="4" w:space="0" w:color="auto"/>
+              <w:right w:val="single" w:sz="2" w:space="0" w:color="auto"/>
+            </w:tcBorders>
+            <w:shd w:val="clear" w:color="auto" w:fill="FFFFFF"/>
+            <w:vAlign w:val="center"/>
+            <w:hideMark/>
+          </w:tcPr>
+          <w:p>
+            <w:pPr>
+              <w:ind w:left="360"/>
+              <w:rPr>
+                <w:rFonts w:ascii="Times New Roman" w:hAnsi="Times New Roman" w:cs="Times New Roman"/>
+                <w:color w:val="000000" w:themeColor="text1"/>
+                <w:sz w:val="28"/>
+                <w:szCs w:val="28"/>
+              </w:rPr>
+            </w:pPr>
+            <w:r>
+              <w:rPr>
+                <w:rFonts w:ascii="Times New Roman" w:hAnsi="Times New Roman" w:cs="Times New Roman"/>
+                <w:color w:val="000000" w:themeColor="text1"/>
+                <w:sz w:val="28"/>
+                <w:szCs w:val="28"/>
+              </w:rPr>
+              <w:t>Phép cộng</w:t>
+            </w:r>
+          </w:p>
+        </w:tc>
+        <w:tc>
+          <w:tcPr>
+            <w:tcW w:w="3969" w:type="dxa"/>
+            <w:tcBorders>
+              <w:top w:val="single" w:sz="2" w:space="0" w:color="auto"/>
+              <w:left w:val="single" w:sz="2" w:space="0" w:color="auto"/>
+              <w:bottom w:val="single" w:sz="4" w:space="0" w:color="auto"/>
+              <w:right w:val="single" w:sz="2" w:space="0" w:color="auto"/>
+            </w:tcBorders>
+            <w:shd w:val="clear" w:color="auto" w:fill="FFFFFF"/>
+            <w:vAlign w:val="center"/>
+            <w:hideMark/>
+          </w:tcPr>
+          <w:p>
+            <w:pPr>
+              <w:ind w:left="360" w:right="2673"/>
+              <w:rPr>
+                <w:rFonts w:ascii="Times New Roman" w:hAnsi="Times New Roman" w:cs="Times New Roman"/>
+                <w:color w:val="000000" w:themeColor="text1"/>
+                <w:sz w:val="28"/>
+                <w:szCs w:val="28"/>
+              </w:rPr>
+            </w:pPr>
+            <w:r>
+              <w:rPr>
+                <w:rFonts w:ascii="Times New Roman" w:hAnsi="Times New Roman" w:cs="Times New Roman"/>
+                <w:color w:val="000000" w:themeColor="text1"/>
+                <w:sz w:val="28"/>
+                <w:szCs w:val="28"/>
+              </w:rPr>
+              <w:t>a + b</w:t>
+            </w:r>
+          </w:p>
+        </w:tc>
+      </w:tr>
+      <w:tr>
+        <w:tc>
+          <w:tcPr>
+            <w:tcW w:w="1559" w:type="dxa"/>
+            <w:tcBorders>
+              <w:top w:val="single" w:sz="2" w:space="0" w:color="auto"/>
+              <w:left w:val="single" w:sz="2" w:space="0" w:color="auto"/>
+              <w:bottom w:val="single" w:sz="4" w:space="0" w:color="auto"/>
+              <w:right w:val="single" w:sz="2" w:space="0" w:color="auto"/>
+            </w:tcBorders>
+            <w:shd w:val="clear" w:color="auto" w:fill="FFFFFF"/>
+            <w:vAlign w:val="center"/>
+            <w:hideMark/>
+          </w:tcPr>
+          <w:p>
+            <w:pPr>
+              <w:ind w:left="360"/>
+              <w:rPr>
+                <w:rFonts w:ascii="Times New Roman" w:hAnsi="Times New Roman" w:cs="Times New Roman"/>
+                <w:color w:val="000000" w:themeColor="text1"/>
+                <w:sz w:val="28"/>
+                <w:szCs w:val="28"/>
+              </w:rPr>
+            </w:pPr>
+            <w:r>
+              <w:rPr>
+                <w:rFonts w:ascii="Times New Roman" w:hAnsi="Times New Roman" w:cs="Times New Roman"/>
+                <w:color w:val="000000" w:themeColor="text1"/>
+                <w:sz w:val="28"/>
+                <w:szCs w:val="28"/>
+              </w:rPr>
+              <w:t>-</w:t>
+            </w:r>
+          </w:p>
+        </w:tc>
+        <w:tc>
+          <w:tcPr>
+            <w:tcW w:w="3260" w:type="dxa"/>
+            <w:tcBorders>
+              <w:top w:val="single" w:sz="2" w:space="0" w:color="auto"/>
+              <w:left w:val="single" w:sz="2" w:space="0" w:color="auto"/>
+              <w:bottom w:val="single" w:sz="4" w:space="0" w:color="auto"/>
+              <w:right w:val="single" w:sz="2" w:space="0" w:color="auto"/>
+            </w:tcBorders>
+            <w:shd w:val="clear" w:color="auto" w:fill="FFFFFF"/>
+            <w:vAlign w:val="center"/>
+            <w:hideMark/>
+          </w:tcPr>
+          <w:p>
+            <w:pPr>
+              <w:ind w:left="360"/>
+              <w:rPr>
+                <w:rFonts w:ascii="Times New Roman" w:hAnsi="Times New Roman" w:cs="Times New Roman"/>
+                <w:color w:val="000000" w:themeColor="text1"/>
+                <w:sz w:val="28"/>
+                <w:szCs w:val="28"/>
+              </w:rPr>
+            </w:pPr>
+            <w:r>
+              <w:rPr>
+                <w:rFonts w:ascii="Times New Roman" w:hAnsi="Times New Roman" w:cs="Times New Roman"/>
+                <w:color w:val="000000" w:themeColor="text1"/>
+                <w:sz w:val="28"/>
+                <w:szCs w:val="28"/>
+              </w:rPr>
+              <w:t>Phép trừ</w:t>
+            </w:r>
+          </w:p>
+        </w:tc>
+        <w:tc>
+          <w:tcPr>
+            <w:tcW w:w="3969" w:type="dxa"/>
+            <w:tcBorders>
+              <w:top w:val="single" w:sz="2" w:space="0" w:color="auto"/>
+              <w:left w:val="single" w:sz="2" w:space="0" w:color="auto"/>
+              <w:bottom w:val="single" w:sz="4" w:space="0" w:color="auto"/>
+              <w:right w:val="single" w:sz="2" w:space="0" w:color="auto"/>
+            </w:tcBorders>
+            <w:shd w:val="clear" w:color="auto" w:fill="FFFFFF"/>
+            <w:vAlign w:val="center"/>
+            <w:hideMark/>
+          </w:tcPr>
+          <w:p>
+            <w:pPr>
+              <w:ind w:left="360"/>
+              <w:rPr>
+                <w:rFonts w:ascii="Times New Roman" w:hAnsi="Times New Roman" w:cs="Times New Roman"/>
+                <w:color w:val="000000" w:themeColor="text1"/>
+                <w:sz w:val="28"/>
+                <w:szCs w:val="28"/>
+              </w:rPr>
+            </w:pPr>
+            <w:r>
+              <w:rPr>
+                <w:rFonts w:ascii="Times New Roman" w:hAnsi="Times New Roman" w:cs="Times New Roman"/>
+                <w:color w:val="000000" w:themeColor="text1"/>
+                <w:sz w:val="28"/>
+                <w:szCs w:val="28"/>
+              </w:rPr>
+              <w:t>a - b</w:t>
+            </w:r>
+          </w:p>
+        </w:tc>
+      </w:tr>
+      <w:tr>
+        <w:tc>
+          <w:tcPr>
+            <w:tcW w:w="1559" w:type="dxa"/>
+            <w:tcBorders>
+              <w:top w:val="single" w:sz="2" w:space="0" w:color="auto"/>
+              <w:left w:val="single" w:sz="2" w:space="0" w:color="auto"/>
+              <w:bottom w:val="single" w:sz="4" w:space="0" w:color="auto"/>
+              <w:right w:val="single" w:sz="2" w:space="0" w:color="auto"/>
+            </w:tcBorders>
+            <w:shd w:val="clear" w:color="auto" w:fill="FFFFFF"/>
+            <w:vAlign w:val="center"/>
+            <w:hideMark/>
+          </w:tcPr>
+          <w:p>
+            <w:pPr>
+              <w:ind w:left="360"/>
+              <w:rPr>
+                <w:rFonts w:ascii="Times New Roman" w:hAnsi="Times New Roman" w:cs="Times New Roman"/>
+                <w:color w:val="000000" w:themeColor="text1"/>
+                <w:sz w:val="28"/>
+                <w:szCs w:val="28"/>
+              </w:rPr>
+            </w:pPr>
+            <w:r>
+              <w:rPr>
+                <w:rFonts w:ascii="Times New Roman" w:hAnsi="Times New Roman" w:cs="Times New Roman"/>
+                <w:color w:val="000000" w:themeColor="text1"/>
+                <w:sz w:val="28"/>
+                <w:szCs w:val="28"/>
+              </w:rPr>
+              <w:t>*</w:t>
+            </w:r>
+          </w:p>
+        </w:tc>
+        <w:tc>
+          <w:tcPr>
+            <w:tcW w:w="3260" w:type="dxa"/>
+            <w:tcBorders>
+              <w:top w:val="single" w:sz="2" w:space="0" w:color="auto"/>
+              <w:left w:val="single" w:sz="2" w:space="0" w:color="auto"/>
+              <w:bottom w:val="single" w:sz="4" w:space="0" w:color="auto"/>
+              <w:right w:val="single" w:sz="2" w:space="0" w:color="auto"/>
+            </w:tcBorders>
+            <w:shd w:val="clear" w:color="auto" w:fill="FFFFFF"/>
+            <w:vAlign w:val="center"/>
+            <w:hideMark/>
+          </w:tcPr>
+          <w:p>
+            <w:pPr>
+              <w:ind w:left="360"/>
+              <w:rPr>
+                <w:rFonts w:ascii="Times New Roman" w:hAnsi="Times New Roman" w:cs="Times New Roman"/>
+                <w:color w:val="000000" w:themeColor="text1"/>
+                <w:sz w:val="28"/>
+                <w:szCs w:val="28"/>
+              </w:rPr>
+            </w:pPr>
+            <w:r>
+              <w:rPr>
+                <w:rFonts w:ascii="Times New Roman" w:hAnsi="Times New Roman" w:cs="Times New Roman"/>
+                <w:color w:val="000000" w:themeColor="text1"/>
+                <w:sz w:val="28"/>
+                <w:szCs w:val="28"/>
+              </w:rPr>
+              <w:t>Phép nhân</w:t>
+            </w:r>
+          </w:p>
+        </w:tc>
+        <w:tc>
+          <w:tcPr>
+            <w:tcW w:w="3969" w:type="dxa"/>
+            <w:tcBorders>
+              <w:top w:val="single" w:sz="2" w:space="0" w:color="auto"/>
+              <w:left w:val="single" w:sz="2" w:space="0" w:color="auto"/>
+              <w:bottom w:val="single" w:sz="4" w:space="0" w:color="auto"/>
+              <w:right w:val="single" w:sz="2" w:space="0" w:color="auto"/>
+            </w:tcBorders>
+            <w:shd w:val="clear" w:color="auto" w:fill="FFFFFF"/>
+            <w:vAlign w:val="center"/>
+            <w:hideMark/>
+          </w:tcPr>
+          <w:p>
+            <w:pPr>
+              <w:ind w:left="360"/>
+              <w:rPr>
+                <w:rFonts w:ascii="Times New Roman" w:hAnsi="Times New Roman" w:cs="Times New Roman"/>
+                <w:color w:val="000000" w:themeColor="text1"/>
+                <w:sz w:val="28"/>
+                <w:szCs w:val="28"/>
+              </w:rPr>
+            </w:pPr>
+            <w:r>
+              <w:rPr>
+                <w:rFonts w:ascii="Times New Roman" w:hAnsi="Times New Roman" w:cs="Times New Roman"/>
+                <w:color w:val="000000" w:themeColor="text1"/>
+                <w:sz w:val="28"/>
+                <w:szCs w:val="28"/>
+              </w:rPr>
+              <w:t>a * b</w:t>
+            </w:r>
+          </w:p>
+        </w:tc>
+      </w:tr>
+      <w:tr>
+        <w:tc>
+          <w:tcPr>
+            <w:tcW w:w="1559" w:type="dxa"/>
+            <w:tcBorders>
+              <w:top w:val="single" w:sz="2" w:space="0" w:color="auto"/>
+              <w:left w:val="single" w:sz="2" w:space="0" w:color="auto"/>
+              <w:bottom w:val="single" w:sz="4" w:space="0" w:color="auto"/>
+              <w:right w:val="single" w:sz="2" w:space="0" w:color="auto"/>
+            </w:tcBorders>
+            <w:shd w:val="clear" w:color="auto" w:fill="FFFFFF"/>
+            <w:vAlign w:val="center"/>
+            <w:hideMark/>
+          </w:tcPr>
+          <w:p>
+            <w:pPr>
+              <w:ind w:left="360"/>
+              <w:rPr>
+                <w:rFonts w:ascii="Times New Roman" w:hAnsi="Times New Roman" w:cs="Times New Roman"/>
+                <w:color w:val="000000" w:themeColor="text1"/>
+                <w:sz w:val="28"/>
+                <w:szCs w:val="28"/>
+              </w:rPr>
+            </w:pPr>
+            <w:r>
+              <w:rPr>
+                <w:rFonts w:ascii="Times New Roman" w:hAnsi="Times New Roman" w:cs="Times New Roman"/>
+                <w:color w:val="000000" w:themeColor="text1"/>
+                <w:sz w:val="28"/>
+                <w:szCs w:val="28"/>
+              </w:rPr>
+              <w:t>/</w:t>
+            </w:r>
+          </w:p>
+        </w:tc>
+        <w:tc>
+          <w:tcPr>
+            <w:tcW w:w="3260" w:type="dxa"/>
+            <w:tcBorders>
+              <w:top w:val="single" w:sz="2" w:space="0" w:color="auto"/>
+              <w:left w:val="single" w:sz="2" w:space="0" w:color="auto"/>
+              <w:bottom w:val="single" w:sz="4" w:space="0" w:color="auto"/>
+              <w:right w:val="single" w:sz="2" w:space="0" w:color="auto"/>
+            </w:tcBorders>
+            <w:shd w:val="clear" w:color="auto" w:fill="FFFFFF"/>
+            <w:vAlign w:val="center"/>
+            <w:hideMark/>
+          </w:tcPr>
+          <w:p>
+            <w:pPr>
+              <w:ind w:left="360"/>
+              <w:rPr>
+                <w:rFonts w:ascii="Times New Roman" w:hAnsi="Times New Roman" w:cs="Times New Roman"/>
+                <w:color w:val="000000" w:themeColor="text1"/>
+                <w:sz w:val="28"/>
+                <w:szCs w:val="28"/>
+              </w:rPr>
+            </w:pPr>
+            <w:r>
+              <w:rPr>
+                <w:rFonts w:ascii="Times New Roman" w:hAnsi="Times New Roman" w:cs="Times New Roman"/>
+                <w:color w:val="000000" w:themeColor="text1"/>
+                <w:sz w:val="28"/>
+                <w:szCs w:val="28"/>
+              </w:rPr>
+              <w:t>Phép chia</w:t>
+            </w:r>
+          </w:p>
+        </w:tc>
+        <w:tc>
+          <w:tcPr>
+            <w:tcW w:w="3969" w:type="dxa"/>
+            <w:tcBorders>
+              <w:top w:val="single" w:sz="2" w:space="0" w:color="auto"/>
+              <w:left w:val="single" w:sz="2" w:space="0" w:color="auto"/>
+              <w:bottom w:val="single" w:sz="4" w:space="0" w:color="auto"/>
+              <w:right w:val="single" w:sz="2" w:space="0" w:color="auto"/>
+            </w:tcBorders>
+            <w:shd w:val="clear" w:color="auto" w:fill="FFFFFF"/>
+            <w:vAlign w:val="center"/>
+            <w:hideMark/>
+          </w:tcPr>
+          <w:p>
+            <w:pPr>
+              <w:ind w:left="360"/>
+              <w:rPr>
+                <w:rFonts w:ascii="Times New Roman" w:hAnsi="Times New Roman" w:cs="Times New Roman"/>
+                <w:color w:val="000000" w:themeColor="text1"/>
+                <w:sz w:val="28"/>
+                <w:szCs w:val="28"/>
+              </w:rPr>
+            </w:pPr>
+            <w:r>
+              <w:rPr>
+                <w:rFonts w:ascii="Times New Roman" w:hAnsi="Times New Roman" w:cs="Times New Roman"/>
+                <w:color w:val="000000" w:themeColor="text1"/>
+                <w:sz w:val="28"/>
+                <w:szCs w:val="28"/>
+              </w:rPr>
+              <w:t>a / b</w:t>
+            </w:r>
+          </w:p>
+        </w:tc>
+      </w:tr>
+      <w:tr>
+        <w:tc>
+          <w:tcPr>
+            <w:tcW w:w="1559" w:type="dxa"/>
+            <w:tcBorders>
+              <w:top w:val="single" w:sz="2" w:space="0" w:color="auto"/>
+              <w:left w:val="single" w:sz="2" w:space="0" w:color="auto"/>
+              <w:bottom w:val="single" w:sz="4" w:space="0" w:color="auto"/>
+              <w:right w:val="single" w:sz="2" w:space="0" w:color="auto"/>
+            </w:tcBorders>
+            <w:shd w:val="clear" w:color="auto" w:fill="FFFFFF"/>
+            <w:vAlign w:val="center"/>
+            <w:hideMark/>
+          </w:tcPr>
+          <w:p>
+            <w:pPr>
+              <w:ind w:left="360"/>
+              <w:rPr>
+                <w:rFonts w:ascii="Times New Roman" w:hAnsi="Times New Roman" w:cs="Times New Roman"/>
+                <w:color w:val="000000" w:themeColor="text1"/>
+                <w:sz w:val="28"/>
+                <w:szCs w:val="28"/>
+              </w:rPr>
+            </w:pPr>
+            <w:r>
+              <w:rPr>
+                <w:rFonts w:ascii="Times New Roman" w:hAnsi="Times New Roman" w:cs="Times New Roman"/>
+                <w:color w:val="000000" w:themeColor="text1"/>
+                <w:sz w:val="28"/>
+                <w:szCs w:val="28"/>
+              </w:rPr>
+              <w:t>%</w:t>
+            </w:r>
+          </w:p>
+        </w:tc>
+        <w:tc>
+          <w:tcPr>
+            <w:tcW w:w="3260" w:type="dxa"/>
+            <w:tcBorders>
+              <w:top w:val="single" w:sz="2" w:space="0" w:color="auto"/>
+              <w:left w:val="single" w:sz="2" w:space="0" w:color="auto"/>
+              <w:bottom w:val="single" w:sz="4" w:space="0" w:color="auto"/>
+              <w:right w:val="single" w:sz="2" w:space="0" w:color="auto"/>
+            </w:tcBorders>
+            <w:shd w:val="clear" w:color="auto" w:fill="FFFFFF"/>
+            <w:vAlign w:val="center"/>
+            <w:hideMark/>
+          </w:tcPr>
+          <w:p>
+            <w:pPr>
+              <w:ind w:left="360"/>
+              <w:rPr>
+                <w:rFonts w:ascii="Times New Roman" w:hAnsi="Times New Roman" w:cs="Times New Roman"/>
+                <w:color w:val="000000" w:themeColor="text1"/>
+                <w:sz w:val="28"/>
+                <w:szCs w:val="28"/>
+              </w:rPr>
+            </w:pPr>
+            <w:r>
+              <w:rPr>
+                <w:rFonts w:ascii="Times New Roman" w:hAnsi="Times New Roman" w:cs="Times New Roman"/>
+                <w:color w:val="000000" w:themeColor="text1"/>
+                <w:sz w:val="28"/>
+                <w:szCs w:val="28"/>
+              </w:rPr>
+              <w:t>Phép chia lấy dư</w:t>
+            </w:r>
+          </w:p>
+        </w:tc>
+        <w:tc>
+          <w:tcPr>
+            <w:tcW w:w="3969" w:type="dxa"/>
+            <w:tcBorders>
+              <w:top w:val="single" w:sz="2" w:space="0" w:color="auto"/>
+              <w:left w:val="single" w:sz="2" w:space="0" w:color="auto"/>
+              <w:bottom w:val="single" w:sz="4" w:space="0" w:color="auto"/>
+              <w:right w:val="single" w:sz="2" w:space="0" w:color="auto"/>
+            </w:tcBorders>
+            <w:shd w:val="clear" w:color="auto" w:fill="FFFFFF"/>
+            <w:vAlign w:val="center"/>
+            <w:hideMark/>
+          </w:tcPr>
+          <w:p>
+            <w:pPr>
+              <w:ind w:left="360"/>
+              <w:rPr>
+                <w:rFonts w:ascii="Times New Roman" w:hAnsi="Times New Roman" w:cs="Times New Roman"/>
+                <w:color w:val="000000" w:themeColor="text1"/>
+                <w:sz w:val="28"/>
+                <w:szCs w:val="28"/>
+              </w:rPr>
+            </w:pPr>
+            <w:r>
+              <w:rPr>
+                <w:rFonts w:ascii="Times New Roman" w:hAnsi="Times New Roman" w:cs="Times New Roman"/>
+                <w:color w:val="000000" w:themeColor="text1"/>
+                <w:sz w:val="28"/>
+                <w:szCs w:val="28"/>
+              </w:rPr>
+              <w:t>a % b</w:t>
+            </w:r>
+          </w:p>
+        </w:tc>
+      </w:tr>
+      <w:tr>
+        <w:tc>
+          <w:tcPr>
+            <w:tcW w:w="1559" w:type="dxa"/>
+            <w:tcBorders>
+              <w:top w:val="single" w:sz="2" w:space="0" w:color="auto"/>
+              <w:left w:val="single" w:sz="2" w:space="0" w:color="auto"/>
+              <w:bottom w:val="single" w:sz="4" w:space="0" w:color="auto"/>
+              <w:right w:val="single" w:sz="2" w:space="0" w:color="auto"/>
+            </w:tcBorders>
+            <w:shd w:val="clear" w:color="auto" w:fill="FFFFFF"/>
+            <w:vAlign w:val="center"/>
+            <w:hideMark/>
+          </w:tcPr>
+          <w:p>
+            <w:pPr>
+              <w:ind w:left="360"/>
+              <w:rPr>
+                <w:rFonts w:ascii="Times New Roman" w:hAnsi="Times New Roman" w:cs="Times New Roman"/>
+                <w:color w:val="000000" w:themeColor="text1"/>
+                <w:sz w:val="28"/>
+                <w:szCs w:val="28"/>
+              </w:rPr>
+            </w:pPr>
+            <w:r>
+              <w:rPr>
+                <w:rFonts w:ascii="Times New Roman" w:hAnsi="Times New Roman" w:cs="Times New Roman"/>
+                <w:color w:val="000000" w:themeColor="text1"/>
+                <w:sz w:val="28"/>
+                <w:szCs w:val="28"/>
+              </w:rPr>
+              <w:t>++</w:t>
+            </w:r>
+          </w:p>
+        </w:tc>
+        <w:tc>
+          <w:tcPr>
+            <w:tcW w:w="3260" w:type="dxa"/>
+            <w:tcBorders>
+              <w:top w:val="single" w:sz="2" w:space="0" w:color="auto"/>
+              <w:left w:val="single" w:sz="2" w:space="0" w:color="auto"/>
+              <w:bottom w:val="single" w:sz="4" w:space="0" w:color="auto"/>
+              <w:right w:val="single" w:sz="2" w:space="0" w:color="auto"/>
+            </w:tcBorders>
+            <w:shd w:val="clear" w:color="auto" w:fill="FFFFFF"/>
+            <w:vAlign w:val="center"/>
+            <w:hideMark/>
+          </w:tcPr>
+          <w:p>
+            <w:pPr>
+              <w:ind w:left="360"/>
+              <w:rPr>
+                <w:rFonts w:ascii="Times New Roman" w:hAnsi="Times New Roman" w:cs="Times New Roman"/>
+                <w:color w:val="000000" w:themeColor="text1"/>
+                <w:sz w:val="28"/>
+                <w:szCs w:val="28"/>
+              </w:rPr>
+            </w:pPr>
+            <w:r>
+              <w:rPr>
+                <w:rFonts w:ascii="Times New Roman" w:hAnsi="Times New Roman" w:cs="Times New Roman"/>
+                <w:color w:val="000000" w:themeColor="text1"/>
+                <w:sz w:val="28"/>
+                <w:szCs w:val="28"/>
+              </w:rPr>
+              <w:t>Tăng giá trị lên 1</w:t>
+            </w:r>
+          </w:p>
+        </w:tc>
+        <w:tc>
+          <w:tcPr>
+            <w:tcW w:w="3969" w:type="dxa"/>
+            <w:tcBorders>
+              <w:top w:val="single" w:sz="2" w:space="0" w:color="auto"/>
+              <w:left w:val="single" w:sz="2" w:space="0" w:color="auto"/>
+              <w:bottom w:val="single" w:sz="4" w:space="0" w:color="auto"/>
+              <w:right w:val="single" w:sz="2" w:space="0" w:color="auto"/>
+            </w:tcBorders>
+            <w:shd w:val="clear" w:color="auto" w:fill="FFFFFF"/>
+            <w:vAlign w:val="center"/>
+            <w:hideMark/>
+          </w:tcPr>
+          <w:p>
+            <w:pPr>
+              <w:ind w:left="360"/>
+              <w:rPr>
+                <w:rFonts w:ascii="Times New Roman" w:hAnsi="Times New Roman" w:cs="Times New Roman"/>
+                <w:color w:val="000000" w:themeColor="text1"/>
+                <w:sz w:val="28"/>
+                <w:szCs w:val="28"/>
+              </w:rPr>
+            </w:pPr>
+            <w:r>
+              <w:rPr>
+                <w:rFonts w:ascii="Times New Roman" w:hAnsi="Times New Roman" w:cs="Times New Roman"/>
+                <w:color w:val="000000" w:themeColor="text1"/>
+                <w:sz w:val="28"/>
+                <w:szCs w:val="28"/>
+              </w:rPr>
+              <w:t>a++ hoặc ++a</w:t>
+            </w:r>
+          </w:p>
+        </w:tc>
+      </w:tr>
+      <w:tr>
+        <w:tc>
+          <w:tcPr>
+            <w:tcW w:w="1559" w:type="dxa"/>
+            <w:tcBorders>
+              <w:top w:val="single" w:sz="2" w:space="0" w:color="auto"/>
+              <w:left w:val="single" w:sz="2" w:space="0" w:color="auto"/>
+              <w:bottom w:val="single" w:sz="4" w:space="0" w:color="auto"/>
+              <w:right w:val="single" w:sz="2" w:space="0" w:color="auto"/>
+            </w:tcBorders>
+            <w:shd w:val="clear" w:color="auto" w:fill="FFFFFF"/>
+            <w:vAlign w:val="center"/>
+            <w:hideMark/>
+          </w:tcPr>
+          <w:p>
+            <w:pPr>
+              <w:ind w:left="360"/>
+              <w:rPr>
+                <w:rFonts w:ascii="Times New Roman" w:hAnsi="Times New Roman" w:cs="Times New Roman"/>
+                <w:color w:val="000000" w:themeColor="text1"/>
+                <w:sz w:val="28"/>
+                <w:szCs w:val="28"/>
+              </w:rPr>
+            </w:pPr>
+            <w:r>
+              <w:rPr>
+                <w:rFonts w:ascii="Times New Roman" w:hAnsi="Times New Roman" w:cs="Times New Roman"/>
+                <w:color w:val="000000" w:themeColor="text1"/>
+                <w:sz w:val="28"/>
+                <w:szCs w:val="28"/>
+              </w:rPr>
+              <w:t>--</w:t>
+            </w:r>
+          </w:p>
+        </w:tc>
+        <w:tc>
+          <w:tcPr>
+            <w:tcW w:w="3260" w:type="dxa"/>
+            <w:tcBorders>
+              <w:top w:val="single" w:sz="2" w:space="0" w:color="auto"/>
+              <w:left w:val="single" w:sz="2" w:space="0" w:color="auto"/>
+              <w:bottom w:val="single" w:sz="4" w:space="0" w:color="auto"/>
+              <w:right w:val="single" w:sz="2" w:space="0" w:color="auto"/>
+            </w:tcBorders>
+            <w:shd w:val="clear" w:color="auto" w:fill="FFFFFF"/>
+            <w:vAlign w:val="center"/>
+            <w:hideMark/>
+          </w:tcPr>
+          <w:p>
+            <w:pPr>
+              <w:ind w:left="360"/>
+              <w:rPr>
+                <w:rFonts w:ascii="Times New Roman" w:hAnsi="Times New Roman" w:cs="Times New Roman"/>
+                <w:color w:val="000000" w:themeColor="text1"/>
+                <w:sz w:val="28"/>
+                <w:szCs w:val="28"/>
+              </w:rPr>
+            </w:pPr>
+            <w:r>
+              <w:rPr>
+                <w:rFonts w:ascii="Times New Roman" w:hAnsi="Times New Roman" w:cs="Times New Roman"/>
+                <w:color w:val="000000" w:themeColor="text1"/>
+                <w:sz w:val="28"/>
+                <w:szCs w:val="28"/>
+              </w:rPr>
+              <w:t>Giảm giá trị đi 1</w:t>
+            </w:r>
+          </w:p>
+        </w:tc>
+        <w:tc>
+          <w:tcPr>
+            <w:tcW w:w="3969" w:type="dxa"/>
+            <w:tcBorders>
+              <w:top w:val="single" w:sz="2" w:space="0" w:color="auto"/>
+              <w:left w:val="single" w:sz="2" w:space="0" w:color="auto"/>
+              <w:bottom w:val="single" w:sz="4" w:space="0" w:color="auto"/>
+              <w:right w:val="single" w:sz="2" w:space="0" w:color="auto"/>
+            </w:tcBorders>
+            <w:shd w:val="clear" w:color="auto" w:fill="FFFFFF"/>
+            <w:vAlign w:val="center"/>
+            <w:hideMark/>
+          </w:tcPr>
+          <w:p>
+            <w:pPr>
+              <w:ind w:left="360"/>
+              <w:rPr>
+                <w:rFonts w:ascii="Times New Roman" w:hAnsi="Times New Roman" w:cs="Times New Roman"/>
+                <w:color w:val="000000" w:themeColor="text1"/>
+                <w:sz w:val="28"/>
+                <w:szCs w:val="28"/>
+              </w:rPr>
+            </w:pPr>
+            <w:r>
+              <w:rPr>
+                <w:rFonts w:ascii="Times New Roman" w:hAnsi="Times New Roman" w:cs="Times New Roman"/>
+                <w:color w:val="000000" w:themeColor="text1"/>
+                <w:sz w:val="28"/>
+                <w:szCs w:val="28"/>
+              </w:rPr>
+              <w:t>a-- hoặc --a</w:t>
+            </w:r>
+          </w:p>
+        </w:tc>
+      </w:tr>
+    </w:tbl>
+    <w:p>
+      <w:pPr>
+        <w:pStyle w:val="ListParagraph"/>
+        <w:numPr>
+          <w:ilvl w:val="1"/>
+          <w:numId w:val="1"/>
+        </w:numPr>
+        <w:rPr>
+          <w:rFonts w:ascii="Times New Roman" w:hAnsi="Times New Roman" w:cs="Times New Roman"/>
+          <w:b/>
+          <w:bCs/>
+          <w:color w:val="000000" w:themeColor="text1"/>
+          <w:sz w:val="28"/>
+          <w:szCs w:val="28"/>
+        </w:rPr>
+      </w:pPr>
+      <w:r>
+        <w:rPr>
+          <w:rFonts w:ascii="Times New Roman" w:hAnsi="Times New Roman" w:cs="Times New Roman"/>
+          <w:b/>
+          <w:bCs/>
+          <w:color w:val="000000" w:themeColor="text1"/>
+          <w:sz w:val="28"/>
+          <w:szCs w:val="28"/>
+        </w:rPr>
+        <w:t>Relational Operators (Toán tử quan hệ)</w:t>
+      </w:r>
+    </w:p>
+    <w:p>
+      <w:pPr>
+        <w:ind w:left="360"/>
+        <w:rPr>
+          <w:rFonts w:ascii="Times New Roman" w:hAnsi="Times New Roman" w:cs="Times New Roman"/>
+          <w:color w:val="000000" w:themeColor="text1"/>
+          <w:sz w:val="28"/>
+          <w:szCs w:val="28"/>
+        </w:rPr>
+      </w:pPr>
+      <w:r>
+        <w:rPr>
+          <w:rFonts w:ascii="Times New Roman" w:hAnsi="Times New Roman" w:cs="Times New Roman"/>
+          <w:color w:val="000000" w:themeColor="text1"/>
+          <w:sz w:val="28"/>
+          <w:szCs w:val="28"/>
+        </w:rPr>
+        <w:t>Đươc sử dụng dụng để so sánh hai giá trị và trả về kết quả true or false</w:t>
+      </w:r>
+    </w:p>
+    <w:tbl>
+      <w:tblPr>
+        <w:tblW w:w="9498" w:type="dxa"/>
+        <w:tblInd w:w="-3" w:type="dxa"/>
+        <w:shd w:val="clear" w:color="auto" w:fill="FFFFFF"/>
+        <w:tblCellMar>
+          <w:top w:w="15" w:type="dxa"/>
+          <w:left w:w="15" w:type="dxa"/>
+          <w:bottom w:w="15" w:type="dxa"/>
+          <w:right w:w="15" w:type="dxa"/>
+        </w:tblCellMar>
+        <w:tblLook w:val="04A0" w:firstRow="1" w:lastRow="0" w:firstColumn="1" w:lastColumn="0" w:noHBand="0" w:noVBand="1"/>
+      </w:tblPr>
+      <w:tblGrid>
+        <w:gridCol w:w="1560"/>
+        <w:gridCol w:w="5103"/>
+        <w:gridCol w:w="2835"/>
+      </w:tblGrid>
+      <w:tr>
+        <w:trPr>
+          <w:tblHeader/>
+        </w:trPr>
+        <w:tc>
+          <w:tcPr>
+            <w:tcW w:w="1560" w:type="dxa"/>
+            <w:tcBorders>
+              <w:top w:val="single" w:sz="2" w:space="0" w:color="auto"/>
+              <w:left w:val="single" w:sz="2" w:space="0" w:color="auto"/>
+              <w:bottom w:val="single" w:sz="4" w:space="0" w:color="auto"/>
+              <w:right w:val="single" w:sz="2" w:space="0" w:color="auto"/>
+            </w:tcBorders>
+            <w:shd w:val="clear" w:color="auto" w:fill="A3DBFF"/>
+            <w:vAlign w:val="center"/>
+            <w:hideMark/>
+          </w:tcPr>
+          <w:p>
+            <w:pPr>
+              <w:ind w:left="360"/>
+              <w:rPr>
+                <w:rFonts w:ascii="Times New Roman" w:hAnsi="Times New Roman" w:cs="Times New Roman"/>
+                <w:b/>
+                <w:bCs/>
+                <w:color w:val="000000" w:themeColor="text1"/>
+                <w:sz w:val="28"/>
+                <w:szCs w:val="28"/>
+              </w:rPr>
+            </w:pPr>
+            <w:r>
+              <w:rPr>
+                <w:rFonts w:ascii="Times New Roman" w:hAnsi="Times New Roman" w:cs="Times New Roman"/>
+                <w:b/>
+                <w:bCs/>
+                <w:color w:val="000000" w:themeColor="text1"/>
+                <w:sz w:val="28"/>
+                <w:szCs w:val="28"/>
+              </w:rPr>
+              <w:lastRenderedPageBreak/>
+              <w:t>Toán tử</w:t>
+            </w:r>
+          </w:p>
+        </w:tc>
+        <w:tc>
+          <w:tcPr>
+            <w:tcW w:w="5103" w:type="dxa"/>
+            <w:tcBorders>
+              <w:top w:val="single" w:sz="2" w:space="0" w:color="auto"/>
+              <w:left w:val="single" w:sz="2" w:space="0" w:color="auto"/>
+              <w:bottom w:val="single" w:sz="4" w:space="0" w:color="auto"/>
+              <w:right w:val="single" w:sz="2" w:space="0" w:color="auto"/>
+            </w:tcBorders>
+            <w:shd w:val="clear" w:color="auto" w:fill="A3DBFF"/>
+            <w:vAlign w:val="center"/>
+            <w:hideMark/>
+          </w:tcPr>
+          <w:p>
+            <w:pPr>
+              <w:ind w:left="360"/>
+              <w:rPr>
+                <w:rFonts w:ascii="Times New Roman" w:hAnsi="Times New Roman" w:cs="Times New Roman"/>
+                <w:b/>
+                <w:bCs/>
+                <w:color w:val="000000" w:themeColor="text1"/>
+                <w:sz w:val="28"/>
+                <w:szCs w:val="28"/>
+              </w:rPr>
+            </w:pPr>
+            <w:r>
+              <w:rPr>
+                <w:rFonts w:ascii="Times New Roman" w:hAnsi="Times New Roman" w:cs="Times New Roman"/>
+                <w:b/>
+                <w:bCs/>
+                <w:color w:val="000000" w:themeColor="text1"/>
+                <w:sz w:val="28"/>
+                <w:szCs w:val="28"/>
+              </w:rPr>
+              <w:t>Mô tả</w:t>
+            </w:r>
+          </w:p>
+        </w:tc>
+        <w:tc>
+          <w:tcPr>
+            <w:tcW w:w="2835" w:type="dxa"/>
+            <w:tcBorders>
+              <w:top w:val="single" w:sz="2" w:space="0" w:color="auto"/>
+              <w:left w:val="single" w:sz="2" w:space="0" w:color="auto"/>
+              <w:bottom w:val="single" w:sz="4" w:space="0" w:color="auto"/>
+              <w:right w:val="single" w:sz="2" w:space="0" w:color="auto"/>
+            </w:tcBorders>
+            <w:shd w:val="clear" w:color="auto" w:fill="A3DBFF"/>
+            <w:vAlign w:val="center"/>
+            <w:hideMark/>
+          </w:tcPr>
+          <w:p>
+            <w:pPr>
+              <w:ind w:left="360"/>
+              <w:rPr>
+                <w:rFonts w:ascii="Times New Roman" w:hAnsi="Times New Roman" w:cs="Times New Roman"/>
+                <w:b/>
+                <w:bCs/>
+                <w:color w:val="000000" w:themeColor="text1"/>
+                <w:sz w:val="28"/>
+                <w:szCs w:val="28"/>
+              </w:rPr>
+            </w:pPr>
+            <w:r>
+              <w:rPr>
+                <w:rFonts w:ascii="Times New Roman" w:hAnsi="Times New Roman" w:cs="Times New Roman"/>
+                <w:b/>
+                <w:bCs/>
+                <w:color w:val="000000" w:themeColor="text1"/>
+                <w:sz w:val="28"/>
+                <w:szCs w:val="28"/>
+              </w:rPr>
+              <w:t>Ví dụ</w:t>
+            </w:r>
+          </w:p>
+        </w:tc>
+      </w:tr>
+      <w:tr>
+        <w:tc>
+          <w:tcPr>
+            <w:tcW w:w="1560" w:type="dxa"/>
+            <w:tcBorders>
+              <w:top w:val="single" w:sz="2" w:space="0" w:color="auto"/>
+              <w:left w:val="single" w:sz="2" w:space="0" w:color="auto"/>
+              <w:bottom w:val="single" w:sz="4" w:space="0" w:color="auto"/>
+              <w:right w:val="single" w:sz="2" w:space="0" w:color="auto"/>
+            </w:tcBorders>
+            <w:shd w:val="clear" w:color="auto" w:fill="FFFFFF"/>
+            <w:vAlign w:val="center"/>
+            <w:hideMark/>
+          </w:tcPr>
+          <w:p>
+            <w:pPr>
+              <w:ind w:left="360"/>
+              <w:rPr>
+                <w:rFonts w:ascii="Times New Roman" w:hAnsi="Times New Roman" w:cs="Times New Roman"/>
+                <w:color w:val="000000" w:themeColor="text1"/>
+                <w:sz w:val="28"/>
+                <w:szCs w:val="28"/>
+              </w:rPr>
+            </w:pPr>
+            <w:r>
+              <w:rPr>
+                <w:rFonts w:ascii="Times New Roman" w:hAnsi="Times New Roman" w:cs="Times New Roman"/>
+                <w:color w:val="000000" w:themeColor="text1"/>
+                <w:sz w:val="28"/>
+                <w:szCs w:val="28"/>
+              </w:rPr>
+              <w:t>==</w:t>
+            </w:r>
+          </w:p>
+        </w:tc>
+        <w:tc>
+          <w:tcPr>
+            <w:tcW w:w="5103" w:type="dxa"/>
+            <w:tcBorders>
+              <w:top w:val="single" w:sz="2" w:space="0" w:color="auto"/>
+              <w:left w:val="single" w:sz="2" w:space="0" w:color="auto"/>
+              <w:bottom w:val="single" w:sz="4" w:space="0" w:color="auto"/>
+              <w:right w:val="single" w:sz="2" w:space="0" w:color="auto"/>
+            </w:tcBorders>
+            <w:shd w:val="clear" w:color="auto" w:fill="FFFFFF"/>
+            <w:vAlign w:val="center"/>
+            <w:hideMark/>
+          </w:tcPr>
+          <w:p>
+            <w:pPr>
+              <w:ind w:left="360"/>
+              <w:rPr>
+                <w:rFonts w:ascii="Times New Roman" w:hAnsi="Times New Roman" w:cs="Times New Roman"/>
+                <w:color w:val="000000" w:themeColor="text1"/>
+                <w:sz w:val="28"/>
+                <w:szCs w:val="28"/>
+              </w:rPr>
+            </w:pPr>
+            <w:r>
+              <w:rPr>
+                <w:rFonts w:ascii="Times New Roman" w:hAnsi="Times New Roman" w:cs="Times New Roman"/>
+                <w:color w:val="000000" w:themeColor="text1"/>
+                <w:sz w:val="28"/>
+                <w:szCs w:val="28"/>
+              </w:rPr>
+              <w:t>So sánh bằng nhau</w:t>
+            </w:r>
+          </w:p>
+        </w:tc>
+        <w:tc>
+          <w:tcPr>
+            <w:tcW w:w="2835" w:type="dxa"/>
+            <w:tcBorders>
+              <w:top w:val="single" w:sz="2" w:space="0" w:color="auto"/>
+              <w:left w:val="single" w:sz="2" w:space="0" w:color="auto"/>
+              <w:bottom w:val="single" w:sz="4" w:space="0" w:color="auto"/>
+              <w:right w:val="single" w:sz="2" w:space="0" w:color="auto"/>
+            </w:tcBorders>
+            <w:shd w:val="clear" w:color="auto" w:fill="FFFFFF"/>
+            <w:vAlign w:val="center"/>
+            <w:hideMark/>
+          </w:tcPr>
+          <w:p>
+            <w:pPr>
+              <w:ind w:left="360"/>
+              <w:rPr>
+                <w:rFonts w:ascii="Times New Roman" w:hAnsi="Times New Roman" w:cs="Times New Roman"/>
+                <w:color w:val="000000" w:themeColor="text1"/>
+                <w:sz w:val="28"/>
+                <w:szCs w:val="28"/>
+              </w:rPr>
+            </w:pPr>
+            <w:r>
+              <w:rPr>
+                <w:rFonts w:ascii="Times New Roman" w:hAnsi="Times New Roman" w:cs="Times New Roman"/>
+                <w:color w:val="000000" w:themeColor="text1"/>
+                <w:sz w:val="28"/>
+                <w:szCs w:val="28"/>
+              </w:rPr>
+              <w:t>a == b</w:t>
+            </w:r>
+          </w:p>
+        </w:tc>
+      </w:tr>
+      <w:tr>
+        <w:tc>
+          <w:tcPr>
+            <w:tcW w:w="1560" w:type="dxa"/>
+            <w:tcBorders>
+              <w:top w:val="single" w:sz="2" w:space="0" w:color="auto"/>
+              <w:left w:val="single" w:sz="2" w:space="0" w:color="auto"/>
+              <w:bottom w:val="single" w:sz="4" w:space="0" w:color="auto"/>
+              <w:right w:val="single" w:sz="2" w:space="0" w:color="auto"/>
+            </w:tcBorders>
+            <w:shd w:val="clear" w:color="auto" w:fill="FFFFFF"/>
+            <w:vAlign w:val="center"/>
+            <w:hideMark/>
+          </w:tcPr>
+          <w:p>
+            <w:pPr>
+              <w:ind w:left="360"/>
+              <w:rPr>
+                <w:rFonts w:ascii="Times New Roman" w:hAnsi="Times New Roman" w:cs="Times New Roman"/>
+                <w:color w:val="000000" w:themeColor="text1"/>
+                <w:sz w:val="28"/>
+                <w:szCs w:val="28"/>
+              </w:rPr>
+            </w:pPr>
+            <w:r>
+              <w:rPr>
+                <w:rFonts w:ascii="Times New Roman" w:hAnsi="Times New Roman" w:cs="Times New Roman"/>
+                <w:color w:val="000000" w:themeColor="text1"/>
+                <w:sz w:val="28"/>
+                <w:szCs w:val="28"/>
+              </w:rPr>
+              <w:t>!=</w:t>
+            </w:r>
+          </w:p>
+        </w:tc>
+        <w:tc>
+          <w:tcPr>
+            <w:tcW w:w="5103" w:type="dxa"/>
+            <w:tcBorders>
+              <w:top w:val="single" w:sz="2" w:space="0" w:color="auto"/>
+              <w:left w:val="single" w:sz="2" w:space="0" w:color="auto"/>
+              <w:bottom w:val="single" w:sz="4" w:space="0" w:color="auto"/>
+              <w:right w:val="single" w:sz="2" w:space="0" w:color="auto"/>
+            </w:tcBorders>
+            <w:shd w:val="clear" w:color="auto" w:fill="FFFFFF"/>
+            <w:vAlign w:val="center"/>
+            <w:hideMark/>
+          </w:tcPr>
+          <w:p>
+            <w:pPr>
+              <w:ind w:left="360"/>
+              <w:rPr>
+                <w:rFonts w:ascii="Times New Roman" w:hAnsi="Times New Roman" w:cs="Times New Roman"/>
+                <w:color w:val="000000" w:themeColor="text1"/>
+                <w:sz w:val="28"/>
+                <w:szCs w:val="28"/>
+              </w:rPr>
+            </w:pPr>
+            <w:r>
+              <w:rPr>
+                <w:rFonts w:ascii="Times New Roman" w:hAnsi="Times New Roman" w:cs="Times New Roman"/>
+                <w:color w:val="000000" w:themeColor="text1"/>
+                <w:sz w:val="28"/>
+                <w:szCs w:val="28"/>
+              </w:rPr>
+              <w:t>So sánh không bằng</w:t>
+            </w:r>
+          </w:p>
+        </w:tc>
+        <w:tc>
+          <w:tcPr>
+            <w:tcW w:w="2835" w:type="dxa"/>
+            <w:tcBorders>
+              <w:top w:val="single" w:sz="2" w:space="0" w:color="auto"/>
+              <w:left w:val="single" w:sz="2" w:space="0" w:color="auto"/>
+              <w:bottom w:val="single" w:sz="4" w:space="0" w:color="auto"/>
+              <w:right w:val="single" w:sz="2" w:space="0" w:color="auto"/>
+            </w:tcBorders>
+            <w:shd w:val="clear" w:color="auto" w:fill="FFFFFF"/>
+            <w:vAlign w:val="center"/>
+            <w:hideMark/>
+          </w:tcPr>
+          <w:p>
+            <w:pPr>
+              <w:ind w:left="360"/>
+              <w:rPr>
+                <w:rFonts w:ascii="Times New Roman" w:hAnsi="Times New Roman" w:cs="Times New Roman"/>
+                <w:color w:val="000000" w:themeColor="text1"/>
+                <w:sz w:val="28"/>
+                <w:szCs w:val="28"/>
+              </w:rPr>
+            </w:pPr>
+            <w:r>
+              <w:rPr>
+                <w:rFonts w:ascii="Times New Roman" w:hAnsi="Times New Roman" w:cs="Times New Roman"/>
+                <w:color w:val="000000" w:themeColor="text1"/>
+                <w:sz w:val="28"/>
+                <w:szCs w:val="28"/>
+              </w:rPr>
+              <w:t>a != b</w:t>
+            </w:r>
+          </w:p>
+        </w:tc>
+      </w:tr>
+      <w:tr>
+        <w:tc>
+          <w:tcPr>
+            <w:tcW w:w="1560" w:type="dxa"/>
+            <w:tcBorders>
+              <w:top w:val="single" w:sz="2" w:space="0" w:color="auto"/>
+              <w:left w:val="single" w:sz="2" w:space="0" w:color="auto"/>
+              <w:bottom w:val="single" w:sz="4" w:space="0" w:color="auto"/>
+              <w:right w:val="single" w:sz="2" w:space="0" w:color="auto"/>
+            </w:tcBorders>
+            <w:shd w:val="clear" w:color="auto" w:fill="FFFFFF"/>
+            <w:vAlign w:val="center"/>
+            <w:hideMark/>
+          </w:tcPr>
+          <w:p>
+            <w:pPr>
+              <w:ind w:left="360"/>
+              <w:rPr>
+                <w:rFonts w:ascii="Times New Roman" w:hAnsi="Times New Roman" w:cs="Times New Roman"/>
+                <w:color w:val="000000" w:themeColor="text1"/>
+                <w:sz w:val="28"/>
+                <w:szCs w:val="28"/>
+              </w:rPr>
+            </w:pPr>
+            <w:r>
+              <w:rPr>
+                <w:rFonts w:ascii="Times New Roman" w:hAnsi="Times New Roman" w:cs="Times New Roman"/>
+                <w:color w:val="000000" w:themeColor="text1"/>
+                <w:sz w:val="28"/>
+                <w:szCs w:val="28"/>
+              </w:rPr>
+              <w:t>&gt;</w:t>
+            </w:r>
+          </w:p>
+        </w:tc>
+        <w:tc>
+          <w:tcPr>
+            <w:tcW w:w="5103" w:type="dxa"/>
+            <w:tcBorders>
+              <w:top w:val="single" w:sz="2" w:space="0" w:color="auto"/>
+              <w:left w:val="single" w:sz="2" w:space="0" w:color="auto"/>
+              <w:bottom w:val="single" w:sz="4" w:space="0" w:color="auto"/>
+              <w:right w:val="single" w:sz="2" w:space="0" w:color="auto"/>
+            </w:tcBorders>
+            <w:shd w:val="clear" w:color="auto" w:fill="FFFFFF"/>
+            <w:vAlign w:val="center"/>
+            <w:hideMark/>
+          </w:tcPr>
+          <w:p>
+            <w:pPr>
+              <w:ind w:left="360"/>
+              <w:rPr>
+                <w:rFonts w:ascii="Times New Roman" w:hAnsi="Times New Roman" w:cs="Times New Roman"/>
+                <w:color w:val="000000" w:themeColor="text1"/>
+                <w:sz w:val="28"/>
+                <w:szCs w:val="28"/>
+              </w:rPr>
+            </w:pPr>
+            <w:r>
+              <w:rPr>
+                <w:rFonts w:ascii="Times New Roman" w:hAnsi="Times New Roman" w:cs="Times New Roman"/>
+                <w:color w:val="000000" w:themeColor="text1"/>
+                <w:sz w:val="28"/>
+                <w:szCs w:val="28"/>
+              </w:rPr>
+              <w:t>Lớn hơn</w:t>
+            </w:r>
+          </w:p>
+        </w:tc>
+        <w:tc>
+          <w:tcPr>
+            <w:tcW w:w="2835" w:type="dxa"/>
+            <w:tcBorders>
+              <w:top w:val="single" w:sz="2" w:space="0" w:color="auto"/>
+              <w:left w:val="single" w:sz="2" w:space="0" w:color="auto"/>
+              <w:bottom w:val="single" w:sz="4" w:space="0" w:color="auto"/>
+              <w:right w:val="single" w:sz="2" w:space="0" w:color="auto"/>
+            </w:tcBorders>
+            <w:shd w:val="clear" w:color="auto" w:fill="FFFFFF"/>
+            <w:vAlign w:val="center"/>
+            <w:hideMark/>
+          </w:tcPr>
+          <w:p>
+            <w:pPr>
+              <w:ind w:left="360"/>
+              <w:rPr>
+                <w:rFonts w:ascii="Times New Roman" w:hAnsi="Times New Roman" w:cs="Times New Roman"/>
+                <w:color w:val="000000" w:themeColor="text1"/>
+                <w:sz w:val="28"/>
+                <w:szCs w:val="28"/>
+              </w:rPr>
+            </w:pPr>
+            <w:r>
+              <w:rPr>
+                <w:rFonts w:ascii="Times New Roman" w:hAnsi="Times New Roman" w:cs="Times New Roman"/>
+                <w:color w:val="000000" w:themeColor="text1"/>
+                <w:sz w:val="28"/>
+                <w:szCs w:val="28"/>
+              </w:rPr>
+              <w:t>a &gt; b</w:t>
+            </w:r>
+          </w:p>
+        </w:tc>
+      </w:tr>
+      <w:tr>
+        <w:tc>
+          <w:tcPr>
+            <w:tcW w:w="1560" w:type="dxa"/>
+            <w:tcBorders>
+              <w:top w:val="single" w:sz="2" w:space="0" w:color="auto"/>
+              <w:left w:val="single" w:sz="2" w:space="0" w:color="auto"/>
+              <w:bottom w:val="single" w:sz="4" w:space="0" w:color="auto"/>
+              <w:right w:val="single" w:sz="2" w:space="0" w:color="auto"/>
+            </w:tcBorders>
+            <w:shd w:val="clear" w:color="auto" w:fill="FFFFFF"/>
+            <w:vAlign w:val="center"/>
+            <w:hideMark/>
+          </w:tcPr>
+          <w:p>
+            <w:pPr>
+              <w:ind w:left="360"/>
+              <w:rPr>
+                <w:rFonts w:ascii="Times New Roman" w:hAnsi="Times New Roman" w:cs="Times New Roman"/>
+                <w:color w:val="000000" w:themeColor="text1"/>
+                <w:sz w:val="28"/>
+                <w:szCs w:val="28"/>
+              </w:rPr>
+            </w:pPr>
+            <w:r>
+              <w:rPr>
+                <w:rFonts w:ascii="Times New Roman" w:hAnsi="Times New Roman" w:cs="Times New Roman"/>
+                <w:color w:val="000000" w:themeColor="text1"/>
+                <w:sz w:val="28"/>
+                <w:szCs w:val="28"/>
+              </w:rPr>
+              <w:t>&lt;</w:t>
+            </w:r>
+          </w:p>
+        </w:tc>
+        <w:tc>
+          <w:tcPr>
+            <w:tcW w:w="5103" w:type="dxa"/>
+            <w:tcBorders>
+              <w:top w:val="single" w:sz="2" w:space="0" w:color="auto"/>
+              <w:left w:val="single" w:sz="2" w:space="0" w:color="auto"/>
+              <w:bottom w:val="single" w:sz="4" w:space="0" w:color="auto"/>
+              <w:right w:val="single" w:sz="2" w:space="0" w:color="auto"/>
+            </w:tcBorders>
+            <w:shd w:val="clear" w:color="auto" w:fill="FFFFFF"/>
+            <w:vAlign w:val="center"/>
+            <w:hideMark/>
+          </w:tcPr>
+          <w:p>
+            <w:pPr>
+              <w:ind w:left="360"/>
+              <w:rPr>
+                <w:rFonts w:ascii="Times New Roman" w:hAnsi="Times New Roman" w:cs="Times New Roman"/>
+                <w:color w:val="000000" w:themeColor="text1"/>
+                <w:sz w:val="28"/>
+                <w:szCs w:val="28"/>
+              </w:rPr>
+            </w:pPr>
+            <w:r>
+              <w:rPr>
+                <w:rFonts w:ascii="Times New Roman" w:hAnsi="Times New Roman" w:cs="Times New Roman"/>
+                <w:color w:val="000000" w:themeColor="text1"/>
+                <w:sz w:val="28"/>
+                <w:szCs w:val="28"/>
+              </w:rPr>
+              <w:t>Nhỏ hơn</w:t>
+            </w:r>
+          </w:p>
+        </w:tc>
+        <w:tc>
+          <w:tcPr>
+            <w:tcW w:w="2835" w:type="dxa"/>
+            <w:tcBorders>
+              <w:top w:val="single" w:sz="2" w:space="0" w:color="auto"/>
+              <w:left w:val="single" w:sz="2" w:space="0" w:color="auto"/>
+              <w:bottom w:val="single" w:sz="4" w:space="0" w:color="auto"/>
+              <w:right w:val="single" w:sz="2" w:space="0" w:color="auto"/>
+            </w:tcBorders>
+            <w:shd w:val="clear" w:color="auto" w:fill="FFFFFF"/>
+            <w:vAlign w:val="center"/>
+            <w:hideMark/>
+          </w:tcPr>
+          <w:p>
+            <w:pPr>
+              <w:ind w:left="360"/>
+              <w:rPr>
+                <w:rFonts w:ascii="Times New Roman" w:hAnsi="Times New Roman" w:cs="Times New Roman"/>
+                <w:color w:val="000000" w:themeColor="text1"/>
+                <w:sz w:val="28"/>
+                <w:szCs w:val="28"/>
+              </w:rPr>
+            </w:pPr>
+            <w:r>
+              <w:rPr>
+                <w:rFonts w:ascii="Times New Roman" w:hAnsi="Times New Roman" w:cs="Times New Roman"/>
+                <w:color w:val="000000" w:themeColor="text1"/>
+                <w:sz w:val="28"/>
+                <w:szCs w:val="28"/>
+              </w:rPr>
+              <w:t>a &lt; b</w:t>
+            </w:r>
+          </w:p>
+        </w:tc>
+      </w:tr>
+      <w:tr>
+        <w:tc>
+          <w:tcPr>
+            <w:tcW w:w="1560" w:type="dxa"/>
+            <w:tcBorders>
+              <w:top w:val="single" w:sz="2" w:space="0" w:color="auto"/>
+              <w:left w:val="single" w:sz="2" w:space="0" w:color="auto"/>
+              <w:bottom w:val="single" w:sz="4" w:space="0" w:color="auto"/>
+              <w:right w:val="single" w:sz="2" w:space="0" w:color="auto"/>
+            </w:tcBorders>
+            <w:shd w:val="clear" w:color="auto" w:fill="FFFFFF"/>
+            <w:vAlign w:val="center"/>
+            <w:hideMark/>
+          </w:tcPr>
+          <w:p>
+            <w:pPr>
+              <w:ind w:left="360"/>
+              <w:rPr>
+                <w:rFonts w:ascii="Times New Roman" w:hAnsi="Times New Roman" w:cs="Times New Roman"/>
+                <w:color w:val="000000" w:themeColor="text1"/>
+                <w:sz w:val="28"/>
+                <w:szCs w:val="28"/>
+              </w:rPr>
+            </w:pPr>
+            <w:r>
+              <w:rPr>
+                <w:rFonts w:ascii="Times New Roman" w:hAnsi="Times New Roman" w:cs="Times New Roman"/>
+                <w:color w:val="000000" w:themeColor="text1"/>
+                <w:sz w:val="28"/>
+                <w:szCs w:val="28"/>
+              </w:rPr>
+              <w:t>&gt;=</w:t>
+            </w:r>
+          </w:p>
+        </w:tc>
+        <w:tc>
+          <w:tcPr>
+            <w:tcW w:w="5103" w:type="dxa"/>
+            <w:tcBorders>
+              <w:top w:val="single" w:sz="2" w:space="0" w:color="auto"/>
+              <w:left w:val="single" w:sz="2" w:space="0" w:color="auto"/>
+              <w:bottom w:val="single" w:sz="4" w:space="0" w:color="auto"/>
+              <w:right w:val="single" w:sz="2" w:space="0" w:color="auto"/>
+            </w:tcBorders>
+            <w:shd w:val="clear" w:color="auto" w:fill="FFFFFF"/>
+            <w:vAlign w:val="center"/>
+            <w:hideMark/>
+          </w:tcPr>
+          <w:p>
+            <w:pPr>
+              <w:ind w:left="360"/>
+              <w:rPr>
+                <w:rFonts w:ascii="Times New Roman" w:hAnsi="Times New Roman" w:cs="Times New Roman"/>
+                <w:color w:val="000000" w:themeColor="text1"/>
+                <w:sz w:val="28"/>
+                <w:szCs w:val="28"/>
+              </w:rPr>
+            </w:pPr>
+            <w:r>
+              <w:rPr>
+                <w:rFonts w:ascii="Times New Roman" w:hAnsi="Times New Roman" w:cs="Times New Roman"/>
+                <w:color w:val="000000" w:themeColor="text1"/>
+                <w:sz w:val="28"/>
+                <w:szCs w:val="28"/>
+              </w:rPr>
+              <w:t>Lớn hơn hoặc bằng</w:t>
+            </w:r>
+          </w:p>
+        </w:tc>
+        <w:tc>
+          <w:tcPr>
+            <w:tcW w:w="2835" w:type="dxa"/>
+            <w:tcBorders>
+              <w:top w:val="single" w:sz="2" w:space="0" w:color="auto"/>
+              <w:left w:val="single" w:sz="2" w:space="0" w:color="auto"/>
+              <w:bottom w:val="single" w:sz="4" w:space="0" w:color="auto"/>
+              <w:right w:val="single" w:sz="2" w:space="0" w:color="auto"/>
+            </w:tcBorders>
+            <w:shd w:val="clear" w:color="auto" w:fill="FFFFFF"/>
+            <w:vAlign w:val="center"/>
+            <w:hideMark/>
+          </w:tcPr>
+          <w:p>
+            <w:pPr>
+              <w:ind w:left="360"/>
+              <w:rPr>
+                <w:rFonts w:ascii="Times New Roman" w:hAnsi="Times New Roman" w:cs="Times New Roman"/>
+                <w:color w:val="000000" w:themeColor="text1"/>
+                <w:sz w:val="28"/>
+                <w:szCs w:val="28"/>
+              </w:rPr>
+            </w:pPr>
+            <w:r>
+              <w:rPr>
+                <w:rFonts w:ascii="Times New Roman" w:hAnsi="Times New Roman" w:cs="Times New Roman"/>
+                <w:color w:val="000000" w:themeColor="text1"/>
+                <w:sz w:val="28"/>
+                <w:szCs w:val="28"/>
+              </w:rPr>
+              <w:t>a &gt;= b</w:t>
+            </w:r>
+          </w:p>
+        </w:tc>
+      </w:tr>
+      <w:tr>
+        <w:tc>
+          <w:tcPr>
+            <w:tcW w:w="1560" w:type="dxa"/>
+            <w:tcBorders>
+              <w:top w:val="single" w:sz="2" w:space="0" w:color="auto"/>
+              <w:left w:val="single" w:sz="2" w:space="0" w:color="auto"/>
+              <w:bottom w:val="single" w:sz="4" w:space="0" w:color="auto"/>
+              <w:right w:val="single" w:sz="2" w:space="0" w:color="auto"/>
+            </w:tcBorders>
+            <w:shd w:val="clear" w:color="auto" w:fill="FFFFFF"/>
+            <w:vAlign w:val="center"/>
+            <w:hideMark/>
+          </w:tcPr>
+          <w:p>
+            <w:pPr>
+              <w:ind w:left="360"/>
+              <w:rPr>
+                <w:rFonts w:ascii="Times New Roman" w:hAnsi="Times New Roman" w:cs="Times New Roman"/>
+                <w:color w:val="000000" w:themeColor="text1"/>
+                <w:sz w:val="28"/>
+                <w:szCs w:val="28"/>
+              </w:rPr>
+            </w:pPr>
+            <w:r>
+              <w:rPr>
+                <w:rFonts w:ascii="Times New Roman" w:hAnsi="Times New Roman" w:cs="Times New Roman"/>
+                <w:color w:val="000000" w:themeColor="text1"/>
+                <w:sz w:val="28"/>
+                <w:szCs w:val="28"/>
+              </w:rPr>
+              <w:t>&lt;=</w:t>
+            </w:r>
+          </w:p>
+        </w:tc>
+        <w:tc>
+          <w:tcPr>
+            <w:tcW w:w="5103" w:type="dxa"/>
+            <w:tcBorders>
+              <w:top w:val="single" w:sz="2" w:space="0" w:color="auto"/>
+              <w:left w:val="single" w:sz="2" w:space="0" w:color="auto"/>
+              <w:bottom w:val="single" w:sz="4" w:space="0" w:color="auto"/>
+              <w:right w:val="single" w:sz="2" w:space="0" w:color="auto"/>
+            </w:tcBorders>
+            <w:shd w:val="clear" w:color="auto" w:fill="FFFFFF"/>
+            <w:vAlign w:val="center"/>
+            <w:hideMark/>
+          </w:tcPr>
+          <w:p>
+            <w:pPr>
+              <w:ind w:left="360"/>
+              <w:rPr>
+                <w:rFonts w:ascii="Times New Roman" w:hAnsi="Times New Roman" w:cs="Times New Roman"/>
+                <w:color w:val="000000" w:themeColor="text1"/>
+                <w:sz w:val="28"/>
+                <w:szCs w:val="28"/>
+              </w:rPr>
+            </w:pPr>
+            <w:r>
+              <w:rPr>
+                <w:rFonts w:ascii="Times New Roman" w:hAnsi="Times New Roman" w:cs="Times New Roman"/>
+                <w:color w:val="000000" w:themeColor="text1"/>
+                <w:sz w:val="28"/>
+                <w:szCs w:val="28"/>
+              </w:rPr>
+              <w:t>Nhỏ hơn hoặc bằng</w:t>
+            </w:r>
+          </w:p>
+        </w:tc>
+        <w:tc>
+          <w:tcPr>
+            <w:tcW w:w="2835" w:type="dxa"/>
+            <w:tcBorders>
+              <w:top w:val="single" w:sz="2" w:space="0" w:color="auto"/>
+              <w:left w:val="single" w:sz="2" w:space="0" w:color="auto"/>
+              <w:bottom w:val="single" w:sz="4" w:space="0" w:color="auto"/>
+              <w:right w:val="single" w:sz="2" w:space="0" w:color="auto"/>
+            </w:tcBorders>
+            <w:shd w:val="clear" w:color="auto" w:fill="FFFFFF"/>
+            <w:vAlign w:val="center"/>
+            <w:hideMark/>
+          </w:tcPr>
+          <w:p>
+            <w:pPr>
+              <w:ind w:left="360"/>
+              <w:rPr>
+                <w:rFonts w:ascii="Times New Roman" w:hAnsi="Times New Roman" w:cs="Times New Roman"/>
+                <w:color w:val="000000" w:themeColor="text1"/>
+                <w:sz w:val="28"/>
+                <w:szCs w:val="28"/>
+              </w:rPr>
+            </w:pPr>
+            <w:r>
+              <w:rPr>
+                <w:rFonts w:ascii="Times New Roman" w:hAnsi="Times New Roman" w:cs="Times New Roman"/>
+                <w:color w:val="000000" w:themeColor="text1"/>
+                <w:sz w:val="28"/>
+                <w:szCs w:val="28"/>
+              </w:rPr>
+              <w:t>a &lt;= b</w:t>
+            </w:r>
+          </w:p>
+        </w:tc>
+      </w:tr>
+    </w:tbl>
+    <w:p>
+      <w:pPr>
+        <w:pStyle w:val="ListParagraph"/>
+        <w:numPr>
+          <w:ilvl w:val="1"/>
+          <w:numId w:val="1"/>
+        </w:numPr>
+        <w:rPr>
+          <w:rFonts w:ascii="Times New Roman" w:hAnsi="Times New Roman" w:cs="Times New Roman"/>
+          <w:b/>
+          <w:bCs/>
+          <w:color w:val="000000" w:themeColor="text1"/>
+          <w:sz w:val="28"/>
+          <w:szCs w:val="28"/>
+        </w:rPr>
+      </w:pPr>
+      <w:r>
+        <w:rPr>
+          <w:rFonts w:ascii="Times New Roman" w:hAnsi="Times New Roman" w:cs="Times New Roman"/>
+          <w:b/>
+          <w:bCs/>
+          <w:color w:val="000000" w:themeColor="text1"/>
+          <w:sz w:val="28"/>
+          <w:szCs w:val="28"/>
+        </w:rPr>
+        <w:t>Logical Operators (Toán tử logic)</w:t>
+      </w:r>
+    </w:p>
+    <w:p>
+      <w:pPr>
+        <w:ind w:left="360"/>
+        <w:rPr>
+          <w:rFonts w:ascii="Times New Roman" w:hAnsi="Times New Roman" w:cs="Times New Roman"/>
+          <w:color w:val="000000" w:themeColor="text1"/>
+          <w:sz w:val="28"/>
+          <w:szCs w:val="28"/>
+        </w:rPr>
+      </w:pPr>
+      <w:r>
+        <w:rPr>
+          <w:rFonts w:ascii="Times New Roman" w:hAnsi="Times New Roman" w:cs="Times New Roman"/>
+          <w:color w:val="000000" w:themeColor="text1"/>
+          <w:sz w:val="28"/>
+          <w:szCs w:val="28"/>
+        </w:rPr>
+        <w:t>Được sử dụng để thực hiện các phép toán logic, kết hợp nhiều điều kiện.</w:t>
+      </w:r>
+    </w:p>
+    <w:tbl>
+      <w:tblPr>
+        <w:tblW w:w="9495" w:type="dxa"/>
+        <w:shd w:val="clear" w:color="auto" w:fill="FFFFFF"/>
+        <w:tblCellMar>
+          <w:top w:w="15" w:type="dxa"/>
+          <w:left w:w="15" w:type="dxa"/>
+          <w:bottom w:w="15" w:type="dxa"/>
+          <w:right w:w="15" w:type="dxa"/>
+        </w:tblCellMar>
+        <w:tblLook w:val="04A0" w:firstRow="1" w:lastRow="0" w:firstColumn="1" w:lastColumn="0" w:noHBand="0" w:noVBand="1"/>
+      </w:tblPr>
+      <w:tblGrid>
+        <w:gridCol w:w="1557"/>
+        <w:gridCol w:w="3685"/>
+        <w:gridCol w:w="4253"/>
+      </w:tblGrid>
+      <w:tr>
+        <w:trPr>
+          <w:tblHeader/>
+        </w:trPr>
+        <w:tc>
+          <w:tcPr>
+            <w:tcW w:w="1557" w:type="dxa"/>
+            <w:tcBorders>
+              <w:top w:val="single" w:sz="2" w:space="0" w:color="auto"/>
+              <w:left w:val="single" w:sz="2" w:space="0" w:color="auto"/>
+              <w:bottom w:val="single" w:sz="4" w:space="0" w:color="auto"/>
+              <w:right w:val="single" w:sz="2" w:space="0" w:color="auto"/>
+            </w:tcBorders>
+            <w:shd w:val="clear" w:color="auto" w:fill="A3DBFF"/>
+            <w:vAlign w:val="center"/>
+            <w:hideMark/>
+          </w:tcPr>
+          <w:p>
+            <w:pPr>
+              <w:ind w:left="360"/>
+              <w:rPr>
+                <w:rFonts w:ascii="Times New Roman" w:hAnsi="Times New Roman" w:cs="Times New Roman"/>
+                <w:b/>
+                <w:bCs/>
+                <w:color w:val="000000" w:themeColor="text1"/>
+                <w:sz w:val="28"/>
+                <w:szCs w:val="28"/>
+              </w:rPr>
+            </w:pPr>
+            <w:r>
+              <w:rPr>
+                <w:rFonts w:ascii="Times New Roman" w:hAnsi="Times New Roman" w:cs="Times New Roman"/>
+                <w:b/>
+                <w:bCs/>
+                <w:color w:val="000000" w:themeColor="text1"/>
+                <w:sz w:val="28"/>
+                <w:szCs w:val="28"/>
+              </w:rPr>
+              <w:t>Toán tử</w:t>
+            </w:r>
+          </w:p>
+        </w:tc>
+        <w:tc>
+          <w:tcPr>
+            <w:tcW w:w="3685" w:type="dxa"/>
+            <w:tcBorders>
+              <w:top w:val="single" w:sz="2" w:space="0" w:color="auto"/>
+              <w:left w:val="single" w:sz="2" w:space="0" w:color="auto"/>
+              <w:bottom w:val="single" w:sz="4" w:space="0" w:color="auto"/>
+              <w:right w:val="single" w:sz="2" w:space="0" w:color="auto"/>
+            </w:tcBorders>
+            <w:shd w:val="clear" w:color="auto" w:fill="A3DBFF"/>
+            <w:vAlign w:val="center"/>
+            <w:hideMark/>
+          </w:tcPr>
+          <w:p>
+            <w:pPr>
+              <w:ind w:left="360"/>
+              <w:rPr>
+                <w:rFonts w:ascii="Times New Roman" w:hAnsi="Times New Roman" w:cs="Times New Roman"/>
+                <w:b/>
+                <w:bCs/>
+                <w:color w:val="000000" w:themeColor="text1"/>
+                <w:sz w:val="28"/>
+                <w:szCs w:val="28"/>
+              </w:rPr>
+            </w:pPr>
+            <w:r>
+              <w:rPr>
+                <w:rFonts w:ascii="Times New Roman" w:hAnsi="Times New Roman" w:cs="Times New Roman"/>
+                <w:b/>
+                <w:bCs/>
+                <w:color w:val="000000" w:themeColor="text1"/>
+                <w:sz w:val="28"/>
+                <w:szCs w:val="28"/>
+              </w:rPr>
+              <w:t>Mô tả</w:t>
+            </w:r>
+          </w:p>
+        </w:tc>
+        <w:tc>
+          <w:tcPr>
+            <w:tcW w:w="4253" w:type="dxa"/>
+            <w:tcBorders>
+              <w:top w:val="single" w:sz="2" w:space="0" w:color="auto"/>
+              <w:left w:val="single" w:sz="2" w:space="0" w:color="auto"/>
+              <w:bottom w:val="single" w:sz="4" w:space="0" w:color="auto"/>
+              <w:right w:val="single" w:sz="2" w:space="0" w:color="auto"/>
+            </w:tcBorders>
+            <w:shd w:val="clear" w:color="auto" w:fill="A3DBFF"/>
+            <w:vAlign w:val="center"/>
+            <w:hideMark/>
+          </w:tcPr>
+          <w:p>
+            <w:pPr>
+              <w:ind w:left="360"/>
+              <w:rPr>
+                <w:rFonts w:ascii="Times New Roman" w:hAnsi="Times New Roman" w:cs="Times New Roman"/>
+                <w:b/>
+                <w:bCs/>
+                <w:color w:val="000000" w:themeColor="text1"/>
+                <w:sz w:val="28"/>
+                <w:szCs w:val="28"/>
+              </w:rPr>
+            </w:pPr>
+            <w:r>
+              <w:rPr>
+                <w:rFonts w:ascii="Times New Roman" w:hAnsi="Times New Roman" w:cs="Times New Roman"/>
+                <w:b/>
+                <w:bCs/>
+                <w:color w:val="000000" w:themeColor="text1"/>
+                <w:sz w:val="28"/>
+                <w:szCs w:val="28"/>
+              </w:rPr>
+              <w:t>Ví dụ</w:t>
+            </w:r>
+          </w:p>
+        </w:tc>
+      </w:tr>
+      <w:tr>
+        <w:tc>
+          <w:tcPr>
+            <w:tcW w:w="1557" w:type="dxa"/>
+            <w:tcBorders>
+              <w:top w:val="single" w:sz="2" w:space="0" w:color="auto"/>
+              <w:left w:val="single" w:sz="2" w:space="0" w:color="auto"/>
+              <w:bottom w:val="single" w:sz="4" w:space="0" w:color="auto"/>
+              <w:right w:val="single" w:sz="2" w:space="0" w:color="auto"/>
+            </w:tcBorders>
+            <w:shd w:val="clear" w:color="auto" w:fill="FFFFFF"/>
+            <w:vAlign w:val="center"/>
+            <w:hideMark/>
+          </w:tcPr>
+          <w:p>
+            <w:pPr>
+              <w:ind w:left="360"/>
+              <w:rPr>
+                <w:rFonts w:ascii="Times New Roman" w:hAnsi="Times New Roman" w:cs="Times New Roman"/>
+                <w:color w:val="000000" w:themeColor="text1"/>
+                <w:sz w:val="28"/>
+                <w:szCs w:val="28"/>
+              </w:rPr>
+            </w:pPr>
+            <w:r>
+              <w:rPr>
+                <w:rFonts w:ascii="Times New Roman" w:hAnsi="Times New Roman" w:cs="Times New Roman"/>
+                <w:color w:val="000000" w:themeColor="text1"/>
+                <w:sz w:val="28"/>
+                <w:szCs w:val="28"/>
+              </w:rPr>
+              <w:t>&amp;&amp;</w:t>
+            </w:r>
+          </w:p>
+        </w:tc>
+        <w:tc>
+          <w:tcPr>
+            <w:tcW w:w="3685" w:type="dxa"/>
+            <w:tcBorders>
+              <w:top w:val="single" w:sz="2" w:space="0" w:color="auto"/>
+              <w:left w:val="single" w:sz="2" w:space="0" w:color="auto"/>
+              <w:bottom w:val="single" w:sz="4" w:space="0" w:color="auto"/>
+              <w:right w:val="single" w:sz="2" w:space="0" w:color="auto"/>
+            </w:tcBorders>
+            <w:shd w:val="clear" w:color="auto" w:fill="FFFFFF"/>
+            <w:vAlign w:val="center"/>
+            <w:hideMark/>
+          </w:tcPr>
+          <w:p>
+            <w:pPr>
+              <w:ind w:left="360"/>
+              <w:rPr>
+                <w:rFonts w:ascii="Times New Roman" w:hAnsi="Times New Roman" w:cs="Times New Roman"/>
+                <w:color w:val="000000" w:themeColor="text1"/>
+                <w:sz w:val="28"/>
+                <w:szCs w:val="28"/>
+              </w:rPr>
+            </w:pPr>
+            <w:r>
+              <w:rPr>
+                <w:rFonts w:ascii="Times New Roman" w:hAnsi="Times New Roman" w:cs="Times New Roman"/>
+                <w:color w:val="000000" w:themeColor="text1"/>
+                <w:sz w:val="28"/>
+                <w:szCs w:val="28"/>
+              </w:rPr>
+              <w:t>Toán tử AND (và)</w:t>
+            </w:r>
+          </w:p>
+        </w:tc>
+        <w:tc>
+          <w:tcPr>
+            <w:tcW w:w="4253" w:type="dxa"/>
+            <w:tcBorders>
+              <w:top w:val="single" w:sz="2" w:space="0" w:color="auto"/>
+              <w:left w:val="single" w:sz="2" w:space="0" w:color="auto"/>
+              <w:bottom w:val="single" w:sz="4" w:space="0" w:color="auto"/>
+              <w:right w:val="single" w:sz="2" w:space="0" w:color="auto"/>
+            </w:tcBorders>
+            <w:shd w:val="clear" w:color="auto" w:fill="FFFFFF"/>
+            <w:vAlign w:val="center"/>
+            <w:hideMark/>
+          </w:tcPr>
+          <w:p>
+            <w:pPr>
+              <w:ind w:left="360"/>
+              <w:rPr>
+                <w:rFonts w:ascii="Times New Roman" w:hAnsi="Times New Roman" w:cs="Times New Roman"/>
+                <w:color w:val="000000" w:themeColor="text1"/>
+                <w:sz w:val="28"/>
+                <w:szCs w:val="28"/>
+              </w:rPr>
+            </w:pPr>
+            <w:r>
+              <w:rPr>
+                <w:rFonts w:ascii="Times New Roman" w:hAnsi="Times New Roman" w:cs="Times New Roman"/>
+                <w:color w:val="000000" w:themeColor="text1"/>
+                <w:sz w:val="28"/>
+                <w:szCs w:val="28"/>
+              </w:rPr>
+              <w:t>a &amp;&amp; b</w:t>
+            </w:r>
+          </w:p>
+        </w:tc>
+      </w:tr>
+      <w:tr>
+        <w:tc>
+          <w:tcPr>
+            <w:tcW w:w="1557" w:type="dxa"/>
+            <w:tcBorders>
+              <w:top w:val="single" w:sz="2" w:space="0" w:color="auto"/>
+              <w:left w:val="single" w:sz="2" w:space="0" w:color="auto"/>
+              <w:bottom w:val="single" w:sz="4" w:space="0" w:color="auto"/>
+              <w:right w:val="single" w:sz="2" w:space="0" w:color="auto"/>
+            </w:tcBorders>
+            <w:shd w:val="clear" w:color="auto" w:fill="FFFFFF"/>
+            <w:vAlign w:val="center"/>
+            <w:hideMark/>
+          </w:tcPr>
+          <w:p>
+            <w:pPr>
+              <w:ind w:left="360"/>
+              <w:rPr>
+                <w:rFonts w:ascii="Times New Roman" w:hAnsi="Times New Roman" w:cs="Times New Roman"/>
+                <w:color w:val="000000" w:themeColor="text1"/>
+                <w:sz w:val="28"/>
+                <w:szCs w:val="28"/>
+              </w:rPr>
+            </w:pPr>
+            <w:r>
+              <w:rPr>
+                <w:rFonts w:ascii="Times New Roman" w:hAnsi="Times New Roman" w:cs="Times New Roman"/>
+                <w:color w:val="000000" w:themeColor="text1"/>
+                <w:sz w:val="28"/>
+                <w:szCs w:val="28"/>
+              </w:rPr>
+              <w:t>`</w:t>
+            </w:r>
+          </w:p>
+        </w:tc>
+        <w:tc>
+          <w:tcPr>
+            <w:tcW w:w="3685" w:type="dxa"/>
+            <w:tcBorders>
+              <w:top w:val="single" w:sz="2" w:space="0" w:color="auto"/>
+              <w:left w:val="single" w:sz="2" w:space="0" w:color="auto"/>
+              <w:bottom w:val="single" w:sz="4" w:space="0" w:color="auto"/>
+              <w:right w:val="single" w:sz="2" w:space="0" w:color="auto"/>
+            </w:tcBorders>
+            <w:shd w:val="clear" w:color="auto" w:fill="FFFFFF"/>
+            <w:vAlign w:val="center"/>
+            <w:hideMark/>
+          </w:tcPr>
+          <w:p>
+            <w:pPr>
+              <w:ind w:left="360"/>
+              <w:rPr>
+                <w:rFonts w:ascii="Times New Roman" w:hAnsi="Times New Roman" w:cs="Times New Roman"/>
+                <w:color w:val="000000" w:themeColor="text1"/>
+                <w:sz w:val="28"/>
+                <w:szCs w:val="28"/>
+              </w:rPr>
+            </w:pPr>
+            <w:r>
+              <w:rPr>
+                <w:rFonts w:ascii="Times New Roman" w:hAnsi="Times New Roman" w:cs="Times New Roman"/>
+                <w:color w:val="000000" w:themeColor="text1"/>
+                <w:sz w:val="28"/>
+                <w:szCs w:val="28"/>
+              </w:rPr>
+              <w:t> </w:t>
+            </w:r>
+          </w:p>
+        </w:tc>
+        <w:tc>
+          <w:tcPr>
+            <w:tcW w:w="4253" w:type="dxa"/>
+            <w:tcBorders>
+              <w:top w:val="single" w:sz="2" w:space="0" w:color="auto"/>
+              <w:left w:val="single" w:sz="2" w:space="0" w:color="auto"/>
+              <w:bottom w:val="single" w:sz="4" w:space="0" w:color="auto"/>
+              <w:right w:val="single" w:sz="2" w:space="0" w:color="auto"/>
+            </w:tcBorders>
+            <w:shd w:val="clear" w:color="auto" w:fill="FFFFFF"/>
+            <w:vAlign w:val="center"/>
+            <w:hideMark/>
+          </w:tcPr>
+          <w:p>
+            <w:pPr>
+              <w:ind w:left="360"/>
+              <w:rPr>
+                <w:rFonts w:ascii="Times New Roman" w:hAnsi="Times New Roman" w:cs="Times New Roman"/>
+                <w:color w:val="000000" w:themeColor="text1"/>
+                <w:sz w:val="28"/>
+                <w:szCs w:val="28"/>
+              </w:rPr>
+            </w:pPr>
+            <w:r>
+              <w:rPr>
+                <w:rFonts w:ascii="Times New Roman" w:hAnsi="Times New Roman" w:cs="Times New Roman"/>
+                <w:color w:val="000000" w:themeColor="text1"/>
+                <w:sz w:val="28"/>
+                <w:szCs w:val="28"/>
+              </w:rPr>
+              <w:t>`</w:t>
+            </w:r>
+          </w:p>
+        </w:tc>
+      </w:tr>
+      <w:tr>
+        <w:tc>
+          <w:tcPr>
+            <w:tcW w:w="1557" w:type="dxa"/>
+            <w:tcBorders>
+              <w:top w:val="single" w:sz="2" w:space="0" w:color="auto"/>
+              <w:left w:val="single" w:sz="2" w:space="0" w:color="auto"/>
+              <w:bottom w:val="single" w:sz="4" w:space="0" w:color="auto"/>
+              <w:right w:val="single" w:sz="2" w:space="0" w:color="auto"/>
+            </w:tcBorders>
+            <w:shd w:val="clear" w:color="auto" w:fill="FFFFFF"/>
+            <w:vAlign w:val="center"/>
+            <w:hideMark/>
+          </w:tcPr>
+          <w:p>
+            <w:pPr>
+              <w:ind w:left="360"/>
+              <w:rPr>
+                <w:rFonts w:ascii="Times New Roman" w:hAnsi="Times New Roman" w:cs="Times New Roman"/>
+                <w:color w:val="000000" w:themeColor="text1"/>
+                <w:sz w:val="28"/>
+                <w:szCs w:val="28"/>
+              </w:rPr>
+            </w:pPr>
+            <w:r>
+              <w:rPr>
+                <w:rFonts w:ascii="Times New Roman" w:hAnsi="Times New Roman" w:cs="Times New Roman"/>
+                <w:color w:val="000000" w:themeColor="text1"/>
+                <w:sz w:val="28"/>
+                <w:szCs w:val="28"/>
+              </w:rPr>
+              <w:t>!</w:t>
+            </w:r>
+          </w:p>
+        </w:tc>
+        <w:tc>
+          <w:tcPr>
+            <w:tcW w:w="3685" w:type="dxa"/>
+            <w:tcBorders>
+              <w:top w:val="single" w:sz="2" w:space="0" w:color="auto"/>
+              <w:left w:val="single" w:sz="2" w:space="0" w:color="auto"/>
+              <w:bottom w:val="single" w:sz="4" w:space="0" w:color="auto"/>
+              <w:right w:val="single" w:sz="2" w:space="0" w:color="auto"/>
+            </w:tcBorders>
+            <w:shd w:val="clear" w:color="auto" w:fill="FFFFFF"/>
+            <w:vAlign w:val="center"/>
+            <w:hideMark/>
+          </w:tcPr>
+          <w:p>
+            <w:pPr>
+              <w:ind w:left="360"/>
+              <w:rPr>
+                <w:rFonts w:ascii="Times New Roman" w:hAnsi="Times New Roman" w:cs="Times New Roman"/>
+                <w:color w:val="000000" w:themeColor="text1"/>
+                <w:sz w:val="28"/>
+                <w:szCs w:val="28"/>
+              </w:rPr>
+            </w:pPr>
+            <w:r>
+              <w:rPr>
+                <w:rFonts w:ascii="Times New Roman" w:hAnsi="Times New Roman" w:cs="Times New Roman"/>
+                <w:color w:val="000000" w:themeColor="text1"/>
+                <w:sz w:val="28"/>
+                <w:szCs w:val="28"/>
+              </w:rPr>
+              <w:t>Toán tử NOT (phủ định)</w:t>
+            </w:r>
+          </w:p>
+        </w:tc>
+        <w:tc>
+          <w:tcPr>
+            <w:tcW w:w="4253" w:type="dxa"/>
+            <w:tcBorders>
+              <w:top w:val="single" w:sz="2" w:space="0" w:color="auto"/>
+              <w:left w:val="single" w:sz="2" w:space="0" w:color="auto"/>
+              <w:bottom w:val="single" w:sz="4" w:space="0" w:color="auto"/>
+              <w:right w:val="single" w:sz="2" w:space="0" w:color="auto"/>
+            </w:tcBorders>
+            <w:shd w:val="clear" w:color="auto" w:fill="FFFFFF"/>
+            <w:vAlign w:val="center"/>
+            <w:hideMark/>
+          </w:tcPr>
+          <w:p>
+            <w:pPr>
+              <w:ind w:left="360"/>
+              <w:rPr>
+                <w:rFonts w:ascii="Times New Roman" w:hAnsi="Times New Roman" w:cs="Times New Roman"/>
+                <w:color w:val="000000" w:themeColor="text1"/>
+                <w:sz w:val="28"/>
+                <w:szCs w:val="28"/>
+              </w:rPr>
+            </w:pPr>
+            <w:r>
+              <w:rPr>
+                <w:rFonts w:ascii="Times New Roman" w:hAnsi="Times New Roman" w:cs="Times New Roman"/>
+                <w:color w:val="000000" w:themeColor="text1"/>
+                <w:sz w:val="28"/>
+                <w:szCs w:val="28"/>
+              </w:rPr>
+              <w:t>!a</w:t>
+            </w:r>
+          </w:p>
+        </w:tc>
+      </w:tr>
+    </w:tbl>
+    <w:p>
+      <w:pPr>
+        <w:pStyle w:val="ListParagraph"/>
+        <w:numPr>
+          <w:ilvl w:val="1"/>
+          <w:numId w:val="1"/>
+        </w:numPr>
+        <w:rPr>
+          <w:rFonts w:ascii="Times New Roman" w:hAnsi="Times New Roman" w:cs="Times New Roman"/>
+          <w:b/>
+          <w:bCs/>
+          <w:color w:val="000000" w:themeColor="text1"/>
+          <w:sz w:val="28"/>
+          <w:szCs w:val="28"/>
+        </w:rPr>
+      </w:pPr>
+      <w:r>
+        <w:rPr>
+          <w:rFonts w:ascii="Times New Roman" w:hAnsi="Times New Roman" w:cs="Times New Roman"/>
+          <w:b/>
+          <w:bCs/>
+          <w:color w:val="000000" w:themeColor="text1"/>
+          <w:sz w:val="28"/>
+          <w:szCs w:val="28"/>
+        </w:rPr>
+        <w:t>Assigment Operators (Toán tử gán)</w:t>
+      </w:r>
+    </w:p>
+    <w:p>
+      <w:pPr>
+        <w:ind w:left="360"/>
+        <w:rPr>
+          <w:rFonts w:ascii="Times New Roman" w:hAnsi="Times New Roman" w:cs="Times New Roman"/>
+          <w:color w:val="000000" w:themeColor="text1"/>
+          <w:sz w:val="28"/>
+          <w:szCs w:val="28"/>
+        </w:rPr>
+      </w:pPr>
+      <w:r>
+        <w:rPr>
+          <w:rFonts w:ascii="Times New Roman" w:hAnsi="Times New Roman" w:cs="Times New Roman"/>
+          <w:color w:val="000000" w:themeColor="text1"/>
+          <w:sz w:val="28"/>
+          <w:szCs w:val="28"/>
+        </w:rPr>
+        <w:t>Được sử dụng để gán giá trị cho biến</w:t>
+      </w:r>
+    </w:p>
+    <w:tbl>
+      <w:tblPr>
+        <w:tblW w:w="9495" w:type="dxa"/>
+        <w:shd w:val="clear" w:color="auto" w:fill="FFFFFF"/>
+        <w:tblCellMar>
+          <w:top w:w="15" w:type="dxa"/>
+          <w:left w:w="15" w:type="dxa"/>
+          <w:bottom w:w="15" w:type="dxa"/>
+          <w:right w:w="15" w:type="dxa"/>
+        </w:tblCellMar>
+        <w:tblLook w:val="04A0" w:firstRow="1" w:lastRow="0" w:firstColumn="1" w:lastColumn="0" w:noHBand="0" w:noVBand="1"/>
+      </w:tblPr>
+      <w:tblGrid>
+        <w:gridCol w:w="1698"/>
+        <w:gridCol w:w="3828"/>
+        <w:gridCol w:w="3969"/>
+      </w:tblGrid>
+      <w:tr>
+        <w:trPr>
+          <w:tblHeader/>
+        </w:trPr>
+        <w:tc>
+          <w:tcPr>
+            <w:tcW w:w="1698" w:type="dxa"/>
+            <w:tcBorders>
+              <w:top w:val="single" w:sz="2" w:space="0" w:color="auto"/>
+              <w:left w:val="single" w:sz="2" w:space="0" w:color="auto"/>
+              <w:bottom w:val="single" w:sz="4" w:space="0" w:color="auto"/>
+              <w:right w:val="single" w:sz="2" w:space="0" w:color="auto"/>
+            </w:tcBorders>
+            <w:shd w:val="clear" w:color="auto" w:fill="A3DBFF"/>
+            <w:vAlign w:val="center"/>
+            <w:hideMark/>
+          </w:tcPr>
+          <w:p>
+            <w:pPr>
+              <w:ind w:left="360"/>
+              <w:rPr>
+                <w:rFonts w:ascii="Times New Roman" w:hAnsi="Times New Roman" w:cs="Times New Roman"/>
+                <w:b/>
+                <w:bCs/>
+                <w:color w:val="000000" w:themeColor="text1"/>
+                <w:sz w:val="28"/>
+                <w:szCs w:val="28"/>
+              </w:rPr>
+            </w:pPr>
+            <w:r>
+              <w:rPr>
+                <w:rFonts w:ascii="Times New Roman" w:hAnsi="Times New Roman" w:cs="Times New Roman"/>
+                <w:b/>
+                <w:bCs/>
+                <w:color w:val="000000" w:themeColor="text1"/>
+                <w:sz w:val="28"/>
+                <w:szCs w:val="28"/>
+              </w:rPr>
+              <w:t>Toán tử</w:t>
+            </w:r>
+          </w:p>
+        </w:tc>
+        <w:tc>
+          <w:tcPr>
+            <w:tcW w:w="3828" w:type="dxa"/>
+            <w:tcBorders>
+              <w:top w:val="single" w:sz="2" w:space="0" w:color="auto"/>
+              <w:left w:val="single" w:sz="2" w:space="0" w:color="auto"/>
+              <w:bottom w:val="single" w:sz="4" w:space="0" w:color="auto"/>
+              <w:right w:val="single" w:sz="2" w:space="0" w:color="auto"/>
+            </w:tcBorders>
+            <w:shd w:val="clear" w:color="auto" w:fill="A3DBFF"/>
+            <w:vAlign w:val="center"/>
+            <w:hideMark/>
+          </w:tcPr>
+          <w:p>
+            <w:pPr>
+              <w:ind w:left="360"/>
+              <w:rPr>
+                <w:rFonts w:ascii="Times New Roman" w:hAnsi="Times New Roman" w:cs="Times New Roman"/>
+                <w:b/>
+                <w:bCs/>
+                <w:color w:val="000000" w:themeColor="text1"/>
+                <w:sz w:val="28"/>
+                <w:szCs w:val="28"/>
+              </w:rPr>
+            </w:pPr>
+            <w:r>
+              <w:rPr>
+                <w:rFonts w:ascii="Times New Roman" w:hAnsi="Times New Roman" w:cs="Times New Roman"/>
+                <w:b/>
+                <w:bCs/>
+                <w:color w:val="000000" w:themeColor="text1"/>
+                <w:sz w:val="28"/>
+                <w:szCs w:val="28"/>
+              </w:rPr>
+              <w:t>Mô tả</w:t>
+            </w:r>
+          </w:p>
+        </w:tc>
+        <w:tc>
+          <w:tcPr>
+            <w:tcW w:w="3969" w:type="dxa"/>
+            <w:tcBorders>
+              <w:top w:val="single" w:sz="2" w:space="0" w:color="auto"/>
+              <w:left w:val="single" w:sz="2" w:space="0" w:color="auto"/>
+              <w:bottom w:val="single" w:sz="4" w:space="0" w:color="auto"/>
+              <w:right w:val="single" w:sz="2" w:space="0" w:color="auto"/>
+            </w:tcBorders>
+            <w:shd w:val="clear" w:color="auto" w:fill="A3DBFF"/>
+            <w:vAlign w:val="center"/>
+            <w:hideMark/>
+          </w:tcPr>
+          <w:p>
+            <w:pPr>
+              <w:ind w:left="360"/>
+              <w:rPr>
+                <w:rFonts w:ascii="Times New Roman" w:hAnsi="Times New Roman" w:cs="Times New Roman"/>
+                <w:b/>
+                <w:bCs/>
+                <w:color w:val="000000" w:themeColor="text1"/>
+                <w:sz w:val="28"/>
+                <w:szCs w:val="28"/>
+              </w:rPr>
+            </w:pPr>
+            <w:r>
+              <w:rPr>
+                <w:rFonts w:ascii="Times New Roman" w:hAnsi="Times New Roman" w:cs="Times New Roman"/>
+                <w:b/>
+                <w:bCs/>
+                <w:color w:val="000000" w:themeColor="text1"/>
+                <w:sz w:val="28"/>
+                <w:szCs w:val="28"/>
+              </w:rPr>
+              <w:t>Ví dụ</w:t>
+            </w:r>
+          </w:p>
+        </w:tc>
+      </w:tr>
+      <w:tr>
+        <w:tc>
+          <w:tcPr>
+            <w:tcW w:w="1698" w:type="dxa"/>
+            <w:tcBorders>
+              <w:top w:val="single" w:sz="2" w:space="0" w:color="auto"/>
+              <w:left w:val="single" w:sz="2" w:space="0" w:color="auto"/>
+              <w:bottom w:val="single" w:sz="4" w:space="0" w:color="auto"/>
+              <w:right w:val="single" w:sz="2" w:space="0" w:color="auto"/>
+            </w:tcBorders>
+            <w:shd w:val="clear" w:color="auto" w:fill="FFFFFF"/>
+            <w:vAlign w:val="center"/>
+            <w:hideMark/>
+          </w:tcPr>
+          <w:p>
+            <w:pPr>
+              <w:ind w:left="360"/>
+              <w:rPr>
+                <w:rFonts w:ascii="Times New Roman" w:hAnsi="Times New Roman" w:cs="Times New Roman"/>
+                <w:color w:val="000000" w:themeColor="text1"/>
+                <w:sz w:val="28"/>
+                <w:szCs w:val="28"/>
+              </w:rPr>
+            </w:pPr>
+            <w:r>
+              <w:rPr>
+                <w:rFonts w:ascii="Times New Roman" w:hAnsi="Times New Roman" w:cs="Times New Roman"/>
+                <w:color w:val="000000" w:themeColor="text1"/>
+                <w:sz w:val="28"/>
+                <w:szCs w:val="28"/>
+              </w:rPr>
+              <w:t>=</w:t>
+            </w:r>
+          </w:p>
+        </w:tc>
+        <w:tc>
+          <w:tcPr>
+            <w:tcW w:w="3828" w:type="dxa"/>
+            <w:tcBorders>
+              <w:top w:val="single" w:sz="2" w:space="0" w:color="auto"/>
+              <w:left w:val="single" w:sz="2" w:space="0" w:color="auto"/>
+              <w:bottom w:val="single" w:sz="4" w:space="0" w:color="auto"/>
+              <w:right w:val="single" w:sz="2" w:space="0" w:color="auto"/>
+            </w:tcBorders>
+            <w:shd w:val="clear" w:color="auto" w:fill="FFFFFF"/>
+            <w:vAlign w:val="center"/>
+            <w:hideMark/>
+          </w:tcPr>
+          <w:p>
+            <w:pPr>
+              <w:ind w:left="360"/>
+              <w:rPr>
+                <w:rFonts w:ascii="Times New Roman" w:hAnsi="Times New Roman" w:cs="Times New Roman"/>
+                <w:color w:val="000000" w:themeColor="text1"/>
+                <w:sz w:val="28"/>
+                <w:szCs w:val="28"/>
+              </w:rPr>
+            </w:pPr>
+            <w:r>
+              <w:rPr>
+                <w:rFonts w:ascii="Times New Roman" w:hAnsi="Times New Roman" w:cs="Times New Roman"/>
+                <w:color w:val="000000" w:themeColor="text1"/>
+                <w:sz w:val="28"/>
+                <w:szCs w:val="28"/>
+              </w:rPr>
+              <w:t>Gán giá trị</w:t>
+            </w:r>
+          </w:p>
+        </w:tc>
+        <w:tc>
+          <w:tcPr>
+            <w:tcW w:w="3969" w:type="dxa"/>
+            <w:tcBorders>
+              <w:top w:val="single" w:sz="2" w:space="0" w:color="auto"/>
+              <w:left w:val="single" w:sz="2" w:space="0" w:color="auto"/>
+              <w:bottom w:val="single" w:sz="4" w:space="0" w:color="auto"/>
+              <w:right w:val="single" w:sz="2" w:space="0" w:color="auto"/>
+            </w:tcBorders>
+            <w:shd w:val="clear" w:color="auto" w:fill="FFFFFF"/>
+            <w:vAlign w:val="center"/>
+            <w:hideMark/>
+          </w:tcPr>
+          <w:p>
+            <w:pPr>
+              <w:ind w:left="360"/>
+              <w:rPr>
+                <w:rFonts w:ascii="Times New Roman" w:hAnsi="Times New Roman" w:cs="Times New Roman"/>
+                <w:color w:val="000000" w:themeColor="text1"/>
+                <w:sz w:val="28"/>
+                <w:szCs w:val="28"/>
+              </w:rPr>
+            </w:pPr>
+            <w:r>
+              <w:rPr>
+                <w:rFonts w:ascii="Times New Roman" w:hAnsi="Times New Roman" w:cs="Times New Roman"/>
+                <w:color w:val="000000" w:themeColor="text1"/>
+                <w:sz w:val="28"/>
+                <w:szCs w:val="28"/>
+              </w:rPr>
+              <w:t>a = 5</w:t>
+            </w:r>
+          </w:p>
+        </w:tc>
+      </w:tr>
+      <w:tr>
+        <w:tc>
+          <w:tcPr>
+            <w:tcW w:w="1698" w:type="dxa"/>
+            <w:tcBorders>
+              <w:top w:val="single" w:sz="2" w:space="0" w:color="auto"/>
+              <w:left w:val="single" w:sz="2" w:space="0" w:color="auto"/>
+              <w:bottom w:val="single" w:sz="4" w:space="0" w:color="auto"/>
+              <w:right w:val="single" w:sz="2" w:space="0" w:color="auto"/>
+            </w:tcBorders>
+            <w:shd w:val="clear" w:color="auto" w:fill="FFFFFF"/>
+            <w:vAlign w:val="center"/>
+            <w:hideMark/>
+          </w:tcPr>
+          <w:p>
+            <w:pPr>
+              <w:ind w:left="360"/>
+              <w:rPr>
+                <w:rFonts w:ascii="Times New Roman" w:hAnsi="Times New Roman" w:cs="Times New Roman"/>
+                <w:color w:val="000000" w:themeColor="text1"/>
+                <w:sz w:val="28"/>
+                <w:szCs w:val="28"/>
+              </w:rPr>
+            </w:pPr>
+            <w:r>
+              <w:rPr>
+                <w:rFonts w:ascii="Times New Roman" w:hAnsi="Times New Roman" w:cs="Times New Roman"/>
+                <w:color w:val="000000" w:themeColor="text1"/>
+                <w:sz w:val="28"/>
+                <w:szCs w:val="28"/>
+              </w:rPr>
+              <w:t>+=</w:t>
+            </w:r>
+          </w:p>
+        </w:tc>
+        <w:tc>
+          <w:tcPr>
+            <w:tcW w:w="3828" w:type="dxa"/>
+            <w:tcBorders>
+              <w:top w:val="single" w:sz="2" w:space="0" w:color="auto"/>
+              <w:left w:val="single" w:sz="2" w:space="0" w:color="auto"/>
+              <w:bottom w:val="single" w:sz="4" w:space="0" w:color="auto"/>
+              <w:right w:val="single" w:sz="2" w:space="0" w:color="auto"/>
+            </w:tcBorders>
+            <w:shd w:val="clear" w:color="auto" w:fill="FFFFFF"/>
+            <w:vAlign w:val="center"/>
+            <w:hideMark/>
+          </w:tcPr>
+          <w:p>
+            <w:pPr>
+              <w:ind w:left="360"/>
+              <w:rPr>
+                <w:rFonts w:ascii="Times New Roman" w:hAnsi="Times New Roman" w:cs="Times New Roman"/>
+                <w:color w:val="000000" w:themeColor="text1"/>
+                <w:sz w:val="28"/>
+                <w:szCs w:val="28"/>
+              </w:rPr>
+            </w:pPr>
+            <w:r>
+              <w:rPr>
+                <w:rFonts w:ascii="Times New Roman" w:hAnsi="Times New Roman" w:cs="Times New Roman"/>
+                <w:color w:val="000000" w:themeColor="text1"/>
+                <w:sz w:val="28"/>
+                <w:szCs w:val="28"/>
+              </w:rPr>
+              <w:t>Cộng và gán giá trị</w:t>
+            </w:r>
+          </w:p>
+        </w:tc>
+        <w:tc>
+          <w:tcPr>
+            <w:tcW w:w="3969" w:type="dxa"/>
+            <w:tcBorders>
+              <w:top w:val="single" w:sz="2" w:space="0" w:color="auto"/>
+              <w:left w:val="single" w:sz="2" w:space="0" w:color="auto"/>
+              <w:bottom w:val="single" w:sz="4" w:space="0" w:color="auto"/>
+              <w:right w:val="single" w:sz="2" w:space="0" w:color="auto"/>
+            </w:tcBorders>
+            <w:shd w:val="clear" w:color="auto" w:fill="FFFFFF"/>
+            <w:vAlign w:val="center"/>
+            <w:hideMark/>
+          </w:tcPr>
+          <w:p>
+            <w:pPr>
+              <w:ind w:left="360"/>
+              <w:rPr>
+                <w:rFonts w:ascii="Times New Roman" w:hAnsi="Times New Roman" w:cs="Times New Roman"/>
+                <w:color w:val="000000" w:themeColor="text1"/>
+                <w:sz w:val="28"/>
+                <w:szCs w:val="28"/>
+              </w:rPr>
+            </w:pPr>
+            <w:r>
+              <w:rPr>
+                <w:rFonts w:ascii="Times New Roman" w:hAnsi="Times New Roman" w:cs="Times New Roman"/>
+                <w:color w:val="000000" w:themeColor="text1"/>
+                <w:sz w:val="28"/>
+                <w:szCs w:val="28"/>
+              </w:rPr>
+              <w:t>a += 5</w:t>
+            </w:r>
+          </w:p>
+        </w:tc>
+      </w:tr>
+      <w:tr>
+        <w:tc>
+          <w:tcPr>
+            <w:tcW w:w="1698" w:type="dxa"/>
+            <w:tcBorders>
+              <w:top w:val="single" w:sz="2" w:space="0" w:color="auto"/>
+              <w:left w:val="single" w:sz="2" w:space="0" w:color="auto"/>
+              <w:bottom w:val="single" w:sz="4" w:space="0" w:color="auto"/>
+              <w:right w:val="single" w:sz="2" w:space="0" w:color="auto"/>
+            </w:tcBorders>
+            <w:shd w:val="clear" w:color="auto" w:fill="FFFFFF"/>
+            <w:vAlign w:val="center"/>
+            <w:hideMark/>
+          </w:tcPr>
+          <w:p>
+            <w:pPr>
+              <w:ind w:left="360"/>
+              <w:rPr>
+                <w:rFonts w:ascii="Times New Roman" w:hAnsi="Times New Roman" w:cs="Times New Roman"/>
+                <w:color w:val="000000" w:themeColor="text1"/>
+                <w:sz w:val="28"/>
+                <w:szCs w:val="28"/>
+              </w:rPr>
+            </w:pPr>
+            <w:r>
+              <w:rPr>
+                <w:rFonts w:ascii="Times New Roman" w:hAnsi="Times New Roman" w:cs="Times New Roman"/>
+                <w:color w:val="000000" w:themeColor="text1"/>
+                <w:sz w:val="28"/>
+                <w:szCs w:val="28"/>
+              </w:rPr>
+              <w:t>-=</w:t>
+            </w:r>
+          </w:p>
+        </w:tc>
+        <w:tc>
+          <w:tcPr>
+            <w:tcW w:w="3828" w:type="dxa"/>
+            <w:tcBorders>
+              <w:top w:val="single" w:sz="2" w:space="0" w:color="auto"/>
+              <w:left w:val="single" w:sz="2" w:space="0" w:color="auto"/>
+              <w:bottom w:val="single" w:sz="4" w:space="0" w:color="auto"/>
+              <w:right w:val="single" w:sz="2" w:space="0" w:color="auto"/>
+            </w:tcBorders>
+            <w:shd w:val="clear" w:color="auto" w:fill="FFFFFF"/>
+            <w:vAlign w:val="center"/>
+            <w:hideMark/>
+          </w:tcPr>
+          <w:p>
+            <w:pPr>
+              <w:ind w:left="360"/>
+              <w:rPr>
+                <w:rFonts w:ascii="Times New Roman" w:hAnsi="Times New Roman" w:cs="Times New Roman"/>
+                <w:color w:val="000000" w:themeColor="text1"/>
+                <w:sz w:val="28"/>
+                <w:szCs w:val="28"/>
+              </w:rPr>
+            </w:pPr>
+            <w:r>
+              <w:rPr>
+                <w:rFonts w:ascii="Times New Roman" w:hAnsi="Times New Roman" w:cs="Times New Roman"/>
+                <w:color w:val="000000" w:themeColor="text1"/>
+                <w:sz w:val="28"/>
+                <w:szCs w:val="28"/>
+              </w:rPr>
+              <w:t>Trừ và gán giá trị</w:t>
+            </w:r>
+          </w:p>
+        </w:tc>
+        <w:tc>
+          <w:tcPr>
+            <w:tcW w:w="3969" w:type="dxa"/>
+            <w:tcBorders>
+              <w:top w:val="single" w:sz="2" w:space="0" w:color="auto"/>
+              <w:left w:val="single" w:sz="2" w:space="0" w:color="auto"/>
+              <w:bottom w:val="single" w:sz="4" w:space="0" w:color="auto"/>
+              <w:right w:val="single" w:sz="2" w:space="0" w:color="auto"/>
+            </w:tcBorders>
+            <w:shd w:val="clear" w:color="auto" w:fill="FFFFFF"/>
+            <w:vAlign w:val="center"/>
+            <w:hideMark/>
+          </w:tcPr>
+          <w:p>
+            <w:pPr>
+              <w:ind w:left="360"/>
+              <w:rPr>
+                <w:rFonts w:ascii="Times New Roman" w:hAnsi="Times New Roman" w:cs="Times New Roman"/>
+                <w:color w:val="000000" w:themeColor="text1"/>
+                <w:sz w:val="28"/>
+                <w:szCs w:val="28"/>
+              </w:rPr>
+            </w:pPr>
+            <w:r>
+              <w:rPr>
+                <w:rFonts w:ascii="Times New Roman" w:hAnsi="Times New Roman" w:cs="Times New Roman"/>
+                <w:color w:val="000000" w:themeColor="text1"/>
+                <w:sz w:val="28"/>
+                <w:szCs w:val="28"/>
+              </w:rPr>
+              <w:t>a -= 5</w:t>
+            </w:r>
+          </w:p>
+        </w:tc>
+      </w:tr>
+      <w:tr>
+        <w:tc>
+          <w:tcPr>
+            <w:tcW w:w="1698" w:type="dxa"/>
+            <w:tcBorders>
+              <w:top w:val="single" w:sz="2" w:space="0" w:color="auto"/>
+              <w:left w:val="single" w:sz="2" w:space="0" w:color="auto"/>
+              <w:bottom w:val="single" w:sz="4" w:space="0" w:color="auto"/>
+              <w:right w:val="single" w:sz="2" w:space="0" w:color="auto"/>
+            </w:tcBorders>
+            <w:shd w:val="clear" w:color="auto" w:fill="FFFFFF"/>
+            <w:vAlign w:val="center"/>
+            <w:hideMark/>
+          </w:tcPr>
+          <w:p>
+            <w:pPr>
+              <w:ind w:left="360"/>
+              <w:rPr>
+                <w:rFonts w:ascii="Times New Roman" w:hAnsi="Times New Roman" w:cs="Times New Roman"/>
+                <w:color w:val="000000" w:themeColor="text1"/>
+                <w:sz w:val="28"/>
+                <w:szCs w:val="28"/>
+              </w:rPr>
+            </w:pPr>
+            <w:r>
+              <w:rPr>
+                <w:rFonts w:ascii="Times New Roman" w:hAnsi="Times New Roman" w:cs="Times New Roman"/>
+                <w:color w:val="000000" w:themeColor="text1"/>
+                <w:sz w:val="28"/>
+                <w:szCs w:val="28"/>
+              </w:rPr>
+              <w:t>*=</w:t>
+            </w:r>
+          </w:p>
+        </w:tc>
+        <w:tc>
+          <w:tcPr>
+            <w:tcW w:w="3828" w:type="dxa"/>
+            <w:tcBorders>
+              <w:top w:val="single" w:sz="2" w:space="0" w:color="auto"/>
+              <w:left w:val="single" w:sz="2" w:space="0" w:color="auto"/>
+              <w:bottom w:val="single" w:sz="4" w:space="0" w:color="auto"/>
+              <w:right w:val="single" w:sz="2" w:space="0" w:color="auto"/>
+            </w:tcBorders>
+            <w:shd w:val="clear" w:color="auto" w:fill="FFFFFF"/>
+            <w:vAlign w:val="center"/>
+            <w:hideMark/>
+          </w:tcPr>
+          <w:p>
+            <w:pPr>
+              <w:ind w:left="360"/>
+              <w:rPr>
+                <w:rFonts w:ascii="Times New Roman" w:hAnsi="Times New Roman" w:cs="Times New Roman"/>
+                <w:color w:val="000000" w:themeColor="text1"/>
+                <w:sz w:val="28"/>
+                <w:szCs w:val="28"/>
+              </w:rPr>
+            </w:pPr>
+            <w:r>
+              <w:rPr>
+                <w:rFonts w:ascii="Times New Roman" w:hAnsi="Times New Roman" w:cs="Times New Roman"/>
+                <w:color w:val="000000" w:themeColor="text1"/>
+                <w:sz w:val="28"/>
+                <w:szCs w:val="28"/>
+              </w:rPr>
+              <w:t>Nhân và gán giá trị</w:t>
+            </w:r>
+          </w:p>
+        </w:tc>
+        <w:tc>
+          <w:tcPr>
+            <w:tcW w:w="3969" w:type="dxa"/>
+            <w:tcBorders>
+              <w:top w:val="single" w:sz="2" w:space="0" w:color="auto"/>
+              <w:left w:val="single" w:sz="2" w:space="0" w:color="auto"/>
+              <w:bottom w:val="single" w:sz="4" w:space="0" w:color="auto"/>
+              <w:right w:val="single" w:sz="2" w:space="0" w:color="auto"/>
+            </w:tcBorders>
+            <w:shd w:val="clear" w:color="auto" w:fill="FFFFFF"/>
+            <w:vAlign w:val="center"/>
+            <w:hideMark/>
+          </w:tcPr>
+          <w:p>
+            <w:pPr>
+              <w:ind w:left="360"/>
+              <w:rPr>
+                <w:rFonts w:ascii="Times New Roman" w:hAnsi="Times New Roman" w:cs="Times New Roman"/>
+                <w:color w:val="000000" w:themeColor="text1"/>
+                <w:sz w:val="28"/>
+                <w:szCs w:val="28"/>
+              </w:rPr>
+            </w:pPr>
+            <w:r>
+              <w:rPr>
+                <w:rFonts w:ascii="Times New Roman" w:hAnsi="Times New Roman" w:cs="Times New Roman"/>
+                <w:color w:val="000000" w:themeColor="text1"/>
+                <w:sz w:val="28"/>
+                <w:szCs w:val="28"/>
+              </w:rPr>
+              <w:t>a *= 5</w:t>
+            </w:r>
+          </w:p>
+        </w:tc>
+      </w:tr>
+      <w:tr>
+        <w:tc>
+          <w:tcPr>
+            <w:tcW w:w="1698" w:type="dxa"/>
+            <w:tcBorders>
+              <w:top w:val="single" w:sz="2" w:space="0" w:color="auto"/>
+              <w:left w:val="single" w:sz="2" w:space="0" w:color="auto"/>
+              <w:bottom w:val="single" w:sz="4" w:space="0" w:color="auto"/>
+              <w:right w:val="single" w:sz="2" w:space="0" w:color="auto"/>
+            </w:tcBorders>
+            <w:shd w:val="clear" w:color="auto" w:fill="FFFFFF"/>
+            <w:vAlign w:val="center"/>
+            <w:hideMark/>
+          </w:tcPr>
+          <w:p>
+            <w:pPr>
+              <w:ind w:left="360"/>
+              <w:rPr>
+                <w:rFonts w:ascii="Times New Roman" w:hAnsi="Times New Roman" w:cs="Times New Roman"/>
+                <w:color w:val="000000" w:themeColor="text1"/>
+                <w:sz w:val="28"/>
+                <w:szCs w:val="28"/>
+              </w:rPr>
+            </w:pPr>
+            <w:r>
+              <w:rPr>
+                <w:rFonts w:ascii="Times New Roman" w:hAnsi="Times New Roman" w:cs="Times New Roman"/>
+                <w:color w:val="000000" w:themeColor="text1"/>
+                <w:sz w:val="28"/>
+                <w:szCs w:val="28"/>
+              </w:rPr>
+              <w:t>/=</w:t>
+            </w:r>
+          </w:p>
+        </w:tc>
+        <w:tc>
+          <w:tcPr>
+            <w:tcW w:w="3828" w:type="dxa"/>
+            <w:tcBorders>
+              <w:top w:val="single" w:sz="2" w:space="0" w:color="auto"/>
+              <w:left w:val="single" w:sz="2" w:space="0" w:color="auto"/>
+              <w:bottom w:val="single" w:sz="4" w:space="0" w:color="auto"/>
+              <w:right w:val="single" w:sz="2" w:space="0" w:color="auto"/>
+            </w:tcBorders>
+            <w:shd w:val="clear" w:color="auto" w:fill="FFFFFF"/>
+            <w:vAlign w:val="center"/>
+            <w:hideMark/>
+          </w:tcPr>
+          <w:p>
+            <w:pPr>
+              <w:ind w:left="360"/>
+              <w:rPr>
+                <w:rFonts w:ascii="Times New Roman" w:hAnsi="Times New Roman" w:cs="Times New Roman"/>
+                <w:color w:val="000000" w:themeColor="text1"/>
+                <w:sz w:val="28"/>
+                <w:szCs w:val="28"/>
+              </w:rPr>
+            </w:pPr>
+            <w:r>
+              <w:rPr>
+                <w:rFonts w:ascii="Times New Roman" w:hAnsi="Times New Roman" w:cs="Times New Roman"/>
+                <w:color w:val="000000" w:themeColor="text1"/>
+                <w:sz w:val="28"/>
+                <w:szCs w:val="28"/>
+              </w:rPr>
+              <w:t>Chia và gán giá trị</w:t>
+            </w:r>
+          </w:p>
+        </w:tc>
+        <w:tc>
+          <w:tcPr>
+            <w:tcW w:w="3969" w:type="dxa"/>
+            <w:tcBorders>
+              <w:top w:val="single" w:sz="2" w:space="0" w:color="auto"/>
+              <w:left w:val="single" w:sz="2" w:space="0" w:color="auto"/>
+              <w:bottom w:val="single" w:sz="4" w:space="0" w:color="auto"/>
+              <w:right w:val="single" w:sz="2" w:space="0" w:color="auto"/>
+            </w:tcBorders>
+            <w:shd w:val="clear" w:color="auto" w:fill="FFFFFF"/>
+            <w:vAlign w:val="center"/>
+            <w:hideMark/>
+          </w:tcPr>
+          <w:p>
+            <w:pPr>
+              <w:ind w:left="360"/>
+              <w:rPr>
+                <w:rFonts w:ascii="Times New Roman" w:hAnsi="Times New Roman" w:cs="Times New Roman"/>
+                <w:color w:val="000000" w:themeColor="text1"/>
+                <w:sz w:val="28"/>
+                <w:szCs w:val="28"/>
+              </w:rPr>
+            </w:pPr>
+            <w:r>
+              <w:rPr>
+                <w:rFonts w:ascii="Times New Roman" w:hAnsi="Times New Roman" w:cs="Times New Roman"/>
+                <w:color w:val="000000" w:themeColor="text1"/>
+                <w:sz w:val="28"/>
+                <w:szCs w:val="28"/>
+              </w:rPr>
+              <w:t>a /= 5</w:t>
+            </w:r>
+          </w:p>
+        </w:tc>
+      </w:tr>
+      <w:tr>
+        <w:tc>
+          <w:tcPr>
+            <w:tcW w:w="1698" w:type="dxa"/>
+            <w:tcBorders>
+              <w:top w:val="single" w:sz="2" w:space="0" w:color="auto"/>
+              <w:left w:val="single" w:sz="2" w:space="0" w:color="auto"/>
+              <w:bottom w:val="single" w:sz="4" w:space="0" w:color="auto"/>
+              <w:right w:val="single" w:sz="2" w:space="0" w:color="auto"/>
+            </w:tcBorders>
+            <w:shd w:val="clear" w:color="auto" w:fill="FFFFFF"/>
+            <w:vAlign w:val="center"/>
+            <w:hideMark/>
+          </w:tcPr>
+          <w:p>
+            <w:pPr>
+              <w:ind w:left="360"/>
+              <w:rPr>
+                <w:rFonts w:ascii="Times New Roman" w:hAnsi="Times New Roman" w:cs="Times New Roman"/>
+                <w:color w:val="000000" w:themeColor="text1"/>
+                <w:sz w:val="28"/>
+                <w:szCs w:val="28"/>
+              </w:rPr>
+            </w:pPr>
+            <w:r>
+              <w:rPr>
+                <w:rFonts w:ascii="Times New Roman" w:hAnsi="Times New Roman" w:cs="Times New Roman"/>
+                <w:color w:val="000000" w:themeColor="text1"/>
+                <w:sz w:val="28"/>
+                <w:szCs w:val="28"/>
+              </w:rPr>
+              <w:t>%=</w:t>
+            </w:r>
+          </w:p>
+        </w:tc>
+        <w:tc>
+          <w:tcPr>
+            <w:tcW w:w="3828" w:type="dxa"/>
+            <w:tcBorders>
+              <w:top w:val="single" w:sz="2" w:space="0" w:color="auto"/>
+              <w:left w:val="single" w:sz="2" w:space="0" w:color="auto"/>
+              <w:bottom w:val="single" w:sz="4" w:space="0" w:color="auto"/>
+              <w:right w:val="single" w:sz="2" w:space="0" w:color="auto"/>
+            </w:tcBorders>
+            <w:shd w:val="clear" w:color="auto" w:fill="FFFFFF"/>
+            <w:vAlign w:val="center"/>
+            <w:hideMark/>
+          </w:tcPr>
+          <w:p>
+            <w:pPr>
+              <w:ind w:left="360"/>
+              <w:rPr>
+                <w:rFonts w:ascii="Times New Roman" w:hAnsi="Times New Roman" w:cs="Times New Roman"/>
+                <w:color w:val="000000" w:themeColor="text1"/>
+                <w:sz w:val="28"/>
+                <w:szCs w:val="28"/>
+              </w:rPr>
+            </w:pPr>
+            <w:r>
+              <w:rPr>
+                <w:rFonts w:ascii="Times New Roman" w:hAnsi="Times New Roman" w:cs="Times New Roman"/>
+                <w:color w:val="000000" w:themeColor="text1"/>
+                <w:sz w:val="28"/>
+                <w:szCs w:val="28"/>
+              </w:rPr>
+              <w:t>Chia lấy dư và gán giá trị</w:t>
+            </w:r>
+          </w:p>
+        </w:tc>
+        <w:tc>
+          <w:tcPr>
+            <w:tcW w:w="3969" w:type="dxa"/>
+            <w:tcBorders>
+              <w:top w:val="single" w:sz="2" w:space="0" w:color="auto"/>
+              <w:left w:val="single" w:sz="2" w:space="0" w:color="auto"/>
+              <w:bottom w:val="single" w:sz="4" w:space="0" w:color="auto"/>
+              <w:right w:val="single" w:sz="2" w:space="0" w:color="auto"/>
+            </w:tcBorders>
+            <w:shd w:val="clear" w:color="auto" w:fill="FFFFFF"/>
+            <w:vAlign w:val="center"/>
+            <w:hideMark/>
+          </w:tcPr>
+          <w:p>
+            <w:pPr>
+              <w:ind w:left="360"/>
+              <w:rPr>
+                <w:rFonts w:ascii="Times New Roman" w:hAnsi="Times New Roman" w:cs="Times New Roman"/>
+                <w:color w:val="000000" w:themeColor="text1"/>
+                <w:sz w:val="28"/>
+                <w:szCs w:val="28"/>
+              </w:rPr>
+            </w:pPr>
+            <w:r>
+              <w:rPr>
+                <w:rFonts w:ascii="Times New Roman" w:hAnsi="Times New Roman" w:cs="Times New Roman"/>
+                <w:color w:val="000000" w:themeColor="text1"/>
+                <w:sz w:val="28"/>
+                <w:szCs w:val="28"/>
+              </w:rPr>
+              <w:t>a %= 5</w:t>
+            </w:r>
+          </w:p>
+        </w:tc>
+      </w:tr>
+    </w:tbl>
+    <w:p>
+      <w:pPr>
+        <w:pStyle w:val="ListParagraph"/>
+        <w:numPr>
+          <w:ilvl w:val="1"/>
+          <w:numId w:val="1"/>
+        </w:numPr>
+        <w:rPr>
+          <w:rFonts w:ascii="Times New Roman" w:hAnsi="Times New Roman" w:cs="Times New Roman"/>
+          <w:b/>
+          <w:bCs/>
+          <w:color w:val="000000" w:themeColor="text1"/>
+          <w:sz w:val="28"/>
+          <w:szCs w:val="28"/>
+        </w:rPr>
+      </w:pPr>
+      <w:r>
+        <w:rPr>
+          <w:rFonts w:ascii="Times New Roman" w:hAnsi="Times New Roman" w:cs="Times New Roman"/>
+          <w:b/>
+          <w:bCs/>
+          <w:color w:val="000000" w:themeColor="text1"/>
+          <w:sz w:val="28"/>
+          <w:szCs w:val="28"/>
+        </w:rPr>
+        <w:t>Ternary Operators (Toán tử điều kiện</w:t>
+      </w:r>
+      <w:r>
+        <w:rPr>
+          <w:rFonts w:ascii="Times New Roman" w:hAnsi="Times New Roman" w:cs="Times New Roman"/>
+          <w:b/>
+          <w:bCs/>
+          <w:color w:val="000000" w:themeColor="text1"/>
+          <w:sz w:val="28"/>
+          <w:szCs w:val="28"/>
+        </w:rPr>
+        <w:t xml:space="preserve"> – Toán tử 3 ngôi</w:t>
+      </w:r>
+      <w:r>
+        <w:rPr>
+          <w:rFonts w:ascii="Times New Roman" w:hAnsi="Times New Roman" w:cs="Times New Roman"/>
+          <w:b/>
+          <w:bCs/>
+          <w:color w:val="000000" w:themeColor="text1"/>
+          <w:sz w:val="28"/>
+          <w:szCs w:val="28"/>
+        </w:rPr>
+        <w:t>)</w:t>
+      </w:r>
+    </w:p>
+    <w:p>
+      <w:pPr>
+        <w:ind w:left="360"/>
+        <w:rPr>
+          <w:rFonts w:ascii="Times New Roman" w:hAnsi="Times New Roman" w:cs="Times New Roman"/>
+          <w:color w:val="000000" w:themeColor="text1"/>
+          <w:sz w:val="28"/>
+          <w:szCs w:val="28"/>
+        </w:rPr>
+      </w:pPr>
+      <w:r>
+        <w:rPr>
+          <w:rFonts w:ascii="Times New Roman" w:hAnsi="Times New Roman" w:cs="Times New Roman"/>
+          <w:color w:val="000000" w:themeColor="text1"/>
+          <w:sz w:val="28"/>
+          <w:szCs w:val="28"/>
+        </w:rPr>
+        <w:lastRenderedPageBreak/>
+        <w:t>Được sử dụng để viết các biểu thức điều kiện gọn hơn</w:t>
+      </w:r>
+    </w:p>
+    <w:tbl>
+      <w:tblPr>
+        <w:tblW w:w="9495" w:type="dxa"/>
+        <w:shd w:val="clear" w:color="auto" w:fill="FFFFFF"/>
+        <w:tblCellMar>
+          <w:top w:w="15" w:type="dxa"/>
+          <w:left w:w="15" w:type="dxa"/>
+          <w:bottom w:w="15" w:type="dxa"/>
+          <w:right w:w="15" w:type="dxa"/>
+        </w:tblCellMar>
+        <w:tblLook w:val="04A0" w:firstRow="1" w:lastRow="0" w:firstColumn="1" w:lastColumn="0" w:noHBand="0" w:noVBand="1"/>
+      </w:tblPr>
+      <w:tblGrid>
+        <w:gridCol w:w="1557"/>
+        <w:gridCol w:w="3118"/>
+        <w:gridCol w:w="4820"/>
+      </w:tblGrid>
+      <w:tr>
+        <w:trPr>
+          <w:tblHeader/>
+        </w:trPr>
+        <w:tc>
+          <w:tcPr>
+            <w:tcW w:w="1557" w:type="dxa"/>
+            <w:tcBorders>
+              <w:top w:val="single" w:sz="2" w:space="0" w:color="auto"/>
+              <w:left w:val="single" w:sz="2" w:space="0" w:color="auto"/>
+              <w:bottom w:val="single" w:sz="4" w:space="0" w:color="auto"/>
+              <w:right w:val="single" w:sz="2" w:space="0" w:color="auto"/>
+            </w:tcBorders>
+            <w:shd w:val="clear" w:color="auto" w:fill="A3DBFF"/>
+            <w:vAlign w:val="center"/>
+            <w:hideMark/>
+          </w:tcPr>
+          <w:p>
+            <w:pPr>
+              <w:ind w:left="360"/>
+              <w:rPr>
+                <w:rFonts w:ascii="Times New Roman" w:hAnsi="Times New Roman" w:cs="Times New Roman"/>
+                <w:b/>
+                <w:bCs/>
+                <w:color w:val="000000" w:themeColor="text1"/>
+                <w:sz w:val="28"/>
+                <w:szCs w:val="28"/>
+              </w:rPr>
+            </w:pPr>
+            <w:r>
+              <w:rPr>
+                <w:rFonts w:ascii="Times New Roman" w:hAnsi="Times New Roman" w:cs="Times New Roman"/>
+                <w:b/>
+                <w:bCs/>
+                <w:color w:val="000000" w:themeColor="text1"/>
+                <w:sz w:val="28"/>
+                <w:szCs w:val="28"/>
+              </w:rPr>
+              <w:t>Toán tử</w:t>
+            </w:r>
+          </w:p>
+        </w:tc>
+        <w:tc>
+          <w:tcPr>
+            <w:tcW w:w="3118" w:type="dxa"/>
+            <w:tcBorders>
+              <w:top w:val="single" w:sz="2" w:space="0" w:color="auto"/>
+              <w:left w:val="single" w:sz="2" w:space="0" w:color="auto"/>
+              <w:bottom w:val="single" w:sz="4" w:space="0" w:color="auto"/>
+              <w:right w:val="single" w:sz="2" w:space="0" w:color="auto"/>
+            </w:tcBorders>
+            <w:shd w:val="clear" w:color="auto" w:fill="A3DBFF"/>
+            <w:vAlign w:val="center"/>
+            <w:hideMark/>
+          </w:tcPr>
+          <w:p>
+            <w:pPr>
+              <w:ind w:left="360"/>
+              <w:rPr>
+                <w:rFonts w:ascii="Times New Roman" w:hAnsi="Times New Roman" w:cs="Times New Roman"/>
+                <w:b/>
+                <w:bCs/>
+                <w:color w:val="000000" w:themeColor="text1"/>
+                <w:sz w:val="28"/>
+                <w:szCs w:val="28"/>
+              </w:rPr>
+            </w:pPr>
+            <w:r>
+              <w:rPr>
+                <w:rFonts w:ascii="Times New Roman" w:hAnsi="Times New Roman" w:cs="Times New Roman"/>
+                <w:b/>
+                <w:bCs/>
+                <w:color w:val="000000" w:themeColor="text1"/>
+                <w:sz w:val="28"/>
+                <w:szCs w:val="28"/>
+              </w:rPr>
+              <w:t>Mô tả</w:t>
+            </w:r>
+          </w:p>
+        </w:tc>
+        <w:tc>
+          <w:tcPr>
+            <w:tcW w:w="4820" w:type="dxa"/>
+            <w:tcBorders>
+              <w:top w:val="single" w:sz="2" w:space="0" w:color="auto"/>
+              <w:left w:val="single" w:sz="2" w:space="0" w:color="auto"/>
+              <w:bottom w:val="single" w:sz="4" w:space="0" w:color="auto"/>
+              <w:right w:val="single" w:sz="2" w:space="0" w:color="auto"/>
+            </w:tcBorders>
+            <w:shd w:val="clear" w:color="auto" w:fill="A3DBFF"/>
+            <w:vAlign w:val="center"/>
+            <w:hideMark/>
+          </w:tcPr>
+          <w:p>
+            <w:pPr>
+              <w:ind w:left="360"/>
+              <w:rPr>
+                <w:rFonts w:ascii="Times New Roman" w:hAnsi="Times New Roman" w:cs="Times New Roman"/>
+                <w:b/>
+                <w:bCs/>
+                <w:color w:val="000000" w:themeColor="text1"/>
+                <w:sz w:val="28"/>
+                <w:szCs w:val="28"/>
+              </w:rPr>
+            </w:pPr>
+            <w:r>
+              <w:rPr>
+                <w:rFonts w:ascii="Times New Roman" w:hAnsi="Times New Roman" w:cs="Times New Roman"/>
+                <w:b/>
+                <w:bCs/>
+                <w:color w:val="000000" w:themeColor="text1"/>
+                <w:sz w:val="28"/>
+                <w:szCs w:val="28"/>
+              </w:rPr>
+              <w:t>Ví dụ</w:t>
+            </w:r>
+          </w:p>
+        </w:tc>
+      </w:tr>
+      <w:tr>
+        <w:tc>
+          <w:tcPr>
+            <w:tcW w:w="1557" w:type="dxa"/>
+            <w:tcBorders>
+              <w:top w:val="single" w:sz="2" w:space="0" w:color="auto"/>
+              <w:left w:val="single" w:sz="2" w:space="0" w:color="auto"/>
+              <w:bottom w:val="single" w:sz="4" w:space="0" w:color="auto"/>
+              <w:right w:val="single" w:sz="2" w:space="0" w:color="auto"/>
+            </w:tcBorders>
+            <w:shd w:val="clear" w:color="auto" w:fill="FFFFFF"/>
+            <w:vAlign w:val="center"/>
+            <w:hideMark/>
+          </w:tcPr>
+          <w:p>
+            <w:pPr>
+              <w:ind w:left="360"/>
+              <w:rPr>
+                <w:rFonts w:ascii="Times New Roman" w:hAnsi="Times New Roman" w:cs="Times New Roman"/>
+                <w:color w:val="000000" w:themeColor="text1"/>
+                <w:sz w:val="28"/>
+                <w:szCs w:val="28"/>
+              </w:rPr>
+            </w:pPr>
+            <w:r>
+              <w:rPr>
+                <w:rFonts w:ascii="Times New Roman" w:hAnsi="Times New Roman" w:cs="Times New Roman"/>
+                <w:color w:val="000000" w:themeColor="text1"/>
+                <w:sz w:val="28"/>
+                <w:szCs w:val="28"/>
+              </w:rPr>
+              <w:t>? :</w:t>
+            </w:r>
+          </w:p>
+        </w:tc>
+        <w:tc>
+          <w:tcPr>
+            <w:tcW w:w="3118" w:type="dxa"/>
+            <w:tcBorders>
+              <w:top w:val="single" w:sz="2" w:space="0" w:color="auto"/>
+              <w:left w:val="single" w:sz="2" w:space="0" w:color="auto"/>
+              <w:bottom w:val="single" w:sz="4" w:space="0" w:color="auto"/>
+              <w:right w:val="single" w:sz="2" w:space="0" w:color="auto"/>
+            </w:tcBorders>
+            <w:shd w:val="clear" w:color="auto" w:fill="FFFFFF"/>
+            <w:vAlign w:val="center"/>
+            <w:hideMark/>
+          </w:tcPr>
+          <w:p>
+            <w:pPr>
+              <w:ind w:left="360"/>
+              <w:rPr>
+                <w:rFonts w:ascii="Times New Roman" w:hAnsi="Times New Roman" w:cs="Times New Roman"/>
+                <w:color w:val="000000" w:themeColor="text1"/>
+                <w:sz w:val="28"/>
+                <w:szCs w:val="28"/>
+              </w:rPr>
+            </w:pPr>
+            <w:r>
+              <w:rPr>
+                <w:rFonts w:ascii="Times New Roman" w:hAnsi="Times New Roman" w:cs="Times New Roman"/>
+                <w:color w:val="000000" w:themeColor="text1"/>
+                <w:sz w:val="28"/>
+                <w:szCs w:val="28"/>
+              </w:rPr>
+              <w:t>Biểu thức điều kiện</w:t>
+            </w:r>
+          </w:p>
+        </w:tc>
+        <w:tc>
+          <w:tcPr>
+            <w:tcW w:w="4820" w:type="dxa"/>
+            <w:tcBorders>
+              <w:top w:val="single" w:sz="2" w:space="0" w:color="auto"/>
+              <w:left w:val="single" w:sz="2" w:space="0" w:color="auto"/>
+              <w:bottom w:val="single" w:sz="4" w:space="0" w:color="auto"/>
+              <w:right w:val="single" w:sz="2" w:space="0" w:color="auto"/>
+            </w:tcBorders>
+            <w:shd w:val="clear" w:color="auto" w:fill="FFFFFF"/>
+            <w:vAlign w:val="center"/>
+            <w:hideMark/>
+          </w:tcPr>
+          <w:p>
+            <w:pPr>
+              <w:ind w:left="360"/>
+              <w:rPr>
+                <w:rFonts w:ascii="Times New Roman" w:hAnsi="Times New Roman" w:cs="Times New Roman"/>
+                <w:color w:val="000000" w:themeColor="text1"/>
+                <w:sz w:val="28"/>
+                <w:szCs w:val="28"/>
+              </w:rPr>
+            </w:pPr>
+            <w:r>
+              <w:rPr>
+                <w:rFonts w:ascii="Times New Roman" w:hAnsi="Times New Roman" w:cs="Times New Roman"/>
+                <w:color w:val="000000" w:themeColor="text1"/>
+                <w:sz w:val="28"/>
+                <w:szCs w:val="28"/>
+              </w:rPr>
+              <w:t>(condition) ? value1 : value2</w:t>
+            </w:r>
+          </w:p>
+        </w:tc>
+      </w:tr>
+    </w:tbl>
+    <w:p>
+      <w:pPr>
+        <w:pStyle w:val="ListParagraph"/>
+        <w:numPr>
+          <w:ilvl w:val="1"/>
+          <w:numId w:val="1"/>
+        </w:numPr>
+        <w:rPr>
+          <w:rFonts w:ascii="Times New Roman" w:hAnsi="Times New Roman" w:cs="Times New Roman"/>
+          <w:b/>
+          <w:bCs/>
+          <w:color w:val="000000" w:themeColor="text1"/>
+          <w:sz w:val="28"/>
+          <w:szCs w:val="28"/>
+        </w:rPr>
+      </w:pPr>
+      <w:r>
+        <w:rPr>
+          <w:rFonts w:ascii="Times New Roman" w:hAnsi="Times New Roman" w:cs="Times New Roman"/>
+          <w:b/>
+          <w:bCs/>
+          <w:color w:val="000000" w:themeColor="text1"/>
+          <w:sz w:val="28"/>
+          <w:szCs w:val="28"/>
+        </w:rPr>
+        <w:t>Bitwise Operators (Toán tử Bitwise)</w:t>
+      </w:r>
+    </w:p>
+    <w:p>
+      <w:pPr>
+        <w:ind w:left="360"/>
+        <w:rPr>
+          <w:rFonts w:ascii="Times New Roman" w:hAnsi="Times New Roman" w:cs="Times New Roman"/>
+          <w:color w:val="000000" w:themeColor="text1"/>
+          <w:sz w:val="28"/>
+          <w:szCs w:val="28"/>
+        </w:rPr>
+      </w:pPr>
+      <w:r>
+        <w:rPr>
+          <w:rFonts w:ascii="Times New Roman" w:hAnsi="Times New Roman" w:cs="Times New Roman"/>
+          <w:color w:val="000000" w:themeColor="text1"/>
+          <w:sz w:val="28"/>
+          <w:szCs w:val="28"/>
+        </w:rPr>
+        <w:t>Hoạt động dựa trên các giá trị nhị phân (bit)</w:t>
+      </w:r>
+    </w:p>
+    <w:tbl>
+      <w:tblPr>
+        <w:tblW w:w="9495" w:type="dxa"/>
+        <w:shd w:val="clear" w:color="auto" w:fill="FFFFFF"/>
+        <w:tblCellMar>
+          <w:top w:w="15" w:type="dxa"/>
+          <w:left w:w="15" w:type="dxa"/>
+          <w:bottom w:w="15" w:type="dxa"/>
+          <w:right w:w="15" w:type="dxa"/>
+        </w:tblCellMar>
+        <w:tblLook w:val="04A0" w:firstRow="1" w:lastRow="0" w:firstColumn="1" w:lastColumn="0" w:noHBand="0" w:noVBand="1"/>
+      </w:tblPr>
+      <w:tblGrid>
+        <w:gridCol w:w="1698"/>
+        <w:gridCol w:w="2977"/>
+        <w:gridCol w:w="4820"/>
+      </w:tblGrid>
+      <w:tr>
+        <w:trPr>
+          <w:tblHeader/>
+        </w:trPr>
+        <w:tc>
+          <w:tcPr>
+            <w:tcW w:w="1698" w:type="dxa"/>
+            <w:tcBorders>
+              <w:top w:val="single" w:sz="2" w:space="0" w:color="auto"/>
+              <w:left w:val="single" w:sz="2" w:space="0" w:color="auto"/>
+              <w:bottom w:val="single" w:sz="4" w:space="0" w:color="auto"/>
+              <w:right w:val="single" w:sz="2" w:space="0" w:color="auto"/>
+            </w:tcBorders>
+            <w:shd w:val="clear" w:color="auto" w:fill="A3DBFF"/>
+            <w:vAlign w:val="center"/>
+            <w:hideMark/>
+          </w:tcPr>
+          <w:p>
+            <w:pPr>
+              <w:ind w:left="360"/>
+              <w:rPr>
+                <w:rFonts w:ascii="Times New Roman" w:hAnsi="Times New Roman" w:cs="Times New Roman"/>
+                <w:b/>
+                <w:bCs/>
+                <w:color w:val="000000" w:themeColor="text1"/>
+                <w:sz w:val="28"/>
+                <w:szCs w:val="28"/>
+              </w:rPr>
+            </w:pPr>
+            <w:r>
+              <w:rPr>
+                <w:rFonts w:ascii="Times New Roman" w:hAnsi="Times New Roman" w:cs="Times New Roman"/>
+                <w:b/>
+                <w:bCs/>
+                <w:color w:val="000000" w:themeColor="text1"/>
+                <w:sz w:val="28"/>
+                <w:szCs w:val="28"/>
+              </w:rPr>
+              <w:t>Toán tử</w:t>
+            </w:r>
+          </w:p>
+        </w:tc>
+        <w:tc>
+          <w:tcPr>
+            <w:tcW w:w="2977" w:type="dxa"/>
+            <w:tcBorders>
+              <w:top w:val="single" w:sz="2" w:space="0" w:color="auto"/>
+              <w:left w:val="single" w:sz="2" w:space="0" w:color="auto"/>
+              <w:bottom w:val="single" w:sz="4" w:space="0" w:color="auto"/>
+              <w:right w:val="single" w:sz="2" w:space="0" w:color="auto"/>
+            </w:tcBorders>
+            <w:shd w:val="clear" w:color="auto" w:fill="A3DBFF"/>
+            <w:vAlign w:val="center"/>
+            <w:hideMark/>
+          </w:tcPr>
+          <w:p>
+            <w:pPr>
+              <w:ind w:left="360"/>
+              <w:rPr>
+                <w:rFonts w:ascii="Times New Roman" w:hAnsi="Times New Roman" w:cs="Times New Roman"/>
+                <w:b/>
+                <w:bCs/>
+                <w:color w:val="000000" w:themeColor="text1"/>
+                <w:sz w:val="28"/>
+                <w:szCs w:val="28"/>
+              </w:rPr>
+            </w:pPr>
+            <w:r>
+              <w:rPr>
+                <w:rFonts w:ascii="Times New Roman" w:hAnsi="Times New Roman" w:cs="Times New Roman"/>
+                <w:b/>
+                <w:bCs/>
+                <w:color w:val="000000" w:themeColor="text1"/>
+                <w:sz w:val="28"/>
+                <w:szCs w:val="28"/>
+              </w:rPr>
+              <w:t>Mô tả</w:t>
+            </w:r>
+          </w:p>
+        </w:tc>
+        <w:tc>
+          <w:tcPr>
+            <w:tcW w:w="4820" w:type="dxa"/>
+            <w:tcBorders>
+              <w:top w:val="single" w:sz="2" w:space="0" w:color="auto"/>
+              <w:left w:val="single" w:sz="2" w:space="0" w:color="auto"/>
+              <w:bottom w:val="single" w:sz="4" w:space="0" w:color="auto"/>
+              <w:right w:val="single" w:sz="2" w:space="0" w:color="auto"/>
+            </w:tcBorders>
+            <w:shd w:val="clear" w:color="auto" w:fill="A3DBFF"/>
+            <w:vAlign w:val="center"/>
+            <w:hideMark/>
+          </w:tcPr>
+          <w:p>
+            <w:pPr>
+              <w:ind w:left="360"/>
+              <w:rPr>
+                <w:rFonts w:ascii="Times New Roman" w:hAnsi="Times New Roman" w:cs="Times New Roman"/>
+                <w:b/>
+                <w:bCs/>
+                <w:color w:val="000000" w:themeColor="text1"/>
+                <w:sz w:val="28"/>
+                <w:szCs w:val="28"/>
+              </w:rPr>
+            </w:pPr>
+            <w:r>
+              <w:rPr>
+                <w:rFonts w:ascii="Times New Roman" w:hAnsi="Times New Roman" w:cs="Times New Roman"/>
+                <w:b/>
+                <w:bCs/>
+                <w:color w:val="000000" w:themeColor="text1"/>
+                <w:sz w:val="28"/>
+                <w:szCs w:val="28"/>
+              </w:rPr>
+              <w:t>Ví dụ</w:t>
+            </w:r>
+          </w:p>
+        </w:tc>
+      </w:tr>
+      <w:tr>
+        <w:tc>
+          <w:tcPr>
+            <w:tcW w:w="1698" w:type="dxa"/>
+            <w:tcBorders>
+              <w:top w:val="single" w:sz="2" w:space="0" w:color="auto"/>
+              <w:left w:val="single" w:sz="2" w:space="0" w:color="auto"/>
+              <w:bottom w:val="single" w:sz="4" w:space="0" w:color="auto"/>
+              <w:right w:val="single" w:sz="2" w:space="0" w:color="auto"/>
+            </w:tcBorders>
+            <w:shd w:val="clear" w:color="auto" w:fill="FFFFFF"/>
+            <w:vAlign w:val="center"/>
+            <w:hideMark/>
+          </w:tcPr>
+          <w:p>
+            <w:pPr>
+              <w:ind w:left="360"/>
+              <w:rPr>
+                <w:rFonts w:ascii="Times New Roman" w:hAnsi="Times New Roman" w:cs="Times New Roman"/>
+                <w:color w:val="000000" w:themeColor="text1"/>
+                <w:sz w:val="28"/>
+                <w:szCs w:val="28"/>
+              </w:rPr>
+            </w:pPr>
+            <w:r>
+              <w:rPr>
+                <w:rFonts w:ascii="Times New Roman" w:hAnsi="Times New Roman" w:cs="Times New Roman"/>
+                <w:color w:val="000000" w:themeColor="text1"/>
+                <w:sz w:val="28"/>
+                <w:szCs w:val="28"/>
+              </w:rPr>
+              <w:t>&amp;</w:t>
+            </w:r>
+          </w:p>
+        </w:tc>
+        <w:tc>
+          <w:tcPr>
+            <w:tcW w:w="2977" w:type="dxa"/>
+            <w:tcBorders>
+              <w:top w:val="single" w:sz="2" w:space="0" w:color="auto"/>
+              <w:left w:val="single" w:sz="2" w:space="0" w:color="auto"/>
+              <w:bottom w:val="single" w:sz="4" w:space="0" w:color="auto"/>
+              <w:right w:val="single" w:sz="2" w:space="0" w:color="auto"/>
+            </w:tcBorders>
+            <w:shd w:val="clear" w:color="auto" w:fill="FFFFFF"/>
+            <w:vAlign w:val="center"/>
+            <w:hideMark/>
+          </w:tcPr>
+          <w:p>
+            <w:pPr>
+              <w:ind w:left="360"/>
+              <w:rPr>
+                <w:rFonts w:ascii="Times New Roman" w:hAnsi="Times New Roman" w:cs="Times New Roman"/>
+                <w:color w:val="000000" w:themeColor="text1"/>
+                <w:sz w:val="28"/>
+                <w:szCs w:val="28"/>
+              </w:rPr>
+            </w:pPr>
+            <w:r>
+              <w:rPr>
+                <w:rFonts w:ascii="Times New Roman" w:hAnsi="Times New Roman" w:cs="Times New Roman"/>
+                <w:color w:val="000000" w:themeColor="text1"/>
+                <w:sz w:val="28"/>
+                <w:szCs w:val="28"/>
+              </w:rPr>
+              <w:t>AND theo bit</w:t>
+            </w:r>
+          </w:p>
+        </w:tc>
+        <w:tc>
+          <w:tcPr>
+            <w:tcW w:w="4820" w:type="dxa"/>
+            <w:tcBorders>
+              <w:top w:val="single" w:sz="2" w:space="0" w:color="auto"/>
+              <w:left w:val="single" w:sz="2" w:space="0" w:color="auto"/>
+              <w:bottom w:val="single" w:sz="4" w:space="0" w:color="auto"/>
+              <w:right w:val="single" w:sz="2" w:space="0" w:color="auto"/>
+            </w:tcBorders>
+            <w:shd w:val="clear" w:color="auto" w:fill="FFFFFF"/>
+            <w:vAlign w:val="center"/>
+            <w:hideMark/>
+          </w:tcPr>
+          <w:p>
+            <w:pPr>
+              <w:ind w:left="360"/>
+              <w:rPr>
+                <w:rFonts w:ascii="Times New Roman" w:hAnsi="Times New Roman" w:cs="Times New Roman"/>
+                <w:color w:val="000000" w:themeColor="text1"/>
+                <w:sz w:val="28"/>
+                <w:szCs w:val="28"/>
+              </w:rPr>
+            </w:pPr>
+            <w:r>
+              <w:rPr>
+                <w:rFonts w:ascii="Times New Roman" w:hAnsi="Times New Roman" w:cs="Times New Roman"/>
+                <w:color w:val="000000" w:themeColor="text1"/>
+                <w:sz w:val="28"/>
+                <w:szCs w:val="28"/>
+              </w:rPr>
+              <w:t>a &amp; b</w:t>
+            </w:r>
+          </w:p>
+        </w:tc>
+      </w:tr>
+      <w:tr>
+        <w:tc>
+          <w:tcPr>
+            <w:tcW w:w="1698" w:type="dxa"/>
+            <w:tcBorders>
+              <w:top w:val="single" w:sz="2" w:space="0" w:color="auto"/>
+              <w:left w:val="single" w:sz="2" w:space="0" w:color="auto"/>
+              <w:bottom w:val="single" w:sz="4" w:space="0" w:color="auto"/>
+              <w:right w:val="single" w:sz="2" w:space="0" w:color="auto"/>
+            </w:tcBorders>
+            <w:shd w:val="clear" w:color="auto" w:fill="FFFFFF"/>
+            <w:vAlign w:val="center"/>
+            <w:hideMark/>
+          </w:tcPr>
+          <w:p>
+            <w:pPr>
+              <w:ind w:left="360"/>
+              <w:rPr>
+                <w:rFonts w:ascii="Times New Roman" w:hAnsi="Times New Roman" w:cs="Times New Roman"/>
+                <w:color w:val="000000" w:themeColor="text1"/>
+                <w:sz w:val="28"/>
+                <w:szCs w:val="28"/>
+              </w:rPr>
+            </w:pPr>
+            <w:r>
+              <w:rPr>
+                <w:rFonts w:ascii="Times New Roman" w:hAnsi="Times New Roman" w:cs="Times New Roman"/>
+                <w:color w:val="000000" w:themeColor="text1"/>
+                <w:sz w:val="28"/>
+                <w:szCs w:val="28"/>
+              </w:rPr>
+              <w:t>`</w:t>
+            </w:r>
+          </w:p>
+        </w:tc>
+        <w:tc>
+          <w:tcPr>
+            <w:tcW w:w="2977" w:type="dxa"/>
+            <w:tcBorders>
+              <w:top w:val="single" w:sz="2" w:space="0" w:color="auto"/>
+              <w:left w:val="single" w:sz="2" w:space="0" w:color="auto"/>
+              <w:bottom w:val="single" w:sz="4" w:space="0" w:color="auto"/>
+              <w:right w:val="single" w:sz="2" w:space="0" w:color="auto"/>
+            </w:tcBorders>
+            <w:shd w:val="clear" w:color="auto" w:fill="FFFFFF"/>
+            <w:vAlign w:val="center"/>
+            <w:hideMark/>
+          </w:tcPr>
+          <w:p>
+            <w:pPr>
+              <w:ind w:left="360"/>
+              <w:rPr>
+                <w:rFonts w:ascii="Times New Roman" w:hAnsi="Times New Roman" w:cs="Times New Roman"/>
+                <w:color w:val="000000" w:themeColor="text1"/>
+                <w:sz w:val="28"/>
+                <w:szCs w:val="28"/>
+              </w:rPr>
+            </w:pPr>
+            <w:r>
+              <w:rPr>
+                <w:rFonts w:ascii="Times New Roman" w:hAnsi="Times New Roman" w:cs="Times New Roman"/>
+                <w:color w:val="000000" w:themeColor="text1"/>
+                <w:sz w:val="28"/>
+                <w:szCs w:val="28"/>
+              </w:rPr>
+              <w:t>`</w:t>
+            </w:r>
+          </w:p>
+        </w:tc>
+        <w:tc>
+          <w:tcPr>
+            <w:tcW w:w="4820" w:type="dxa"/>
+            <w:tcBorders>
+              <w:top w:val="single" w:sz="2" w:space="0" w:color="auto"/>
+              <w:left w:val="single" w:sz="2" w:space="0" w:color="auto"/>
+              <w:bottom w:val="single" w:sz="4" w:space="0" w:color="auto"/>
+              <w:right w:val="single" w:sz="2" w:space="0" w:color="auto"/>
+            </w:tcBorders>
+            <w:shd w:val="clear" w:color="auto" w:fill="FFFFFF"/>
+            <w:vAlign w:val="center"/>
+            <w:hideMark/>
+          </w:tcPr>
+          <w:p>
+            <w:pPr>
+              <w:ind w:left="360"/>
+              <w:rPr>
+                <w:rFonts w:ascii="Times New Roman" w:hAnsi="Times New Roman" w:cs="Times New Roman"/>
+                <w:color w:val="000000" w:themeColor="text1"/>
+                <w:sz w:val="28"/>
+                <w:szCs w:val="28"/>
+              </w:rPr>
+            </w:pPr>
+            <w:r>
+              <w:rPr>
+                <w:rFonts w:ascii="Times New Roman" w:hAnsi="Times New Roman" w:cs="Times New Roman"/>
+                <w:color w:val="000000" w:themeColor="text1"/>
+                <w:sz w:val="28"/>
+                <w:szCs w:val="28"/>
+              </w:rPr>
+              <w:t>OR theo bit</w:t>
+            </w:r>
+          </w:p>
+        </w:tc>
+      </w:tr>
+      <w:tr>
+        <w:tc>
+          <w:tcPr>
+            <w:tcW w:w="1698" w:type="dxa"/>
+            <w:tcBorders>
+              <w:top w:val="single" w:sz="2" w:space="0" w:color="auto"/>
+              <w:left w:val="single" w:sz="2" w:space="0" w:color="auto"/>
+              <w:bottom w:val="single" w:sz="4" w:space="0" w:color="auto"/>
+              <w:right w:val="single" w:sz="2" w:space="0" w:color="auto"/>
+            </w:tcBorders>
+            <w:shd w:val="clear" w:color="auto" w:fill="FFFFFF"/>
+            <w:vAlign w:val="center"/>
+            <w:hideMark/>
+          </w:tcPr>
+          <w:p>
+            <w:pPr>
+              <w:ind w:left="360"/>
+              <w:rPr>
+                <w:rFonts w:ascii="Times New Roman" w:hAnsi="Times New Roman" w:cs="Times New Roman"/>
+                <w:color w:val="000000" w:themeColor="text1"/>
+                <w:sz w:val="28"/>
+                <w:szCs w:val="28"/>
+              </w:rPr>
+            </w:pPr>
+            <w:r>
+              <w:rPr>
+                <w:rFonts w:ascii="Times New Roman" w:hAnsi="Times New Roman" w:cs="Times New Roman"/>
+                <w:color w:val="000000" w:themeColor="text1"/>
+                <w:sz w:val="28"/>
+                <w:szCs w:val="28"/>
+              </w:rPr>
+              <w:t>^</w:t>
+            </w:r>
+          </w:p>
+        </w:tc>
+        <w:tc>
+          <w:tcPr>
+            <w:tcW w:w="2977" w:type="dxa"/>
+            <w:tcBorders>
+              <w:top w:val="single" w:sz="2" w:space="0" w:color="auto"/>
+              <w:left w:val="single" w:sz="2" w:space="0" w:color="auto"/>
+              <w:bottom w:val="single" w:sz="4" w:space="0" w:color="auto"/>
+              <w:right w:val="single" w:sz="2" w:space="0" w:color="auto"/>
+            </w:tcBorders>
+            <w:shd w:val="clear" w:color="auto" w:fill="FFFFFF"/>
+            <w:vAlign w:val="center"/>
+            <w:hideMark/>
+          </w:tcPr>
+          <w:p>
+            <w:pPr>
+              <w:ind w:left="360"/>
+              <w:rPr>
+                <w:rFonts w:ascii="Times New Roman" w:hAnsi="Times New Roman" w:cs="Times New Roman"/>
+                <w:color w:val="000000" w:themeColor="text1"/>
+                <w:sz w:val="28"/>
+                <w:szCs w:val="28"/>
+              </w:rPr>
+            </w:pPr>
+            <w:r>
+              <w:rPr>
+                <w:rFonts w:ascii="Times New Roman" w:hAnsi="Times New Roman" w:cs="Times New Roman"/>
+                <w:color w:val="000000" w:themeColor="text1"/>
+                <w:sz w:val="28"/>
+                <w:szCs w:val="28"/>
+              </w:rPr>
+              <w:t>XOR theo bit</w:t>
+            </w:r>
+          </w:p>
+        </w:tc>
+        <w:tc>
+          <w:tcPr>
+            <w:tcW w:w="4820" w:type="dxa"/>
+            <w:tcBorders>
+              <w:top w:val="single" w:sz="2" w:space="0" w:color="auto"/>
+              <w:left w:val="single" w:sz="2" w:space="0" w:color="auto"/>
+              <w:bottom w:val="single" w:sz="4" w:space="0" w:color="auto"/>
+              <w:right w:val="single" w:sz="2" w:space="0" w:color="auto"/>
+            </w:tcBorders>
+            <w:shd w:val="clear" w:color="auto" w:fill="FFFFFF"/>
+            <w:vAlign w:val="center"/>
+            <w:hideMark/>
+          </w:tcPr>
+          <w:p>
+            <w:pPr>
+              <w:ind w:left="360"/>
+              <w:rPr>
+                <w:rFonts w:ascii="Times New Roman" w:hAnsi="Times New Roman" w:cs="Times New Roman"/>
+                <w:color w:val="000000" w:themeColor="text1"/>
+                <w:sz w:val="28"/>
+                <w:szCs w:val="28"/>
+              </w:rPr>
+            </w:pPr>
+            <w:r>
+              <w:rPr>
+                <w:rFonts w:ascii="Times New Roman" w:hAnsi="Times New Roman" w:cs="Times New Roman"/>
+                <w:color w:val="000000" w:themeColor="text1"/>
+                <w:sz w:val="28"/>
+                <w:szCs w:val="28"/>
+              </w:rPr>
+              <w:t>a ^ b</w:t>
+            </w:r>
+          </w:p>
+        </w:tc>
+      </w:tr>
+      <w:tr>
+        <w:tc>
+          <w:tcPr>
+            <w:tcW w:w="1698" w:type="dxa"/>
+            <w:tcBorders>
+              <w:top w:val="single" w:sz="2" w:space="0" w:color="auto"/>
+              <w:left w:val="single" w:sz="2" w:space="0" w:color="auto"/>
+              <w:bottom w:val="single" w:sz="4" w:space="0" w:color="auto"/>
+              <w:right w:val="single" w:sz="2" w:space="0" w:color="auto"/>
+            </w:tcBorders>
+            <w:shd w:val="clear" w:color="auto" w:fill="FFFFFF"/>
+            <w:vAlign w:val="center"/>
+            <w:hideMark/>
+          </w:tcPr>
+          <w:p>
+            <w:pPr>
+              <w:ind w:left="360"/>
+              <w:rPr>
+                <w:rFonts w:ascii="Times New Roman" w:hAnsi="Times New Roman" w:cs="Times New Roman"/>
+                <w:color w:val="000000" w:themeColor="text1"/>
+                <w:sz w:val="28"/>
+                <w:szCs w:val="28"/>
+              </w:rPr>
+            </w:pPr>
+            <w:r>
+              <w:rPr>
+                <w:rFonts w:ascii="Times New Roman" w:hAnsi="Times New Roman" w:cs="Times New Roman"/>
+                <w:color w:val="000000" w:themeColor="text1"/>
+                <w:sz w:val="28"/>
+                <w:szCs w:val="28"/>
+              </w:rPr>
+              <w:t>~</w:t>
+            </w:r>
+          </w:p>
+        </w:tc>
+        <w:tc>
+          <w:tcPr>
+            <w:tcW w:w="2977" w:type="dxa"/>
+            <w:tcBorders>
+              <w:top w:val="single" w:sz="2" w:space="0" w:color="auto"/>
+              <w:left w:val="single" w:sz="2" w:space="0" w:color="auto"/>
+              <w:bottom w:val="single" w:sz="4" w:space="0" w:color="auto"/>
+              <w:right w:val="single" w:sz="2" w:space="0" w:color="auto"/>
+            </w:tcBorders>
+            <w:shd w:val="clear" w:color="auto" w:fill="FFFFFF"/>
+            <w:vAlign w:val="center"/>
+            <w:hideMark/>
+          </w:tcPr>
+          <w:p>
+            <w:pPr>
+              <w:ind w:left="360"/>
+              <w:rPr>
+                <w:rFonts w:ascii="Times New Roman" w:hAnsi="Times New Roman" w:cs="Times New Roman"/>
+                <w:color w:val="000000" w:themeColor="text1"/>
+                <w:sz w:val="28"/>
+                <w:szCs w:val="28"/>
+              </w:rPr>
+            </w:pPr>
+            <w:r>
+              <w:rPr>
+                <w:rFonts w:ascii="Times New Roman" w:hAnsi="Times New Roman" w:cs="Times New Roman"/>
+                <w:color w:val="000000" w:themeColor="text1"/>
+                <w:sz w:val="28"/>
+                <w:szCs w:val="28"/>
+              </w:rPr>
+              <w:t>NOT theo bit</w:t>
+            </w:r>
+          </w:p>
+        </w:tc>
+        <w:tc>
+          <w:tcPr>
+            <w:tcW w:w="4820" w:type="dxa"/>
+            <w:tcBorders>
+              <w:top w:val="single" w:sz="2" w:space="0" w:color="auto"/>
+              <w:left w:val="single" w:sz="2" w:space="0" w:color="auto"/>
+              <w:bottom w:val="single" w:sz="4" w:space="0" w:color="auto"/>
+              <w:right w:val="single" w:sz="2" w:space="0" w:color="auto"/>
+            </w:tcBorders>
+            <w:shd w:val="clear" w:color="auto" w:fill="FFFFFF"/>
+            <w:vAlign w:val="center"/>
+            <w:hideMark/>
+          </w:tcPr>
+          <w:p>
+            <w:pPr>
+              <w:ind w:left="360"/>
+              <w:rPr>
+                <w:rFonts w:ascii="Times New Roman" w:hAnsi="Times New Roman" w:cs="Times New Roman"/>
+                <w:color w:val="000000" w:themeColor="text1"/>
+                <w:sz w:val="28"/>
+                <w:szCs w:val="28"/>
+              </w:rPr>
+            </w:pPr>
+            <w:r>
+              <w:rPr>
+                <w:rFonts w:ascii="Times New Roman" w:hAnsi="Times New Roman" w:cs="Times New Roman"/>
+                <w:color w:val="000000" w:themeColor="text1"/>
+                <w:sz w:val="28"/>
+                <w:szCs w:val="28"/>
+              </w:rPr>
+              <w:t>~a</w:t>
+            </w:r>
+          </w:p>
+        </w:tc>
+      </w:tr>
+      <w:tr>
+        <w:tc>
+          <w:tcPr>
+            <w:tcW w:w="1698" w:type="dxa"/>
+            <w:tcBorders>
+              <w:top w:val="single" w:sz="2" w:space="0" w:color="auto"/>
+              <w:left w:val="single" w:sz="2" w:space="0" w:color="auto"/>
+              <w:bottom w:val="single" w:sz="4" w:space="0" w:color="auto"/>
+              <w:right w:val="single" w:sz="2" w:space="0" w:color="auto"/>
+            </w:tcBorders>
+            <w:shd w:val="clear" w:color="auto" w:fill="FFFFFF"/>
+            <w:vAlign w:val="center"/>
+            <w:hideMark/>
+          </w:tcPr>
+          <w:p>
+            <w:pPr>
+              <w:ind w:left="360"/>
+              <w:rPr>
+                <w:rFonts w:ascii="Times New Roman" w:hAnsi="Times New Roman" w:cs="Times New Roman"/>
+                <w:color w:val="000000" w:themeColor="text1"/>
+                <w:sz w:val="28"/>
+                <w:szCs w:val="28"/>
+              </w:rPr>
+            </w:pPr>
+            <w:r>
+              <w:rPr>
+                <w:rFonts w:ascii="Times New Roman" w:hAnsi="Times New Roman" w:cs="Times New Roman"/>
+                <w:color w:val="000000" w:themeColor="text1"/>
+                <w:sz w:val="28"/>
+                <w:szCs w:val="28"/>
+              </w:rPr>
+              <w:t>&lt;&lt;</w:t>
+            </w:r>
+          </w:p>
+        </w:tc>
+        <w:tc>
+          <w:tcPr>
+            <w:tcW w:w="2977" w:type="dxa"/>
+            <w:tcBorders>
+              <w:top w:val="single" w:sz="2" w:space="0" w:color="auto"/>
+              <w:left w:val="single" w:sz="2" w:space="0" w:color="auto"/>
+              <w:bottom w:val="single" w:sz="4" w:space="0" w:color="auto"/>
+              <w:right w:val="single" w:sz="2" w:space="0" w:color="auto"/>
+            </w:tcBorders>
+            <w:shd w:val="clear" w:color="auto" w:fill="FFFFFF"/>
+            <w:vAlign w:val="center"/>
+            <w:hideMark/>
+          </w:tcPr>
+          <w:p>
+            <w:pPr>
+              <w:ind w:left="360"/>
+              <w:rPr>
+                <w:rFonts w:ascii="Times New Roman" w:hAnsi="Times New Roman" w:cs="Times New Roman"/>
+                <w:color w:val="000000" w:themeColor="text1"/>
+                <w:sz w:val="28"/>
+                <w:szCs w:val="28"/>
+              </w:rPr>
+            </w:pPr>
+            <w:r>
+              <w:rPr>
+                <w:rFonts w:ascii="Times New Roman" w:hAnsi="Times New Roman" w:cs="Times New Roman"/>
+                <w:color w:val="000000" w:themeColor="text1"/>
+                <w:sz w:val="28"/>
+                <w:szCs w:val="28"/>
+              </w:rPr>
+              <w:t>Dịch trái</w:t>
+            </w:r>
+          </w:p>
+        </w:tc>
+        <w:tc>
+          <w:tcPr>
+            <w:tcW w:w="4820" w:type="dxa"/>
+            <w:tcBorders>
+              <w:top w:val="single" w:sz="2" w:space="0" w:color="auto"/>
+              <w:left w:val="single" w:sz="2" w:space="0" w:color="auto"/>
+              <w:bottom w:val="single" w:sz="4" w:space="0" w:color="auto"/>
+              <w:right w:val="single" w:sz="2" w:space="0" w:color="auto"/>
+            </w:tcBorders>
+            <w:shd w:val="clear" w:color="auto" w:fill="FFFFFF"/>
+            <w:vAlign w:val="center"/>
+            <w:hideMark/>
+          </w:tcPr>
+          <w:p>
+            <w:pPr>
+              <w:ind w:left="360"/>
+              <w:rPr>
+                <w:rFonts w:ascii="Times New Roman" w:hAnsi="Times New Roman" w:cs="Times New Roman"/>
+                <w:color w:val="000000" w:themeColor="text1"/>
+                <w:sz w:val="28"/>
+                <w:szCs w:val="28"/>
+              </w:rPr>
+            </w:pPr>
+            <w:r>
+              <w:rPr>
+                <w:rFonts w:ascii="Times New Roman" w:hAnsi="Times New Roman" w:cs="Times New Roman"/>
+                <w:color w:val="000000" w:themeColor="text1"/>
+                <w:sz w:val="28"/>
+                <w:szCs w:val="28"/>
+              </w:rPr>
+              <w:t>a &lt;&lt; 2</w:t>
+            </w:r>
+          </w:p>
+        </w:tc>
+      </w:tr>
+      <w:tr>
+        <w:tc>
+          <w:tcPr>
+            <w:tcW w:w="1698" w:type="dxa"/>
+            <w:tcBorders>
+              <w:top w:val="single" w:sz="2" w:space="0" w:color="auto"/>
+              <w:left w:val="single" w:sz="2" w:space="0" w:color="auto"/>
+              <w:bottom w:val="single" w:sz="4" w:space="0" w:color="auto"/>
+              <w:right w:val="single" w:sz="2" w:space="0" w:color="auto"/>
+            </w:tcBorders>
+            <w:shd w:val="clear" w:color="auto" w:fill="FFFFFF"/>
+            <w:vAlign w:val="center"/>
+            <w:hideMark/>
+          </w:tcPr>
+          <w:p>
+            <w:pPr>
+              <w:ind w:left="360"/>
+              <w:rPr>
+                <w:rFonts w:ascii="Times New Roman" w:hAnsi="Times New Roman" w:cs="Times New Roman"/>
+                <w:color w:val="000000" w:themeColor="text1"/>
+                <w:sz w:val="28"/>
+                <w:szCs w:val="28"/>
+              </w:rPr>
+            </w:pPr>
+            <w:r>
+              <w:rPr>
+                <w:rFonts w:ascii="Times New Roman" w:hAnsi="Times New Roman" w:cs="Times New Roman"/>
+                <w:color w:val="000000" w:themeColor="text1"/>
+                <w:sz w:val="28"/>
+                <w:szCs w:val="28"/>
+              </w:rPr>
+              <w:t>&gt;&gt;</w:t>
+            </w:r>
+          </w:p>
+        </w:tc>
+        <w:tc>
+          <w:tcPr>
+            <w:tcW w:w="2977" w:type="dxa"/>
+            <w:tcBorders>
+              <w:top w:val="single" w:sz="2" w:space="0" w:color="auto"/>
+              <w:left w:val="single" w:sz="2" w:space="0" w:color="auto"/>
+              <w:bottom w:val="single" w:sz="4" w:space="0" w:color="auto"/>
+              <w:right w:val="single" w:sz="2" w:space="0" w:color="auto"/>
+            </w:tcBorders>
+            <w:shd w:val="clear" w:color="auto" w:fill="FFFFFF"/>
+            <w:vAlign w:val="center"/>
+            <w:hideMark/>
+          </w:tcPr>
+          <w:p>
+            <w:pPr>
+              <w:ind w:left="360"/>
+              <w:rPr>
+                <w:rFonts w:ascii="Times New Roman" w:hAnsi="Times New Roman" w:cs="Times New Roman"/>
+                <w:color w:val="000000" w:themeColor="text1"/>
+                <w:sz w:val="28"/>
+                <w:szCs w:val="28"/>
+              </w:rPr>
+            </w:pPr>
+            <w:r>
+              <w:rPr>
+                <w:rFonts w:ascii="Times New Roman" w:hAnsi="Times New Roman" w:cs="Times New Roman"/>
+                <w:color w:val="000000" w:themeColor="text1"/>
+                <w:sz w:val="28"/>
+                <w:szCs w:val="28"/>
+              </w:rPr>
+              <w:t>Dịch phải</w:t>
+            </w:r>
+          </w:p>
+        </w:tc>
+        <w:tc>
+          <w:tcPr>
+            <w:tcW w:w="4820" w:type="dxa"/>
+            <w:tcBorders>
+              <w:top w:val="single" w:sz="2" w:space="0" w:color="auto"/>
+              <w:left w:val="single" w:sz="2" w:space="0" w:color="auto"/>
+              <w:bottom w:val="single" w:sz="4" w:space="0" w:color="auto"/>
+              <w:right w:val="single" w:sz="2" w:space="0" w:color="auto"/>
+            </w:tcBorders>
+            <w:shd w:val="clear" w:color="auto" w:fill="FFFFFF"/>
+            <w:vAlign w:val="center"/>
+            <w:hideMark/>
+          </w:tcPr>
+          <w:p>
+            <w:pPr>
+              <w:ind w:left="360"/>
+              <w:rPr>
+                <w:rFonts w:ascii="Times New Roman" w:hAnsi="Times New Roman" w:cs="Times New Roman"/>
+                <w:color w:val="000000" w:themeColor="text1"/>
+                <w:sz w:val="28"/>
+                <w:szCs w:val="28"/>
+              </w:rPr>
+            </w:pPr>
+            <w:r>
+              <w:rPr>
+                <w:rFonts w:ascii="Times New Roman" w:hAnsi="Times New Roman" w:cs="Times New Roman"/>
+                <w:color w:val="000000" w:themeColor="text1"/>
+                <w:sz w:val="28"/>
+                <w:szCs w:val="28"/>
+              </w:rPr>
+              <w:t>a &gt;&gt; 2</w:t>
+            </w:r>
+          </w:p>
+        </w:tc>
+      </w:tr>
+      <w:tr>
+        <w:tc>
+          <w:tcPr>
+            <w:tcW w:w="1698" w:type="dxa"/>
+            <w:tcBorders>
+              <w:top w:val="single" w:sz="2" w:space="0" w:color="auto"/>
+              <w:left w:val="single" w:sz="2" w:space="0" w:color="auto"/>
+              <w:bottom w:val="single" w:sz="4" w:space="0" w:color="auto"/>
+              <w:right w:val="single" w:sz="2" w:space="0" w:color="auto"/>
+            </w:tcBorders>
+            <w:shd w:val="clear" w:color="auto" w:fill="FFFFFF"/>
+            <w:vAlign w:val="center"/>
+            <w:hideMark/>
+          </w:tcPr>
+          <w:p>
+            <w:pPr>
+              <w:ind w:left="360"/>
+              <w:rPr>
+                <w:rFonts w:ascii="Times New Roman" w:hAnsi="Times New Roman" w:cs="Times New Roman"/>
+                <w:color w:val="000000" w:themeColor="text1"/>
+                <w:sz w:val="28"/>
+                <w:szCs w:val="28"/>
+              </w:rPr>
+            </w:pPr>
+            <w:r>
+              <w:rPr>
+                <w:rFonts w:ascii="Times New Roman" w:hAnsi="Times New Roman" w:cs="Times New Roman"/>
+                <w:color w:val="000000" w:themeColor="text1"/>
+                <w:sz w:val="28"/>
+                <w:szCs w:val="28"/>
+              </w:rPr>
+              <w:t>&gt;&gt;&gt;</w:t>
+            </w:r>
+          </w:p>
+        </w:tc>
+        <w:tc>
+          <w:tcPr>
+            <w:tcW w:w="2977" w:type="dxa"/>
+            <w:tcBorders>
+              <w:top w:val="single" w:sz="2" w:space="0" w:color="auto"/>
+              <w:left w:val="single" w:sz="2" w:space="0" w:color="auto"/>
+              <w:bottom w:val="single" w:sz="4" w:space="0" w:color="auto"/>
+              <w:right w:val="single" w:sz="2" w:space="0" w:color="auto"/>
+            </w:tcBorders>
+            <w:shd w:val="clear" w:color="auto" w:fill="FFFFFF"/>
+            <w:vAlign w:val="center"/>
+            <w:hideMark/>
+          </w:tcPr>
+          <w:p>
+            <w:pPr>
+              <w:ind w:left="360"/>
+              <w:rPr>
+                <w:rFonts w:ascii="Times New Roman" w:hAnsi="Times New Roman" w:cs="Times New Roman"/>
+                <w:color w:val="000000" w:themeColor="text1"/>
+                <w:sz w:val="28"/>
+                <w:szCs w:val="28"/>
+              </w:rPr>
+            </w:pPr>
+            <w:r>
+              <w:rPr>
+                <w:rFonts w:ascii="Times New Roman" w:hAnsi="Times New Roman" w:cs="Times New Roman"/>
+                <w:color w:val="000000" w:themeColor="text1"/>
+                <w:sz w:val="28"/>
+                <w:szCs w:val="28"/>
+              </w:rPr>
+              <w:t>Dịch phải không dấu</w:t>
+            </w:r>
+          </w:p>
+        </w:tc>
+        <w:tc>
+          <w:tcPr>
+            <w:tcW w:w="4820" w:type="dxa"/>
+            <w:tcBorders>
+              <w:top w:val="single" w:sz="2" w:space="0" w:color="auto"/>
+              <w:left w:val="single" w:sz="2" w:space="0" w:color="auto"/>
+              <w:bottom w:val="single" w:sz="4" w:space="0" w:color="auto"/>
+              <w:right w:val="single" w:sz="2" w:space="0" w:color="auto"/>
+            </w:tcBorders>
+            <w:shd w:val="clear" w:color="auto" w:fill="FFFFFF"/>
+            <w:vAlign w:val="center"/>
+            <w:hideMark/>
+          </w:tcPr>
+          <w:p>
+            <w:pPr>
+              <w:ind w:left="360"/>
+              <w:rPr>
+                <w:rFonts w:ascii="Times New Roman" w:hAnsi="Times New Roman" w:cs="Times New Roman"/>
+                <w:color w:val="000000" w:themeColor="text1"/>
+                <w:sz w:val="28"/>
+                <w:szCs w:val="28"/>
+              </w:rPr>
+            </w:pPr>
+            <w:r>
+              <w:rPr>
+                <w:rFonts w:ascii="Times New Roman" w:hAnsi="Times New Roman" w:cs="Times New Roman"/>
+                <w:color w:val="000000" w:themeColor="text1"/>
+                <w:sz w:val="28"/>
+                <w:szCs w:val="28"/>
+              </w:rPr>
+              <w:t>a &gt;&gt;&gt; 2</w:t>
+            </w:r>
+          </w:p>
+        </w:tc>
+      </w:tr>
+    </w:tbl>
+    <w:p>
+      <w:pPr>
+        <w:pStyle w:val="ListParagraph"/>
+        <w:numPr>
+          <w:ilvl w:val="1"/>
+          <w:numId w:val="1"/>
+        </w:numPr>
+        <w:rPr>
+          <w:rFonts w:ascii="Times New Roman" w:hAnsi="Times New Roman" w:cs="Times New Roman"/>
+          <w:b/>
+          <w:bCs/>
+          <w:color w:val="000000" w:themeColor="text1"/>
+          <w:sz w:val="28"/>
+          <w:szCs w:val="28"/>
+        </w:rPr>
+      </w:pPr>
+      <w:r>
+        <w:rPr>
+          <w:rFonts w:ascii="Times New Roman" w:hAnsi="Times New Roman" w:cs="Times New Roman"/>
+          <w:b/>
+          <w:bCs/>
+          <w:color w:val="000000" w:themeColor="text1"/>
+          <w:sz w:val="28"/>
+          <w:szCs w:val="28"/>
+        </w:rPr>
+        <w:t>Instanceof Operators (Toán tử instanceof)</w:t>
+      </w:r>
+    </w:p>
+    <w:p>
+      <w:pPr>
+        <w:ind w:left="360"/>
+        <w:rPr>
+          <w:rFonts w:ascii="Times New Roman" w:hAnsi="Times New Roman" w:cs="Times New Roman"/>
+          <w:color w:val="000000" w:themeColor="text1"/>
+          <w:sz w:val="28"/>
+          <w:szCs w:val="28"/>
+        </w:rPr>
+      </w:pPr>
+      <w:r>
+        <w:rPr>
+          <w:rFonts w:ascii="Times New Roman" w:hAnsi="Times New Roman" w:cs="Times New Roman"/>
+          <w:color w:val="000000" w:themeColor="text1"/>
+          <w:sz w:val="28"/>
+          <w:szCs w:val="28"/>
+        </w:rPr>
+        <w:t>Kiểm tra xem một đối tượng có phải là thể hiện một lớp cụ thể không.</w:t>
+      </w:r>
+    </w:p>
+    <w:p>
+      <w:pPr>
+        <w:ind w:left="360"/>
+        <w:rPr>
+          <w:rFonts w:ascii="Times New Roman" w:hAnsi="Times New Roman" w:cs="Times New Roman"/>
+          <w:b/>
+          <w:bCs/>
+          <w:color w:val="000000" w:themeColor="text1"/>
+          <w:sz w:val="28"/>
+          <w:szCs w:val="28"/>
+        </w:rPr>
+      </w:pPr>
+      <w:r>
+        <w:rPr>
+          <w:rFonts w:ascii="Times New Roman" w:hAnsi="Times New Roman" w:cs="Times New Roman"/>
+          <w:b/>
+          <w:bCs/>
+          <w:color w:val="000000" w:themeColor="text1"/>
+          <w:sz w:val="28"/>
+          <w:szCs w:val="28"/>
+        </w:rPr>
+        <w:drawing>
+          <wp:inline distT="0" distB="0" distL="0" distR="0" wp14:anchorId="5935222C" wp14:editId="63449002">
+            <wp:extent cx="5943600" cy="1374775"/>
+            <wp:effectExtent l="0" t="0" r="0" b="0"/>
+            <wp:docPr id="2066246363" name="Picture 1"/>
+            <wp:cNvGraphicFramePr>
+              <a:graphicFrameLocks xmlns:a="http://schemas.openxmlformats.org/drawingml/2006/main" noChangeAspect="1"/>
+            </wp:cNvGraphicFramePr>
+            <a:graphic xmlns:a="http://schemas.openxmlformats.org/drawingml/2006/main">
+              <a:graphicData uri="http://schemas.openxmlformats.org/drawingml/2006/picture">
+                <pic:pic xmlns:pic="http://schemas.openxmlformats.org/drawingml/2006/picture">
+                  <pic:nvPicPr>
+                    <pic:cNvPr id="2066246363" name=""/>
+                    <pic:cNvPicPr/>
+                  </pic:nvPicPr>
+                  <pic:blipFill>
+                    <a:blip r:embed="rId13"/>
+                    <a:stretch>
+                      <a:fillRect/>
+                    </a:stretch>
+                  </pic:blipFill>
+                  <pic:spPr>
+                    <a:xfrm>
+                      <a:off x="0" y="0"/>
+                      <a:ext cx="5943600" cy="1374775"/>
+                    </a:xfrm>
+                    <a:prstGeom prst="rect">
+                      <a:avLst/>
+                    </a:prstGeom>
+                  </pic:spPr>
+                </pic:pic>
+              </a:graphicData>
+            </a:graphic>
+          </wp:inline>
+        </w:drawing>
+      </w:r>
+    </w:p>
     <w:sectPr>
+      <w:footerReference w:type="default" r:id="rId14"/>
       <w:pgSz w:w="12240" w:h="15840"/>
       <w:pgMar w:top="1440" w:right="1440" w:bottom="1440" w:left="1440" w:header="720" w:footer="720" w:gutter="0"/>
       <w:cols w:space="720"/>
@@ -1031,6 +6291,118 @@
     </w:sectPr>
   </w:body>
 </w:document>
+</file>
+
+<file path=word/endnotes.xml><?xml version="1.0" encoding="utf-8"?>
+<w:endnotes xmlns:wpc="http://schemas.microsoft.com/office/word/2010/wordprocessingCanvas" xmlns:cx="http://schemas.microsoft.com/office/drawing/2014/chartex" xmlns:cx1="http://schemas.microsoft.com/office/drawing/2015/9/8/chartex" xmlns:cx2="http://schemas.microsoft.com/office/drawing/2015/10/21/chartex" xmlns:cx3="http://schemas.microsoft.com/office/drawing/2016/5/9/chartex" xmlns:cx4="http://schemas.microsoft.com/office/drawing/2016/5/10/chartex" xmlns:cx5="http://schemas.microsoft.com/office/drawing/2016/5/11/chartex" xmlns:cx6="http://schemas.microsoft.com/office/drawing/2016/5/12/chartex" xmlns:cx7="http://schemas.microsoft.com/office/drawing/2016/5/13/chartex" xmlns:cx8="http://schemas.microsoft.com/office/drawing/2016/5/14/chartex" xmlns:mc="http://schemas.openxmlformats.org/markup-compatibility/2006" xmlns:aink="http://schemas.microsoft.com/office/drawing/2016/ink" xmlns:am3d="http://schemas.microsoft.com/office/drawing/2017/model3d" xmlns:o="urn:schemas-microsoft-com:office:office" xmlns:oel="http://schemas.microsoft.com/office/2019/extlst" xmlns:r="http://schemas.openxmlformats.org/officeDocument/2006/relationships" xmlns:m="http://schemas.openxmlformats.org/officeDocument/2006/math" xmlns:v="urn:schemas-microsoft-com:vml" xmlns:wp14="http://schemas.microsoft.com/office/word/2010/wordprocessingDrawing" xmlns:wp="http://schemas.openxmlformats.org/drawingml/2006/wordprocessingDrawing" xmlns:w10="urn:schemas-microsoft-com:office:word" xmlns:w="http://schemas.openxmlformats.org/wordprocessingml/2006/main" xmlns:w14="http://schemas.microsoft.com/office/word/2010/wordml" xmlns:w15="http://schemas.microsoft.com/office/word/2012/wordml" xmlns:w16cex="http://schemas.microsoft.com/office/word/2018/wordml/cex" xmlns:w16cid="http://schemas.microsoft.com/office/word/2016/wordml/cid" xmlns:w16="http://schemas.microsoft.com/office/word/2018/wordml" xmlns:w16du="http://schemas.microsoft.com/office/word/2023/wordml/word16du" xmlns:w16sdtdh="http://schemas.microsoft.com/office/word/2020/wordml/sdtdatahash" xmlns:w16sdtfl="http://schemas.microsoft.com/office/word/2024/wordml/sdtformatlock" xmlns:w16se="http://schemas.microsoft.com/office/word/2015/wordml/symex" xmlns:wpg="http://schemas.microsoft.com/office/word/2010/wordprocessingGroup" xmlns:wpi="http://schemas.microsoft.com/office/word/2010/wordprocessingInk" xmlns:wne="http://schemas.microsoft.com/office/word/2006/wordml" xmlns:wps="http://schemas.microsoft.com/office/word/2010/wordprocessingShape" mc:Ignorable="w14 w15 w16se w16cid w16 w16cex w16sdtdh w16sdtfl w16du wp14">
+  <w:endnote w:type="separator" w:id="-1">
+    <w:p>
+      <w:pPr>
+        <w:spacing w:after="0" w:line="240" w:lineRule="auto"/>
+      </w:pPr>
+      <w:r>
+        <w:separator/>
+      </w:r>
+    </w:p>
+  </w:endnote>
+  <w:endnote w:type="continuationSeparator" w:id="0">
+    <w:p>
+      <w:pPr>
+        <w:spacing w:after="0" w:line="240" w:lineRule="auto"/>
+      </w:pPr>
+      <w:r>
+        <w:continuationSeparator/>
+      </w:r>
+    </w:p>
+  </w:endnote>
+</w:endnotes>
+</file>
+
+<file path=word/footer1.xml><?xml version="1.0" encoding="utf-8"?>
+<w:ftr xmlns:wpc="http://schemas.microsoft.com/office/word/2010/wordprocessingCanvas" xmlns:cx="http://schemas.microsoft.com/office/drawing/2014/chartex" xmlns:cx1="http://schemas.microsoft.com/office/drawing/2015/9/8/chartex" xmlns:cx2="http://schemas.microsoft.com/office/drawing/2015/10/21/chartex" xmlns:cx3="http://schemas.microsoft.com/office/drawing/2016/5/9/chartex" xmlns:cx4="http://schemas.microsoft.com/office/drawing/2016/5/10/chartex" xmlns:cx5="http://schemas.microsoft.com/office/drawing/2016/5/11/chartex" xmlns:cx6="http://schemas.microsoft.com/office/drawing/2016/5/12/chartex" xmlns:cx7="http://schemas.microsoft.com/office/drawing/2016/5/13/chartex" xmlns:cx8="http://schemas.microsoft.com/office/drawing/2016/5/14/chartex" xmlns:mc="http://schemas.openxmlformats.org/markup-compatibility/2006" xmlns:aink="http://schemas.microsoft.com/office/drawing/2016/ink" xmlns:am3d="http://schemas.microsoft.com/office/drawing/2017/model3d" xmlns:o="urn:schemas-microsoft-com:office:office" xmlns:oel="http://schemas.microsoft.com/office/2019/extlst" xmlns:r="http://schemas.openxmlformats.org/officeDocument/2006/relationships" xmlns:m="http://schemas.openxmlformats.org/officeDocument/2006/math" xmlns:v="urn:schemas-microsoft-com:vml" xmlns:wp14="http://schemas.microsoft.com/office/word/2010/wordprocessingDrawing" xmlns:wp="http://schemas.openxmlformats.org/drawingml/2006/wordprocessingDrawing" xmlns:w10="urn:schemas-microsoft-com:office:word" xmlns:w="http://schemas.openxmlformats.org/wordprocessingml/2006/main" xmlns:w14="http://schemas.microsoft.com/office/word/2010/wordml" xmlns:w15="http://schemas.microsoft.com/office/word/2012/wordml" xmlns:w16cex="http://schemas.microsoft.com/office/word/2018/wordml/cex" xmlns:w16cid="http://schemas.microsoft.com/office/word/2016/wordml/cid" xmlns:w16="http://schemas.microsoft.com/office/word/2018/wordml" xmlns:w16du="http://schemas.microsoft.com/office/word/2023/wordml/word16du" xmlns:w16sdtdh="http://schemas.microsoft.com/office/word/2020/wordml/sdtdatahash" xmlns:w16sdtfl="http://schemas.microsoft.com/office/word/2024/wordml/sdtformatlock" xmlns:w16se="http://schemas.microsoft.com/office/word/2015/wordml/symex" xmlns:wpg="http://schemas.microsoft.com/office/word/2010/wordprocessingGroup" xmlns:wpi="http://schemas.microsoft.com/office/word/2010/wordprocessingInk" xmlns:wne="http://schemas.microsoft.com/office/word/2006/wordml" xmlns:wps="http://schemas.microsoft.com/office/word/2010/wordprocessingShape" mc:Ignorable="w14 w15 w16se w16cid w16 w16cex w16sdtdh w16sdtfl w16du wp14">
+  <w:p>
+    <w:pPr>
+      <w:pStyle w:val="Footer"/>
+      <w:tabs>
+        <w:tab w:val="clear" w:pos="4680"/>
+        <w:tab w:val="clear" w:pos="9360"/>
+      </w:tabs>
+      <w:jc w:val="center"/>
+      <w:rPr>
+        <w:caps/>
+        <w:noProof/>
+        <w:color w:val="000000" w:themeColor="text1"/>
+      </w:rPr>
+    </w:pPr>
+    <w:r>
+      <w:rPr>
+        <w:caps/>
+        <w:color w:val="000000" w:themeColor="text1"/>
+      </w:rPr>
+      <w:fldChar w:fldCharType="begin"/>
+    </w:r>
+    <w:r>
+      <w:rPr>
+        <w:caps/>
+        <w:color w:val="000000" w:themeColor="text1"/>
+      </w:rPr>
+      <w:instrText xml:space="preserve"> PAGE   \* MERGEFORMAT </w:instrText>
+    </w:r>
+    <w:r>
+      <w:rPr>
+        <w:caps/>
+        <w:color w:val="000000" w:themeColor="text1"/>
+      </w:rPr>
+      <w:fldChar w:fldCharType="separate"/>
+    </w:r>
+    <w:r>
+      <w:rPr>
+        <w:caps/>
+        <w:noProof/>
+        <w:color w:val="000000" w:themeColor="text1"/>
+      </w:rPr>
+      <w:t>2</w:t>
+    </w:r>
+    <w:r>
+      <w:rPr>
+        <w:caps/>
+        <w:noProof/>
+        <w:color w:val="000000" w:themeColor="text1"/>
+      </w:rPr>
+      <w:fldChar w:fldCharType="end"/>
+    </w:r>
+  </w:p>
+  <w:p>
+    <w:pPr>
+      <w:pStyle w:val="Footer"/>
+    </w:pPr>
+  </w:p>
+</w:ftr>
+</file>
+
+<file path=word/footnotes.xml><?xml version="1.0" encoding="utf-8"?>
+<w:footnotes xmlns:wpc="http://schemas.microsoft.com/office/word/2010/wordprocessingCanvas" xmlns:cx="http://schemas.microsoft.com/office/drawing/2014/chartex" xmlns:cx1="http://schemas.microsoft.com/office/drawing/2015/9/8/chartex" xmlns:cx2="http://schemas.microsoft.com/office/drawing/2015/10/21/chartex" xmlns:cx3="http://schemas.microsoft.com/office/drawing/2016/5/9/chartex" xmlns:cx4="http://schemas.microsoft.com/office/drawing/2016/5/10/chartex" xmlns:cx5="http://schemas.microsoft.com/office/drawing/2016/5/11/chartex" xmlns:cx6="http://schemas.microsoft.com/office/drawing/2016/5/12/chartex" xmlns:cx7="http://schemas.microsoft.com/office/drawing/2016/5/13/chartex" xmlns:cx8="http://schemas.microsoft.com/office/drawing/2016/5/14/chartex" xmlns:mc="http://schemas.openxmlformats.org/markup-compatibility/2006" xmlns:aink="http://schemas.microsoft.com/office/drawing/2016/ink" xmlns:am3d="http://schemas.microsoft.com/office/drawing/2017/model3d" xmlns:o="urn:schemas-microsoft-com:office:office" xmlns:oel="http://schemas.microsoft.com/office/2019/extlst" xmlns:r="http://schemas.openxmlformats.org/officeDocument/2006/relationships" xmlns:m="http://schemas.openxmlformats.org/officeDocument/2006/math" xmlns:v="urn:schemas-microsoft-com:vml" xmlns:wp14="http://schemas.microsoft.com/office/word/2010/wordprocessingDrawing" xmlns:wp="http://schemas.openxmlformats.org/drawingml/2006/wordprocessingDrawing" xmlns:w10="urn:schemas-microsoft-com:office:word" xmlns:w="http://schemas.openxmlformats.org/wordprocessingml/2006/main" xmlns:w14="http://schemas.microsoft.com/office/word/2010/wordml" xmlns:w15="http://schemas.microsoft.com/office/word/2012/wordml" xmlns:w16cex="http://schemas.microsoft.com/office/word/2018/wordml/cex" xmlns:w16cid="http://schemas.microsoft.com/office/word/2016/wordml/cid" xmlns:w16="http://schemas.microsoft.com/office/word/2018/wordml" xmlns:w16du="http://schemas.microsoft.com/office/word/2023/wordml/word16du" xmlns:w16sdtdh="http://schemas.microsoft.com/office/word/2020/wordml/sdtdatahash" xmlns:w16sdtfl="http://schemas.microsoft.com/office/word/2024/wordml/sdtformatlock" xmlns:w16se="http://schemas.microsoft.com/office/word/2015/wordml/symex" xmlns:wpg="http://schemas.microsoft.com/office/word/2010/wordprocessingGroup" xmlns:wpi="http://schemas.microsoft.com/office/word/2010/wordprocessingInk" xmlns:wne="http://schemas.microsoft.com/office/word/2006/wordml" xmlns:wps="http://schemas.microsoft.com/office/word/2010/wordprocessingShape" mc:Ignorable="w14 w15 w16se w16cid w16 w16cex w16sdtdh w16sdtfl w16du wp14">
+  <w:footnote w:type="separator" w:id="-1">
+    <w:p>
+      <w:pPr>
+        <w:spacing w:after="0" w:line="240" w:lineRule="auto"/>
+      </w:pPr>
+      <w:r>
+        <w:separator/>
+      </w:r>
+    </w:p>
+  </w:footnote>
+  <w:footnote w:type="continuationSeparator" w:id="0">
+    <w:p>
+      <w:pPr>
+        <w:spacing w:after="0" w:line="240" w:lineRule="auto"/>
+      </w:pPr>
+      <w:r>
+        <w:continuationSeparator/>
+      </w:r>
+    </w:p>
+  </w:footnote>
+</w:footnotes>
 </file>
 
 <file path=word/numbering.xml><?xml version="1.0" encoding="utf-8"?>
@@ -1270,9 +6642,9 @@
     </w:lvl>
   </w:abstractNum>
   <w:abstractNum w:abstractNumId="2" w15:restartNumberingAfterBreak="0">
-    <w:nsid w:val="3DE12982"/>
+    <w:nsid w:val="358452DF"/>
     <w:multiLevelType w:val="hybridMultilevel"/>
-    <w:tmpl w:val="27BCC3A8"/>
+    <w:tmpl w:val="1180B3C8"/>
     <w:lvl w:ilvl="0" w:tplc="04090001">
       <w:start w:val="1"/>
       <w:numFmt w:val="bullet"/>
@@ -1383,9 +6755,9 @@
     </w:lvl>
   </w:abstractNum>
   <w:abstractNum w:abstractNumId="3" w15:restartNumberingAfterBreak="0">
-    <w:nsid w:val="44180B21"/>
+    <w:nsid w:val="39802E17"/>
     <w:multiLevelType w:val="hybridMultilevel"/>
-    <w:tmpl w:val="2DE2BCCE"/>
+    <w:tmpl w:val="D00600E4"/>
     <w:lvl w:ilvl="0" w:tplc="04090001">
       <w:start w:val="1"/>
       <w:numFmt w:val="bullet"/>
@@ -1496,9 +6868,9 @@
     </w:lvl>
   </w:abstractNum>
   <w:abstractNum w:abstractNumId="4" w15:restartNumberingAfterBreak="0">
-    <w:nsid w:val="4E2101FE"/>
+    <w:nsid w:val="3DE12982"/>
     <w:multiLevelType w:val="hybridMultilevel"/>
-    <w:tmpl w:val="48D8DE12"/>
+    <w:tmpl w:val="27BCC3A8"/>
     <w:lvl w:ilvl="0" w:tplc="04090001">
       <w:start w:val="1"/>
       <w:numFmt w:val="bullet"/>
@@ -1609,9 +6981,9 @@
     </w:lvl>
   </w:abstractNum>
   <w:abstractNum w:abstractNumId="5" w15:restartNumberingAfterBreak="0">
-    <w:nsid w:val="72E33BB9"/>
+    <w:nsid w:val="44180B21"/>
     <w:multiLevelType w:val="hybridMultilevel"/>
-    <w:tmpl w:val="F6E414A6"/>
+    <w:tmpl w:val="2DE2BCCE"/>
     <w:lvl w:ilvl="0" w:tplc="04090001">
       <w:start w:val="1"/>
       <w:numFmt w:val="bullet"/>
@@ -1721,23 +7093,371 @@
       </w:rPr>
     </w:lvl>
   </w:abstractNum>
+  <w:abstractNum w:abstractNumId="6" w15:restartNumberingAfterBreak="0">
+    <w:nsid w:val="4E2101FE"/>
+    <w:multiLevelType w:val="hybridMultilevel"/>
+    <w:tmpl w:val="48D8DE12"/>
+    <w:lvl w:ilvl="0" w:tplc="04090001">
+      <w:start w:val="1"/>
+      <w:numFmt w:val="bullet"/>
+      <w:lvlText w:val=""/>
+      <w:lvlJc w:val="left"/>
+      <w:pPr>
+        <w:ind w:left="1080" w:hanging="360"/>
+      </w:pPr>
+      <w:rPr>
+        <w:rFonts w:ascii="Symbol" w:hAnsi="Symbol" w:hint="default"/>
+      </w:rPr>
+    </w:lvl>
+    <w:lvl w:ilvl="1" w:tplc="04090003" w:tentative="1">
+      <w:start w:val="1"/>
+      <w:numFmt w:val="bullet"/>
+      <w:lvlText w:val="o"/>
+      <w:lvlJc w:val="left"/>
+      <w:pPr>
+        <w:ind w:left="1800" w:hanging="360"/>
+      </w:pPr>
+      <w:rPr>
+        <w:rFonts w:ascii="Courier New" w:hAnsi="Courier New" w:cs="Courier New" w:hint="default"/>
+      </w:rPr>
+    </w:lvl>
+    <w:lvl w:ilvl="2" w:tplc="04090005" w:tentative="1">
+      <w:start w:val="1"/>
+      <w:numFmt w:val="bullet"/>
+      <w:lvlText w:val=""/>
+      <w:lvlJc w:val="left"/>
+      <w:pPr>
+        <w:ind w:left="2520" w:hanging="360"/>
+      </w:pPr>
+      <w:rPr>
+        <w:rFonts w:ascii="Wingdings" w:hAnsi="Wingdings" w:hint="default"/>
+      </w:rPr>
+    </w:lvl>
+    <w:lvl w:ilvl="3" w:tplc="04090001" w:tentative="1">
+      <w:start w:val="1"/>
+      <w:numFmt w:val="bullet"/>
+      <w:lvlText w:val=""/>
+      <w:lvlJc w:val="left"/>
+      <w:pPr>
+        <w:ind w:left="3240" w:hanging="360"/>
+      </w:pPr>
+      <w:rPr>
+        <w:rFonts w:ascii="Symbol" w:hAnsi="Symbol" w:hint="default"/>
+      </w:rPr>
+    </w:lvl>
+    <w:lvl w:ilvl="4" w:tplc="04090003" w:tentative="1">
+      <w:start w:val="1"/>
+      <w:numFmt w:val="bullet"/>
+      <w:lvlText w:val="o"/>
+      <w:lvlJc w:val="left"/>
+      <w:pPr>
+        <w:ind w:left="3960" w:hanging="360"/>
+      </w:pPr>
+      <w:rPr>
+        <w:rFonts w:ascii="Courier New" w:hAnsi="Courier New" w:cs="Courier New" w:hint="default"/>
+      </w:rPr>
+    </w:lvl>
+    <w:lvl w:ilvl="5" w:tplc="04090005" w:tentative="1">
+      <w:start w:val="1"/>
+      <w:numFmt w:val="bullet"/>
+      <w:lvlText w:val=""/>
+      <w:lvlJc w:val="left"/>
+      <w:pPr>
+        <w:ind w:left="4680" w:hanging="360"/>
+      </w:pPr>
+      <w:rPr>
+        <w:rFonts w:ascii="Wingdings" w:hAnsi="Wingdings" w:hint="default"/>
+      </w:rPr>
+    </w:lvl>
+    <w:lvl w:ilvl="6" w:tplc="04090001" w:tentative="1">
+      <w:start w:val="1"/>
+      <w:numFmt w:val="bullet"/>
+      <w:lvlText w:val=""/>
+      <w:lvlJc w:val="left"/>
+      <w:pPr>
+        <w:ind w:left="5400" w:hanging="360"/>
+      </w:pPr>
+      <w:rPr>
+        <w:rFonts w:ascii="Symbol" w:hAnsi="Symbol" w:hint="default"/>
+      </w:rPr>
+    </w:lvl>
+    <w:lvl w:ilvl="7" w:tplc="04090003" w:tentative="1">
+      <w:start w:val="1"/>
+      <w:numFmt w:val="bullet"/>
+      <w:lvlText w:val="o"/>
+      <w:lvlJc w:val="left"/>
+      <w:pPr>
+        <w:ind w:left="6120" w:hanging="360"/>
+      </w:pPr>
+      <w:rPr>
+        <w:rFonts w:ascii="Courier New" w:hAnsi="Courier New" w:cs="Courier New" w:hint="default"/>
+      </w:rPr>
+    </w:lvl>
+    <w:lvl w:ilvl="8" w:tplc="04090005" w:tentative="1">
+      <w:start w:val="1"/>
+      <w:numFmt w:val="bullet"/>
+      <w:lvlText w:val=""/>
+      <w:lvlJc w:val="left"/>
+      <w:pPr>
+        <w:ind w:left="6840" w:hanging="360"/>
+      </w:pPr>
+      <w:rPr>
+        <w:rFonts w:ascii="Wingdings" w:hAnsi="Wingdings" w:hint="default"/>
+      </w:rPr>
+    </w:lvl>
+  </w:abstractNum>
+  <w:abstractNum w:abstractNumId="7" w15:restartNumberingAfterBreak="0">
+    <w:nsid w:val="70CD48CF"/>
+    <w:multiLevelType w:val="hybridMultilevel"/>
+    <w:tmpl w:val="DDFA3A4C"/>
+    <w:lvl w:ilvl="0" w:tplc="04090001">
+      <w:start w:val="1"/>
+      <w:numFmt w:val="bullet"/>
+      <w:lvlText w:val=""/>
+      <w:lvlJc w:val="left"/>
+      <w:pPr>
+        <w:ind w:left="1080" w:hanging="360"/>
+      </w:pPr>
+      <w:rPr>
+        <w:rFonts w:ascii="Symbol" w:hAnsi="Symbol" w:hint="default"/>
+      </w:rPr>
+    </w:lvl>
+    <w:lvl w:ilvl="1" w:tplc="04090003" w:tentative="1">
+      <w:start w:val="1"/>
+      <w:numFmt w:val="bullet"/>
+      <w:lvlText w:val="o"/>
+      <w:lvlJc w:val="left"/>
+      <w:pPr>
+        <w:ind w:left="1800" w:hanging="360"/>
+      </w:pPr>
+      <w:rPr>
+        <w:rFonts w:ascii="Courier New" w:hAnsi="Courier New" w:cs="Courier New" w:hint="default"/>
+      </w:rPr>
+    </w:lvl>
+    <w:lvl w:ilvl="2" w:tplc="04090005" w:tentative="1">
+      <w:start w:val="1"/>
+      <w:numFmt w:val="bullet"/>
+      <w:lvlText w:val=""/>
+      <w:lvlJc w:val="left"/>
+      <w:pPr>
+        <w:ind w:left="2520" w:hanging="360"/>
+      </w:pPr>
+      <w:rPr>
+        <w:rFonts w:ascii="Wingdings" w:hAnsi="Wingdings" w:hint="default"/>
+      </w:rPr>
+    </w:lvl>
+    <w:lvl w:ilvl="3" w:tplc="04090001" w:tentative="1">
+      <w:start w:val="1"/>
+      <w:numFmt w:val="bullet"/>
+      <w:lvlText w:val=""/>
+      <w:lvlJc w:val="left"/>
+      <w:pPr>
+        <w:ind w:left="3240" w:hanging="360"/>
+      </w:pPr>
+      <w:rPr>
+        <w:rFonts w:ascii="Symbol" w:hAnsi="Symbol" w:hint="default"/>
+      </w:rPr>
+    </w:lvl>
+    <w:lvl w:ilvl="4" w:tplc="04090003" w:tentative="1">
+      <w:start w:val="1"/>
+      <w:numFmt w:val="bullet"/>
+      <w:lvlText w:val="o"/>
+      <w:lvlJc w:val="left"/>
+      <w:pPr>
+        <w:ind w:left="3960" w:hanging="360"/>
+      </w:pPr>
+      <w:rPr>
+        <w:rFonts w:ascii="Courier New" w:hAnsi="Courier New" w:cs="Courier New" w:hint="default"/>
+      </w:rPr>
+    </w:lvl>
+    <w:lvl w:ilvl="5" w:tplc="04090005" w:tentative="1">
+      <w:start w:val="1"/>
+      <w:numFmt w:val="bullet"/>
+      <w:lvlText w:val=""/>
+      <w:lvlJc w:val="left"/>
+      <w:pPr>
+        <w:ind w:left="4680" w:hanging="360"/>
+      </w:pPr>
+      <w:rPr>
+        <w:rFonts w:ascii="Wingdings" w:hAnsi="Wingdings" w:hint="default"/>
+      </w:rPr>
+    </w:lvl>
+    <w:lvl w:ilvl="6" w:tplc="04090001" w:tentative="1">
+      <w:start w:val="1"/>
+      <w:numFmt w:val="bullet"/>
+      <w:lvlText w:val=""/>
+      <w:lvlJc w:val="left"/>
+      <w:pPr>
+        <w:ind w:left="5400" w:hanging="360"/>
+      </w:pPr>
+      <w:rPr>
+        <w:rFonts w:ascii="Symbol" w:hAnsi="Symbol" w:hint="default"/>
+      </w:rPr>
+    </w:lvl>
+    <w:lvl w:ilvl="7" w:tplc="04090003" w:tentative="1">
+      <w:start w:val="1"/>
+      <w:numFmt w:val="bullet"/>
+      <w:lvlText w:val="o"/>
+      <w:lvlJc w:val="left"/>
+      <w:pPr>
+        <w:ind w:left="6120" w:hanging="360"/>
+      </w:pPr>
+      <w:rPr>
+        <w:rFonts w:ascii="Courier New" w:hAnsi="Courier New" w:cs="Courier New" w:hint="default"/>
+      </w:rPr>
+    </w:lvl>
+    <w:lvl w:ilvl="8" w:tplc="04090005" w:tentative="1">
+      <w:start w:val="1"/>
+      <w:numFmt w:val="bullet"/>
+      <w:lvlText w:val=""/>
+      <w:lvlJc w:val="left"/>
+      <w:pPr>
+        <w:ind w:left="6840" w:hanging="360"/>
+      </w:pPr>
+      <w:rPr>
+        <w:rFonts w:ascii="Wingdings" w:hAnsi="Wingdings" w:hint="default"/>
+      </w:rPr>
+    </w:lvl>
+  </w:abstractNum>
+  <w:abstractNum w:abstractNumId="8" w15:restartNumberingAfterBreak="0">
+    <w:nsid w:val="72E33BB9"/>
+    <w:multiLevelType w:val="hybridMultilevel"/>
+    <w:tmpl w:val="F6E414A6"/>
+    <w:lvl w:ilvl="0" w:tplc="04090001">
+      <w:start w:val="1"/>
+      <w:numFmt w:val="bullet"/>
+      <w:lvlText w:val=""/>
+      <w:lvlJc w:val="left"/>
+      <w:pPr>
+        <w:ind w:left="1080" w:hanging="360"/>
+      </w:pPr>
+      <w:rPr>
+        <w:rFonts w:ascii="Symbol" w:hAnsi="Symbol" w:hint="default"/>
+      </w:rPr>
+    </w:lvl>
+    <w:lvl w:ilvl="1" w:tplc="04090003" w:tentative="1">
+      <w:start w:val="1"/>
+      <w:numFmt w:val="bullet"/>
+      <w:lvlText w:val="o"/>
+      <w:lvlJc w:val="left"/>
+      <w:pPr>
+        <w:ind w:left="1800" w:hanging="360"/>
+      </w:pPr>
+      <w:rPr>
+        <w:rFonts w:ascii="Courier New" w:hAnsi="Courier New" w:cs="Courier New" w:hint="default"/>
+      </w:rPr>
+    </w:lvl>
+    <w:lvl w:ilvl="2" w:tplc="04090005" w:tentative="1">
+      <w:start w:val="1"/>
+      <w:numFmt w:val="bullet"/>
+      <w:lvlText w:val=""/>
+      <w:lvlJc w:val="left"/>
+      <w:pPr>
+        <w:ind w:left="2520" w:hanging="360"/>
+      </w:pPr>
+      <w:rPr>
+        <w:rFonts w:ascii="Wingdings" w:hAnsi="Wingdings" w:hint="default"/>
+      </w:rPr>
+    </w:lvl>
+    <w:lvl w:ilvl="3" w:tplc="04090001" w:tentative="1">
+      <w:start w:val="1"/>
+      <w:numFmt w:val="bullet"/>
+      <w:lvlText w:val=""/>
+      <w:lvlJc w:val="left"/>
+      <w:pPr>
+        <w:ind w:left="3240" w:hanging="360"/>
+      </w:pPr>
+      <w:rPr>
+        <w:rFonts w:ascii="Symbol" w:hAnsi="Symbol" w:hint="default"/>
+      </w:rPr>
+    </w:lvl>
+    <w:lvl w:ilvl="4" w:tplc="04090003" w:tentative="1">
+      <w:start w:val="1"/>
+      <w:numFmt w:val="bullet"/>
+      <w:lvlText w:val="o"/>
+      <w:lvlJc w:val="left"/>
+      <w:pPr>
+        <w:ind w:left="3960" w:hanging="360"/>
+      </w:pPr>
+      <w:rPr>
+        <w:rFonts w:ascii="Courier New" w:hAnsi="Courier New" w:cs="Courier New" w:hint="default"/>
+      </w:rPr>
+    </w:lvl>
+    <w:lvl w:ilvl="5" w:tplc="04090005" w:tentative="1">
+      <w:start w:val="1"/>
+      <w:numFmt w:val="bullet"/>
+      <w:lvlText w:val=""/>
+      <w:lvlJc w:val="left"/>
+      <w:pPr>
+        <w:ind w:left="4680" w:hanging="360"/>
+      </w:pPr>
+      <w:rPr>
+        <w:rFonts w:ascii="Wingdings" w:hAnsi="Wingdings" w:hint="default"/>
+      </w:rPr>
+    </w:lvl>
+    <w:lvl w:ilvl="6" w:tplc="04090001" w:tentative="1">
+      <w:start w:val="1"/>
+      <w:numFmt w:val="bullet"/>
+      <w:lvlText w:val=""/>
+      <w:lvlJc w:val="left"/>
+      <w:pPr>
+        <w:ind w:left="5400" w:hanging="360"/>
+      </w:pPr>
+      <w:rPr>
+        <w:rFonts w:ascii="Symbol" w:hAnsi="Symbol" w:hint="default"/>
+      </w:rPr>
+    </w:lvl>
+    <w:lvl w:ilvl="7" w:tplc="04090003" w:tentative="1">
+      <w:start w:val="1"/>
+      <w:numFmt w:val="bullet"/>
+      <w:lvlText w:val="o"/>
+      <w:lvlJc w:val="left"/>
+      <w:pPr>
+        <w:ind w:left="6120" w:hanging="360"/>
+      </w:pPr>
+      <w:rPr>
+        <w:rFonts w:ascii="Courier New" w:hAnsi="Courier New" w:cs="Courier New" w:hint="default"/>
+      </w:rPr>
+    </w:lvl>
+    <w:lvl w:ilvl="8" w:tplc="04090005" w:tentative="1">
+      <w:start w:val="1"/>
+      <w:numFmt w:val="bullet"/>
+      <w:lvlText w:val=""/>
+      <w:lvlJc w:val="left"/>
+      <w:pPr>
+        <w:ind w:left="6840" w:hanging="360"/>
+      </w:pPr>
+      <w:rPr>
+        <w:rFonts w:ascii="Wingdings" w:hAnsi="Wingdings" w:hint="default"/>
+      </w:rPr>
+    </w:lvl>
+  </w:abstractNum>
   <w:num w:numId="1" w16cid:durableId="1477524512">
     <w:abstractNumId w:val="1"/>
   </w:num>
   <w:num w:numId="2" w16cid:durableId="1331568557">
+    <w:abstractNumId w:val="8"/>
+  </w:num>
+  <w:num w:numId="3" w16cid:durableId="414471362">
+    <w:abstractNumId w:val="6"/>
+  </w:num>
+  <w:num w:numId="4" w16cid:durableId="2063097570">
     <w:abstractNumId w:val="5"/>
   </w:num>
-  <w:num w:numId="3" w16cid:durableId="414471362">
+  <w:num w:numId="5" w16cid:durableId="363598937">
     <w:abstractNumId w:val="4"/>
-  </w:num>
-  <w:num w:numId="4" w16cid:durableId="2063097570">
-    <w:abstractNumId w:val="3"/>
-  </w:num>
-  <w:num w:numId="5" w16cid:durableId="363598937">
-    <w:abstractNumId w:val="2"/>
   </w:num>
   <w:num w:numId="6" w16cid:durableId="1178041262">
     <w:abstractNumId w:val="0"/>
+  </w:num>
+  <w:num w:numId="7" w16cid:durableId="189689247">
+    <w:abstractNumId w:val="3"/>
+  </w:num>
+  <w:num w:numId="8" w16cid:durableId="1274095514">
+    <w:abstractNumId w:val="7"/>
+  </w:num>
+  <w:num w:numId="9" w16cid:durableId="2110658128">
+    <w:abstractNumId w:val="2"/>
   </w:num>
 </w:numbering>
 </file>
@@ -2345,7 +8065,6 @@
   <w:style w:type="character" w:default="1" w:styleId="DefaultParagraphFont">
     <w:name w:val="Default Paragraph Font"/>
     <w:uiPriority w:val="1"/>
-    <w:semiHidden/>
     <w:unhideWhenUsed/>
   </w:style>
   <w:style w:type="table" w:default="1" w:styleId="TableNormal">
@@ -2659,6 +8378,50 @@
       <w:spacing w:val="5"/>
     </w:rPr>
   </w:style>
+  <w:style w:type="paragraph" w:styleId="Header">
+    <w:name w:val="header"/>
+    <w:basedOn w:val="Normal"/>
+    <w:link w:val="HeaderChar"/>
+    <w:uiPriority w:val="99"/>
+    <w:unhideWhenUsed/>
+    <w:rsid w:val="00D65986"/>
+    <w:pPr>
+      <w:tabs>
+        <w:tab w:val="center" w:pos="4680"/>
+        <w:tab w:val="right" w:pos="9360"/>
+      </w:tabs>
+      <w:spacing w:after="0" w:line="240" w:lineRule="auto"/>
+    </w:pPr>
+  </w:style>
+  <w:style w:type="character" w:customStyle="1" w:styleId="HeaderChar">
+    <w:name w:val="Header Char"/>
+    <w:basedOn w:val="DefaultParagraphFont"/>
+    <w:link w:val="Header"/>
+    <w:uiPriority w:val="99"/>
+    <w:rsid w:val="00D65986"/>
+  </w:style>
+  <w:style w:type="paragraph" w:styleId="Footer">
+    <w:name w:val="footer"/>
+    <w:basedOn w:val="Normal"/>
+    <w:link w:val="FooterChar"/>
+    <w:uiPriority w:val="99"/>
+    <w:unhideWhenUsed/>
+    <w:rsid w:val="00D65986"/>
+    <w:pPr>
+      <w:tabs>
+        <w:tab w:val="center" w:pos="4680"/>
+        <w:tab w:val="right" w:pos="9360"/>
+      </w:tabs>
+      <w:spacing w:after="0" w:line="240" w:lineRule="auto"/>
+    </w:pPr>
+  </w:style>
+  <w:style w:type="character" w:customStyle="1" w:styleId="FooterChar">
+    <w:name w:val="Footer Char"/>
+    <w:basedOn w:val="DefaultParagraphFont"/>
+    <w:link w:val="Footer"/>
+    <w:uiPriority w:val="99"/>
+    <w:rsid w:val="00D65986"/>
+  </w:style>
 </w:styles>
 </file>
 

--- a/Doc/Java Core.docx
+++ b/Doc/Java Core.docx
@@ -1105,7 +1105,7 @@
         </w:rPr>
         <w:lastRenderedPageBreak/>
         <w:drawing>
-          <wp:inline distT="0" distB="0" distL="0" distR="0" wp14:anchorId="25BC080A" wp14:editId="0945280C">
+          <wp:inline distT="0" distB="0" distL="0" distR="0" wp14:anchorId="25BC080A" wp14:editId="68100599">
             <wp:extent cx="5943600" cy="3786505"/>
             <wp:effectExtent l="38100" t="38100" r="38100" b="42545"/>
             <wp:docPr id="1788385258" name="Picture 1"/>
@@ -6241,6 +6241,7 @@
           <w:rFonts w:ascii="Times New Roman" w:hAnsi="Times New Roman" w:cs="Times New Roman"/>
           <w:b/>
           <w:bCs/>
+          <w:noProof/>
           <w:color w:val="000000" w:themeColor="text1"/>
           <w:sz w:val="28"/>
           <w:szCs w:val="28"/>
@@ -6282,8 +6283,2798 @@
         </w:drawing>
       </w:r>
     </w:p>
+    <w:p>
+      <w:pPr>
+        <w:pStyle w:val="ListParagraph"/>
+        <w:numPr>
+          <w:ilvl w:val="0"/>
+          <w:numId w:val="1"/>
+        </w:numPr>
+        <w:rPr>
+          <w:rFonts w:ascii="Times New Roman" w:hAnsi="Times New Roman" w:cs="Times New Roman"/>
+          <w:b/>
+          <w:bCs/>
+          <w:color w:val="000000" w:themeColor="text1"/>
+          <w:sz w:val="32"/>
+          <w:szCs w:val="32"/>
+        </w:rPr>
+      </w:pPr>
+      <w:r>
+        <w:rPr>
+          <w:rFonts w:ascii="Times New Roman" w:hAnsi="Times New Roman" w:cs="Times New Roman"/>
+          <w:b/>
+          <w:bCs/>
+          <w:color w:val="000000" w:themeColor="text1"/>
+          <w:sz w:val="32"/>
+          <w:szCs w:val="32"/>
+        </w:rPr>
+        <w:t>Java Control Statements</w:t>
+      </w:r>
+      <w:r>
+        <w:rPr>
+          <w:rFonts w:ascii="Times New Roman" w:hAnsi="Times New Roman" w:cs="Times New Roman"/>
+          <w:b/>
+          <w:bCs/>
+          <w:color w:val="000000" w:themeColor="text1"/>
+          <w:sz w:val="32"/>
+          <w:szCs w:val="32"/>
+        </w:rPr>
+        <w:t xml:space="preserve"> </w:t>
+      </w:r>
+    </w:p>
+    <w:p>
+      <w:pPr>
+        <w:ind w:left="360" w:firstLine="360"/>
+        <w:rPr>
+          <w:rFonts w:ascii="Times New Roman" w:hAnsi="Times New Roman" w:cs="Times New Roman"/>
+          <w:color w:val="000000" w:themeColor="text1"/>
+          <w:sz w:val="28"/>
+          <w:szCs w:val="28"/>
+        </w:rPr>
+      </w:pPr>
+      <w:r>
+        <w:rPr>
+          <w:rFonts w:ascii="Times New Roman" w:hAnsi="Times New Roman" w:cs="Times New Roman"/>
+          <w:color w:val="000000" w:themeColor="text1"/>
+          <w:sz w:val="28"/>
+          <w:szCs w:val="28"/>
+        </w:rPr>
+        <w:t xml:space="preserve">Trình biên dịch Java thực thi mã lệnh từ trên xuống dưới. Các câu lệnh trong mã thực thi theo đúng thứ tự xuất hiện của chúng. Tuy nhiên, Java cung cấp các câu lệnh có thể kiêm soát code trong Java. Các câu lệnh như vậy gọi là câu lệnh </w:t>
+      </w:r>
+      <w:r>
+        <w:rPr>
+          <w:rFonts w:ascii="Times New Roman" w:hAnsi="Times New Roman" w:cs="Times New Roman"/>
+          <w:color w:val="000000" w:themeColor="text1"/>
+          <w:sz w:val="28"/>
+          <w:szCs w:val="28"/>
+        </w:rPr>
+        <w:lastRenderedPageBreak/>
+        <w:t>kiểm soát luồng (Control Stastements). Đây là một trong những tính năng cơ bản của Java, cung cấp luồng chương trình mượt mà.</w:t>
+      </w:r>
+    </w:p>
+    <w:p>
+      <w:pPr>
+        <w:pStyle w:val="ListParagraph"/>
+        <w:numPr>
+          <w:ilvl w:val="1"/>
+          <w:numId w:val="1"/>
+        </w:numPr>
+        <w:rPr>
+          <w:rFonts w:ascii="Times New Roman" w:hAnsi="Times New Roman" w:cs="Times New Roman"/>
+          <w:b/>
+          <w:bCs/>
+          <w:color w:val="000000" w:themeColor="text1"/>
+          <w:sz w:val="28"/>
+          <w:szCs w:val="28"/>
+        </w:rPr>
+      </w:pPr>
+      <w:r>
+        <w:rPr>
+          <w:rFonts w:ascii="Times New Roman" w:hAnsi="Times New Roman" w:cs="Times New Roman"/>
+          <w:b/>
+          <w:bCs/>
+          <w:color w:val="000000" w:themeColor="text1"/>
+          <w:sz w:val="28"/>
+          <w:szCs w:val="28"/>
+        </w:rPr>
+        <w:t>Câu lệnh if/else</w:t>
+      </w:r>
+    </w:p>
+    <w:p>
+      <w:pPr>
+        <w:ind w:left="360"/>
+        <w:rPr>
+          <w:rFonts w:ascii="Times New Roman" w:hAnsi="Times New Roman" w:cs="Times New Roman"/>
+          <w:b/>
+          <w:bCs/>
+          <w:color w:val="000000" w:themeColor="text1"/>
+          <w:sz w:val="28"/>
+          <w:szCs w:val="28"/>
+        </w:rPr>
+      </w:pPr>
+      <w:r>
+        <w:rPr>
+          <w:noProof/>
+        </w:rPr>
+        <w:drawing>
+          <wp:inline distT="0" distB="0" distL="0" distR="0" wp14:anchorId="4D8F314D" wp14:editId="10BCDC74">
+            <wp:extent cx="3489960" cy="3140964"/>
+            <wp:effectExtent l="38100" t="38100" r="34290" b="40640"/>
+            <wp:docPr id="1159530422" name="Picture 1"/>
+            <wp:cNvGraphicFramePr>
+              <a:graphicFrameLocks xmlns:a="http://schemas.openxmlformats.org/drawingml/2006/main" noChangeAspect="1"/>
+            </wp:cNvGraphicFramePr>
+            <a:graphic xmlns:a="http://schemas.openxmlformats.org/drawingml/2006/main">
+              <a:graphicData uri="http://schemas.openxmlformats.org/drawingml/2006/picture">
+                <pic:pic xmlns:pic="http://schemas.openxmlformats.org/drawingml/2006/picture">
+                  <pic:nvPicPr>
+                    <pic:cNvPr id="0" name="Picture 1"/>
+                    <pic:cNvPicPr>
+                      <a:picLocks noChangeAspect="1" noChangeArrowheads="1"/>
+                    </pic:cNvPicPr>
+                  </pic:nvPicPr>
+                  <pic:blipFill>
+                    <a:blip r:embed="rId14">
+                      <a:extLst>
+                        <a:ext uri="{28A0092B-C50C-407E-A947-70E740481C1C}">
+                          <a14:useLocalDpi xmlns:a14="http://schemas.microsoft.com/office/drawing/2010/main" val="0"/>
+                        </a:ext>
+                      </a:extLst>
+                    </a:blip>
+                    <a:srcRect/>
+                    <a:stretch>
+                      <a:fillRect/>
+                    </a:stretch>
+                  </pic:blipFill>
+                  <pic:spPr bwMode="auto">
+                    <a:xfrm>
+                      <a:off x="0" y="0"/>
+                      <a:ext cx="3497186" cy="3147468"/>
+                    </a:xfrm>
+                    <a:prstGeom prst="rect">
+                      <a:avLst/>
+                    </a:prstGeom>
+                    <a:noFill/>
+                    <a:ln w="28575">
+                      <a:solidFill>
+                        <a:schemeClr val="tx1"/>
+                      </a:solidFill>
+                    </a:ln>
+                  </pic:spPr>
+                </pic:pic>
+              </a:graphicData>
+            </a:graphic>
+          </wp:inline>
+        </w:drawing>
+      </w:r>
+    </w:p>
+    <w:p>
+      <w:pPr>
+        <w:ind w:left="360"/>
+        <w:rPr>
+          <w:rFonts w:ascii="Times New Roman" w:hAnsi="Times New Roman" w:cs="Times New Roman"/>
+          <w:b/>
+          <w:bCs/>
+          <w:color w:val="000000" w:themeColor="text1"/>
+          <w:sz w:val="28"/>
+          <w:szCs w:val="28"/>
+        </w:rPr>
+      </w:pPr>
+      <w:r>
+        <w:rPr>
+          <w:rFonts w:ascii="Times New Roman" w:hAnsi="Times New Roman" w:cs="Times New Roman"/>
+          <w:b/>
+          <w:bCs/>
+          <w:color w:val="000000" w:themeColor="text1"/>
+          <w:sz w:val="28"/>
+          <w:szCs w:val="28"/>
+        </w:rPr>
+        <w:t xml:space="preserve">Cách sử dụng: </w:t>
+      </w:r>
+      <w:r>
+        <w:rPr>
+          <w:rFonts w:ascii="Times New Roman" w:hAnsi="Times New Roman" w:cs="Times New Roman"/>
+          <w:color w:val="000000" w:themeColor="text1"/>
+          <w:sz w:val="28"/>
+          <w:szCs w:val="28"/>
+        </w:rPr>
+        <w:t>Câu lệnh trên được sử dụng để kiểm tra 1 hành động nào đó liên quan. Giả sử khi user gửi thông tin đăng kí tới hệ thống, hệ thống cần phải được xác nhận nếu nó là hợp lệ thì mới cho đăng kí.</w:t>
+      </w:r>
+    </w:p>
+    <w:p>
+      <w:pPr>
+        <w:ind w:left="360"/>
+        <w:rPr>
+          <w:rFonts w:ascii="Times New Roman" w:hAnsi="Times New Roman" w:cs="Times New Roman"/>
+          <w:b/>
+          <w:bCs/>
+          <w:color w:val="000000" w:themeColor="text1"/>
+          <w:sz w:val="28"/>
+          <w:szCs w:val="28"/>
+        </w:rPr>
+      </w:pPr>
+      <w:r>
+        <w:rPr>
+          <w:rFonts w:ascii="Times New Roman" w:hAnsi="Times New Roman" w:cs="Times New Roman"/>
+          <w:b/>
+          <w:bCs/>
+          <w:noProof/>
+          <w:color w:val="000000" w:themeColor="text1"/>
+          <w:sz w:val="28"/>
+          <w:szCs w:val="28"/>
+        </w:rPr>
+        <w:drawing>
+          <wp:inline distT="0" distB="0" distL="0" distR="0" wp14:anchorId="2DB1DDB9" wp14:editId="14CAAF68">
+            <wp:extent cx="5943600" cy="2058035"/>
+            <wp:effectExtent l="0" t="0" r="0" b="0"/>
+            <wp:docPr id="1846513594" name="Picture 1"/>
+            <wp:cNvGraphicFramePr>
+              <a:graphicFrameLocks xmlns:a="http://schemas.openxmlformats.org/drawingml/2006/main" noChangeAspect="1"/>
+            </wp:cNvGraphicFramePr>
+            <a:graphic xmlns:a="http://schemas.openxmlformats.org/drawingml/2006/main">
+              <a:graphicData uri="http://schemas.openxmlformats.org/drawingml/2006/picture">
+                <pic:pic xmlns:pic="http://schemas.openxmlformats.org/drawingml/2006/picture">
+                  <pic:nvPicPr>
+                    <pic:cNvPr id="1846513594" name=""/>
+                    <pic:cNvPicPr/>
+                  </pic:nvPicPr>
+                  <pic:blipFill>
+                    <a:blip r:embed="rId15"/>
+                    <a:stretch>
+                      <a:fillRect/>
+                    </a:stretch>
+                  </pic:blipFill>
+                  <pic:spPr>
+                    <a:xfrm>
+                      <a:off x="0" y="0"/>
+                      <a:ext cx="5943600" cy="2058035"/>
+                    </a:xfrm>
+                    <a:prstGeom prst="rect">
+                      <a:avLst/>
+                    </a:prstGeom>
+                  </pic:spPr>
+                </pic:pic>
+              </a:graphicData>
+            </a:graphic>
+          </wp:inline>
+        </w:drawing>
+      </w:r>
+    </w:p>
+    <w:p>
+      <w:pPr>
+        <w:pStyle w:val="ListParagraph"/>
+        <w:numPr>
+          <w:ilvl w:val="1"/>
+          <w:numId w:val="1"/>
+        </w:numPr>
+        <w:rPr>
+          <w:rFonts w:ascii="Times New Roman" w:hAnsi="Times New Roman" w:cs="Times New Roman"/>
+          <w:b/>
+          <w:bCs/>
+          <w:color w:val="000000" w:themeColor="text1"/>
+          <w:sz w:val="28"/>
+          <w:szCs w:val="28"/>
+        </w:rPr>
+      </w:pPr>
+      <w:r>
+        <w:rPr>
+          <w:rFonts w:ascii="Times New Roman" w:hAnsi="Times New Roman" w:cs="Times New Roman"/>
+          <w:b/>
+          <w:bCs/>
+          <w:color w:val="000000" w:themeColor="text1"/>
+          <w:sz w:val="28"/>
+          <w:szCs w:val="28"/>
+        </w:rPr>
+        <w:t>Câu lệnh Switch</w:t>
+      </w:r>
+    </w:p>
+    <w:p>
+      <w:pPr>
+        <w:ind w:left="360"/>
+        <w:rPr>
+          <w:rFonts w:ascii="Times New Roman" w:hAnsi="Times New Roman" w:cs="Times New Roman"/>
+          <w:b/>
+          <w:bCs/>
+          <w:color w:val="000000" w:themeColor="text1"/>
+          <w:sz w:val="28"/>
+          <w:szCs w:val="28"/>
+        </w:rPr>
+      </w:pPr>
+      <w:r>
+        <w:rPr>
+          <w:noProof/>
+        </w:rPr>
+        <w:lastRenderedPageBreak/>
+        <w:drawing>
+          <wp:inline distT="0" distB="0" distL="0" distR="0" wp14:anchorId="766249F1" wp14:editId="5001A1E7">
+            <wp:extent cx="4343400" cy="4922520"/>
+            <wp:effectExtent l="38100" t="38100" r="38100" b="30480"/>
+            <wp:docPr id="1777049833" name="Picture 2"/>
+            <wp:cNvGraphicFramePr>
+              <a:graphicFrameLocks xmlns:a="http://schemas.openxmlformats.org/drawingml/2006/main" noChangeAspect="1"/>
+            </wp:cNvGraphicFramePr>
+            <a:graphic xmlns:a="http://schemas.openxmlformats.org/drawingml/2006/main">
+              <a:graphicData uri="http://schemas.openxmlformats.org/drawingml/2006/picture">
+                <pic:pic xmlns:pic="http://schemas.openxmlformats.org/drawingml/2006/picture">
+                  <pic:nvPicPr>
+                    <pic:cNvPr id="0" name="Picture 3"/>
+                    <pic:cNvPicPr>
+                      <a:picLocks noChangeAspect="1" noChangeArrowheads="1"/>
+                    </pic:cNvPicPr>
+                  </pic:nvPicPr>
+                  <pic:blipFill>
+                    <a:blip r:embed="rId16">
+                      <a:extLst>
+                        <a:ext uri="{28A0092B-C50C-407E-A947-70E740481C1C}">
+                          <a14:useLocalDpi xmlns:a14="http://schemas.microsoft.com/office/drawing/2010/main" val="0"/>
+                        </a:ext>
+                      </a:extLst>
+                    </a:blip>
+                    <a:srcRect/>
+                    <a:stretch>
+                      <a:fillRect/>
+                    </a:stretch>
+                  </pic:blipFill>
+                  <pic:spPr bwMode="auto">
+                    <a:xfrm>
+                      <a:off x="0" y="0"/>
+                      <a:ext cx="4346977" cy="4926574"/>
+                    </a:xfrm>
+                    <a:prstGeom prst="rect">
+                      <a:avLst/>
+                    </a:prstGeom>
+                    <a:noFill/>
+                    <a:ln w="28575">
+                      <a:solidFill>
+                        <a:schemeClr val="tx1"/>
+                      </a:solidFill>
+                    </a:ln>
+                  </pic:spPr>
+                </pic:pic>
+              </a:graphicData>
+            </a:graphic>
+          </wp:inline>
+        </w:drawing>
+      </w:r>
+    </w:p>
+    <w:p>
+      <w:pPr>
+        <w:ind w:left="360"/>
+        <w:rPr>
+          <w:rFonts w:ascii="Times New Roman" w:hAnsi="Times New Roman" w:cs="Times New Roman"/>
+          <w:b/>
+          <w:bCs/>
+          <w:color w:val="000000" w:themeColor="text1"/>
+          <w:sz w:val="28"/>
+          <w:szCs w:val="28"/>
+        </w:rPr>
+      </w:pPr>
+      <w:r>
+        <w:rPr>
+          <w:rFonts w:ascii="Times New Roman" w:hAnsi="Times New Roman" w:cs="Times New Roman"/>
+          <w:b/>
+          <w:bCs/>
+          <w:color w:val="000000" w:themeColor="text1"/>
+          <w:sz w:val="28"/>
+          <w:szCs w:val="28"/>
+        </w:rPr>
+        <w:t xml:space="preserve">Cách sử dụng: </w:t>
+      </w:r>
+      <w:r>
+        <w:rPr>
+          <w:rFonts w:ascii="Times New Roman" w:hAnsi="Times New Roman" w:cs="Times New Roman"/>
+          <w:color w:val="000000" w:themeColor="text1"/>
+          <w:sz w:val="28"/>
+          <w:szCs w:val="28"/>
+        </w:rPr>
+        <w:t>Sử dụng khi có nhiều điều kiện phức tạp.</w:t>
+      </w:r>
+    </w:p>
+    <w:p>
+      <w:pPr>
+        <w:ind w:left="360"/>
+        <w:rPr>
+          <w:rFonts w:ascii="Times New Roman" w:hAnsi="Times New Roman" w:cs="Times New Roman"/>
+          <w:b/>
+          <w:bCs/>
+          <w:color w:val="000000" w:themeColor="text1"/>
+          <w:sz w:val="28"/>
+          <w:szCs w:val="28"/>
+        </w:rPr>
+      </w:pPr>
+      <w:r>
+        <w:rPr>
+          <w:rFonts w:ascii="Times New Roman" w:hAnsi="Times New Roman" w:cs="Times New Roman"/>
+          <w:b/>
+          <w:bCs/>
+          <w:noProof/>
+          <w:color w:val="000000" w:themeColor="text1"/>
+          <w:sz w:val="28"/>
+          <w:szCs w:val="28"/>
+        </w:rPr>
+        <w:drawing>
+          <wp:inline distT="0" distB="0" distL="0" distR="0" wp14:anchorId="124E6EC1" wp14:editId="5D4DA412">
+            <wp:extent cx="4932575" cy="2453640"/>
+            <wp:effectExtent l="0" t="0" r="1905" b="3810"/>
+            <wp:docPr id="898068779" name="Picture 1"/>
+            <wp:cNvGraphicFramePr>
+              <a:graphicFrameLocks xmlns:a="http://schemas.openxmlformats.org/drawingml/2006/main" noChangeAspect="1"/>
+            </wp:cNvGraphicFramePr>
+            <a:graphic xmlns:a="http://schemas.openxmlformats.org/drawingml/2006/main">
+              <a:graphicData uri="http://schemas.openxmlformats.org/drawingml/2006/picture">
+                <pic:pic xmlns:pic="http://schemas.openxmlformats.org/drawingml/2006/picture">
+                  <pic:nvPicPr>
+                    <pic:cNvPr id="898068779" name=""/>
+                    <pic:cNvPicPr/>
+                  </pic:nvPicPr>
+                  <pic:blipFill>
+                    <a:blip r:embed="rId17"/>
+                    <a:stretch>
+                      <a:fillRect/>
+                    </a:stretch>
+                  </pic:blipFill>
+                  <pic:spPr>
+                    <a:xfrm>
+                      <a:off x="0" y="0"/>
+                      <a:ext cx="4937142" cy="2455912"/>
+                    </a:xfrm>
+                    <a:prstGeom prst="rect">
+                      <a:avLst/>
+                    </a:prstGeom>
+                  </pic:spPr>
+                </pic:pic>
+              </a:graphicData>
+            </a:graphic>
+          </wp:inline>
+        </w:drawing>
+      </w:r>
+      <w:r>
+        <w:rPr>
+          <w:rFonts w:ascii="Times New Roman" w:hAnsi="Times New Roman" w:cs="Times New Roman"/>
+          <w:b/>
+          <w:bCs/>
+          <w:color w:val="000000" w:themeColor="text1"/>
+          <w:sz w:val="28"/>
+          <w:szCs w:val="28"/>
+        </w:rPr>
+        <w:br/>
+      </w:r>
+    </w:p>
+    <w:p>
+      <w:pPr>
+        <w:pStyle w:val="ListParagraph"/>
+        <w:numPr>
+          <w:ilvl w:val="0"/>
+          <w:numId w:val="1"/>
+        </w:numPr>
+        <w:rPr>
+          <w:rFonts w:ascii="Times New Roman" w:hAnsi="Times New Roman" w:cs="Times New Roman"/>
+          <w:b/>
+          <w:bCs/>
+          <w:color w:val="000000" w:themeColor="text1"/>
+          <w:sz w:val="32"/>
+          <w:szCs w:val="32"/>
+        </w:rPr>
+      </w:pPr>
+      <w:r>
+        <w:rPr>
+          <w:rFonts w:ascii="Times New Roman" w:hAnsi="Times New Roman" w:cs="Times New Roman"/>
+          <w:b/>
+          <w:bCs/>
+          <w:color w:val="000000" w:themeColor="text1"/>
+          <w:sz w:val="32"/>
+          <w:szCs w:val="32"/>
+        </w:rPr>
+        <w:lastRenderedPageBreak/>
+        <w:t>Java Loop Statements</w:t>
+      </w:r>
+    </w:p>
+    <w:p>
+      <w:pPr>
+        <w:pStyle w:val="ListParagraph"/>
+        <w:numPr>
+          <w:ilvl w:val="0"/>
+          <w:numId w:val="10"/>
+        </w:numPr>
+        <w:rPr>
+          <w:rFonts w:ascii="Times New Roman" w:hAnsi="Times New Roman" w:cs="Times New Roman"/>
+          <w:color w:val="000000" w:themeColor="text1"/>
+          <w:sz w:val="28"/>
+          <w:szCs w:val="28"/>
+        </w:rPr>
+      </w:pPr>
+      <w:r>
+        <w:rPr>
+          <w:rFonts w:ascii="Times New Roman" w:hAnsi="Times New Roman" w:cs="Times New Roman"/>
+          <w:color w:val="000000" w:themeColor="text1"/>
+          <w:sz w:val="28"/>
+          <w:szCs w:val="28"/>
+        </w:rPr>
+        <w:t>Trong lập trình các lệnh lập (loop statements) cho phép thực thi một khối lệnh</w:t>
+      </w:r>
+      <w:r>
+        <w:rPr>
+          <w:rFonts w:ascii="Times New Roman" w:hAnsi="Times New Roman" w:cs="Times New Roman"/>
+          <w:color w:val="000000" w:themeColor="text1"/>
+          <w:sz w:val="28"/>
+          <w:szCs w:val="28"/>
+        </w:rPr>
+        <w:t xml:space="preserve"> nhiều lần cho đến khi một khối lệnh nhiều lần cho đến khi một điều kiện không còn đúng.</w:t>
+      </w:r>
+    </w:p>
+    <w:p>
+      <w:pPr>
+        <w:pStyle w:val="ListParagraph"/>
+        <w:numPr>
+          <w:ilvl w:val="0"/>
+          <w:numId w:val="10"/>
+        </w:numPr>
+        <w:rPr>
+          <w:rFonts w:ascii="Times New Roman" w:hAnsi="Times New Roman" w:cs="Times New Roman"/>
+          <w:color w:val="000000" w:themeColor="text1"/>
+          <w:sz w:val="28"/>
+          <w:szCs w:val="28"/>
+        </w:rPr>
+      </w:pPr>
+      <w:r>
+        <w:rPr>
+          <w:rFonts w:ascii="Times New Roman" w:hAnsi="Times New Roman" w:cs="Times New Roman"/>
+          <w:color w:val="000000" w:themeColor="text1"/>
+          <w:sz w:val="28"/>
+          <w:szCs w:val="28"/>
+        </w:rPr>
+        <w:t>Java cung cấp nhiều loại vòng lặp để xử lý các tình huống khác nhau.</w:t>
+      </w:r>
+    </w:p>
+    <w:p>
+      <w:pPr>
+        <w:pStyle w:val="ListParagraph"/>
+        <w:numPr>
+          <w:ilvl w:val="0"/>
+          <w:numId w:val="10"/>
+        </w:numPr>
+        <w:rPr>
+          <w:rFonts w:ascii="Times New Roman" w:hAnsi="Times New Roman" w:cs="Times New Roman"/>
+          <w:color w:val="000000" w:themeColor="text1"/>
+          <w:sz w:val="28"/>
+          <w:szCs w:val="28"/>
+        </w:rPr>
+      </w:pPr>
+      <w:r>
+        <w:rPr>
+          <w:rFonts w:ascii="Times New Roman" w:hAnsi="Times New Roman" w:cs="Times New Roman"/>
+          <w:color w:val="000000" w:themeColor="text1"/>
+          <w:sz w:val="28"/>
+          <w:szCs w:val="28"/>
+        </w:rPr>
+        <w:t>Câu lệnh lặp được sử dụng để thực hiện lặp đi lặp lại một đoạn mã.</w:t>
+      </w:r>
+    </w:p>
+    <w:p>
+      <w:pPr>
+        <w:pStyle w:val="ListParagraph"/>
+        <w:numPr>
+          <w:ilvl w:val="1"/>
+          <w:numId w:val="1"/>
+        </w:numPr>
+        <w:rPr>
+          <w:rFonts w:ascii="Times New Roman" w:hAnsi="Times New Roman" w:cs="Times New Roman"/>
+          <w:b/>
+          <w:bCs/>
+          <w:color w:val="000000" w:themeColor="text1"/>
+          <w:sz w:val="28"/>
+          <w:szCs w:val="28"/>
+        </w:rPr>
+      </w:pPr>
+      <w:r>
+        <w:rPr>
+          <w:rFonts w:ascii="Times New Roman" w:hAnsi="Times New Roman" w:cs="Times New Roman"/>
+          <w:b/>
+          <w:bCs/>
+          <w:color w:val="000000" w:themeColor="text1"/>
+          <w:sz w:val="28"/>
+          <w:szCs w:val="28"/>
+        </w:rPr>
+        <w:t>Vòng lặp for</w:t>
+      </w:r>
+    </w:p>
+    <w:p>
+      <w:pPr>
+        <w:pStyle w:val="ListParagraph"/>
+        <w:numPr>
+          <w:ilvl w:val="0"/>
+          <w:numId w:val="11"/>
+        </w:numPr>
+        <w:rPr>
+          <w:rFonts w:ascii="Times New Roman" w:hAnsi="Times New Roman" w:cs="Times New Roman"/>
+          <w:color w:val="000000" w:themeColor="text1"/>
+          <w:sz w:val="28"/>
+          <w:szCs w:val="28"/>
+        </w:rPr>
+      </w:pPr>
+      <w:r>
+        <w:rPr>
+          <w:rFonts w:ascii="Times New Roman" w:hAnsi="Times New Roman" w:cs="Times New Roman"/>
+          <w:color w:val="000000" w:themeColor="text1"/>
+          <w:sz w:val="28"/>
+          <w:szCs w:val="28"/>
+        </w:rPr>
+        <w:t>Vòng lặp for của Java được sử dụng để lặp lại một phần của chương trình nhiều lần. Nếu số lần lặp cố định, nên sử dụng vòng lặp for.</w:t>
+      </w:r>
+    </w:p>
+    <w:p>
+      <w:pPr>
+        <w:ind w:left="720"/>
+        <w:rPr>
+          <w:rFonts w:ascii="Times New Roman" w:hAnsi="Times New Roman" w:cs="Times New Roman"/>
+          <w:color w:val="000000" w:themeColor="text1"/>
+          <w:sz w:val="28"/>
+          <w:szCs w:val="28"/>
+        </w:rPr>
+      </w:pPr>
+      <w:r>
+        <w:rPr>
+          <w:noProof/>
+        </w:rPr>
+        <w:drawing>
+          <wp:inline distT="0" distB="0" distL="0" distR="0" wp14:anchorId="7DA8B1BC" wp14:editId="4BB76724">
+            <wp:extent cx="2834640" cy="4290695"/>
+            <wp:effectExtent l="38100" t="38100" r="41910" b="33655"/>
+            <wp:docPr id="80084283" name="Picture 1"/>
+            <wp:cNvGraphicFramePr>
+              <a:graphicFrameLocks xmlns:a="http://schemas.openxmlformats.org/drawingml/2006/main" noChangeAspect="1"/>
+            </wp:cNvGraphicFramePr>
+            <a:graphic xmlns:a="http://schemas.openxmlformats.org/drawingml/2006/main">
+              <a:graphicData uri="http://schemas.openxmlformats.org/drawingml/2006/picture">
+                <pic:pic xmlns:pic="http://schemas.openxmlformats.org/drawingml/2006/picture">
+                  <pic:nvPicPr>
+                    <pic:cNvPr id="0" name="Picture 1"/>
+                    <pic:cNvPicPr>
+                      <a:picLocks noChangeAspect="1" noChangeArrowheads="1"/>
+                    </pic:cNvPicPr>
+                  </pic:nvPicPr>
+                  <pic:blipFill>
+                    <a:blip r:embed="rId18" cstate="print">
+                      <a:extLst>
+                        <a:ext uri="{28A0092B-C50C-407E-A947-70E740481C1C}">
+                          <a14:useLocalDpi xmlns:a14="http://schemas.microsoft.com/office/drawing/2010/main" val="0"/>
+                        </a:ext>
+                      </a:extLst>
+                    </a:blip>
+                    <a:srcRect/>
+                    <a:stretch>
+                      <a:fillRect/>
+                    </a:stretch>
+                  </pic:blipFill>
+                  <pic:spPr bwMode="auto">
+                    <a:xfrm>
+                      <a:off x="0" y="0"/>
+                      <a:ext cx="2838109" cy="4295946"/>
+                    </a:xfrm>
+                    <a:prstGeom prst="rect">
+                      <a:avLst/>
+                    </a:prstGeom>
+                    <a:noFill/>
+                    <a:ln w="28575">
+                      <a:solidFill>
+                        <a:schemeClr val="tx1"/>
+                      </a:solidFill>
+                    </a:ln>
+                  </pic:spPr>
+                </pic:pic>
+              </a:graphicData>
+            </a:graphic>
+          </wp:inline>
+        </w:drawing>
+      </w:r>
+    </w:p>
+    <w:p>
+      <w:pPr>
+        <w:pStyle w:val="ListParagraph"/>
+        <w:numPr>
+          <w:ilvl w:val="0"/>
+          <w:numId w:val="11"/>
+        </w:numPr>
+        <w:rPr>
+          <w:rFonts w:ascii="Times New Roman" w:hAnsi="Times New Roman" w:cs="Times New Roman"/>
+          <w:color w:val="000000" w:themeColor="text1"/>
+          <w:sz w:val="28"/>
+          <w:szCs w:val="28"/>
+        </w:rPr>
+      </w:pPr>
+      <w:r>
+        <w:rPr>
+          <w:rFonts w:ascii="Times New Roman" w:hAnsi="Times New Roman" w:cs="Times New Roman"/>
+          <w:color w:val="000000" w:themeColor="text1"/>
+          <w:sz w:val="28"/>
+          <w:szCs w:val="28"/>
+        </w:rPr>
+        <w:t xml:space="preserve">Bối cảnh áp dụng: Đọc một danh sách theo tuần tự để </w:t>
+      </w:r>
+      <w:r>
+        <w:rPr>
+          <w:rFonts w:ascii="Times New Roman" w:hAnsi="Times New Roman" w:cs="Times New Roman"/>
+          <w:color w:val="000000" w:themeColor="text1"/>
+          <w:sz w:val="28"/>
+          <w:szCs w:val="28"/>
+        </w:rPr>
+        <w:t>tìm ra giá trị tương ứng</w:t>
+      </w:r>
+    </w:p>
+    <w:p>
+      <w:pPr>
+        <w:pStyle w:val="ListParagraph"/>
+        <w:numPr>
+          <w:ilvl w:val="0"/>
+          <w:numId w:val="11"/>
+        </w:numPr>
+        <w:rPr>
+          <w:rFonts w:ascii="Times New Roman" w:hAnsi="Times New Roman" w:cs="Times New Roman"/>
+          <w:color w:val="000000" w:themeColor="text1"/>
+          <w:sz w:val="28"/>
+          <w:szCs w:val="28"/>
+        </w:rPr>
+      </w:pPr>
+      <w:r>
+        <w:rPr>
+          <w:rFonts w:ascii="Times New Roman" w:hAnsi="Times New Roman" w:cs="Times New Roman"/>
+          <w:color w:val="000000" w:themeColor="text1"/>
+          <w:sz w:val="28"/>
+          <w:szCs w:val="28"/>
+        </w:rPr>
+        <w:t>Cú pháp:</w:t>
+      </w:r>
+    </w:p>
+    <w:p>
+      <w:pPr>
+        <w:ind w:left="360"/>
+        <w:rPr>
+          <w:rFonts w:ascii="Times New Roman" w:hAnsi="Times New Roman" w:cs="Times New Roman"/>
+          <w:color w:val="000000" w:themeColor="text1"/>
+          <w:sz w:val="28"/>
+          <w:szCs w:val="28"/>
+        </w:rPr>
+      </w:pPr>
+      <w:r>
+        <w:rPr>
+          <w:rFonts w:ascii="Times New Roman" w:hAnsi="Times New Roman" w:cs="Times New Roman"/>
+          <w:color w:val="000000" w:themeColor="text1"/>
+          <w:sz w:val="28"/>
+          <w:szCs w:val="28"/>
+        </w:rPr>
+        <w:lastRenderedPageBreak/>
+        <w:drawing>
+          <wp:inline distT="0" distB="0" distL="0" distR="0" wp14:anchorId="63A29501" wp14:editId="3637A527">
+            <wp:extent cx="5943600" cy="2510155"/>
+            <wp:effectExtent l="0" t="0" r="0" b="4445"/>
+            <wp:docPr id="1935648178" name="Picture 1"/>
+            <wp:cNvGraphicFramePr>
+              <a:graphicFrameLocks xmlns:a="http://schemas.openxmlformats.org/drawingml/2006/main" noChangeAspect="1"/>
+            </wp:cNvGraphicFramePr>
+            <a:graphic xmlns:a="http://schemas.openxmlformats.org/drawingml/2006/main">
+              <a:graphicData uri="http://schemas.openxmlformats.org/drawingml/2006/picture">
+                <pic:pic xmlns:pic="http://schemas.openxmlformats.org/drawingml/2006/picture">
+                  <pic:nvPicPr>
+                    <pic:cNvPr id="1935648178" name=""/>
+                    <pic:cNvPicPr/>
+                  </pic:nvPicPr>
+                  <pic:blipFill>
+                    <a:blip r:embed="rId19"/>
+                    <a:stretch>
+                      <a:fillRect/>
+                    </a:stretch>
+                  </pic:blipFill>
+                  <pic:spPr>
+                    <a:xfrm>
+                      <a:off x="0" y="0"/>
+                      <a:ext cx="5943600" cy="2510155"/>
+                    </a:xfrm>
+                    <a:prstGeom prst="rect">
+                      <a:avLst/>
+                    </a:prstGeom>
+                  </pic:spPr>
+                </pic:pic>
+              </a:graphicData>
+            </a:graphic>
+          </wp:inline>
+        </w:drawing>
+      </w:r>
+    </w:p>
+    <w:p>
+      <w:pPr>
+        <w:pStyle w:val="ListParagraph"/>
+        <w:numPr>
+          <w:ilvl w:val="1"/>
+          <w:numId w:val="1"/>
+        </w:numPr>
+        <w:rPr>
+          <w:rFonts w:ascii="Times New Roman" w:hAnsi="Times New Roman" w:cs="Times New Roman"/>
+          <w:b/>
+          <w:bCs/>
+          <w:color w:val="000000" w:themeColor="text1"/>
+          <w:sz w:val="28"/>
+          <w:szCs w:val="28"/>
+        </w:rPr>
+      </w:pPr>
+      <w:r>
+        <w:rPr>
+          <w:rFonts w:ascii="Times New Roman" w:hAnsi="Times New Roman" w:cs="Times New Roman"/>
+          <w:b/>
+          <w:bCs/>
+          <w:color w:val="000000" w:themeColor="text1"/>
+          <w:sz w:val="28"/>
+          <w:szCs w:val="28"/>
+        </w:rPr>
+        <w:t>Vòng lặp foreach</w:t>
+      </w:r>
+    </w:p>
+    <w:p>
+      <w:pPr>
+        <w:pStyle w:val="ListParagraph"/>
+        <w:numPr>
+          <w:ilvl w:val="0"/>
+          <w:numId w:val="12"/>
+        </w:numPr>
+        <w:rPr>
+          <w:rFonts w:ascii="Times New Roman" w:hAnsi="Times New Roman" w:cs="Times New Roman"/>
+          <w:color w:val="000000" w:themeColor="text1"/>
+          <w:sz w:val="28"/>
+          <w:szCs w:val="28"/>
+        </w:rPr>
+      </w:pPr>
+      <w:r>
+        <w:rPr>
+          <w:rFonts w:ascii="Times New Roman" w:hAnsi="Times New Roman" w:cs="Times New Roman"/>
+          <w:color w:val="000000" w:themeColor="text1"/>
+          <w:sz w:val="28"/>
+          <w:szCs w:val="28"/>
+        </w:rPr>
+        <w:t>Bối cảnh áp dụng: Đọc một danh sách với các kiểu dữ liệu khác nhau theo tuần tự để tìm ra giá trị tương ứng.</w:t>
+      </w:r>
+    </w:p>
+    <w:p>
+      <w:pPr>
+        <w:pStyle w:val="ListParagraph"/>
+        <w:numPr>
+          <w:ilvl w:val="0"/>
+          <w:numId w:val="12"/>
+        </w:numPr>
+        <w:rPr>
+          <w:rFonts w:ascii="Times New Roman" w:hAnsi="Times New Roman" w:cs="Times New Roman"/>
+          <w:color w:val="000000" w:themeColor="text1"/>
+          <w:sz w:val="28"/>
+          <w:szCs w:val="28"/>
+        </w:rPr>
+      </w:pPr>
+      <w:r>
+        <w:rPr>
+          <w:rFonts w:ascii="Times New Roman" w:hAnsi="Times New Roman" w:cs="Times New Roman"/>
+          <w:color w:val="000000" w:themeColor="text1"/>
+          <w:sz w:val="28"/>
+          <w:szCs w:val="28"/>
+        </w:rPr>
+        <w:t>Cú pháp</w:t>
+      </w:r>
+      <w:r>
+        <w:rPr>
+          <w:rFonts w:ascii="Times New Roman" w:hAnsi="Times New Roman" w:cs="Times New Roman"/>
+          <w:color w:val="000000" w:themeColor="text1"/>
+          <w:sz w:val="28"/>
+          <w:szCs w:val="28"/>
+        </w:rPr>
+        <w:t>:</w:t>
+      </w:r>
+    </w:p>
+    <w:p>
+      <w:pPr>
+        <w:ind w:left="360"/>
+        <w:rPr>
+          <w:rFonts w:ascii="Times New Roman" w:hAnsi="Times New Roman" w:cs="Times New Roman"/>
+          <w:color w:val="000000" w:themeColor="text1"/>
+          <w:sz w:val="28"/>
+          <w:szCs w:val="28"/>
+        </w:rPr>
+      </w:pPr>
+      <w:r>
+        <w:rPr>
+          <w:rFonts w:ascii="Times New Roman" w:hAnsi="Times New Roman" w:cs="Times New Roman"/>
+          <w:color w:val="000000" w:themeColor="text1"/>
+          <w:sz w:val="28"/>
+          <w:szCs w:val="28"/>
+        </w:rPr>
+        <w:drawing>
+          <wp:inline distT="0" distB="0" distL="0" distR="0" wp14:anchorId="7A5DCB78" wp14:editId="39BBC707">
+            <wp:extent cx="5943600" cy="1737995"/>
+            <wp:effectExtent l="0" t="0" r="0" b="0"/>
+            <wp:docPr id="1867872316" name="Picture 1"/>
+            <wp:cNvGraphicFramePr>
+              <a:graphicFrameLocks xmlns:a="http://schemas.openxmlformats.org/drawingml/2006/main" noChangeAspect="1"/>
+            </wp:cNvGraphicFramePr>
+            <a:graphic xmlns:a="http://schemas.openxmlformats.org/drawingml/2006/main">
+              <a:graphicData uri="http://schemas.openxmlformats.org/drawingml/2006/picture">
+                <pic:pic xmlns:pic="http://schemas.openxmlformats.org/drawingml/2006/picture">
+                  <pic:nvPicPr>
+                    <pic:cNvPr id="1867872316" name=""/>
+                    <pic:cNvPicPr/>
+                  </pic:nvPicPr>
+                  <pic:blipFill>
+                    <a:blip r:embed="rId20"/>
+                    <a:stretch>
+                      <a:fillRect/>
+                    </a:stretch>
+                  </pic:blipFill>
+                  <pic:spPr>
+                    <a:xfrm>
+                      <a:off x="0" y="0"/>
+                      <a:ext cx="5943600" cy="1737995"/>
+                    </a:xfrm>
+                    <a:prstGeom prst="rect">
+                      <a:avLst/>
+                    </a:prstGeom>
+                  </pic:spPr>
+                </pic:pic>
+              </a:graphicData>
+            </a:graphic>
+          </wp:inline>
+        </w:drawing>
+      </w:r>
+    </w:p>
+    <w:p>
+      <w:pPr>
+        <w:pStyle w:val="ListParagraph"/>
+        <w:numPr>
+          <w:ilvl w:val="1"/>
+          <w:numId w:val="1"/>
+        </w:numPr>
+        <w:rPr>
+          <w:rFonts w:ascii="Times New Roman" w:hAnsi="Times New Roman" w:cs="Times New Roman"/>
+          <w:b/>
+          <w:bCs/>
+          <w:color w:val="000000" w:themeColor="text1"/>
+          <w:sz w:val="28"/>
+          <w:szCs w:val="28"/>
+        </w:rPr>
+      </w:pPr>
+      <w:r>
+        <w:rPr>
+          <w:rFonts w:ascii="Times New Roman" w:hAnsi="Times New Roman" w:cs="Times New Roman"/>
+          <w:b/>
+          <w:bCs/>
+          <w:color w:val="000000" w:themeColor="text1"/>
+          <w:sz w:val="28"/>
+          <w:szCs w:val="28"/>
+        </w:rPr>
+        <w:t>Vòng lặp while</w:t>
+      </w:r>
+    </w:p>
+    <w:p>
+      <w:pPr>
+        <w:ind w:left="360" w:firstLine="360"/>
+        <w:rPr>
+          <w:rFonts w:ascii="Times New Roman" w:hAnsi="Times New Roman" w:cs="Times New Roman"/>
+          <w:color w:val="000000" w:themeColor="text1"/>
+          <w:sz w:val="28"/>
+          <w:szCs w:val="28"/>
+        </w:rPr>
+      </w:pPr>
+      <w:r>
+        <w:rPr>
+          <w:rFonts w:ascii="Times New Roman" w:hAnsi="Times New Roman" w:cs="Times New Roman"/>
+          <w:color w:val="000000" w:themeColor="text1"/>
+          <w:sz w:val="28"/>
+          <w:szCs w:val="28"/>
+        </w:rPr>
+        <w:t xml:space="preserve">Vòng lặp </w:t>
+      </w:r>
+      <w:r>
+        <w:rPr>
+          <w:rFonts w:ascii="Times New Roman" w:hAnsi="Times New Roman" w:cs="Times New Roman"/>
+          <w:i/>
+          <w:iCs/>
+          <w:color w:val="000000" w:themeColor="text1"/>
+          <w:sz w:val="28"/>
+          <w:szCs w:val="28"/>
+        </w:rPr>
+        <w:t>while</w:t>
+      </w:r>
+      <w:r>
+        <w:rPr>
+          <w:rFonts w:ascii="Times New Roman" w:hAnsi="Times New Roman" w:cs="Times New Roman"/>
+          <w:color w:val="000000" w:themeColor="text1"/>
+          <w:sz w:val="28"/>
+          <w:szCs w:val="28"/>
+        </w:rPr>
+        <w:t xml:space="preserve"> của Java được sử dụng để lặp lại một phần của chương trình nhiều lần cho đến khi điều kiện Boolean được chỉ ra là đúng. Ngay khi điều kiện Boolean trở thành false, vòng lặp sẽ tự động dừng lại</w:t>
+      </w:r>
+    </w:p>
+    <w:p>
+      <w:pPr>
+        <w:ind w:left="360"/>
+        <w:rPr>
+          <w:rFonts w:ascii="Times New Roman" w:hAnsi="Times New Roman" w:cs="Times New Roman"/>
+          <w:b/>
+          <w:bCs/>
+          <w:color w:val="000000" w:themeColor="text1"/>
+          <w:sz w:val="28"/>
+          <w:szCs w:val="28"/>
+        </w:rPr>
+      </w:pPr>
+      <w:r>
+        <w:rPr>
+          <w:noProof/>
+        </w:rPr>
+        <w:lastRenderedPageBreak/>
+        <w:drawing>
+          <wp:inline distT="0" distB="0" distL="0" distR="0" wp14:anchorId="0CAFEF29" wp14:editId="296A61BA">
+            <wp:extent cx="2179259" cy="2390775"/>
+            <wp:effectExtent l="38100" t="38100" r="31115" b="28575"/>
+            <wp:docPr id="764785888" name="Picture 1"/>
+            <wp:cNvGraphicFramePr>
+              <a:graphicFrameLocks xmlns:a="http://schemas.openxmlformats.org/drawingml/2006/main" noChangeAspect="1"/>
+            </wp:cNvGraphicFramePr>
+            <a:graphic xmlns:a="http://schemas.openxmlformats.org/drawingml/2006/main">
+              <a:graphicData uri="http://schemas.openxmlformats.org/drawingml/2006/picture">
+                <pic:pic xmlns:pic="http://schemas.openxmlformats.org/drawingml/2006/picture">
+                  <pic:nvPicPr>
+                    <pic:cNvPr id="0" name="Picture 1"/>
+                    <pic:cNvPicPr>
+                      <a:picLocks noChangeAspect="1" noChangeArrowheads="1"/>
+                    </pic:cNvPicPr>
+                  </pic:nvPicPr>
+                  <pic:blipFill>
+                    <a:blip r:embed="rId21">
+                      <a:extLst>
+                        <a:ext uri="{28A0092B-C50C-407E-A947-70E740481C1C}">
+                          <a14:useLocalDpi xmlns:a14="http://schemas.microsoft.com/office/drawing/2010/main" val="0"/>
+                        </a:ext>
+                      </a:extLst>
+                    </a:blip>
+                    <a:srcRect/>
+                    <a:stretch>
+                      <a:fillRect/>
+                    </a:stretch>
+                  </pic:blipFill>
+                  <pic:spPr bwMode="auto">
+                    <a:xfrm>
+                      <a:off x="0" y="0"/>
+                      <a:ext cx="2182500" cy="2394330"/>
+                    </a:xfrm>
+                    <a:prstGeom prst="rect">
+                      <a:avLst/>
+                    </a:prstGeom>
+                    <a:noFill/>
+                    <a:ln w="28575">
+                      <a:solidFill>
+                        <a:schemeClr val="tx1"/>
+                      </a:solidFill>
+                    </a:ln>
+                  </pic:spPr>
+                </pic:pic>
+              </a:graphicData>
+            </a:graphic>
+          </wp:inline>
+        </w:drawing>
+      </w:r>
+    </w:p>
+    <w:p>
+      <w:pPr>
+        <w:pStyle w:val="ListParagraph"/>
+        <w:numPr>
+          <w:ilvl w:val="0"/>
+          <w:numId w:val="13"/>
+        </w:numPr>
+        <w:rPr>
+          <w:rFonts w:ascii="Times New Roman" w:hAnsi="Times New Roman" w:cs="Times New Roman"/>
+          <w:color w:val="000000" w:themeColor="text1"/>
+          <w:sz w:val="28"/>
+          <w:szCs w:val="28"/>
+        </w:rPr>
+      </w:pPr>
+      <w:r>
+        <w:rPr>
+          <w:rFonts w:ascii="Times New Roman" w:hAnsi="Times New Roman" w:cs="Times New Roman"/>
+          <w:color w:val="000000" w:themeColor="text1"/>
+          <w:sz w:val="28"/>
+          <w:szCs w:val="28"/>
+        </w:rPr>
+        <w:t>Bối cảnh áp dụng: Dùng để duyệt danh sách theo điều kiện chỉ định trước</w:t>
+      </w:r>
+    </w:p>
+    <w:p>
+      <w:pPr>
+        <w:pStyle w:val="ListParagraph"/>
+        <w:numPr>
+          <w:ilvl w:val="0"/>
+          <w:numId w:val="13"/>
+        </w:numPr>
+        <w:rPr>
+          <w:rFonts w:ascii="Times New Roman" w:hAnsi="Times New Roman" w:cs="Times New Roman"/>
+          <w:color w:val="000000" w:themeColor="text1"/>
+          <w:sz w:val="28"/>
+          <w:szCs w:val="28"/>
+        </w:rPr>
+      </w:pPr>
+      <w:r>
+        <w:rPr>
+          <w:rFonts w:ascii="Times New Roman" w:hAnsi="Times New Roman" w:cs="Times New Roman"/>
+          <w:color w:val="000000" w:themeColor="text1"/>
+          <w:sz w:val="28"/>
+          <w:szCs w:val="28"/>
+        </w:rPr>
+        <w:t>Cú pháp:</w:t>
+      </w:r>
+    </w:p>
+    <w:p>
+      <w:pPr>
+        <w:ind w:left="720"/>
+        <w:rPr>
+          <w:rFonts w:ascii="Times New Roman" w:hAnsi="Times New Roman" w:cs="Times New Roman"/>
+          <w:color w:val="000000" w:themeColor="text1"/>
+          <w:sz w:val="28"/>
+          <w:szCs w:val="28"/>
+        </w:rPr>
+      </w:pPr>
+      <w:r>
+        <w:rPr>
+          <w:rFonts w:ascii="Times New Roman" w:hAnsi="Times New Roman" w:cs="Times New Roman"/>
+          <w:color w:val="000000" w:themeColor="text1"/>
+          <w:sz w:val="28"/>
+          <w:szCs w:val="28"/>
+        </w:rPr>
+        <w:drawing>
+          <wp:inline distT="0" distB="0" distL="0" distR="0" wp14:anchorId="70747FFA" wp14:editId="6828D236">
+            <wp:extent cx="5943600" cy="1744980"/>
+            <wp:effectExtent l="0" t="0" r="0" b="7620"/>
+            <wp:docPr id="1681872581" name="Picture 1"/>
+            <wp:cNvGraphicFramePr>
+              <a:graphicFrameLocks xmlns:a="http://schemas.openxmlformats.org/drawingml/2006/main" noChangeAspect="1"/>
+            </wp:cNvGraphicFramePr>
+            <a:graphic xmlns:a="http://schemas.openxmlformats.org/drawingml/2006/main">
+              <a:graphicData uri="http://schemas.openxmlformats.org/drawingml/2006/picture">
+                <pic:pic xmlns:pic="http://schemas.openxmlformats.org/drawingml/2006/picture">
+                  <pic:nvPicPr>
+                    <pic:cNvPr id="1681872581" name=""/>
+                    <pic:cNvPicPr/>
+                  </pic:nvPicPr>
+                  <pic:blipFill>
+                    <a:blip r:embed="rId22"/>
+                    <a:stretch>
+                      <a:fillRect/>
+                    </a:stretch>
+                  </pic:blipFill>
+                  <pic:spPr>
+                    <a:xfrm>
+                      <a:off x="0" y="0"/>
+                      <a:ext cx="5943600" cy="1744980"/>
+                    </a:xfrm>
+                    <a:prstGeom prst="rect">
+                      <a:avLst/>
+                    </a:prstGeom>
+                  </pic:spPr>
+                </pic:pic>
+              </a:graphicData>
+            </a:graphic>
+          </wp:inline>
+        </w:drawing>
+      </w:r>
+    </w:p>
+    <w:p>
+      <w:pPr>
+        <w:pStyle w:val="ListParagraph"/>
+        <w:numPr>
+          <w:ilvl w:val="1"/>
+          <w:numId w:val="1"/>
+        </w:numPr>
+        <w:rPr>
+          <w:rFonts w:ascii="Times New Roman" w:hAnsi="Times New Roman" w:cs="Times New Roman"/>
+          <w:b/>
+          <w:bCs/>
+          <w:color w:val="000000" w:themeColor="text1"/>
+          <w:sz w:val="28"/>
+          <w:szCs w:val="28"/>
+        </w:rPr>
+      </w:pPr>
+      <w:r>
+        <w:rPr>
+          <w:rFonts w:ascii="Times New Roman" w:hAnsi="Times New Roman" w:cs="Times New Roman"/>
+          <w:b/>
+          <w:bCs/>
+          <w:color w:val="000000" w:themeColor="text1"/>
+          <w:sz w:val="28"/>
+          <w:szCs w:val="28"/>
+        </w:rPr>
+        <w:t>Vòng lặp do while</w:t>
+      </w:r>
+    </w:p>
+    <w:p>
+      <w:pPr>
+        <w:ind w:left="360"/>
+        <w:rPr>
+          <w:rFonts w:ascii="Times New Roman" w:hAnsi="Times New Roman" w:cs="Times New Roman"/>
+          <w:b/>
+          <w:bCs/>
+          <w:color w:val="000000" w:themeColor="text1"/>
+          <w:sz w:val="28"/>
+          <w:szCs w:val="28"/>
+        </w:rPr>
+      </w:pPr>
+      <w:r>
+        <w:rPr>
+          <w:noProof/>
+        </w:rPr>
+        <w:drawing>
+          <wp:inline distT="0" distB="0" distL="0" distR="0" wp14:anchorId="7EB810BD" wp14:editId="589BB232">
+            <wp:extent cx="2495550" cy="2729641"/>
+            <wp:effectExtent l="38100" t="38100" r="38100" b="33020"/>
+            <wp:docPr id="803135674" name="Picture 2"/>
+            <wp:cNvGraphicFramePr>
+              <a:graphicFrameLocks xmlns:a="http://schemas.openxmlformats.org/drawingml/2006/main" noChangeAspect="1"/>
+            </wp:cNvGraphicFramePr>
+            <a:graphic xmlns:a="http://schemas.openxmlformats.org/drawingml/2006/main">
+              <a:graphicData uri="http://schemas.openxmlformats.org/drawingml/2006/picture">
+                <pic:pic xmlns:pic="http://schemas.openxmlformats.org/drawingml/2006/picture">
+                  <pic:nvPicPr>
+                    <pic:cNvPr id="0" name="Picture 3"/>
+                    <pic:cNvPicPr>
+                      <a:picLocks noChangeAspect="1" noChangeArrowheads="1"/>
+                    </pic:cNvPicPr>
+                  </pic:nvPicPr>
+                  <pic:blipFill>
+                    <a:blip r:embed="rId23" cstate="print">
+                      <a:extLst>
+                        <a:ext uri="{28A0092B-C50C-407E-A947-70E740481C1C}">
+                          <a14:useLocalDpi xmlns:a14="http://schemas.microsoft.com/office/drawing/2010/main" val="0"/>
+                        </a:ext>
+                      </a:extLst>
+                    </a:blip>
+                    <a:srcRect/>
+                    <a:stretch>
+                      <a:fillRect/>
+                    </a:stretch>
+                  </pic:blipFill>
+                  <pic:spPr bwMode="auto">
+                    <a:xfrm>
+                      <a:off x="0" y="0"/>
+                      <a:ext cx="2498039" cy="2732363"/>
+                    </a:xfrm>
+                    <a:prstGeom prst="rect">
+                      <a:avLst/>
+                    </a:prstGeom>
+                    <a:noFill/>
+                    <a:ln w="28575">
+                      <a:solidFill>
+                        <a:schemeClr val="tx1"/>
+                      </a:solidFill>
+                    </a:ln>
+                  </pic:spPr>
+                </pic:pic>
+              </a:graphicData>
+            </a:graphic>
+          </wp:inline>
+        </w:drawing>
+      </w:r>
+    </w:p>
+    <w:p>
+      <w:pPr>
+        <w:pStyle w:val="ListParagraph"/>
+        <w:numPr>
+          <w:ilvl w:val="0"/>
+          <w:numId w:val="14"/>
+        </w:numPr>
+        <w:rPr>
+          <w:rFonts w:ascii="Times New Roman" w:hAnsi="Times New Roman" w:cs="Times New Roman"/>
+          <w:color w:val="000000" w:themeColor="text1"/>
+          <w:sz w:val="28"/>
+          <w:szCs w:val="28"/>
+        </w:rPr>
+      </w:pPr>
+      <w:r>
+        <w:rPr>
+          <w:rFonts w:ascii="Times New Roman" w:hAnsi="Times New Roman" w:cs="Times New Roman"/>
+          <w:color w:val="000000" w:themeColor="text1"/>
+          <w:sz w:val="28"/>
+          <w:szCs w:val="28"/>
+        </w:rPr>
+        <w:lastRenderedPageBreak/>
+        <w:t>Bối cảnh áp dụng: Dùng để duyệt danh sách theo điều kiện chỉ định</w:t>
+      </w:r>
+    </w:p>
+    <w:p>
+      <w:pPr>
+        <w:pStyle w:val="ListParagraph"/>
+        <w:numPr>
+          <w:ilvl w:val="0"/>
+          <w:numId w:val="14"/>
+        </w:numPr>
+        <w:rPr>
+          <w:rFonts w:ascii="Times New Roman" w:hAnsi="Times New Roman" w:cs="Times New Roman"/>
+          <w:color w:val="000000" w:themeColor="text1"/>
+          <w:sz w:val="28"/>
+          <w:szCs w:val="28"/>
+        </w:rPr>
+      </w:pPr>
+      <w:r>
+        <w:rPr>
+          <w:rFonts w:ascii="Times New Roman" w:hAnsi="Times New Roman" w:cs="Times New Roman"/>
+          <w:color w:val="000000" w:themeColor="text1"/>
+          <w:sz w:val="28"/>
+          <w:szCs w:val="28"/>
+        </w:rPr>
+        <w:t>Cú pháp:</w:t>
+      </w:r>
+    </w:p>
+    <w:p>
+      <w:pPr>
+        <w:rPr>
+          <w:rFonts w:ascii="Times New Roman" w:hAnsi="Times New Roman" w:cs="Times New Roman"/>
+          <w:color w:val="000000" w:themeColor="text1"/>
+          <w:sz w:val="28"/>
+          <w:szCs w:val="28"/>
+        </w:rPr>
+      </w:pPr>
+      <w:r>
+        <w:rPr>
+          <w:rFonts w:ascii="Times New Roman" w:hAnsi="Times New Roman" w:cs="Times New Roman"/>
+          <w:color w:val="000000" w:themeColor="text1"/>
+          <w:sz w:val="28"/>
+          <w:szCs w:val="28"/>
+        </w:rPr>
+        <w:drawing>
+          <wp:inline distT="0" distB="0" distL="0" distR="0" wp14:anchorId="614BC5D3" wp14:editId="6E9EBC93">
+            <wp:extent cx="5943600" cy="1692910"/>
+            <wp:effectExtent l="0" t="0" r="0" b="2540"/>
+            <wp:docPr id="2042825295" name="Picture 1"/>
+            <wp:cNvGraphicFramePr>
+              <a:graphicFrameLocks xmlns:a="http://schemas.openxmlformats.org/drawingml/2006/main" noChangeAspect="1"/>
+            </wp:cNvGraphicFramePr>
+            <a:graphic xmlns:a="http://schemas.openxmlformats.org/drawingml/2006/main">
+              <a:graphicData uri="http://schemas.openxmlformats.org/drawingml/2006/picture">
+                <pic:pic xmlns:pic="http://schemas.openxmlformats.org/drawingml/2006/picture">
+                  <pic:nvPicPr>
+                    <pic:cNvPr id="2042825295" name=""/>
+                    <pic:cNvPicPr/>
+                  </pic:nvPicPr>
+                  <pic:blipFill>
+                    <a:blip r:embed="rId24"/>
+                    <a:stretch>
+                      <a:fillRect/>
+                    </a:stretch>
+                  </pic:blipFill>
+                  <pic:spPr>
+                    <a:xfrm>
+                      <a:off x="0" y="0"/>
+                      <a:ext cx="5943600" cy="1692910"/>
+                    </a:xfrm>
+                    <a:prstGeom prst="rect">
+                      <a:avLst/>
+                    </a:prstGeom>
+                  </pic:spPr>
+                </pic:pic>
+              </a:graphicData>
+            </a:graphic>
+          </wp:inline>
+        </w:drawing>
+      </w:r>
+    </w:p>
+    <w:p>
+      <w:pPr>
+        <w:pStyle w:val="ListParagraph"/>
+        <w:numPr>
+          <w:ilvl w:val="0"/>
+          <w:numId w:val="1"/>
+        </w:numPr>
+        <w:rPr>
+          <w:rFonts w:ascii="Times New Roman" w:hAnsi="Times New Roman" w:cs="Times New Roman"/>
+          <w:b/>
+          <w:bCs/>
+          <w:color w:val="000000" w:themeColor="text1"/>
+          <w:sz w:val="32"/>
+          <w:szCs w:val="32"/>
+        </w:rPr>
+      </w:pPr>
+      <w:r>
+        <w:rPr>
+          <w:rFonts w:ascii="Times New Roman" w:hAnsi="Times New Roman" w:cs="Times New Roman"/>
+          <w:b/>
+          <w:bCs/>
+          <w:color w:val="000000" w:themeColor="text1"/>
+          <w:sz w:val="32"/>
+          <w:szCs w:val="32"/>
+        </w:rPr>
+        <w:t>Java Jump Statements</w:t>
+      </w:r>
+    </w:p>
+    <w:p>
+      <w:pPr>
+        <w:ind w:left="360" w:firstLine="360"/>
+        <w:rPr>
+          <w:rFonts w:ascii="Times New Roman" w:hAnsi="Times New Roman" w:cs="Times New Roman"/>
+          <w:color w:val="000000" w:themeColor="text1"/>
+          <w:sz w:val="28"/>
+          <w:szCs w:val="28"/>
+        </w:rPr>
+      </w:pPr>
+      <w:r>
+        <w:rPr>
+          <w:rFonts w:ascii="Times New Roman" w:hAnsi="Times New Roman" w:cs="Times New Roman"/>
+          <w:color w:val="000000" w:themeColor="text1"/>
+          <w:sz w:val="28"/>
+          <w:szCs w:val="28"/>
+        </w:rPr>
+        <w:t>Câu lệnh ngắt quãng (Java statements) được dùng để thay đổi luồng thực thi bình thường của chương trình. Chúng cho phép bạn nhảy ra khỏi vòng lặp, bỏ qua một phần đoạn mã, hoặc quay lại đầu vòng lặp.</w:t>
+      </w:r>
+    </w:p>
+    <w:p>
+      <w:pPr>
+        <w:pStyle w:val="ListParagraph"/>
+        <w:numPr>
+          <w:ilvl w:val="1"/>
+          <w:numId w:val="1"/>
+        </w:numPr>
+        <w:rPr>
+          <w:rFonts w:ascii="Times New Roman" w:hAnsi="Times New Roman" w:cs="Times New Roman"/>
+          <w:b/>
+          <w:bCs/>
+          <w:color w:val="000000" w:themeColor="text1"/>
+          <w:sz w:val="28"/>
+          <w:szCs w:val="28"/>
+        </w:rPr>
+      </w:pPr>
+      <w:r>
+        <w:rPr>
+          <w:rFonts w:ascii="Times New Roman" w:hAnsi="Times New Roman" w:cs="Times New Roman"/>
+          <w:b/>
+          <w:bCs/>
+          <w:color w:val="000000" w:themeColor="text1"/>
+          <w:sz w:val="28"/>
+          <w:szCs w:val="28"/>
+        </w:rPr>
+        <w:t>Câu lệnh break</w:t>
+      </w:r>
+    </w:p>
+    <w:p>
+      <w:pPr>
+        <w:pStyle w:val="ListParagraph"/>
+        <w:numPr>
+          <w:ilvl w:val="0"/>
+          <w:numId w:val="15"/>
+        </w:numPr>
+        <w:rPr>
+          <w:rFonts w:ascii="Times New Roman" w:hAnsi="Times New Roman" w:cs="Times New Roman"/>
+          <w:color w:val="000000" w:themeColor="text1"/>
+          <w:sz w:val="28"/>
+          <w:szCs w:val="28"/>
+        </w:rPr>
+      </w:pPr>
+      <w:r>
+        <w:rPr>
+          <w:rFonts w:ascii="Times New Roman" w:hAnsi="Times New Roman" w:cs="Times New Roman"/>
+          <w:color w:val="000000" w:themeColor="text1"/>
+          <w:sz w:val="28"/>
+          <w:szCs w:val="28"/>
+        </w:rPr>
+        <w:t xml:space="preserve">Khi gặp câu lệnh break bên trong vòng lặp, vòng lặp ngay lập tức kết thúc và chương trình sẽ tiếp tục điều khiển ở câu lệnh tiếp theo sau vòng lặp. </w:t>
+      </w:r>
+    </w:p>
+    <w:p>
+      <w:pPr>
+        <w:pStyle w:val="ListParagraph"/>
+        <w:numPr>
+          <w:ilvl w:val="0"/>
+          <w:numId w:val="15"/>
+        </w:numPr>
+        <w:rPr>
+          <w:rFonts w:ascii="Times New Roman" w:hAnsi="Times New Roman" w:cs="Times New Roman"/>
+          <w:color w:val="000000" w:themeColor="text1"/>
+          <w:sz w:val="28"/>
+          <w:szCs w:val="28"/>
+        </w:rPr>
+      </w:pPr>
+      <w:r>
+        <w:rPr>
+          <w:rFonts w:ascii="Times New Roman" w:hAnsi="Times New Roman" w:cs="Times New Roman"/>
+          <w:color w:val="000000" w:themeColor="text1"/>
+          <w:sz w:val="28"/>
+          <w:szCs w:val="28"/>
+        </w:rPr>
+        <w:t>Câu lệnh break của Java được sử dụng để ngắt vòng lặp và câu lệnh chuyển đổi. Nó ngắt luồng hiện tại của chương trình ở điều kiện được chỉ định. Trong trường hợp vòng lặp bên trong, nó chỉ ngắt vòng lặp bên trong.</w:t>
+      </w:r>
+    </w:p>
+    <w:p>
+      <w:pPr>
+        <w:pStyle w:val="ListParagraph"/>
+        <w:numPr>
+          <w:ilvl w:val="0"/>
+          <w:numId w:val="15"/>
+        </w:numPr>
+        <w:rPr>
+          <w:rFonts w:ascii="Times New Roman" w:hAnsi="Times New Roman" w:cs="Times New Roman"/>
+          <w:color w:val="000000" w:themeColor="text1"/>
+          <w:sz w:val="28"/>
+          <w:szCs w:val="28"/>
+        </w:rPr>
+      </w:pPr>
+      <w:r>
+        <w:rPr>
+          <w:rFonts w:ascii="Times New Roman" w:hAnsi="Times New Roman" w:cs="Times New Roman"/>
+          <w:color w:val="000000" w:themeColor="text1"/>
+          <w:sz w:val="28"/>
+          <w:szCs w:val="28"/>
+        </w:rPr>
+        <w:t>Chúng ta có thể sử dụng câu lệnh break của Java trong tất cả các loại vòng lặp như for, while và do-while.</w:t>
+      </w:r>
+    </w:p>
+    <w:p>
+      <w:pPr>
+        <w:ind w:left="360"/>
+        <w:rPr>
+          <w:rFonts w:ascii="Times New Roman" w:hAnsi="Times New Roman" w:cs="Times New Roman"/>
+          <w:color w:val="000000" w:themeColor="text1"/>
+          <w:sz w:val="28"/>
+          <w:szCs w:val="28"/>
+        </w:rPr>
+      </w:pPr>
+      <w:r>
+        <w:rPr>
+          <w:noProof/>
+        </w:rPr>
+        <w:drawing>
+          <wp:inline distT="0" distB="0" distL="0" distR="0" wp14:anchorId="4E80BC97" wp14:editId="0E4F3988">
+            <wp:extent cx="3438525" cy="2073402"/>
+            <wp:effectExtent l="38100" t="38100" r="28575" b="41275"/>
+            <wp:docPr id="2111193799" name="Picture 3"/>
+            <wp:cNvGraphicFramePr>
+              <a:graphicFrameLocks xmlns:a="http://schemas.openxmlformats.org/drawingml/2006/main" noChangeAspect="1"/>
+            </wp:cNvGraphicFramePr>
+            <a:graphic xmlns:a="http://schemas.openxmlformats.org/drawingml/2006/main">
+              <a:graphicData uri="http://schemas.openxmlformats.org/drawingml/2006/picture">
+                <pic:pic xmlns:pic="http://schemas.openxmlformats.org/drawingml/2006/picture">
+                  <pic:nvPicPr>
+                    <pic:cNvPr id="0" name="Picture 5"/>
+                    <pic:cNvPicPr>
+                      <a:picLocks noChangeAspect="1" noChangeArrowheads="1"/>
+                    </pic:cNvPicPr>
+                  </pic:nvPicPr>
+                  <pic:blipFill>
+                    <a:blip r:embed="rId25">
+                      <a:extLst>
+                        <a:ext uri="{28A0092B-C50C-407E-A947-70E740481C1C}">
+                          <a14:useLocalDpi xmlns:a14="http://schemas.microsoft.com/office/drawing/2010/main" val="0"/>
+                        </a:ext>
+                      </a:extLst>
+                    </a:blip>
+                    <a:srcRect/>
+                    <a:stretch>
+                      <a:fillRect/>
+                    </a:stretch>
+                  </pic:blipFill>
+                  <pic:spPr bwMode="auto">
+                    <a:xfrm>
+                      <a:off x="0" y="0"/>
+                      <a:ext cx="3443476" cy="2076387"/>
+                    </a:xfrm>
+                    <a:prstGeom prst="rect">
+                      <a:avLst/>
+                    </a:prstGeom>
+                    <a:noFill/>
+                    <a:ln w="28575">
+                      <a:solidFill>
+                        <a:schemeClr val="tx1"/>
+                      </a:solidFill>
+                    </a:ln>
+                  </pic:spPr>
+                </pic:pic>
+              </a:graphicData>
+            </a:graphic>
+          </wp:inline>
+        </w:drawing>
+      </w:r>
+    </w:p>
+    <w:p>
+      <w:pPr>
+        <w:pStyle w:val="ListParagraph"/>
+        <w:numPr>
+          <w:ilvl w:val="0"/>
+          <w:numId w:val="17"/>
+        </w:numPr>
+        <w:rPr>
+          <w:rFonts w:ascii="Times New Roman" w:hAnsi="Times New Roman" w:cs="Times New Roman"/>
+          <w:color w:val="000000" w:themeColor="text1"/>
+          <w:sz w:val="28"/>
+          <w:szCs w:val="28"/>
+        </w:rPr>
+      </w:pPr>
+      <w:r>
+        <w:rPr>
+          <w:rFonts w:ascii="Times New Roman" w:hAnsi="Times New Roman" w:cs="Times New Roman"/>
+          <w:color w:val="000000" w:themeColor="text1"/>
+          <w:sz w:val="28"/>
+          <w:szCs w:val="28"/>
+        </w:rPr>
+        <w:t>Bối cảnh áp dụng:</w:t>
+      </w:r>
+      <w:r>
+        <w:rPr>
+          <w:rFonts w:ascii="Times New Roman" w:hAnsi="Times New Roman" w:cs="Times New Roman"/>
+          <w:color w:val="000000" w:themeColor="text1"/>
+          <w:sz w:val="28"/>
+          <w:szCs w:val="28"/>
+        </w:rPr>
+        <w:t xml:space="preserve"> Dùng khi ta muốn dừng vòng lặp ngay lập tức</w:t>
+      </w:r>
+    </w:p>
+    <w:p>
+      <w:pPr>
+        <w:pStyle w:val="ListParagraph"/>
+        <w:numPr>
+          <w:ilvl w:val="0"/>
+          <w:numId w:val="17"/>
+        </w:numPr>
+        <w:rPr>
+          <w:rFonts w:ascii="Times New Roman" w:hAnsi="Times New Roman" w:cs="Times New Roman"/>
+          <w:color w:val="000000" w:themeColor="text1"/>
+          <w:sz w:val="28"/>
+          <w:szCs w:val="28"/>
+        </w:rPr>
+      </w:pPr>
+      <w:r>
+        <w:rPr>
+          <w:rFonts w:ascii="Times New Roman" w:hAnsi="Times New Roman" w:cs="Times New Roman"/>
+          <w:color w:val="000000" w:themeColor="text1"/>
+          <w:sz w:val="28"/>
+          <w:szCs w:val="28"/>
+        </w:rPr>
+        <w:lastRenderedPageBreak/>
+        <w:t>Cú pháp</w:t>
+      </w:r>
+      <w:r>
+        <w:rPr>
+          <w:rFonts w:ascii="Times New Roman" w:hAnsi="Times New Roman" w:cs="Times New Roman"/>
+          <w:color w:val="000000" w:themeColor="text1"/>
+          <w:sz w:val="28"/>
+          <w:szCs w:val="28"/>
+        </w:rPr>
+        <w:t>:</w:t>
+      </w:r>
+    </w:p>
+    <w:p>
+      <w:pPr>
+        <w:ind w:left="720"/>
+        <w:rPr>
+          <w:rFonts w:ascii="Times New Roman" w:hAnsi="Times New Roman" w:cs="Times New Roman"/>
+          <w:color w:val="000000" w:themeColor="text1"/>
+          <w:sz w:val="28"/>
+          <w:szCs w:val="28"/>
+        </w:rPr>
+      </w:pPr>
+      <w:r>
+        <w:rPr>
+          <w:rFonts w:ascii="Times New Roman" w:hAnsi="Times New Roman" w:cs="Times New Roman"/>
+          <w:color w:val="000000" w:themeColor="text1"/>
+          <w:sz w:val="28"/>
+          <w:szCs w:val="28"/>
+        </w:rPr>
+        <w:drawing>
+          <wp:inline distT="0" distB="0" distL="0" distR="0" wp14:anchorId="18EBA93F" wp14:editId="3E25E6D9">
+            <wp:extent cx="5943600" cy="1970405"/>
+            <wp:effectExtent l="0" t="0" r="0" b="0"/>
+            <wp:docPr id="1058435430" name="Picture 1"/>
+            <wp:cNvGraphicFramePr>
+              <a:graphicFrameLocks xmlns:a="http://schemas.openxmlformats.org/drawingml/2006/main" noChangeAspect="1"/>
+            </wp:cNvGraphicFramePr>
+            <a:graphic xmlns:a="http://schemas.openxmlformats.org/drawingml/2006/main">
+              <a:graphicData uri="http://schemas.openxmlformats.org/drawingml/2006/picture">
+                <pic:pic xmlns:pic="http://schemas.openxmlformats.org/drawingml/2006/picture">
+                  <pic:nvPicPr>
+                    <pic:cNvPr id="1058435430" name=""/>
+                    <pic:cNvPicPr/>
+                  </pic:nvPicPr>
+                  <pic:blipFill>
+                    <a:blip r:embed="rId26"/>
+                    <a:stretch>
+                      <a:fillRect/>
+                    </a:stretch>
+                  </pic:blipFill>
+                  <pic:spPr>
+                    <a:xfrm>
+                      <a:off x="0" y="0"/>
+                      <a:ext cx="5943600" cy="1970405"/>
+                    </a:xfrm>
+                    <a:prstGeom prst="rect">
+                      <a:avLst/>
+                    </a:prstGeom>
+                  </pic:spPr>
+                </pic:pic>
+              </a:graphicData>
+            </a:graphic>
+          </wp:inline>
+        </w:drawing>
+      </w:r>
+    </w:p>
+    <w:p>
+      <w:pPr>
+        <w:pStyle w:val="ListParagraph"/>
+        <w:numPr>
+          <w:ilvl w:val="1"/>
+          <w:numId w:val="1"/>
+        </w:numPr>
+        <w:rPr>
+          <w:rFonts w:ascii="Times New Roman" w:hAnsi="Times New Roman" w:cs="Times New Roman"/>
+          <w:b/>
+          <w:bCs/>
+          <w:color w:val="000000" w:themeColor="text1"/>
+          <w:sz w:val="28"/>
+          <w:szCs w:val="28"/>
+        </w:rPr>
+      </w:pPr>
+      <w:r>
+        <w:rPr>
+          <w:rFonts w:ascii="Times New Roman" w:hAnsi="Times New Roman" w:cs="Times New Roman"/>
+          <w:b/>
+          <w:bCs/>
+          <w:color w:val="000000" w:themeColor="text1"/>
+          <w:sz w:val="28"/>
+          <w:szCs w:val="28"/>
+        </w:rPr>
+        <w:t>Câu lệnh continue</w:t>
+      </w:r>
+    </w:p>
+    <w:p>
+      <w:pPr>
+        <w:pStyle w:val="ListParagraph"/>
+        <w:numPr>
+          <w:ilvl w:val="0"/>
+          <w:numId w:val="18"/>
+        </w:numPr>
+        <w:rPr>
+          <w:rFonts w:ascii="Times New Roman" w:hAnsi="Times New Roman" w:cs="Times New Roman"/>
+          <w:color w:val="000000" w:themeColor="text1"/>
+          <w:sz w:val="28"/>
+          <w:szCs w:val="28"/>
+        </w:rPr>
+      </w:pPr>
+      <w:r>
+        <w:rPr>
+          <w:rFonts w:ascii="Times New Roman" w:hAnsi="Times New Roman" w:cs="Times New Roman"/>
+          <w:color w:val="000000" w:themeColor="text1"/>
+          <w:sz w:val="28"/>
+          <w:szCs w:val="28"/>
+        </w:rPr>
+        <w:t>Câu lệnh continue được sử dụng trong cấu trúc điều khiển vòng lặp khi bạn cần nhảy đến vòng lặp tiếp theo của vòng lặp ngay lập tức. Nó có thể sử dụng với vòng lặp for, while, do-while</w:t>
+      </w:r>
+    </w:p>
+    <w:p>
+      <w:pPr>
+        <w:pStyle w:val="ListParagraph"/>
+        <w:numPr>
+          <w:ilvl w:val="0"/>
+          <w:numId w:val="18"/>
+        </w:numPr>
+        <w:rPr>
+          <w:rFonts w:ascii="Times New Roman" w:hAnsi="Times New Roman" w:cs="Times New Roman"/>
+          <w:color w:val="000000" w:themeColor="text1"/>
+          <w:sz w:val="28"/>
+          <w:szCs w:val="28"/>
+        </w:rPr>
+      </w:pPr>
+      <w:r>
+        <w:rPr>
+          <w:rFonts w:ascii="Times New Roman" w:hAnsi="Times New Roman" w:cs="Times New Roman"/>
+          <w:color w:val="000000" w:themeColor="text1"/>
+          <w:sz w:val="28"/>
+          <w:szCs w:val="28"/>
+        </w:rPr>
+        <w:t>Câu lệnh continue của Java được sử dụng để tiếp tục vòng lặp. Nó tiếp tục luồng hiện tại của chương trình và bỏ qua mã còn lại ở điều kiện đã chỉ định. Trong trường hợp vòng lặp bên trong, nó chỉ tiếp tục vòng</w:t>
+      </w:r>
+      <w:r>
+        <w:rPr>
+          <w:rFonts w:ascii="Times New Roman" w:hAnsi="Times New Roman" w:cs="Times New Roman"/>
+          <w:color w:val="000000" w:themeColor="text1"/>
+          <w:sz w:val="28"/>
+          <w:szCs w:val="28"/>
+        </w:rPr>
+        <w:t xml:space="preserve"> lặp bên trong.</w:t>
+      </w:r>
+    </w:p>
+    <w:p>
+      <w:pPr>
+        <w:ind w:left="360"/>
+        <w:rPr>
+          <w:rFonts w:ascii="Times New Roman" w:hAnsi="Times New Roman" w:cs="Times New Roman"/>
+          <w:color w:val="000000" w:themeColor="text1"/>
+          <w:sz w:val="28"/>
+          <w:szCs w:val="28"/>
+        </w:rPr>
+      </w:pPr>
+      <w:r>
+        <w:rPr>
+          <w:noProof/>
+        </w:rPr>
+        <w:drawing>
+          <wp:inline distT="0" distB="0" distL="0" distR="0" wp14:anchorId="48DA6FAC" wp14:editId="3C02EDB0">
+            <wp:extent cx="3664523" cy="2424223"/>
+            <wp:effectExtent l="38100" t="38100" r="31750" b="33655"/>
+            <wp:docPr id="85045975" name="Picture 4"/>
+            <wp:cNvGraphicFramePr>
+              <a:graphicFrameLocks xmlns:a="http://schemas.openxmlformats.org/drawingml/2006/main" noChangeAspect="1"/>
+            </wp:cNvGraphicFramePr>
+            <a:graphic xmlns:a="http://schemas.openxmlformats.org/drawingml/2006/main">
+              <a:graphicData uri="http://schemas.openxmlformats.org/drawingml/2006/picture">
+                <pic:pic xmlns:pic="http://schemas.openxmlformats.org/drawingml/2006/picture">
+                  <pic:nvPicPr>
+                    <pic:cNvPr id="0" name="Picture 7"/>
+                    <pic:cNvPicPr>
+                      <a:picLocks noChangeAspect="1" noChangeArrowheads="1"/>
+                    </pic:cNvPicPr>
+                  </pic:nvPicPr>
+                  <pic:blipFill>
+                    <a:blip r:embed="rId27">
+                      <a:extLst>
+                        <a:ext uri="{28A0092B-C50C-407E-A947-70E740481C1C}">
+                          <a14:useLocalDpi xmlns:a14="http://schemas.microsoft.com/office/drawing/2010/main" val="0"/>
+                        </a:ext>
+                      </a:extLst>
+                    </a:blip>
+                    <a:srcRect/>
+                    <a:stretch>
+                      <a:fillRect/>
+                    </a:stretch>
+                  </pic:blipFill>
+                  <pic:spPr bwMode="auto">
+                    <a:xfrm>
+                      <a:off x="0" y="0"/>
+                      <a:ext cx="3679187" cy="2433924"/>
+                    </a:xfrm>
+                    <a:prstGeom prst="rect">
+                      <a:avLst/>
+                    </a:prstGeom>
+                    <a:noFill/>
+                    <a:ln w="28575">
+                      <a:solidFill>
+                        <a:schemeClr val="tx1"/>
+                      </a:solidFill>
+                    </a:ln>
+                  </pic:spPr>
+                </pic:pic>
+              </a:graphicData>
+            </a:graphic>
+          </wp:inline>
+        </w:drawing>
+      </w:r>
+    </w:p>
+    <w:p>
+      <w:pPr>
+        <w:pStyle w:val="ListParagraph"/>
+        <w:numPr>
+          <w:ilvl w:val="0"/>
+          <w:numId w:val="20"/>
+        </w:numPr>
+        <w:rPr>
+          <w:rFonts w:ascii="Times New Roman" w:hAnsi="Times New Roman" w:cs="Times New Roman"/>
+          <w:color w:val="000000" w:themeColor="text1"/>
+          <w:sz w:val="28"/>
+          <w:szCs w:val="28"/>
+        </w:rPr>
+      </w:pPr>
+      <w:r>
+        <w:rPr>
+          <w:rFonts w:ascii="Times New Roman" w:hAnsi="Times New Roman" w:cs="Times New Roman"/>
+          <w:color w:val="000000" w:themeColor="text1"/>
+          <w:sz w:val="28"/>
+          <w:szCs w:val="28"/>
+        </w:rPr>
+        <w:t>Bối cảnh áp dụng: Sử dụng khi ta muốn bỏ qua điều kiện nào đó khi duyệt.</w:t>
+      </w:r>
+    </w:p>
+    <w:p>
+      <w:pPr>
+        <w:pStyle w:val="ListParagraph"/>
+        <w:numPr>
+          <w:ilvl w:val="0"/>
+          <w:numId w:val="20"/>
+        </w:numPr>
+        <w:rPr>
+          <w:rFonts w:ascii="Times New Roman" w:hAnsi="Times New Roman" w:cs="Times New Roman"/>
+          <w:color w:val="000000" w:themeColor="text1"/>
+          <w:sz w:val="28"/>
+          <w:szCs w:val="28"/>
+        </w:rPr>
+      </w:pPr>
+      <w:r>
+        <w:rPr>
+          <w:rFonts w:ascii="Times New Roman" w:hAnsi="Times New Roman" w:cs="Times New Roman"/>
+          <w:color w:val="000000" w:themeColor="text1"/>
+          <w:sz w:val="28"/>
+          <w:szCs w:val="28"/>
+        </w:rPr>
+        <w:t>Cú pháp:</w:t>
+      </w:r>
+    </w:p>
+    <w:p>
+      <w:pPr>
+        <w:ind w:left="720"/>
+        <w:rPr>
+          <w:rFonts w:ascii="Times New Roman" w:hAnsi="Times New Roman" w:cs="Times New Roman"/>
+          <w:color w:val="000000" w:themeColor="text1"/>
+          <w:sz w:val="28"/>
+          <w:szCs w:val="28"/>
+        </w:rPr>
+      </w:pPr>
+      <w:r>
+        <w:rPr>
+          <w:rFonts w:ascii="Times New Roman" w:hAnsi="Times New Roman" w:cs="Times New Roman"/>
+          <w:color w:val="000000" w:themeColor="text1"/>
+          <w:sz w:val="28"/>
+          <w:szCs w:val="28"/>
+        </w:rPr>
+        <w:lastRenderedPageBreak/>
+        <w:drawing>
+          <wp:inline distT="0" distB="0" distL="0" distR="0" wp14:anchorId="76336724" wp14:editId="7D95EF84">
+            <wp:extent cx="5943600" cy="2077720"/>
+            <wp:effectExtent l="0" t="0" r="0" b="0"/>
+            <wp:docPr id="1226955603" name="Picture 1"/>
+            <wp:cNvGraphicFramePr>
+              <a:graphicFrameLocks xmlns:a="http://schemas.openxmlformats.org/drawingml/2006/main" noChangeAspect="1"/>
+            </wp:cNvGraphicFramePr>
+            <a:graphic xmlns:a="http://schemas.openxmlformats.org/drawingml/2006/main">
+              <a:graphicData uri="http://schemas.openxmlformats.org/drawingml/2006/picture">
+                <pic:pic xmlns:pic="http://schemas.openxmlformats.org/drawingml/2006/picture">
+                  <pic:nvPicPr>
+                    <pic:cNvPr id="1226955603" name=""/>
+                    <pic:cNvPicPr/>
+                  </pic:nvPicPr>
+                  <pic:blipFill>
+                    <a:blip r:embed="rId28"/>
+                    <a:stretch>
+                      <a:fillRect/>
+                    </a:stretch>
+                  </pic:blipFill>
+                  <pic:spPr>
+                    <a:xfrm>
+                      <a:off x="0" y="0"/>
+                      <a:ext cx="5943600" cy="2077720"/>
+                    </a:xfrm>
+                    <a:prstGeom prst="rect">
+                      <a:avLst/>
+                    </a:prstGeom>
+                  </pic:spPr>
+                </pic:pic>
+              </a:graphicData>
+            </a:graphic>
+          </wp:inline>
+        </w:drawing>
+      </w:r>
+    </w:p>
+    <w:p>
+      <w:pPr>
+        <w:pStyle w:val="ListParagraph"/>
+        <w:numPr>
+          <w:ilvl w:val="1"/>
+          <w:numId w:val="1"/>
+        </w:numPr>
+        <w:rPr>
+          <w:rFonts w:ascii="Times New Roman" w:hAnsi="Times New Roman" w:cs="Times New Roman"/>
+          <w:b/>
+          <w:bCs/>
+          <w:color w:val="000000" w:themeColor="text1"/>
+          <w:sz w:val="28"/>
+          <w:szCs w:val="28"/>
+        </w:rPr>
+      </w:pPr>
+      <w:r>
+        <w:rPr>
+          <w:rFonts w:ascii="Times New Roman" w:hAnsi="Times New Roman" w:cs="Times New Roman"/>
+          <w:b/>
+          <w:bCs/>
+          <w:color w:val="000000" w:themeColor="text1"/>
+          <w:sz w:val="28"/>
+          <w:szCs w:val="28"/>
+        </w:rPr>
+        <w:t>Câu lệnh return</w:t>
+      </w:r>
+    </w:p>
+    <w:p>
+      <w:pPr>
+        <w:ind w:left="360" w:firstLine="360"/>
+        <w:rPr>
+          <w:rFonts w:ascii="Times New Roman" w:hAnsi="Times New Roman" w:cs="Times New Roman"/>
+          <w:color w:val="000000" w:themeColor="text1"/>
+          <w:sz w:val="28"/>
+          <w:szCs w:val="28"/>
+        </w:rPr>
+      </w:pPr>
+      <w:r>
+        <w:rPr>
+          <w:rFonts w:ascii="Times New Roman" w:hAnsi="Times New Roman" w:cs="Times New Roman"/>
+          <w:color w:val="000000" w:themeColor="text1"/>
+          <w:sz w:val="28"/>
+          <w:szCs w:val="28"/>
+        </w:rPr>
+        <w:t>Dùng để thoát khỏi phương thức và có thể trả về một giá trị (nếu phương thức không phải void)</w:t>
+      </w:r>
+    </w:p>
+    <w:p>
+      <w:pPr>
+        <w:ind w:left="360"/>
+        <w:rPr>
+          <w:rFonts w:ascii="Times New Roman" w:hAnsi="Times New Roman" w:cs="Times New Roman"/>
+          <w:b/>
+          <w:bCs/>
+          <w:color w:val="000000" w:themeColor="text1"/>
+          <w:sz w:val="28"/>
+          <w:szCs w:val="28"/>
+        </w:rPr>
+      </w:pPr>
+      <w:r>
+        <w:rPr>
+          <w:noProof/>
+        </w:rPr>
+        <w:drawing>
+          <wp:inline distT="0" distB="0" distL="0" distR="0" wp14:anchorId="6F0F15C4" wp14:editId="41966F93">
+            <wp:extent cx="2423404" cy="2705100"/>
+            <wp:effectExtent l="38100" t="38100" r="34290" b="38100"/>
+            <wp:docPr id="1906209966" name="Picture 5"/>
+            <wp:cNvGraphicFramePr>
+              <a:graphicFrameLocks xmlns:a="http://schemas.openxmlformats.org/drawingml/2006/main" noChangeAspect="1"/>
+            </wp:cNvGraphicFramePr>
+            <a:graphic xmlns:a="http://schemas.openxmlformats.org/drawingml/2006/main">
+              <a:graphicData uri="http://schemas.openxmlformats.org/drawingml/2006/picture">
+                <pic:pic xmlns:pic="http://schemas.openxmlformats.org/drawingml/2006/picture">
+                  <pic:nvPicPr>
+                    <pic:cNvPr id="0" name="Picture 9"/>
+                    <pic:cNvPicPr>
+                      <a:picLocks noChangeAspect="1" noChangeArrowheads="1"/>
+                    </pic:cNvPicPr>
+                  </pic:nvPicPr>
+                  <pic:blipFill>
+                    <a:blip r:embed="rId29" cstate="print">
+                      <a:extLst>
+                        <a:ext uri="{28A0092B-C50C-407E-A947-70E740481C1C}">
+                          <a14:useLocalDpi xmlns:a14="http://schemas.microsoft.com/office/drawing/2010/main" val="0"/>
+                        </a:ext>
+                      </a:extLst>
+                    </a:blip>
+                    <a:srcRect/>
+                    <a:stretch>
+                      <a:fillRect/>
+                    </a:stretch>
+                  </pic:blipFill>
+                  <pic:spPr bwMode="auto">
+                    <a:xfrm>
+                      <a:off x="0" y="0"/>
+                      <a:ext cx="2432995" cy="2715806"/>
+                    </a:xfrm>
+                    <a:prstGeom prst="rect">
+                      <a:avLst/>
+                    </a:prstGeom>
+                    <a:noFill/>
+                    <a:ln w="28575">
+                      <a:solidFill>
+                        <a:schemeClr val="tx1"/>
+                      </a:solidFill>
+                    </a:ln>
+                  </pic:spPr>
+                </pic:pic>
+              </a:graphicData>
+            </a:graphic>
+          </wp:inline>
+        </w:drawing>
+      </w:r>
+    </w:p>
+    <w:p>
+      <w:pPr>
+        <w:ind w:left="360"/>
+        <w:rPr>
+          <w:rFonts w:ascii="Times New Roman" w:hAnsi="Times New Roman" w:cs="Times New Roman"/>
+          <w:color w:val="000000" w:themeColor="text1"/>
+          <w:sz w:val="28"/>
+          <w:szCs w:val="28"/>
+        </w:rPr>
+      </w:pPr>
+      <w:r>
+        <w:rPr>
+          <w:rFonts w:ascii="Times New Roman" w:hAnsi="Times New Roman" w:cs="Times New Roman"/>
+          <w:color w:val="000000" w:themeColor="text1"/>
+          <w:sz w:val="28"/>
+          <w:szCs w:val="28"/>
+        </w:rPr>
+        <w:t>Cú pháp:</w:t>
+      </w:r>
+    </w:p>
+    <w:p>
+      <w:pPr>
+        <w:ind w:left="360"/>
+        <w:rPr>
+          <w:rFonts w:ascii="Times New Roman" w:hAnsi="Times New Roman" w:cs="Times New Roman"/>
+          <w:b/>
+          <w:bCs/>
+          <w:color w:val="000000" w:themeColor="text1"/>
+          <w:sz w:val="28"/>
+          <w:szCs w:val="28"/>
+        </w:rPr>
+      </w:pPr>
+      <w:r>
+        <w:rPr>
+          <w:rFonts w:ascii="Times New Roman" w:hAnsi="Times New Roman" w:cs="Times New Roman"/>
+          <w:b/>
+          <w:bCs/>
+          <w:color w:val="000000" w:themeColor="text1"/>
+          <w:sz w:val="28"/>
+          <w:szCs w:val="28"/>
+        </w:rPr>
+        <w:drawing>
+          <wp:inline distT="0" distB="0" distL="0" distR="0" wp14:anchorId="4A7E324E" wp14:editId="3C925444">
+            <wp:extent cx="5383004" cy="1765005"/>
+            <wp:effectExtent l="0" t="0" r="8255" b="6985"/>
+            <wp:docPr id="2047165667" name="Picture 1"/>
+            <wp:cNvGraphicFramePr>
+              <a:graphicFrameLocks xmlns:a="http://schemas.openxmlformats.org/drawingml/2006/main" noChangeAspect="1"/>
+            </wp:cNvGraphicFramePr>
+            <a:graphic xmlns:a="http://schemas.openxmlformats.org/drawingml/2006/main">
+              <a:graphicData uri="http://schemas.openxmlformats.org/drawingml/2006/picture">
+                <pic:pic xmlns:pic="http://schemas.openxmlformats.org/drawingml/2006/picture">
+                  <pic:nvPicPr>
+                    <pic:cNvPr id="2047165667" name=""/>
+                    <pic:cNvPicPr/>
+                  </pic:nvPicPr>
+                  <pic:blipFill>
+                    <a:blip r:embed="rId30"/>
+                    <a:stretch>
+                      <a:fillRect/>
+                    </a:stretch>
+                  </pic:blipFill>
+                  <pic:spPr>
+                    <a:xfrm>
+                      <a:off x="0" y="0"/>
+                      <a:ext cx="5416855" cy="1776104"/>
+                    </a:xfrm>
+                    <a:prstGeom prst="rect">
+                      <a:avLst/>
+                    </a:prstGeom>
+                  </pic:spPr>
+                </pic:pic>
+              </a:graphicData>
+            </a:graphic>
+          </wp:inline>
+        </w:drawing>
+      </w:r>
+    </w:p>
+    <w:p>
+      <w:pPr>
+        <w:pStyle w:val="ListParagraph"/>
+        <w:numPr>
+          <w:ilvl w:val="0"/>
+          <w:numId w:val="1"/>
+        </w:numPr>
+        <w:rPr>
+          <w:rFonts w:ascii="Times New Roman" w:hAnsi="Times New Roman" w:cs="Times New Roman"/>
+          <w:b/>
+          <w:bCs/>
+          <w:color w:val="000000" w:themeColor="text1"/>
+          <w:sz w:val="32"/>
+          <w:szCs w:val="32"/>
+        </w:rPr>
+      </w:pPr>
+      <w:r>
+        <w:rPr>
+          <w:rFonts w:ascii="Times New Roman" w:hAnsi="Times New Roman" w:cs="Times New Roman"/>
+          <w:b/>
+          <w:bCs/>
+          <w:color w:val="000000" w:themeColor="text1"/>
+          <w:sz w:val="32"/>
+          <w:szCs w:val="32"/>
+        </w:rPr>
+        <w:lastRenderedPageBreak/>
+        <w:t>Java Comments</w:t>
+      </w:r>
+    </w:p>
+    <w:p>
+      <w:pPr>
+        <w:pStyle w:val="ListParagraph"/>
+        <w:numPr>
+          <w:ilvl w:val="1"/>
+          <w:numId w:val="1"/>
+        </w:numPr>
+        <w:rPr>
+          <w:rFonts w:ascii="Times New Roman" w:hAnsi="Times New Roman" w:cs="Times New Roman"/>
+          <w:b/>
+          <w:bCs/>
+          <w:color w:val="000000" w:themeColor="text1"/>
+          <w:sz w:val="28"/>
+          <w:szCs w:val="28"/>
+        </w:rPr>
+      </w:pPr>
+      <w:r>
+        <w:rPr>
+          <w:rFonts w:ascii="Times New Roman" w:hAnsi="Times New Roman" w:cs="Times New Roman"/>
+          <w:b/>
+          <w:bCs/>
+          <w:color w:val="000000" w:themeColor="text1"/>
+          <w:sz w:val="28"/>
+          <w:szCs w:val="28"/>
+        </w:rPr>
+        <w:t>Chú thích dòng đơn (//)</w:t>
+      </w:r>
+    </w:p>
+    <w:p>
+      <w:pPr>
+        <w:ind w:left="360" w:firstLine="360"/>
+        <w:rPr>
+          <w:rFonts w:ascii="Times New Roman" w:hAnsi="Times New Roman" w:cs="Times New Roman"/>
+          <w:color w:val="000000" w:themeColor="text1"/>
+          <w:sz w:val="28"/>
+          <w:szCs w:val="28"/>
+        </w:rPr>
+      </w:pPr>
+      <w:r>
+        <w:rPr>
+          <w:rFonts w:ascii="Times New Roman" w:hAnsi="Times New Roman" w:cs="Times New Roman"/>
+          <w:color w:val="000000" w:themeColor="text1"/>
+          <w:sz w:val="28"/>
+          <w:szCs w:val="28"/>
+        </w:rPr>
+        <w:t>Dùng để chú thích một dòng, mọi thứ sau // trên đó sẽ bị bỏ qua bởi trình biên dịch.</w:t>
+      </w:r>
+    </w:p>
+    <w:p>
+      <w:pPr>
+        <w:ind w:left="360"/>
+        <w:rPr>
+          <w:rFonts w:ascii="Times New Roman" w:hAnsi="Times New Roman" w:cs="Times New Roman"/>
+          <w:b/>
+          <w:bCs/>
+          <w:color w:val="000000" w:themeColor="text1"/>
+          <w:sz w:val="28"/>
+          <w:szCs w:val="28"/>
+        </w:rPr>
+      </w:pPr>
+      <w:r>
+        <w:rPr>
+          <w:rFonts w:ascii="Times New Roman" w:hAnsi="Times New Roman" w:cs="Times New Roman"/>
+          <w:b/>
+          <w:bCs/>
+          <w:color w:val="000000" w:themeColor="text1"/>
+          <w:sz w:val="28"/>
+          <w:szCs w:val="28"/>
+        </w:rPr>
+        <w:drawing>
+          <wp:inline distT="0" distB="0" distL="0" distR="0" wp14:anchorId="6165C759" wp14:editId="7B35F49F">
+            <wp:extent cx="5943600" cy="887095"/>
+            <wp:effectExtent l="0" t="0" r="0" b="8255"/>
+            <wp:docPr id="184001655" name="Picture 1"/>
+            <wp:cNvGraphicFramePr>
+              <a:graphicFrameLocks xmlns:a="http://schemas.openxmlformats.org/drawingml/2006/main" noChangeAspect="1"/>
+            </wp:cNvGraphicFramePr>
+            <a:graphic xmlns:a="http://schemas.openxmlformats.org/drawingml/2006/main">
+              <a:graphicData uri="http://schemas.openxmlformats.org/drawingml/2006/picture">
+                <pic:pic xmlns:pic="http://schemas.openxmlformats.org/drawingml/2006/picture">
+                  <pic:nvPicPr>
+                    <pic:cNvPr id="184001655" name=""/>
+                    <pic:cNvPicPr/>
+                  </pic:nvPicPr>
+                  <pic:blipFill>
+                    <a:blip r:embed="rId31"/>
+                    <a:stretch>
+                      <a:fillRect/>
+                    </a:stretch>
+                  </pic:blipFill>
+                  <pic:spPr>
+                    <a:xfrm>
+                      <a:off x="0" y="0"/>
+                      <a:ext cx="5943600" cy="887095"/>
+                    </a:xfrm>
+                    <a:prstGeom prst="rect">
+                      <a:avLst/>
+                    </a:prstGeom>
+                  </pic:spPr>
+                </pic:pic>
+              </a:graphicData>
+            </a:graphic>
+          </wp:inline>
+        </w:drawing>
+      </w:r>
+    </w:p>
+    <w:p>
+      <w:pPr>
+        <w:pStyle w:val="ListParagraph"/>
+        <w:numPr>
+          <w:ilvl w:val="1"/>
+          <w:numId w:val="1"/>
+        </w:numPr>
+        <w:rPr>
+          <w:rFonts w:ascii="Times New Roman" w:hAnsi="Times New Roman" w:cs="Times New Roman"/>
+          <w:b/>
+          <w:bCs/>
+          <w:color w:val="000000" w:themeColor="text1"/>
+          <w:sz w:val="28"/>
+          <w:szCs w:val="28"/>
+        </w:rPr>
+      </w:pPr>
+      <w:r>
+        <w:rPr>
+          <w:rFonts w:ascii="Times New Roman" w:hAnsi="Times New Roman" w:cs="Times New Roman"/>
+          <w:b/>
+          <w:bCs/>
+          <w:color w:val="000000" w:themeColor="text1"/>
+          <w:sz w:val="28"/>
+          <w:szCs w:val="28"/>
+        </w:rPr>
+        <w:t>Chú thích nhiều dòng (/* … */)</w:t>
+      </w:r>
+    </w:p>
+    <w:p>
+      <w:pPr>
+        <w:ind w:left="360" w:firstLine="360"/>
+        <w:rPr>
+          <w:rFonts w:ascii="Times New Roman" w:hAnsi="Times New Roman" w:cs="Times New Roman"/>
+          <w:color w:val="000000" w:themeColor="text1"/>
+          <w:sz w:val="28"/>
+          <w:szCs w:val="28"/>
+        </w:rPr>
+      </w:pPr>
+      <w:r>
+        <w:rPr>
+          <w:rFonts w:ascii="Times New Roman" w:hAnsi="Times New Roman" w:cs="Times New Roman"/>
+          <w:color w:val="000000" w:themeColor="text1"/>
+          <w:sz w:val="28"/>
+          <w:szCs w:val="28"/>
+        </w:rPr>
+        <w:t>Dùng để chú thích trên nhiều dòng, bắt đầu bằng /* và kết thúc bằng */. Thích hợp cho việc chú thích nhiều khối lớn hoặc giải thích chi tiết hơn.</w:t>
+      </w:r>
+    </w:p>
+    <w:p>
+      <w:pPr>
+        <w:ind w:left="360"/>
+        <w:rPr>
+          <w:rFonts w:ascii="Times New Roman" w:hAnsi="Times New Roman" w:cs="Times New Roman"/>
+          <w:b/>
+          <w:bCs/>
+          <w:color w:val="000000" w:themeColor="text1"/>
+          <w:sz w:val="28"/>
+          <w:szCs w:val="28"/>
+        </w:rPr>
+      </w:pPr>
+      <w:r>
+        <w:rPr>
+          <w:rFonts w:ascii="Times New Roman" w:hAnsi="Times New Roman" w:cs="Times New Roman"/>
+          <w:b/>
+          <w:bCs/>
+          <w:color w:val="000000" w:themeColor="text1"/>
+          <w:sz w:val="28"/>
+          <w:szCs w:val="28"/>
+        </w:rPr>
+        <w:drawing>
+          <wp:inline distT="0" distB="0" distL="0" distR="0" wp14:anchorId="7C6B4234" wp14:editId="39D7C219">
+            <wp:extent cx="5153744" cy="905001"/>
+            <wp:effectExtent l="0" t="0" r="8890" b="9525"/>
+            <wp:docPr id="2089820040" name="Picture 1"/>
+            <wp:cNvGraphicFramePr>
+              <a:graphicFrameLocks xmlns:a="http://schemas.openxmlformats.org/drawingml/2006/main" noChangeAspect="1"/>
+            </wp:cNvGraphicFramePr>
+            <a:graphic xmlns:a="http://schemas.openxmlformats.org/drawingml/2006/main">
+              <a:graphicData uri="http://schemas.openxmlformats.org/drawingml/2006/picture">
+                <pic:pic xmlns:pic="http://schemas.openxmlformats.org/drawingml/2006/picture">
+                  <pic:nvPicPr>
+                    <pic:cNvPr id="2089820040" name=""/>
+                    <pic:cNvPicPr/>
+                  </pic:nvPicPr>
+                  <pic:blipFill>
+                    <a:blip r:embed="rId32"/>
+                    <a:stretch>
+                      <a:fillRect/>
+                    </a:stretch>
+                  </pic:blipFill>
+                  <pic:spPr>
+                    <a:xfrm>
+                      <a:off x="0" y="0"/>
+                      <a:ext cx="5153744" cy="905001"/>
+                    </a:xfrm>
+                    <a:prstGeom prst="rect">
+                      <a:avLst/>
+                    </a:prstGeom>
+                  </pic:spPr>
+                </pic:pic>
+              </a:graphicData>
+            </a:graphic>
+          </wp:inline>
+        </w:drawing>
+      </w:r>
+    </w:p>
+    <w:p>
+      <w:pPr>
+        <w:pStyle w:val="ListParagraph"/>
+        <w:numPr>
+          <w:ilvl w:val="1"/>
+          <w:numId w:val="1"/>
+        </w:numPr>
+        <w:rPr>
+          <w:rFonts w:ascii="Times New Roman" w:hAnsi="Times New Roman" w:cs="Times New Roman"/>
+          <w:b/>
+          <w:bCs/>
+          <w:color w:val="000000" w:themeColor="text1"/>
+          <w:sz w:val="28"/>
+          <w:szCs w:val="28"/>
+        </w:rPr>
+      </w:pPr>
+      <w:r>
+        <w:rPr>
+          <w:rFonts w:ascii="Times New Roman" w:hAnsi="Times New Roman" w:cs="Times New Roman"/>
+          <w:b/>
+          <w:bCs/>
+          <w:color w:val="000000" w:themeColor="text1"/>
+          <w:sz w:val="28"/>
+          <w:szCs w:val="28"/>
+        </w:rPr>
+        <w:t>Chú thích kiểu Javadoc (/** … */)</w:t>
+      </w:r>
+    </w:p>
+    <w:p>
+      <w:pPr>
+        <w:ind w:left="360" w:firstLine="360"/>
+        <w:rPr>
+          <w:rFonts w:ascii="Times New Roman" w:hAnsi="Times New Roman" w:cs="Times New Roman"/>
+          <w:color w:val="000000" w:themeColor="text1"/>
+          <w:sz w:val="28"/>
+          <w:szCs w:val="28"/>
+        </w:rPr>
+      </w:pPr>
+      <w:r>
+        <w:rPr>
+          <w:rFonts w:ascii="Times New Roman" w:hAnsi="Times New Roman" w:cs="Times New Roman"/>
+          <w:color w:val="000000" w:themeColor="text1"/>
+          <w:sz w:val="28"/>
+          <w:szCs w:val="28"/>
+        </w:rPr>
+        <w:t>Dùng để tạo tài liệu tự động cho mã nguồn bằng công cụ Javadoc. Các chú thích này thường được sử dụng để mô tả lớp, phương thức hoặc biến và có thể bao gồm các thẻ như @param, @return và @author.</w:t>
+      </w:r>
+    </w:p>
+    <w:p>
+      <w:pPr>
+        <w:ind w:left="360"/>
+        <w:rPr>
+          <w:rFonts w:ascii="Times New Roman" w:hAnsi="Times New Roman" w:cs="Times New Roman"/>
+          <w:b/>
+          <w:bCs/>
+          <w:color w:val="000000" w:themeColor="text1"/>
+          <w:sz w:val="28"/>
+          <w:szCs w:val="28"/>
+        </w:rPr>
+      </w:pPr>
+      <w:r>
+        <w:rPr>
+          <w:rFonts w:ascii="Times New Roman" w:hAnsi="Times New Roman" w:cs="Times New Roman"/>
+          <w:b/>
+          <w:bCs/>
+          <w:color w:val="000000" w:themeColor="text1"/>
+          <w:sz w:val="28"/>
+          <w:szCs w:val="28"/>
+        </w:rPr>
+        <w:drawing>
+          <wp:inline distT="0" distB="0" distL="0" distR="0" wp14:anchorId="63182852" wp14:editId="30CFC8DA">
+            <wp:extent cx="5630061" cy="1886213"/>
+            <wp:effectExtent l="0" t="0" r="8890" b="0"/>
+            <wp:docPr id="987045171" name="Picture 1"/>
+            <wp:cNvGraphicFramePr>
+              <a:graphicFrameLocks xmlns:a="http://schemas.openxmlformats.org/drawingml/2006/main" noChangeAspect="1"/>
+            </wp:cNvGraphicFramePr>
+            <a:graphic xmlns:a="http://schemas.openxmlformats.org/drawingml/2006/main">
+              <a:graphicData uri="http://schemas.openxmlformats.org/drawingml/2006/picture">
+                <pic:pic xmlns:pic="http://schemas.openxmlformats.org/drawingml/2006/picture">
+                  <pic:nvPicPr>
+                    <pic:cNvPr id="987045171" name=""/>
+                    <pic:cNvPicPr/>
+                  </pic:nvPicPr>
+                  <pic:blipFill>
+                    <a:blip r:embed="rId33"/>
+                    <a:stretch>
+                      <a:fillRect/>
+                    </a:stretch>
+                  </pic:blipFill>
+                  <pic:spPr>
+                    <a:xfrm>
+                      <a:off x="0" y="0"/>
+                      <a:ext cx="5630061" cy="1886213"/>
+                    </a:xfrm>
+                    <a:prstGeom prst="rect">
+                      <a:avLst/>
+                    </a:prstGeom>
+                  </pic:spPr>
+                </pic:pic>
+              </a:graphicData>
+            </a:graphic>
+          </wp:inline>
+        </w:drawing>
+      </w:r>
+    </w:p>
+    <w:p>
+      <w:pPr>
+        <w:pStyle w:val="ListParagraph"/>
+        <w:numPr>
+          <w:ilvl w:val="0"/>
+          <w:numId w:val="1"/>
+        </w:numPr>
+        <w:rPr>
+          <w:rFonts w:ascii="Times New Roman" w:hAnsi="Times New Roman" w:cs="Times New Roman"/>
+          <w:b/>
+          <w:bCs/>
+          <w:color w:val="000000" w:themeColor="text1"/>
+          <w:sz w:val="28"/>
+          <w:szCs w:val="28"/>
+        </w:rPr>
+      </w:pPr>
+      <w:r>
+        <w:rPr>
+          <w:rFonts w:ascii="Times New Roman" w:hAnsi="Times New Roman" w:cs="Times New Roman"/>
+          <w:b/>
+          <w:bCs/>
+          <w:color w:val="000000" w:themeColor="text1"/>
+          <w:sz w:val="28"/>
+          <w:szCs w:val="28"/>
+        </w:rPr>
+        <w:t>Object-Oriented Programming System (OOP)</w:t>
+      </w:r>
+    </w:p>
+    <w:p>
+      <w:pPr>
+        <w:pStyle w:val="ListParagraph"/>
+        <w:numPr>
+          <w:ilvl w:val="1"/>
+          <w:numId w:val="1"/>
+        </w:numPr>
+        <w:rPr>
+          <w:rFonts w:ascii="Times New Roman" w:hAnsi="Times New Roman" w:cs="Times New Roman"/>
+          <w:b/>
+          <w:bCs/>
+          <w:color w:val="000000" w:themeColor="text1"/>
+          <w:sz w:val="28"/>
+          <w:szCs w:val="28"/>
+        </w:rPr>
+      </w:pPr>
+      <w:r>
+        <w:rPr>
+          <w:rFonts w:ascii="Times New Roman" w:hAnsi="Times New Roman" w:cs="Times New Roman"/>
+          <w:b/>
+          <w:bCs/>
+          <w:color w:val="000000" w:themeColor="text1"/>
+          <w:sz w:val="28"/>
+          <w:szCs w:val="28"/>
+        </w:rPr>
+        <w:t>Khái niệm về OOP – Lập trình hướng đối tượng</w:t>
+      </w:r>
+    </w:p>
+    <w:p>
+      <w:pPr>
+        <w:ind w:left="360"/>
+        <w:rPr>
+          <w:rFonts w:ascii="Times New Roman" w:hAnsi="Times New Roman" w:cs="Times New Roman"/>
+          <w:color w:val="000000" w:themeColor="text1"/>
+          <w:sz w:val="28"/>
+          <w:szCs w:val="28"/>
+        </w:rPr>
+      </w:pPr>
+      <w:r>
+        <w:rPr>
+          <w:rFonts w:ascii="Times New Roman" w:hAnsi="Times New Roman" w:cs="Times New Roman"/>
+          <w:color w:val="000000" w:themeColor="text1"/>
+          <w:sz w:val="28"/>
+          <w:szCs w:val="28"/>
+        </w:rPr>
+        <w:lastRenderedPageBreak/>
+        <w:t>Object Oriented Programming System (OOP) là một mô hình lập trình cung cấp nhiều khái niệm như đối tượng, kế thừa, ràng buộc dữ liệu, đa hình, …</w:t>
+      </w:r>
+    </w:p>
+    <w:p>
+      <w:pPr>
+        <w:ind w:left="360"/>
+        <w:rPr>
+          <w:rFonts w:ascii="Times New Roman" w:hAnsi="Times New Roman" w:cs="Times New Roman"/>
+          <w:color w:val="000000" w:themeColor="text1"/>
+          <w:sz w:val="28"/>
+          <w:szCs w:val="28"/>
+        </w:rPr>
+      </w:pPr>
+      <w:r>
+        <w:rPr>
+          <w:rFonts w:ascii="Times New Roman" w:hAnsi="Times New Roman" w:cs="Times New Roman"/>
+          <w:color w:val="000000" w:themeColor="text1"/>
+          <w:sz w:val="28"/>
+          <w:szCs w:val="28"/>
+        </w:rPr>
+        <w:t>Đối tượng có nghĩa là một thực thể trong thế giới thực như con người, đồ vật hay sự kiện.</w:t>
+      </w:r>
+    </w:p>
+    <w:p>
+      <w:pPr>
+        <w:ind w:left="360"/>
+        <w:rPr>
+          <w:rFonts w:ascii="Times New Roman" w:hAnsi="Times New Roman" w:cs="Times New Roman"/>
+          <w:color w:val="000000" w:themeColor="text1"/>
+          <w:sz w:val="28"/>
+          <w:szCs w:val="28"/>
+        </w:rPr>
+      </w:pPr>
+      <w:r>
+        <w:rPr>
+          <w:rFonts w:ascii="Times New Roman" w:hAnsi="Times New Roman" w:cs="Times New Roman"/>
+          <w:color w:val="000000" w:themeColor="text1"/>
+          <w:sz w:val="28"/>
+          <w:szCs w:val="28"/>
+        </w:rPr>
+        <w:t>Lập trình hướng đối tượng là một phương pháp luận hoặc mô hình để thiết kế phần mềm bằng cách sử dụng các lớp và đối tượng. Nó đơn giản hóa việc phát triển và bảo trì phần mềm bằng cách cung cấp một số khái niệm.</w:t>
+      </w:r>
+    </w:p>
+    <w:p>
+      <w:pPr>
+        <w:ind w:left="360"/>
+        <w:rPr>
+          <w:rFonts w:ascii="Times New Roman" w:hAnsi="Times New Roman" w:cs="Times New Roman"/>
+          <w:color w:val="000000" w:themeColor="text1"/>
+          <w:sz w:val="28"/>
+          <w:szCs w:val="28"/>
+        </w:rPr>
+      </w:pPr>
+      <w:r>
+        <w:rPr>
+          <w:noProof/>
+        </w:rPr>
+        <w:drawing>
+          <wp:inline distT="0" distB="0" distL="0" distR="0" wp14:anchorId="435B11D2" wp14:editId="2C9FD06A">
+            <wp:extent cx="2843324" cy="2843324"/>
+            <wp:effectExtent l="38100" t="38100" r="33655" b="33655"/>
+            <wp:docPr id="944178720" name="Picture 6"/>
+            <wp:cNvGraphicFramePr>
+              <a:graphicFrameLocks xmlns:a="http://schemas.openxmlformats.org/drawingml/2006/main" noChangeAspect="1"/>
+            </wp:cNvGraphicFramePr>
+            <a:graphic xmlns:a="http://schemas.openxmlformats.org/drawingml/2006/main">
+              <a:graphicData uri="http://schemas.openxmlformats.org/drawingml/2006/picture">
+                <pic:pic xmlns:pic="http://schemas.openxmlformats.org/drawingml/2006/picture">
+                  <pic:nvPicPr>
+                    <pic:cNvPr id="0" name="Picture 11"/>
+                    <pic:cNvPicPr>
+                      <a:picLocks noChangeAspect="1" noChangeArrowheads="1"/>
+                    </pic:cNvPicPr>
+                  </pic:nvPicPr>
+                  <pic:blipFill>
+                    <a:blip r:embed="rId34">
+                      <a:extLst>
+                        <a:ext uri="{28A0092B-C50C-407E-A947-70E740481C1C}">
+                          <a14:useLocalDpi xmlns:a14="http://schemas.microsoft.com/office/drawing/2010/main" val="0"/>
+                        </a:ext>
+                      </a:extLst>
+                    </a:blip>
+                    <a:srcRect/>
+                    <a:stretch>
+                      <a:fillRect/>
+                    </a:stretch>
+                  </pic:blipFill>
+                  <pic:spPr bwMode="auto">
+                    <a:xfrm>
+                      <a:off x="0" y="0"/>
+                      <a:ext cx="2853891" cy="2853891"/>
+                    </a:xfrm>
+                    <a:prstGeom prst="rect">
+                      <a:avLst/>
+                    </a:prstGeom>
+                    <a:noFill/>
+                    <a:ln w="28575">
+                      <a:solidFill>
+                        <a:schemeClr val="tx1"/>
+                      </a:solidFill>
+                    </a:ln>
+                  </pic:spPr>
+                </pic:pic>
+              </a:graphicData>
+            </a:graphic>
+          </wp:inline>
+        </w:drawing>
+      </w:r>
+    </w:p>
+    <w:p>
+      <w:pPr>
+        <w:ind w:left="360"/>
+        <w:rPr>
+          <w:rFonts w:ascii="Times New Roman" w:hAnsi="Times New Roman" w:cs="Times New Roman"/>
+          <w:color w:val="000000" w:themeColor="text1"/>
+          <w:sz w:val="28"/>
+          <w:szCs w:val="28"/>
+        </w:rPr>
+      </w:pPr>
+      <w:r>
+        <w:rPr>
+          <w:rFonts w:ascii="Times New Roman" w:hAnsi="Times New Roman" w:cs="Times New Roman"/>
+          <w:color w:val="000000" w:themeColor="text1"/>
+          <w:sz w:val="28"/>
+          <w:szCs w:val="28"/>
+        </w:rPr>
+        <w:t>Object (Đối tượng)</w:t>
+      </w:r>
+    </w:p>
+    <w:p>
+      <w:pPr>
+        <w:pStyle w:val="ListParagraph"/>
+        <w:numPr>
+          <w:ilvl w:val="1"/>
+          <w:numId w:val="1"/>
+        </w:numPr>
+        <w:rPr>
+          <w:rFonts w:ascii="Times New Roman" w:hAnsi="Times New Roman" w:cs="Times New Roman"/>
+          <w:b/>
+          <w:bCs/>
+          <w:color w:val="000000" w:themeColor="text1"/>
+          <w:sz w:val="28"/>
+          <w:szCs w:val="28"/>
+        </w:rPr>
+      </w:pPr>
+      <w:r>
+        <w:rPr>
+          <w:rFonts w:ascii="Times New Roman" w:hAnsi="Times New Roman" w:cs="Times New Roman"/>
+          <w:b/>
+          <w:bCs/>
+          <w:color w:val="000000" w:themeColor="text1"/>
+          <w:sz w:val="28"/>
+          <w:szCs w:val="28"/>
+        </w:rPr>
+        <w:t>Đối tượng (Object)</w:t>
+      </w:r>
+    </w:p>
+    <w:p>
+      <w:pPr>
+        <w:pStyle w:val="ListParagraph"/>
+        <w:numPr>
+          <w:ilvl w:val="1"/>
+          <w:numId w:val="1"/>
+        </w:numPr>
+        <w:rPr>
+          <w:rFonts w:ascii="Times New Roman" w:hAnsi="Times New Roman" w:cs="Times New Roman"/>
+          <w:b/>
+          <w:bCs/>
+          <w:color w:val="000000" w:themeColor="text1"/>
+          <w:sz w:val="28"/>
+          <w:szCs w:val="28"/>
+        </w:rPr>
+      </w:pPr>
+      <w:r>
+        <w:rPr>
+          <w:rFonts w:ascii="Times New Roman" w:hAnsi="Times New Roman" w:cs="Times New Roman"/>
+          <w:b/>
+          <w:bCs/>
+          <w:color w:val="000000" w:themeColor="text1"/>
+          <w:sz w:val="28"/>
+          <w:szCs w:val="28"/>
+        </w:rPr>
+        <w:t>Class (Lớp)</w:t>
+      </w:r>
+    </w:p>
+    <w:p>
+      <w:pPr>
+        <w:pStyle w:val="ListParagraph"/>
+        <w:numPr>
+          <w:ilvl w:val="1"/>
+          <w:numId w:val="1"/>
+        </w:numPr>
+        <w:rPr>
+          <w:rFonts w:ascii="Times New Roman" w:hAnsi="Times New Roman" w:cs="Times New Roman"/>
+          <w:b/>
+          <w:bCs/>
+          <w:color w:val="000000" w:themeColor="text1"/>
+          <w:sz w:val="28"/>
+          <w:szCs w:val="28"/>
+        </w:rPr>
+      </w:pPr>
+      <w:r>
+        <w:rPr>
+          <w:rFonts w:ascii="Times New Roman" w:hAnsi="Times New Roman" w:cs="Times New Roman"/>
+          <w:b/>
+          <w:bCs/>
+          <w:color w:val="000000" w:themeColor="text1"/>
+          <w:sz w:val="28"/>
+          <w:szCs w:val="28"/>
+        </w:rPr>
+        <w:t>So sánh Object với Class</w:t>
+      </w:r>
+    </w:p>
     <w:sectPr>
-      <w:footerReference w:type="default" r:id="rId14"/>
+      <w:footerReference w:type="default" r:id="rId35"/>
       <w:pgSz w:w="12240" w:h="15840"/>
       <w:pgMar w:top="1440" w:right="1440" w:bottom="1440" w:left="1440" w:header="720" w:footer="720" w:gutter="0"/>
       <w:cols w:space="720"/>
@@ -6521,6 +9312,681 @@
     </w:lvl>
   </w:abstractNum>
   <w:abstractNum w:abstractNumId="1" w15:restartNumberingAfterBreak="0">
+    <w:nsid w:val="123B19CA"/>
+    <w:multiLevelType w:val="hybridMultilevel"/>
+    <w:tmpl w:val="210C373E"/>
+    <w:lvl w:ilvl="0" w:tplc="04090001">
+      <w:start w:val="1"/>
+      <w:numFmt w:val="bullet"/>
+      <w:lvlText w:val=""/>
+      <w:lvlJc w:val="left"/>
+      <w:pPr>
+        <w:ind w:left="1080" w:hanging="360"/>
+      </w:pPr>
+      <w:rPr>
+        <w:rFonts w:ascii="Symbol" w:hAnsi="Symbol" w:hint="default"/>
+      </w:rPr>
+    </w:lvl>
+    <w:lvl w:ilvl="1" w:tplc="04090003" w:tentative="1">
+      <w:start w:val="1"/>
+      <w:numFmt w:val="bullet"/>
+      <w:lvlText w:val="o"/>
+      <w:lvlJc w:val="left"/>
+      <w:pPr>
+        <w:ind w:left="1800" w:hanging="360"/>
+      </w:pPr>
+      <w:rPr>
+        <w:rFonts w:ascii="Courier New" w:hAnsi="Courier New" w:cs="Courier New" w:hint="default"/>
+      </w:rPr>
+    </w:lvl>
+    <w:lvl w:ilvl="2" w:tplc="04090005" w:tentative="1">
+      <w:start w:val="1"/>
+      <w:numFmt w:val="bullet"/>
+      <w:lvlText w:val=""/>
+      <w:lvlJc w:val="left"/>
+      <w:pPr>
+        <w:ind w:left="2520" w:hanging="360"/>
+      </w:pPr>
+      <w:rPr>
+        <w:rFonts w:ascii="Wingdings" w:hAnsi="Wingdings" w:hint="default"/>
+      </w:rPr>
+    </w:lvl>
+    <w:lvl w:ilvl="3" w:tplc="04090001" w:tentative="1">
+      <w:start w:val="1"/>
+      <w:numFmt w:val="bullet"/>
+      <w:lvlText w:val=""/>
+      <w:lvlJc w:val="left"/>
+      <w:pPr>
+        <w:ind w:left="3240" w:hanging="360"/>
+      </w:pPr>
+      <w:rPr>
+        <w:rFonts w:ascii="Symbol" w:hAnsi="Symbol" w:hint="default"/>
+      </w:rPr>
+    </w:lvl>
+    <w:lvl w:ilvl="4" w:tplc="04090003" w:tentative="1">
+      <w:start w:val="1"/>
+      <w:numFmt w:val="bullet"/>
+      <w:lvlText w:val="o"/>
+      <w:lvlJc w:val="left"/>
+      <w:pPr>
+        <w:ind w:left="3960" w:hanging="360"/>
+      </w:pPr>
+      <w:rPr>
+        <w:rFonts w:ascii="Courier New" w:hAnsi="Courier New" w:cs="Courier New" w:hint="default"/>
+      </w:rPr>
+    </w:lvl>
+    <w:lvl w:ilvl="5" w:tplc="04090005" w:tentative="1">
+      <w:start w:val="1"/>
+      <w:numFmt w:val="bullet"/>
+      <w:lvlText w:val=""/>
+      <w:lvlJc w:val="left"/>
+      <w:pPr>
+        <w:ind w:left="4680" w:hanging="360"/>
+      </w:pPr>
+      <w:rPr>
+        <w:rFonts w:ascii="Wingdings" w:hAnsi="Wingdings" w:hint="default"/>
+      </w:rPr>
+    </w:lvl>
+    <w:lvl w:ilvl="6" w:tplc="04090001" w:tentative="1">
+      <w:start w:val="1"/>
+      <w:numFmt w:val="bullet"/>
+      <w:lvlText w:val=""/>
+      <w:lvlJc w:val="left"/>
+      <w:pPr>
+        <w:ind w:left="5400" w:hanging="360"/>
+      </w:pPr>
+      <w:rPr>
+        <w:rFonts w:ascii="Symbol" w:hAnsi="Symbol" w:hint="default"/>
+      </w:rPr>
+    </w:lvl>
+    <w:lvl w:ilvl="7" w:tplc="04090003" w:tentative="1">
+      <w:start w:val="1"/>
+      <w:numFmt w:val="bullet"/>
+      <w:lvlText w:val="o"/>
+      <w:lvlJc w:val="left"/>
+      <w:pPr>
+        <w:ind w:left="6120" w:hanging="360"/>
+      </w:pPr>
+      <w:rPr>
+        <w:rFonts w:ascii="Courier New" w:hAnsi="Courier New" w:cs="Courier New" w:hint="default"/>
+      </w:rPr>
+    </w:lvl>
+    <w:lvl w:ilvl="8" w:tplc="04090005" w:tentative="1">
+      <w:start w:val="1"/>
+      <w:numFmt w:val="bullet"/>
+      <w:lvlText w:val=""/>
+      <w:lvlJc w:val="left"/>
+      <w:pPr>
+        <w:ind w:left="6840" w:hanging="360"/>
+      </w:pPr>
+      <w:rPr>
+        <w:rFonts w:ascii="Wingdings" w:hAnsi="Wingdings" w:hint="default"/>
+      </w:rPr>
+    </w:lvl>
+  </w:abstractNum>
+  <w:abstractNum w:abstractNumId="2" w15:restartNumberingAfterBreak="0">
+    <w:nsid w:val="12AE40ED"/>
+    <w:multiLevelType w:val="hybridMultilevel"/>
+    <w:tmpl w:val="FC9A6BEA"/>
+    <w:lvl w:ilvl="0" w:tplc="04C425BE">
+      <w:numFmt w:val="bullet"/>
+      <w:lvlText w:val="-"/>
+      <w:lvlJc w:val="left"/>
+      <w:pPr>
+        <w:ind w:left="720" w:hanging="360"/>
+      </w:pPr>
+      <w:rPr>
+        <w:rFonts w:ascii="Calibri" w:eastAsiaTheme="minorHAnsi" w:hAnsi="Calibri" w:cs="Calibri" w:hint="default"/>
+      </w:rPr>
+    </w:lvl>
+    <w:lvl w:ilvl="1" w:tplc="04090003" w:tentative="1">
+      <w:start w:val="1"/>
+      <w:numFmt w:val="bullet"/>
+      <w:lvlText w:val="o"/>
+      <w:lvlJc w:val="left"/>
+      <w:pPr>
+        <w:ind w:left="1440" w:hanging="360"/>
+      </w:pPr>
+      <w:rPr>
+        <w:rFonts w:ascii="Courier New" w:hAnsi="Courier New" w:cs="Courier New" w:hint="default"/>
+      </w:rPr>
+    </w:lvl>
+    <w:lvl w:ilvl="2" w:tplc="04090005" w:tentative="1">
+      <w:start w:val="1"/>
+      <w:numFmt w:val="bullet"/>
+      <w:lvlText w:val=""/>
+      <w:lvlJc w:val="left"/>
+      <w:pPr>
+        <w:ind w:left="2160" w:hanging="360"/>
+      </w:pPr>
+      <w:rPr>
+        <w:rFonts w:ascii="Wingdings" w:hAnsi="Wingdings" w:hint="default"/>
+      </w:rPr>
+    </w:lvl>
+    <w:lvl w:ilvl="3" w:tplc="04090001" w:tentative="1">
+      <w:start w:val="1"/>
+      <w:numFmt w:val="bullet"/>
+      <w:lvlText w:val=""/>
+      <w:lvlJc w:val="left"/>
+      <w:pPr>
+        <w:ind w:left="2880" w:hanging="360"/>
+      </w:pPr>
+      <w:rPr>
+        <w:rFonts w:ascii="Symbol" w:hAnsi="Symbol" w:hint="default"/>
+      </w:rPr>
+    </w:lvl>
+    <w:lvl w:ilvl="4" w:tplc="04090003" w:tentative="1">
+      <w:start w:val="1"/>
+      <w:numFmt w:val="bullet"/>
+      <w:lvlText w:val="o"/>
+      <w:lvlJc w:val="left"/>
+      <w:pPr>
+        <w:ind w:left="3600" w:hanging="360"/>
+      </w:pPr>
+      <w:rPr>
+        <w:rFonts w:ascii="Courier New" w:hAnsi="Courier New" w:cs="Courier New" w:hint="default"/>
+      </w:rPr>
+    </w:lvl>
+    <w:lvl w:ilvl="5" w:tplc="04090005" w:tentative="1">
+      <w:start w:val="1"/>
+      <w:numFmt w:val="bullet"/>
+      <w:lvlText w:val=""/>
+      <w:lvlJc w:val="left"/>
+      <w:pPr>
+        <w:ind w:left="4320" w:hanging="360"/>
+      </w:pPr>
+      <w:rPr>
+        <w:rFonts w:ascii="Wingdings" w:hAnsi="Wingdings" w:hint="default"/>
+      </w:rPr>
+    </w:lvl>
+    <w:lvl w:ilvl="6" w:tplc="04090001" w:tentative="1">
+      <w:start w:val="1"/>
+      <w:numFmt w:val="bullet"/>
+      <w:lvlText w:val=""/>
+      <w:lvlJc w:val="left"/>
+      <w:pPr>
+        <w:ind w:left="5040" w:hanging="360"/>
+      </w:pPr>
+      <w:rPr>
+        <w:rFonts w:ascii="Symbol" w:hAnsi="Symbol" w:hint="default"/>
+      </w:rPr>
+    </w:lvl>
+    <w:lvl w:ilvl="7" w:tplc="04090003" w:tentative="1">
+      <w:start w:val="1"/>
+      <w:numFmt w:val="bullet"/>
+      <w:lvlText w:val="o"/>
+      <w:lvlJc w:val="left"/>
+      <w:pPr>
+        <w:ind w:left="5760" w:hanging="360"/>
+      </w:pPr>
+      <w:rPr>
+        <w:rFonts w:ascii="Courier New" w:hAnsi="Courier New" w:cs="Courier New" w:hint="default"/>
+      </w:rPr>
+    </w:lvl>
+    <w:lvl w:ilvl="8" w:tplc="04090005" w:tentative="1">
+      <w:start w:val="1"/>
+      <w:numFmt w:val="bullet"/>
+      <w:lvlText w:val=""/>
+      <w:lvlJc w:val="left"/>
+      <w:pPr>
+        <w:ind w:left="6480" w:hanging="360"/>
+      </w:pPr>
+      <w:rPr>
+        <w:rFonts w:ascii="Wingdings" w:hAnsi="Wingdings" w:hint="default"/>
+      </w:rPr>
+    </w:lvl>
+  </w:abstractNum>
+  <w:abstractNum w:abstractNumId="3" w15:restartNumberingAfterBreak="0">
+    <w:nsid w:val="16EE6AAF"/>
+    <w:multiLevelType w:val="hybridMultilevel"/>
+    <w:tmpl w:val="279A9536"/>
+    <w:lvl w:ilvl="0" w:tplc="04C425BE">
+      <w:numFmt w:val="bullet"/>
+      <w:lvlText w:val="-"/>
+      <w:lvlJc w:val="left"/>
+      <w:pPr>
+        <w:ind w:left="1080" w:hanging="360"/>
+      </w:pPr>
+      <w:rPr>
+        <w:rFonts w:ascii="Calibri" w:eastAsiaTheme="minorHAnsi" w:hAnsi="Calibri" w:cs="Calibri" w:hint="default"/>
+      </w:rPr>
+    </w:lvl>
+    <w:lvl w:ilvl="1" w:tplc="04090003" w:tentative="1">
+      <w:start w:val="1"/>
+      <w:numFmt w:val="bullet"/>
+      <w:lvlText w:val="o"/>
+      <w:lvlJc w:val="left"/>
+      <w:pPr>
+        <w:ind w:left="1800" w:hanging="360"/>
+      </w:pPr>
+      <w:rPr>
+        <w:rFonts w:ascii="Courier New" w:hAnsi="Courier New" w:cs="Courier New" w:hint="default"/>
+      </w:rPr>
+    </w:lvl>
+    <w:lvl w:ilvl="2" w:tplc="04090005" w:tentative="1">
+      <w:start w:val="1"/>
+      <w:numFmt w:val="bullet"/>
+      <w:lvlText w:val=""/>
+      <w:lvlJc w:val="left"/>
+      <w:pPr>
+        <w:ind w:left="2520" w:hanging="360"/>
+      </w:pPr>
+      <w:rPr>
+        <w:rFonts w:ascii="Wingdings" w:hAnsi="Wingdings" w:hint="default"/>
+      </w:rPr>
+    </w:lvl>
+    <w:lvl w:ilvl="3" w:tplc="04090001" w:tentative="1">
+      <w:start w:val="1"/>
+      <w:numFmt w:val="bullet"/>
+      <w:lvlText w:val=""/>
+      <w:lvlJc w:val="left"/>
+      <w:pPr>
+        <w:ind w:left="3240" w:hanging="360"/>
+      </w:pPr>
+      <w:rPr>
+        <w:rFonts w:ascii="Symbol" w:hAnsi="Symbol" w:hint="default"/>
+      </w:rPr>
+    </w:lvl>
+    <w:lvl w:ilvl="4" w:tplc="04090003" w:tentative="1">
+      <w:start w:val="1"/>
+      <w:numFmt w:val="bullet"/>
+      <w:lvlText w:val="o"/>
+      <w:lvlJc w:val="left"/>
+      <w:pPr>
+        <w:ind w:left="3960" w:hanging="360"/>
+      </w:pPr>
+      <w:rPr>
+        <w:rFonts w:ascii="Courier New" w:hAnsi="Courier New" w:cs="Courier New" w:hint="default"/>
+      </w:rPr>
+    </w:lvl>
+    <w:lvl w:ilvl="5" w:tplc="04090005" w:tentative="1">
+      <w:start w:val="1"/>
+      <w:numFmt w:val="bullet"/>
+      <w:lvlText w:val=""/>
+      <w:lvlJc w:val="left"/>
+      <w:pPr>
+        <w:ind w:left="4680" w:hanging="360"/>
+      </w:pPr>
+      <w:rPr>
+        <w:rFonts w:ascii="Wingdings" w:hAnsi="Wingdings" w:hint="default"/>
+      </w:rPr>
+    </w:lvl>
+    <w:lvl w:ilvl="6" w:tplc="04090001" w:tentative="1">
+      <w:start w:val="1"/>
+      <w:numFmt w:val="bullet"/>
+      <w:lvlText w:val=""/>
+      <w:lvlJc w:val="left"/>
+      <w:pPr>
+        <w:ind w:left="5400" w:hanging="360"/>
+      </w:pPr>
+      <w:rPr>
+        <w:rFonts w:ascii="Symbol" w:hAnsi="Symbol" w:hint="default"/>
+      </w:rPr>
+    </w:lvl>
+    <w:lvl w:ilvl="7" w:tplc="04090003" w:tentative="1">
+      <w:start w:val="1"/>
+      <w:numFmt w:val="bullet"/>
+      <w:lvlText w:val="o"/>
+      <w:lvlJc w:val="left"/>
+      <w:pPr>
+        <w:ind w:left="6120" w:hanging="360"/>
+      </w:pPr>
+      <w:rPr>
+        <w:rFonts w:ascii="Courier New" w:hAnsi="Courier New" w:cs="Courier New" w:hint="default"/>
+      </w:rPr>
+    </w:lvl>
+    <w:lvl w:ilvl="8" w:tplc="04090005" w:tentative="1">
+      <w:start w:val="1"/>
+      <w:numFmt w:val="bullet"/>
+      <w:lvlText w:val=""/>
+      <w:lvlJc w:val="left"/>
+      <w:pPr>
+        <w:ind w:left="6840" w:hanging="360"/>
+      </w:pPr>
+      <w:rPr>
+        <w:rFonts w:ascii="Wingdings" w:hAnsi="Wingdings" w:hint="default"/>
+      </w:rPr>
+    </w:lvl>
+  </w:abstractNum>
+  <w:abstractNum w:abstractNumId="4" w15:restartNumberingAfterBreak="0">
+    <w:nsid w:val="22B25028"/>
+    <w:multiLevelType w:val="hybridMultilevel"/>
+    <w:tmpl w:val="A7367484"/>
+    <w:lvl w:ilvl="0" w:tplc="04C425BE">
+      <w:numFmt w:val="bullet"/>
+      <w:lvlText w:val="-"/>
+      <w:lvlJc w:val="left"/>
+      <w:pPr>
+        <w:ind w:left="720" w:hanging="360"/>
+      </w:pPr>
+      <w:rPr>
+        <w:rFonts w:ascii="Calibri" w:eastAsiaTheme="minorHAnsi" w:hAnsi="Calibri" w:cs="Calibri" w:hint="default"/>
+      </w:rPr>
+    </w:lvl>
+    <w:lvl w:ilvl="1" w:tplc="04090003" w:tentative="1">
+      <w:start w:val="1"/>
+      <w:numFmt w:val="bullet"/>
+      <w:lvlText w:val="o"/>
+      <w:lvlJc w:val="left"/>
+      <w:pPr>
+        <w:ind w:left="1440" w:hanging="360"/>
+      </w:pPr>
+      <w:rPr>
+        <w:rFonts w:ascii="Courier New" w:hAnsi="Courier New" w:cs="Courier New" w:hint="default"/>
+      </w:rPr>
+    </w:lvl>
+    <w:lvl w:ilvl="2" w:tplc="04090005" w:tentative="1">
+      <w:start w:val="1"/>
+      <w:numFmt w:val="bullet"/>
+      <w:lvlText w:val=""/>
+      <w:lvlJc w:val="left"/>
+      <w:pPr>
+        <w:ind w:left="2160" w:hanging="360"/>
+      </w:pPr>
+      <w:rPr>
+        <w:rFonts w:ascii="Wingdings" w:hAnsi="Wingdings" w:hint="default"/>
+      </w:rPr>
+    </w:lvl>
+    <w:lvl w:ilvl="3" w:tplc="04090001" w:tentative="1">
+      <w:start w:val="1"/>
+      <w:numFmt w:val="bullet"/>
+      <w:lvlText w:val=""/>
+      <w:lvlJc w:val="left"/>
+      <w:pPr>
+        <w:ind w:left="2880" w:hanging="360"/>
+      </w:pPr>
+      <w:rPr>
+        <w:rFonts w:ascii="Symbol" w:hAnsi="Symbol" w:hint="default"/>
+      </w:rPr>
+    </w:lvl>
+    <w:lvl w:ilvl="4" w:tplc="04090003" w:tentative="1">
+      <w:start w:val="1"/>
+      <w:numFmt w:val="bullet"/>
+      <w:lvlText w:val="o"/>
+      <w:lvlJc w:val="left"/>
+      <w:pPr>
+        <w:ind w:left="3600" w:hanging="360"/>
+      </w:pPr>
+      <w:rPr>
+        <w:rFonts w:ascii="Courier New" w:hAnsi="Courier New" w:cs="Courier New" w:hint="default"/>
+      </w:rPr>
+    </w:lvl>
+    <w:lvl w:ilvl="5" w:tplc="04090005" w:tentative="1">
+      <w:start w:val="1"/>
+      <w:numFmt w:val="bullet"/>
+      <w:lvlText w:val=""/>
+      <w:lvlJc w:val="left"/>
+      <w:pPr>
+        <w:ind w:left="4320" w:hanging="360"/>
+      </w:pPr>
+      <w:rPr>
+        <w:rFonts w:ascii="Wingdings" w:hAnsi="Wingdings" w:hint="default"/>
+      </w:rPr>
+    </w:lvl>
+    <w:lvl w:ilvl="6" w:tplc="04090001" w:tentative="1">
+      <w:start w:val="1"/>
+      <w:numFmt w:val="bullet"/>
+      <w:lvlText w:val=""/>
+      <w:lvlJc w:val="left"/>
+      <w:pPr>
+        <w:ind w:left="5040" w:hanging="360"/>
+      </w:pPr>
+      <w:rPr>
+        <w:rFonts w:ascii="Symbol" w:hAnsi="Symbol" w:hint="default"/>
+      </w:rPr>
+    </w:lvl>
+    <w:lvl w:ilvl="7" w:tplc="04090003" w:tentative="1">
+      <w:start w:val="1"/>
+      <w:numFmt w:val="bullet"/>
+      <w:lvlText w:val="o"/>
+      <w:lvlJc w:val="left"/>
+      <w:pPr>
+        <w:ind w:left="5760" w:hanging="360"/>
+      </w:pPr>
+      <w:rPr>
+        <w:rFonts w:ascii="Courier New" w:hAnsi="Courier New" w:cs="Courier New" w:hint="default"/>
+      </w:rPr>
+    </w:lvl>
+    <w:lvl w:ilvl="8" w:tplc="04090005" w:tentative="1">
+      <w:start w:val="1"/>
+      <w:numFmt w:val="bullet"/>
+      <w:lvlText w:val=""/>
+      <w:lvlJc w:val="left"/>
+      <w:pPr>
+        <w:ind w:left="6480" w:hanging="360"/>
+      </w:pPr>
+      <w:rPr>
+        <w:rFonts w:ascii="Wingdings" w:hAnsi="Wingdings" w:hint="default"/>
+      </w:rPr>
+    </w:lvl>
+  </w:abstractNum>
+  <w:abstractNum w:abstractNumId="5" w15:restartNumberingAfterBreak="0">
+    <w:nsid w:val="22EE466B"/>
+    <w:multiLevelType w:val="hybridMultilevel"/>
+    <w:tmpl w:val="94FAD312"/>
+    <w:lvl w:ilvl="0" w:tplc="04090001">
+      <w:start w:val="1"/>
+      <w:numFmt w:val="bullet"/>
+      <w:lvlText w:val=""/>
+      <w:lvlJc w:val="left"/>
+      <w:pPr>
+        <w:ind w:left="1080" w:hanging="360"/>
+      </w:pPr>
+      <w:rPr>
+        <w:rFonts w:ascii="Symbol" w:hAnsi="Symbol" w:hint="default"/>
+      </w:rPr>
+    </w:lvl>
+    <w:lvl w:ilvl="1" w:tplc="04090003" w:tentative="1">
+      <w:start w:val="1"/>
+      <w:numFmt w:val="bullet"/>
+      <w:lvlText w:val="o"/>
+      <w:lvlJc w:val="left"/>
+      <w:pPr>
+        <w:ind w:left="1800" w:hanging="360"/>
+      </w:pPr>
+      <w:rPr>
+        <w:rFonts w:ascii="Courier New" w:hAnsi="Courier New" w:cs="Courier New" w:hint="default"/>
+      </w:rPr>
+    </w:lvl>
+    <w:lvl w:ilvl="2" w:tplc="04090005" w:tentative="1">
+      <w:start w:val="1"/>
+      <w:numFmt w:val="bullet"/>
+      <w:lvlText w:val=""/>
+      <w:lvlJc w:val="left"/>
+      <w:pPr>
+        <w:ind w:left="2520" w:hanging="360"/>
+      </w:pPr>
+      <w:rPr>
+        <w:rFonts w:ascii="Wingdings" w:hAnsi="Wingdings" w:hint="default"/>
+      </w:rPr>
+    </w:lvl>
+    <w:lvl w:ilvl="3" w:tplc="04090001" w:tentative="1">
+      <w:start w:val="1"/>
+      <w:numFmt w:val="bullet"/>
+      <w:lvlText w:val=""/>
+      <w:lvlJc w:val="left"/>
+      <w:pPr>
+        <w:ind w:left="3240" w:hanging="360"/>
+      </w:pPr>
+      <w:rPr>
+        <w:rFonts w:ascii="Symbol" w:hAnsi="Symbol" w:hint="default"/>
+      </w:rPr>
+    </w:lvl>
+    <w:lvl w:ilvl="4" w:tplc="04090003" w:tentative="1">
+      <w:start w:val="1"/>
+      <w:numFmt w:val="bullet"/>
+      <w:lvlText w:val="o"/>
+      <w:lvlJc w:val="left"/>
+      <w:pPr>
+        <w:ind w:left="3960" w:hanging="360"/>
+      </w:pPr>
+      <w:rPr>
+        <w:rFonts w:ascii="Courier New" w:hAnsi="Courier New" w:cs="Courier New" w:hint="default"/>
+      </w:rPr>
+    </w:lvl>
+    <w:lvl w:ilvl="5" w:tplc="04090005" w:tentative="1">
+      <w:start w:val="1"/>
+      <w:numFmt w:val="bullet"/>
+      <w:lvlText w:val=""/>
+      <w:lvlJc w:val="left"/>
+      <w:pPr>
+        <w:ind w:left="4680" w:hanging="360"/>
+      </w:pPr>
+      <w:rPr>
+        <w:rFonts w:ascii="Wingdings" w:hAnsi="Wingdings" w:hint="default"/>
+      </w:rPr>
+    </w:lvl>
+    <w:lvl w:ilvl="6" w:tplc="04090001" w:tentative="1">
+      <w:start w:val="1"/>
+      <w:numFmt w:val="bullet"/>
+      <w:lvlText w:val=""/>
+      <w:lvlJc w:val="left"/>
+      <w:pPr>
+        <w:ind w:left="5400" w:hanging="360"/>
+      </w:pPr>
+      <w:rPr>
+        <w:rFonts w:ascii="Symbol" w:hAnsi="Symbol" w:hint="default"/>
+      </w:rPr>
+    </w:lvl>
+    <w:lvl w:ilvl="7" w:tplc="04090003" w:tentative="1">
+      <w:start w:val="1"/>
+      <w:numFmt w:val="bullet"/>
+      <w:lvlText w:val="o"/>
+      <w:lvlJc w:val="left"/>
+      <w:pPr>
+        <w:ind w:left="6120" w:hanging="360"/>
+      </w:pPr>
+      <w:rPr>
+        <w:rFonts w:ascii="Courier New" w:hAnsi="Courier New" w:cs="Courier New" w:hint="default"/>
+      </w:rPr>
+    </w:lvl>
+    <w:lvl w:ilvl="8" w:tplc="04090005" w:tentative="1">
+      <w:start w:val="1"/>
+      <w:numFmt w:val="bullet"/>
+      <w:lvlText w:val=""/>
+      <w:lvlJc w:val="left"/>
+      <w:pPr>
+        <w:ind w:left="6840" w:hanging="360"/>
+      </w:pPr>
+      <w:rPr>
+        <w:rFonts w:ascii="Wingdings" w:hAnsi="Wingdings" w:hint="default"/>
+      </w:rPr>
+    </w:lvl>
+  </w:abstractNum>
+  <w:abstractNum w:abstractNumId="6" w15:restartNumberingAfterBreak="0">
+    <w:nsid w:val="2C765DE5"/>
+    <w:multiLevelType w:val="hybridMultilevel"/>
+    <w:tmpl w:val="C1B038AA"/>
+    <w:lvl w:ilvl="0" w:tplc="04090001">
+      <w:start w:val="1"/>
+      <w:numFmt w:val="bullet"/>
+      <w:lvlText w:val=""/>
+      <w:lvlJc w:val="left"/>
+      <w:pPr>
+        <w:ind w:left="1080" w:hanging="360"/>
+      </w:pPr>
+      <w:rPr>
+        <w:rFonts w:ascii="Symbol" w:hAnsi="Symbol" w:hint="default"/>
+      </w:rPr>
+    </w:lvl>
+    <w:lvl w:ilvl="1" w:tplc="04090003" w:tentative="1">
+      <w:start w:val="1"/>
+      <w:numFmt w:val="bullet"/>
+      <w:lvlText w:val="o"/>
+      <w:lvlJc w:val="left"/>
+      <w:pPr>
+        <w:ind w:left="1800" w:hanging="360"/>
+      </w:pPr>
+      <w:rPr>
+        <w:rFonts w:ascii="Courier New" w:hAnsi="Courier New" w:cs="Courier New" w:hint="default"/>
+      </w:rPr>
+    </w:lvl>
+    <w:lvl w:ilvl="2" w:tplc="04090005" w:tentative="1">
+      <w:start w:val="1"/>
+      <w:numFmt w:val="bullet"/>
+      <w:lvlText w:val=""/>
+      <w:lvlJc w:val="left"/>
+      <w:pPr>
+        <w:ind w:left="2520" w:hanging="360"/>
+      </w:pPr>
+      <w:rPr>
+        <w:rFonts w:ascii="Wingdings" w:hAnsi="Wingdings" w:hint="default"/>
+      </w:rPr>
+    </w:lvl>
+    <w:lvl w:ilvl="3" w:tplc="04090001" w:tentative="1">
+      <w:start w:val="1"/>
+      <w:numFmt w:val="bullet"/>
+      <w:lvlText w:val=""/>
+      <w:lvlJc w:val="left"/>
+      <w:pPr>
+        <w:ind w:left="3240" w:hanging="360"/>
+      </w:pPr>
+      <w:rPr>
+        <w:rFonts w:ascii="Symbol" w:hAnsi="Symbol" w:hint="default"/>
+      </w:rPr>
+    </w:lvl>
+    <w:lvl w:ilvl="4" w:tplc="04090003" w:tentative="1">
+      <w:start w:val="1"/>
+      <w:numFmt w:val="bullet"/>
+      <w:lvlText w:val="o"/>
+      <w:lvlJc w:val="left"/>
+      <w:pPr>
+        <w:ind w:left="3960" w:hanging="360"/>
+      </w:pPr>
+      <w:rPr>
+        <w:rFonts w:ascii="Courier New" w:hAnsi="Courier New" w:cs="Courier New" w:hint="default"/>
+      </w:rPr>
+    </w:lvl>
+    <w:lvl w:ilvl="5" w:tplc="04090005" w:tentative="1">
+      <w:start w:val="1"/>
+      <w:numFmt w:val="bullet"/>
+      <w:lvlText w:val=""/>
+      <w:lvlJc w:val="left"/>
+      <w:pPr>
+        <w:ind w:left="4680" w:hanging="360"/>
+      </w:pPr>
+      <w:rPr>
+        <w:rFonts w:ascii="Wingdings" w:hAnsi="Wingdings" w:hint="default"/>
+      </w:rPr>
+    </w:lvl>
+    <w:lvl w:ilvl="6" w:tplc="04090001" w:tentative="1">
+      <w:start w:val="1"/>
+      <w:numFmt w:val="bullet"/>
+      <w:lvlText w:val=""/>
+      <w:lvlJc w:val="left"/>
+      <w:pPr>
+        <w:ind w:left="5400" w:hanging="360"/>
+      </w:pPr>
+      <w:rPr>
+        <w:rFonts w:ascii="Symbol" w:hAnsi="Symbol" w:hint="default"/>
+      </w:rPr>
+    </w:lvl>
+    <w:lvl w:ilvl="7" w:tplc="04090003" w:tentative="1">
+      <w:start w:val="1"/>
+      <w:numFmt w:val="bullet"/>
+      <w:lvlText w:val="o"/>
+      <w:lvlJc w:val="left"/>
+      <w:pPr>
+        <w:ind w:left="6120" w:hanging="360"/>
+      </w:pPr>
+      <w:rPr>
+        <w:rFonts w:ascii="Courier New" w:hAnsi="Courier New" w:cs="Courier New" w:hint="default"/>
+      </w:rPr>
+    </w:lvl>
+    <w:lvl w:ilvl="8" w:tplc="04090005" w:tentative="1">
+      <w:start w:val="1"/>
+      <w:numFmt w:val="bullet"/>
+      <w:lvlText w:val=""/>
+      <w:lvlJc w:val="left"/>
+      <w:pPr>
+        <w:ind w:left="6840" w:hanging="360"/>
+      </w:pPr>
+      <w:rPr>
+        <w:rFonts w:ascii="Wingdings" w:hAnsi="Wingdings" w:hint="default"/>
+      </w:rPr>
+    </w:lvl>
+  </w:abstractNum>
+  <w:abstractNum w:abstractNumId="7" w15:restartNumberingAfterBreak="0">
     <w:nsid w:val="3234216A"/>
     <w:multiLevelType w:val="multilevel"/>
     <w:tmpl w:val="864ED264"/>
@@ -6641,7 +10107,7 @@
       </w:rPr>
     </w:lvl>
   </w:abstractNum>
-  <w:abstractNum w:abstractNumId="2" w15:restartNumberingAfterBreak="0">
+  <w:abstractNum w:abstractNumId="8" w15:restartNumberingAfterBreak="0">
     <w:nsid w:val="358452DF"/>
     <w:multiLevelType w:val="hybridMultilevel"/>
     <w:tmpl w:val="1180B3C8"/>
@@ -6754,7 +10220,7 @@
       </w:rPr>
     </w:lvl>
   </w:abstractNum>
-  <w:abstractNum w:abstractNumId="3" w15:restartNumberingAfterBreak="0">
+  <w:abstractNum w:abstractNumId="9" w15:restartNumberingAfterBreak="0">
     <w:nsid w:val="39802E17"/>
     <w:multiLevelType w:val="hybridMultilevel"/>
     <w:tmpl w:val="D00600E4"/>
@@ -6867,7 +10333,120 @@
       </w:rPr>
     </w:lvl>
   </w:abstractNum>
-  <w:abstractNum w:abstractNumId="4" w15:restartNumberingAfterBreak="0">
+  <w:abstractNum w:abstractNumId="10" w15:restartNumberingAfterBreak="0">
+    <w:nsid w:val="3B8F29ED"/>
+    <w:multiLevelType w:val="hybridMultilevel"/>
+    <w:tmpl w:val="30488E58"/>
+    <w:lvl w:ilvl="0" w:tplc="04090001">
+      <w:start w:val="1"/>
+      <w:numFmt w:val="bullet"/>
+      <w:lvlText w:val=""/>
+      <w:lvlJc w:val="left"/>
+      <w:pPr>
+        <w:ind w:left="1080" w:hanging="360"/>
+      </w:pPr>
+      <w:rPr>
+        <w:rFonts w:ascii="Symbol" w:hAnsi="Symbol" w:hint="default"/>
+      </w:rPr>
+    </w:lvl>
+    <w:lvl w:ilvl="1" w:tplc="04090003" w:tentative="1">
+      <w:start w:val="1"/>
+      <w:numFmt w:val="bullet"/>
+      <w:lvlText w:val="o"/>
+      <w:lvlJc w:val="left"/>
+      <w:pPr>
+        <w:ind w:left="1800" w:hanging="360"/>
+      </w:pPr>
+      <w:rPr>
+        <w:rFonts w:ascii="Courier New" w:hAnsi="Courier New" w:cs="Courier New" w:hint="default"/>
+      </w:rPr>
+    </w:lvl>
+    <w:lvl w:ilvl="2" w:tplc="04090005" w:tentative="1">
+      <w:start w:val="1"/>
+      <w:numFmt w:val="bullet"/>
+      <w:lvlText w:val=""/>
+      <w:lvlJc w:val="left"/>
+      <w:pPr>
+        <w:ind w:left="2520" w:hanging="360"/>
+      </w:pPr>
+      <w:rPr>
+        <w:rFonts w:ascii="Wingdings" w:hAnsi="Wingdings" w:hint="default"/>
+      </w:rPr>
+    </w:lvl>
+    <w:lvl w:ilvl="3" w:tplc="04090001" w:tentative="1">
+      <w:start w:val="1"/>
+      <w:numFmt w:val="bullet"/>
+      <w:lvlText w:val=""/>
+      <w:lvlJc w:val="left"/>
+      <w:pPr>
+        <w:ind w:left="3240" w:hanging="360"/>
+      </w:pPr>
+      <w:rPr>
+        <w:rFonts w:ascii="Symbol" w:hAnsi="Symbol" w:hint="default"/>
+      </w:rPr>
+    </w:lvl>
+    <w:lvl w:ilvl="4" w:tplc="04090003" w:tentative="1">
+      <w:start w:val="1"/>
+      <w:numFmt w:val="bullet"/>
+      <w:lvlText w:val="o"/>
+      <w:lvlJc w:val="left"/>
+      <w:pPr>
+        <w:ind w:left="3960" w:hanging="360"/>
+      </w:pPr>
+      <w:rPr>
+        <w:rFonts w:ascii="Courier New" w:hAnsi="Courier New" w:cs="Courier New" w:hint="default"/>
+      </w:rPr>
+    </w:lvl>
+    <w:lvl w:ilvl="5" w:tplc="04090005" w:tentative="1">
+      <w:start w:val="1"/>
+      <w:numFmt w:val="bullet"/>
+      <w:lvlText w:val=""/>
+      <w:lvlJc w:val="left"/>
+      <w:pPr>
+        <w:ind w:left="4680" w:hanging="360"/>
+      </w:pPr>
+      <w:rPr>
+        <w:rFonts w:ascii="Wingdings" w:hAnsi="Wingdings" w:hint="default"/>
+      </w:rPr>
+    </w:lvl>
+    <w:lvl w:ilvl="6" w:tplc="04090001" w:tentative="1">
+      <w:start w:val="1"/>
+      <w:numFmt w:val="bullet"/>
+      <w:lvlText w:val=""/>
+      <w:lvlJc w:val="left"/>
+      <w:pPr>
+        <w:ind w:left="5400" w:hanging="360"/>
+      </w:pPr>
+      <w:rPr>
+        <w:rFonts w:ascii="Symbol" w:hAnsi="Symbol" w:hint="default"/>
+      </w:rPr>
+    </w:lvl>
+    <w:lvl w:ilvl="7" w:tplc="04090003" w:tentative="1">
+      <w:start w:val="1"/>
+      <w:numFmt w:val="bullet"/>
+      <w:lvlText w:val="o"/>
+      <w:lvlJc w:val="left"/>
+      <w:pPr>
+        <w:ind w:left="6120" w:hanging="360"/>
+      </w:pPr>
+      <w:rPr>
+        <w:rFonts w:ascii="Courier New" w:hAnsi="Courier New" w:cs="Courier New" w:hint="default"/>
+      </w:rPr>
+    </w:lvl>
+    <w:lvl w:ilvl="8" w:tplc="04090005" w:tentative="1">
+      <w:start w:val="1"/>
+      <w:numFmt w:val="bullet"/>
+      <w:lvlText w:val=""/>
+      <w:lvlJc w:val="left"/>
+      <w:pPr>
+        <w:ind w:left="6840" w:hanging="360"/>
+      </w:pPr>
+      <w:rPr>
+        <w:rFonts w:ascii="Wingdings" w:hAnsi="Wingdings" w:hint="default"/>
+      </w:rPr>
+    </w:lvl>
+  </w:abstractNum>
+  <w:abstractNum w:abstractNumId="11" w15:restartNumberingAfterBreak="0">
     <w:nsid w:val="3DE12982"/>
     <w:multiLevelType w:val="hybridMultilevel"/>
     <w:tmpl w:val="27BCC3A8"/>
@@ -6980,7 +10559,119 @@
       </w:rPr>
     </w:lvl>
   </w:abstractNum>
-  <w:abstractNum w:abstractNumId="5" w15:restartNumberingAfterBreak="0">
+  <w:abstractNum w:abstractNumId="12" w15:restartNumberingAfterBreak="0">
+    <w:nsid w:val="3EDF323C"/>
+    <w:multiLevelType w:val="hybridMultilevel"/>
+    <w:tmpl w:val="DEC00FCE"/>
+    <w:lvl w:ilvl="0" w:tplc="04C425BE">
+      <w:numFmt w:val="bullet"/>
+      <w:lvlText w:val="-"/>
+      <w:lvlJc w:val="left"/>
+      <w:pPr>
+        <w:ind w:left="1080" w:hanging="360"/>
+      </w:pPr>
+      <w:rPr>
+        <w:rFonts w:ascii="Calibri" w:eastAsiaTheme="minorHAnsi" w:hAnsi="Calibri" w:cs="Calibri" w:hint="default"/>
+      </w:rPr>
+    </w:lvl>
+    <w:lvl w:ilvl="1" w:tplc="04090003" w:tentative="1">
+      <w:start w:val="1"/>
+      <w:numFmt w:val="bullet"/>
+      <w:lvlText w:val="o"/>
+      <w:lvlJc w:val="left"/>
+      <w:pPr>
+        <w:ind w:left="1800" w:hanging="360"/>
+      </w:pPr>
+      <w:rPr>
+        <w:rFonts w:ascii="Courier New" w:hAnsi="Courier New" w:cs="Courier New" w:hint="default"/>
+      </w:rPr>
+    </w:lvl>
+    <w:lvl w:ilvl="2" w:tplc="04090005" w:tentative="1">
+      <w:start w:val="1"/>
+      <w:numFmt w:val="bullet"/>
+      <w:lvlText w:val=""/>
+      <w:lvlJc w:val="left"/>
+      <w:pPr>
+        <w:ind w:left="2520" w:hanging="360"/>
+      </w:pPr>
+      <w:rPr>
+        <w:rFonts w:ascii="Wingdings" w:hAnsi="Wingdings" w:hint="default"/>
+      </w:rPr>
+    </w:lvl>
+    <w:lvl w:ilvl="3" w:tplc="04090001" w:tentative="1">
+      <w:start w:val="1"/>
+      <w:numFmt w:val="bullet"/>
+      <w:lvlText w:val=""/>
+      <w:lvlJc w:val="left"/>
+      <w:pPr>
+        <w:ind w:left="3240" w:hanging="360"/>
+      </w:pPr>
+      <w:rPr>
+        <w:rFonts w:ascii="Symbol" w:hAnsi="Symbol" w:hint="default"/>
+      </w:rPr>
+    </w:lvl>
+    <w:lvl w:ilvl="4" w:tplc="04090003" w:tentative="1">
+      <w:start w:val="1"/>
+      <w:numFmt w:val="bullet"/>
+      <w:lvlText w:val="o"/>
+      <w:lvlJc w:val="left"/>
+      <w:pPr>
+        <w:ind w:left="3960" w:hanging="360"/>
+      </w:pPr>
+      <w:rPr>
+        <w:rFonts w:ascii="Courier New" w:hAnsi="Courier New" w:cs="Courier New" w:hint="default"/>
+      </w:rPr>
+    </w:lvl>
+    <w:lvl w:ilvl="5" w:tplc="04090005" w:tentative="1">
+      <w:start w:val="1"/>
+      <w:numFmt w:val="bullet"/>
+      <w:lvlText w:val=""/>
+      <w:lvlJc w:val="left"/>
+      <w:pPr>
+        <w:ind w:left="4680" w:hanging="360"/>
+      </w:pPr>
+      <w:rPr>
+        <w:rFonts w:ascii="Wingdings" w:hAnsi="Wingdings" w:hint="default"/>
+      </w:rPr>
+    </w:lvl>
+    <w:lvl w:ilvl="6" w:tplc="04090001" w:tentative="1">
+      <w:start w:val="1"/>
+      <w:numFmt w:val="bullet"/>
+      <w:lvlText w:val=""/>
+      <w:lvlJc w:val="left"/>
+      <w:pPr>
+        <w:ind w:left="5400" w:hanging="360"/>
+      </w:pPr>
+      <w:rPr>
+        <w:rFonts w:ascii="Symbol" w:hAnsi="Symbol" w:hint="default"/>
+      </w:rPr>
+    </w:lvl>
+    <w:lvl w:ilvl="7" w:tplc="04090003" w:tentative="1">
+      <w:start w:val="1"/>
+      <w:numFmt w:val="bullet"/>
+      <w:lvlText w:val="o"/>
+      <w:lvlJc w:val="left"/>
+      <w:pPr>
+        <w:ind w:left="6120" w:hanging="360"/>
+      </w:pPr>
+      <w:rPr>
+        <w:rFonts w:ascii="Courier New" w:hAnsi="Courier New" w:cs="Courier New" w:hint="default"/>
+      </w:rPr>
+    </w:lvl>
+    <w:lvl w:ilvl="8" w:tplc="04090005" w:tentative="1">
+      <w:start w:val="1"/>
+      <w:numFmt w:val="bullet"/>
+      <w:lvlText w:val=""/>
+      <w:lvlJc w:val="left"/>
+      <w:pPr>
+        <w:ind w:left="6840" w:hanging="360"/>
+      </w:pPr>
+      <w:rPr>
+        <w:rFonts w:ascii="Wingdings" w:hAnsi="Wingdings" w:hint="default"/>
+      </w:rPr>
+    </w:lvl>
+  </w:abstractNum>
+  <w:abstractNum w:abstractNumId="13" w15:restartNumberingAfterBreak="0">
     <w:nsid w:val="44180B21"/>
     <w:multiLevelType w:val="hybridMultilevel"/>
     <w:tmpl w:val="2DE2BCCE"/>
@@ -7093,7 +10784,7 @@
       </w:rPr>
     </w:lvl>
   </w:abstractNum>
-  <w:abstractNum w:abstractNumId="6" w15:restartNumberingAfterBreak="0">
+  <w:abstractNum w:abstractNumId="14" w15:restartNumberingAfterBreak="0">
     <w:nsid w:val="4E2101FE"/>
     <w:multiLevelType w:val="hybridMultilevel"/>
     <w:tmpl w:val="48D8DE12"/>
@@ -7206,7 +10897,120 @@
       </w:rPr>
     </w:lvl>
   </w:abstractNum>
-  <w:abstractNum w:abstractNumId="7" w15:restartNumberingAfterBreak="0">
+  <w:abstractNum w:abstractNumId="15" w15:restartNumberingAfterBreak="0">
+    <w:nsid w:val="553C280C"/>
+    <w:multiLevelType w:val="hybridMultilevel"/>
+    <w:tmpl w:val="DC380072"/>
+    <w:lvl w:ilvl="0" w:tplc="04090001">
+      <w:start w:val="1"/>
+      <w:numFmt w:val="bullet"/>
+      <w:lvlText w:val=""/>
+      <w:lvlJc w:val="left"/>
+      <w:pPr>
+        <w:ind w:left="1080" w:hanging="360"/>
+      </w:pPr>
+      <w:rPr>
+        <w:rFonts w:ascii="Symbol" w:hAnsi="Symbol" w:hint="default"/>
+      </w:rPr>
+    </w:lvl>
+    <w:lvl w:ilvl="1" w:tplc="FFFFFFFF" w:tentative="1">
+      <w:start w:val="1"/>
+      <w:numFmt w:val="bullet"/>
+      <w:lvlText w:val="o"/>
+      <w:lvlJc w:val="left"/>
+      <w:pPr>
+        <w:ind w:left="1800" w:hanging="360"/>
+      </w:pPr>
+      <w:rPr>
+        <w:rFonts w:ascii="Courier New" w:hAnsi="Courier New" w:cs="Courier New" w:hint="default"/>
+      </w:rPr>
+    </w:lvl>
+    <w:lvl w:ilvl="2" w:tplc="FFFFFFFF" w:tentative="1">
+      <w:start w:val="1"/>
+      <w:numFmt w:val="bullet"/>
+      <w:lvlText w:val=""/>
+      <w:lvlJc w:val="left"/>
+      <w:pPr>
+        <w:ind w:left="2520" w:hanging="360"/>
+      </w:pPr>
+      <w:rPr>
+        <w:rFonts w:ascii="Wingdings" w:hAnsi="Wingdings" w:hint="default"/>
+      </w:rPr>
+    </w:lvl>
+    <w:lvl w:ilvl="3" w:tplc="FFFFFFFF" w:tentative="1">
+      <w:start w:val="1"/>
+      <w:numFmt w:val="bullet"/>
+      <w:lvlText w:val=""/>
+      <w:lvlJc w:val="left"/>
+      <w:pPr>
+        <w:ind w:left="3240" w:hanging="360"/>
+      </w:pPr>
+      <w:rPr>
+        <w:rFonts w:ascii="Symbol" w:hAnsi="Symbol" w:hint="default"/>
+      </w:rPr>
+    </w:lvl>
+    <w:lvl w:ilvl="4" w:tplc="FFFFFFFF" w:tentative="1">
+      <w:start w:val="1"/>
+      <w:numFmt w:val="bullet"/>
+      <w:lvlText w:val="o"/>
+      <w:lvlJc w:val="left"/>
+      <w:pPr>
+        <w:ind w:left="3960" w:hanging="360"/>
+      </w:pPr>
+      <w:rPr>
+        <w:rFonts w:ascii="Courier New" w:hAnsi="Courier New" w:cs="Courier New" w:hint="default"/>
+      </w:rPr>
+    </w:lvl>
+    <w:lvl w:ilvl="5" w:tplc="FFFFFFFF" w:tentative="1">
+      <w:start w:val="1"/>
+      <w:numFmt w:val="bullet"/>
+      <w:lvlText w:val=""/>
+      <w:lvlJc w:val="left"/>
+      <w:pPr>
+        <w:ind w:left="4680" w:hanging="360"/>
+      </w:pPr>
+      <w:rPr>
+        <w:rFonts w:ascii="Wingdings" w:hAnsi="Wingdings" w:hint="default"/>
+      </w:rPr>
+    </w:lvl>
+    <w:lvl w:ilvl="6" w:tplc="FFFFFFFF" w:tentative="1">
+      <w:start w:val="1"/>
+      <w:numFmt w:val="bullet"/>
+      <w:lvlText w:val=""/>
+      <w:lvlJc w:val="left"/>
+      <w:pPr>
+        <w:ind w:left="5400" w:hanging="360"/>
+      </w:pPr>
+      <w:rPr>
+        <w:rFonts w:ascii="Symbol" w:hAnsi="Symbol" w:hint="default"/>
+      </w:rPr>
+    </w:lvl>
+    <w:lvl w:ilvl="7" w:tplc="FFFFFFFF" w:tentative="1">
+      <w:start w:val="1"/>
+      <w:numFmt w:val="bullet"/>
+      <w:lvlText w:val="o"/>
+      <w:lvlJc w:val="left"/>
+      <w:pPr>
+        <w:ind w:left="6120" w:hanging="360"/>
+      </w:pPr>
+      <w:rPr>
+        <w:rFonts w:ascii="Courier New" w:hAnsi="Courier New" w:cs="Courier New" w:hint="default"/>
+      </w:rPr>
+    </w:lvl>
+    <w:lvl w:ilvl="8" w:tplc="FFFFFFFF" w:tentative="1">
+      <w:start w:val="1"/>
+      <w:numFmt w:val="bullet"/>
+      <w:lvlText w:val=""/>
+      <w:lvlJc w:val="left"/>
+      <w:pPr>
+        <w:ind w:left="6840" w:hanging="360"/>
+      </w:pPr>
+      <w:rPr>
+        <w:rFonts w:ascii="Wingdings" w:hAnsi="Wingdings" w:hint="default"/>
+      </w:rPr>
+    </w:lvl>
+  </w:abstractNum>
+  <w:abstractNum w:abstractNumId="16" w15:restartNumberingAfterBreak="0">
     <w:nsid w:val="70CD48CF"/>
     <w:multiLevelType w:val="hybridMultilevel"/>
     <w:tmpl w:val="DDFA3A4C"/>
@@ -7319,7 +11123,7 @@
       </w:rPr>
     </w:lvl>
   </w:abstractNum>
-  <w:abstractNum w:abstractNumId="8" w15:restartNumberingAfterBreak="0">
+  <w:abstractNum w:abstractNumId="17" w15:restartNumberingAfterBreak="0">
     <w:nsid w:val="72E33BB9"/>
     <w:multiLevelType w:val="hybridMultilevel"/>
     <w:tmpl w:val="F6E414A6"/>
@@ -7432,32 +11236,291 @@
       </w:rPr>
     </w:lvl>
   </w:abstractNum>
+  <w:abstractNum w:abstractNumId="18" w15:restartNumberingAfterBreak="0">
+    <w:nsid w:val="7361270A"/>
+    <w:multiLevelType w:val="hybridMultilevel"/>
+    <w:tmpl w:val="38F2FBDC"/>
+    <w:lvl w:ilvl="0" w:tplc="04090001">
+      <w:start w:val="1"/>
+      <w:numFmt w:val="bullet"/>
+      <w:lvlText w:val=""/>
+      <w:lvlJc w:val="left"/>
+      <w:pPr>
+        <w:ind w:left="1080" w:hanging="360"/>
+      </w:pPr>
+      <w:rPr>
+        <w:rFonts w:ascii="Symbol" w:hAnsi="Symbol" w:hint="default"/>
+      </w:rPr>
+    </w:lvl>
+    <w:lvl w:ilvl="1" w:tplc="FFFFFFFF" w:tentative="1">
+      <w:start w:val="1"/>
+      <w:numFmt w:val="bullet"/>
+      <w:lvlText w:val="o"/>
+      <w:lvlJc w:val="left"/>
+      <w:pPr>
+        <w:ind w:left="1800" w:hanging="360"/>
+      </w:pPr>
+      <w:rPr>
+        <w:rFonts w:ascii="Courier New" w:hAnsi="Courier New" w:cs="Courier New" w:hint="default"/>
+      </w:rPr>
+    </w:lvl>
+    <w:lvl w:ilvl="2" w:tplc="FFFFFFFF" w:tentative="1">
+      <w:start w:val="1"/>
+      <w:numFmt w:val="bullet"/>
+      <w:lvlText w:val=""/>
+      <w:lvlJc w:val="left"/>
+      <w:pPr>
+        <w:ind w:left="2520" w:hanging="360"/>
+      </w:pPr>
+      <w:rPr>
+        <w:rFonts w:ascii="Wingdings" w:hAnsi="Wingdings" w:hint="default"/>
+      </w:rPr>
+    </w:lvl>
+    <w:lvl w:ilvl="3" w:tplc="FFFFFFFF" w:tentative="1">
+      <w:start w:val="1"/>
+      <w:numFmt w:val="bullet"/>
+      <w:lvlText w:val=""/>
+      <w:lvlJc w:val="left"/>
+      <w:pPr>
+        <w:ind w:left="3240" w:hanging="360"/>
+      </w:pPr>
+      <w:rPr>
+        <w:rFonts w:ascii="Symbol" w:hAnsi="Symbol" w:hint="default"/>
+      </w:rPr>
+    </w:lvl>
+    <w:lvl w:ilvl="4" w:tplc="FFFFFFFF" w:tentative="1">
+      <w:start w:val="1"/>
+      <w:numFmt w:val="bullet"/>
+      <w:lvlText w:val="o"/>
+      <w:lvlJc w:val="left"/>
+      <w:pPr>
+        <w:ind w:left="3960" w:hanging="360"/>
+      </w:pPr>
+      <w:rPr>
+        <w:rFonts w:ascii="Courier New" w:hAnsi="Courier New" w:cs="Courier New" w:hint="default"/>
+      </w:rPr>
+    </w:lvl>
+    <w:lvl w:ilvl="5" w:tplc="FFFFFFFF" w:tentative="1">
+      <w:start w:val="1"/>
+      <w:numFmt w:val="bullet"/>
+      <w:lvlText w:val=""/>
+      <w:lvlJc w:val="left"/>
+      <w:pPr>
+        <w:ind w:left="4680" w:hanging="360"/>
+      </w:pPr>
+      <w:rPr>
+        <w:rFonts w:ascii="Wingdings" w:hAnsi="Wingdings" w:hint="default"/>
+      </w:rPr>
+    </w:lvl>
+    <w:lvl w:ilvl="6" w:tplc="FFFFFFFF" w:tentative="1">
+      <w:start w:val="1"/>
+      <w:numFmt w:val="bullet"/>
+      <w:lvlText w:val=""/>
+      <w:lvlJc w:val="left"/>
+      <w:pPr>
+        <w:ind w:left="5400" w:hanging="360"/>
+      </w:pPr>
+      <w:rPr>
+        <w:rFonts w:ascii="Symbol" w:hAnsi="Symbol" w:hint="default"/>
+      </w:rPr>
+    </w:lvl>
+    <w:lvl w:ilvl="7" w:tplc="FFFFFFFF" w:tentative="1">
+      <w:start w:val="1"/>
+      <w:numFmt w:val="bullet"/>
+      <w:lvlText w:val="o"/>
+      <w:lvlJc w:val="left"/>
+      <w:pPr>
+        <w:ind w:left="6120" w:hanging="360"/>
+      </w:pPr>
+      <w:rPr>
+        <w:rFonts w:ascii="Courier New" w:hAnsi="Courier New" w:cs="Courier New" w:hint="default"/>
+      </w:rPr>
+    </w:lvl>
+    <w:lvl w:ilvl="8" w:tplc="FFFFFFFF" w:tentative="1">
+      <w:start w:val="1"/>
+      <w:numFmt w:val="bullet"/>
+      <w:lvlText w:val=""/>
+      <w:lvlJc w:val="left"/>
+      <w:pPr>
+        <w:ind w:left="6840" w:hanging="360"/>
+      </w:pPr>
+      <w:rPr>
+        <w:rFonts w:ascii="Wingdings" w:hAnsi="Wingdings" w:hint="default"/>
+      </w:rPr>
+    </w:lvl>
+  </w:abstractNum>
+  <w:abstractNum w:abstractNumId="19" w15:restartNumberingAfterBreak="0">
+    <w:nsid w:val="77A1277C"/>
+    <w:multiLevelType w:val="hybridMultilevel"/>
+    <w:tmpl w:val="DAC682C8"/>
+    <w:lvl w:ilvl="0" w:tplc="04090001">
+      <w:start w:val="1"/>
+      <w:numFmt w:val="bullet"/>
+      <w:lvlText w:val=""/>
+      <w:lvlJc w:val="left"/>
+      <w:pPr>
+        <w:ind w:left="1080" w:hanging="360"/>
+      </w:pPr>
+      <w:rPr>
+        <w:rFonts w:ascii="Symbol" w:hAnsi="Symbol" w:hint="default"/>
+      </w:rPr>
+    </w:lvl>
+    <w:lvl w:ilvl="1" w:tplc="04090003" w:tentative="1">
+      <w:start w:val="1"/>
+      <w:numFmt w:val="bullet"/>
+      <w:lvlText w:val="o"/>
+      <w:lvlJc w:val="left"/>
+      <w:pPr>
+        <w:ind w:left="1800" w:hanging="360"/>
+      </w:pPr>
+      <w:rPr>
+        <w:rFonts w:ascii="Courier New" w:hAnsi="Courier New" w:cs="Courier New" w:hint="default"/>
+      </w:rPr>
+    </w:lvl>
+    <w:lvl w:ilvl="2" w:tplc="04090005" w:tentative="1">
+      <w:start w:val="1"/>
+      <w:numFmt w:val="bullet"/>
+      <w:lvlText w:val=""/>
+      <w:lvlJc w:val="left"/>
+      <w:pPr>
+        <w:ind w:left="2520" w:hanging="360"/>
+      </w:pPr>
+      <w:rPr>
+        <w:rFonts w:ascii="Wingdings" w:hAnsi="Wingdings" w:hint="default"/>
+      </w:rPr>
+    </w:lvl>
+    <w:lvl w:ilvl="3" w:tplc="04090001" w:tentative="1">
+      <w:start w:val="1"/>
+      <w:numFmt w:val="bullet"/>
+      <w:lvlText w:val=""/>
+      <w:lvlJc w:val="left"/>
+      <w:pPr>
+        <w:ind w:left="3240" w:hanging="360"/>
+      </w:pPr>
+      <w:rPr>
+        <w:rFonts w:ascii="Symbol" w:hAnsi="Symbol" w:hint="default"/>
+      </w:rPr>
+    </w:lvl>
+    <w:lvl w:ilvl="4" w:tplc="04090003" w:tentative="1">
+      <w:start w:val="1"/>
+      <w:numFmt w:val="bullet"/>
+      <w:lvlText w:val="o"/>
+      <w:lvlJc w:val="left"/>
+      <w:pPr>
+        <w:ind w:left="3960" w:hanging="360"/>
+      </w:pPr>
+      <w:rPr>
+        <w:rFonts w:ascii="Courier New" w:hAnsi="Courier New" w:cs="Courier New" w:hint="default"/>
+      </w:rPr>
+    </w:lvl>
+    <w:lvl w:ilvl="5" w:tplc="04090005" w:tentative="1">
+      <w:start w:val="1"/>
+      <w:numFmt w:val="bullet"/>
+      <w:lvlText w:val=""/>
+      <w:lvlJc w:val="left"/>
+      <w:pPr>
+        <w:ind w:left="4680" w:hanging="360"/>
+      </w:pPr>
+      <w:rPr>
+        <w:rFonts w:ascii="Wingdings" w:hAnsi="Wingdings" w:hint="default"/>
+      </w:rPr>
+    </w:lvl>
+    <w:lvl w:ilvl="6" w:tplc="04090001" w:tentative="1">
+      <w:start w:val="1"/>
+      <w:numFmt w:val="bullet"/>
+      <w:lvlText w:val=""/>
+      <w:lvlJc w:val="left"/>
+      <w:pPr>
+        <w:ind w:left="5400" w:hanging="360"/>
+      </w:pPr>
+      <w:rPr>
+        <w:rFonts w:ascii="Symbol" w:hAnsi="Symbol" w:hint="default"/>
+      </w:rPr>
+    </w:lvl>
+    <w:lvl w:ilvl="7" w:tplc="04090003" w:tentative="1">
+      <w:start w:val="1"/>
+      <w:numFmt w:val="bullet"/>
+      <w:lvlText w:val="o"/>
+      <w:lvlJc w:val="left"/>
+      <w:pPr>
+        <w:ind w:left="6120" w:hanging="360"/>
+      </w:pPr>
+      <w:rPr>
+        <w:rFonts w:ascii="Courier New" w:hAnsi="Courier New" w:cs="Courier New" w:hint="default"/>
+      </w:rPr>
+    </w:lvl>
+    <w:lvl w:ilvl="8" w:tplc="04090005" w:tentative="1">
+      <w:start w:val="1"/>
+      <w:numFmt w:val="bullet"/>
+      <w:lvlText w:val=""/>
+      <w:lvlJc w:val="left"/>
+      <w:pPr>
+        <w:ind w:left="6840" w:hanging="360"/>
+      </w:pPr>
+      <w:rPr>
+        <w:rFonts w:ascii="Wingdings" w:hAnsi="Wingdings" w:hint="default"/>
+      </w:rPr>
+    </w:lvl>
+  </w:abstractNum>
   <w:num w:numId="1" w16cid:durableId="1477524512">
-    <w:abstractNumId w:val="1"/>
+    <w:abstractNumId w:val="7"/>
   </w:num>
   <w:num w:numId="2" w16cid:durableId="1331568557">
-    <w:abstractNumId w:val="8"/>
+    <w:abstractNumId w:val="17"/>
   </w:num>
   <w:num w:numId="3" w16cid:durableId="414471362">
-    <w:abstractNumId w:val="6"/>
+    <w:abstractNumId w:val="14"/>
   </w:num>
   <w:num w:numId="4" w16cid:durableId="2063097570">
-    <w:abstractNumId w:val="5"/>
+    <w:abstractNumId w:val="13"/>
   </w:num>
   <w:num w:numId="5" w16cid:durableId="363598937">
-    <w:abstractNumId w:val="4"/>
+    <w:abstractNumId w:val="11"/>
   </w:num>
   <w:num w:numId="6" w16cid:durableId="1178041262">
     <w:abstractNumId w:val="0"/>
   </w:num>
   <w:num w:numId="7" w16cid:durableId="189689247">
+    <w:abstractNumId w:val="9"/>
+  </w:num>
+  <w:num w:numId="8" w16cid:durableId="1274095514">
+    <w:abstractNumId w:val="16"/>
+  </w:num>
+  <w:num w:numId="9" w16cid:durableId="2110658128">
+    <w:abstractNumId w:val="8"/>
+  </w:num>
+  <w:num w:numId="10" w16cid:durableId="1208757234">
+    <w:abstractNumId w:val="6"/>
+  </w:num>
+  <w:num w:numId="11" w16cid:durableId="811824656">
+    <w:abstractNumId w:val="1"/>
+  </w:num>
+  <w:num w:numId="12" w16cid:durableId="1493057814">
+    <w:abstractNumId w:val="10"/>
+  </w:num>
+  <w:num w:numId="13" w16cid:durableId="657539957">
+    <w:abstractNumId w:val="5"/>
+  </w:num>
+  <w:num w:numId="14" w16cid:durableId="1585724452">
+    <w:abstractNumId w:val="19"/>
+  </w:num>
+  <w:num w:numId="15" w16cid:durableId="452558506">
+    <w:abstractNumId w:val="2"/>
+  </w:num>
+  <w:num w:numId="16" w16cid:durableId="388917850">
+    <w:abstractNumId w:val="12"/>
+  </w:num>
+  <w:num w:numId="17" w16cid:durableId="1444033516">
+    <w:abstractNumId w:val="18"/>
+  </w:num>
+  <w:num w:numId="18" w16cid:durableId="712000930">
+    <w:abstractNumId w:val="4"/>
+  </w:num>
+  <w:num w:numId="19" w16cid:durableId="1310327474">
     <w:abstractNumId w:val="3"/>
   </w:num>
-  <w:num w:numId="8" w16cid:durableId="1274095514">
-    <w:abstractNumId w:val="7"/>
-  </w:num>
-  <w:num w:numId="9" w16cid:durableId="2110658128">
-    <w:abstractNumId w:val="2"/>
+  <w:num w:numId="20" w16cid:durableId="352195527">
+    <w:abstractNumId w:val="15"/>
   </w:num>
 </w:numbering>
 </file>
@@ -8065,6 +12128,7 @@
   <w:style w:type="character" w:default="1" w:styleId="DefaultParagraphFont">
     <w:name w:val="Default Paragraph Font"/>
     <w:uiPriority w:val="1"/>
+    <w:semiHidden/>
     <w:unhideWhenUsed/>
   </w:style>
   <w:style w:type="table" w:default="1" w:styleId="TableNormal">

--- a/Doc/Java Core.docx
+++ b/Doc/Java Core.docx
@@ -1105,7 +1105,7 @@
         </w:rPr>
         <w:lastRenderedPageBreak/>
         <w:drawing>
-          <wp:inline distT="0" distB="0" distL="0" distR="0" wp14:anchorId="25BC080A" wp14:editId="68100599">
+          <wp:inline distT="0" distB="0" distL="0" distR="0" wp14:anchorId="25BC080A" wp14:editId="511D3390">
             <wp:extent cx="5943600" cy="3786505"/>
             <wp:effectExtent l="38100" t="38100" r="38100" b="42545"/>
             <wp:docPr id="1788385258" name="Picture 1"/>
@@ -7038,6 +7038,7 @@
       <w:r>
         <w:rPr>
           <w:rFonts w:ascii="Times New Roman" w:hAnsi="Times New Roman" w:cs="Times New Roman"/>
+          <w:noProof/>
           <w:color w:val="000000" w:themeColor="text1"/>
           <w:sz w:val="28"/>
           <w:szCs w:val="28"/>
@@ -7178,6 +7179,7 @@
       <w:r>
         <w:rPr>
           <w:rFonts w:ascii="Times New Roman" w:hAnsi="Times New Roman" w:cs="Times New Roman"/>
+          <w:noProof/>
           <w:color w:val="000000" w:themeColor="text1"/>
           <w:sz w:val="28"/>
           <w:szCs w:val="28"/>
@@ -7417,6 +7419,7 @@
       <w:r>
         <w:rPr>
           <w:rFonts w:ascii="Times New Roman" w:hAnsi="Times New Roman" w:cs="Times New Roman"/>
+          <w:noProof/>
           <w:color w:val="000000" w:themeColor="text1"/>
           <w:sz w:val="28"/>
           <w:szCs w:val="28"/>
@@ -7615,6 +7618,7 @@
       <w:r>
         <w:rPr>
           <w:rFonts w:ascii="Times New Roman" w:hAnsi="Times New Roman" w:cs="Times New Roman"/>
+          <w:noProof/>
           <w:color w:val="000000" w:themeColor="text1"/>
           <w:sz w:val="28"/>
           <w:szCs w:val="28"/>
@@ -7950,6 +7954,7 @@
       <w:r>
         <w:rPr>
           <w:rFonts w:ascii="Times New Roman" w:hAnsi="Times New Roman" w:cs="Times New Roman"/>
+          <w:noProof/>
           <w:color w:val="000000" w:themeColor="text1"/>
           <w:sz w:val="28"/>
           <w:szCs w:val="28"/>
@@ -8203,6 +8208,7 @@
       <w:r>
         <w:rPr>
           <w:rFonts w:ascii="Times New Roman" w:hAnsi="Times New Roman" w:cs="Times New Roman"/>
+          <w:noProof/>
           <w:color w:val="000000" w:themeColor="text1"/>
           <w:sz w:val="28"/>
           <w:szCs w:val="28"/>
@@ -8398,6 +8404,7 @@
           <w:rFonts w:ascii="Times New Roman" w:hAnsi="Times New Roman" w:cs="Times New Roman"/>
           <w:b/>
           <w:bCs/>
+          <w:noProof/>
           <w:color w:val="000000" w:themeColor="text1"/>
           <w:sz w:val="28"/>
           <w:szCs w:val="28"/>
@@ -8533,6 +8540,7 @@
           <w:rFonts w:ascii="Times New Roman" w:hAnsi="Times New Roman" w:cs="Times New Roman"/>
           <w:b/>
           <w:bCs/>
+          <w:noProof/>
           <w:color w:val="000000" w:themeColor="text1"/>
           <w:sz w:val="28"/>
           <w:szCs w:val="28"/>
@@ -8639,6 +8647,7 @@
           <w:rFonts w:ascii="Times New Roman" w:hAnsi="Times New Roman" w:cs="Times New Roman"/>
           <w:b/>
           <w:bCs/>
+          <w:noProof/>
           <w:color w:val="000000" w:themeColor="text1"/>
           <w:sz w:val="28"/>
           <w:szCs w:val="28"/>
@@ -8745,6 +8754,7 @@
           <w:rFonts w:ascii="Times New Roman" w:hAnsi="Times New Roman" w:cs="Times New Roman"/>
           <w:b/>
           <w:bCs/>
+          <w:noProof/>
           <w:color w:val="000000" w:themeColor="text1"/>
           <w:sz w:val="28"/>
           <w:szCs w:val="28"/>
@@ -8844,7 +8854,11 @@
     </w:p>
     <w:p>
       <w:pPr>
-        <w:ind w:left="360"/>
+        <w:pStyle w:val="ListParagraph"/>
+        <w:numPr>
+          <w:ilvl w:val="0"/>
+          <w:numId w:val="22"/>
+        </w:numPr>
         <w:rPr>
           <w:rFonts w:ascii="Times New Roman" w:hAnsi="Times New Roman" w:cs="Times New Roman"/>
           <w:color w:val="000000" w:themeColor="text1"/>
@@ -8865,7 +8879,11 @@
     </w:p>
     <w:p>
       <w:pPr>
-        <w:ind w:left="360"/>
+        <w:pStyle w:val="ListParagraph"/>
+        <w:numPr>
+          <w:ilvl w:val="0"/>
+          <w:numId w:val="22"/>
+        </w:numPr>
         <w:rPr>
           <w:rFonts w:ascii="Times New Roman" w:hAnsi="Times New Roman" w:cs="Times New Roman"/>
           <w:color w:val="000000" w:themeColor="text1"/>
@@ -8885,7 +8903,11 @@
     </w:p>
     <w:p>
       <w:pPr>
-        <w:ind w:left="360"/>
+        <w:pStyle w:val="ListParagraph"/>
+        <w:numPr>
+          <w:ilvl w:val="0"/>
+          <w:numId w:val="22"/>
+        </w:numPr>
         <w:rPr>
           <w:rFonts w:ascii="Times New Roman" w:hAnsi="Times New Roman" w:cs="Times New Roman"/>
           <w:color w:val="000000" w:themeColor="text1"/>
@@ -8971,7 +8993,11 @@
     </w:p>
     <w:p>
       <w:pPr>
-        <w:ind w:left="360"/>
+        <w:pStyle w:val="ListParagraph"/>
+        <w:numPr>
+          <w:ilvl w:val="0"/>
+          <w:numId w:val="21"/>
+        </w:numPr>
         <w:rPr>
           <w:rFonts w:ascii="Times New Roman" w:hAnsi="Times New Roman" w:cs="Times New Roman"/>
           <w:color w:val="000000" w:themeColor="text1"/>
@@ -8987,6 +9013,126 @@
           <w:szCs w:val="28"/>
         </w:rPr>
         <w:t>Object (Đối tượng)</w:t>
+      </w:r>
+    </w:p>
+    <w:p>
+      <w:pPr>
+        <w:pStyle w:val="ListParagraph"/>
+        <w:numPr>
+          <w:ilvl w:val="0"/>
+          <w:numId w:val="21"/>
+        </w:numPr>
+        <w:rPr>
+          <w:rFonts w:ascii="Times New Roman" w:hAnsi="Times New Roman" w:cs="Times New Roman"/>
+          <w:color w:val="000000" w:themeColor="text1"/>
+          <w:sz w:val="28"/>
+          <w:szCs w:val="28"/>
+        </w:rPr>
+      </w:pPr>
+      <w:r>
+        <w:rPr>
+          <w:rFonts w:ascii="Times New Roman" w:hAnsi="Times New Roman" w:cs="Times New Roman"/>
+          <w:color w:val="000000" w:themeColor="text1"/>
+          <w:sz w:val="28"/>
+          <w:szCs w:val="28"/>
+        </w:rPr>
+        <w:t>Class (Lớp)</w:t>
+      </w:r>
+    </w:p>
+    <w:p>
+      <w:pPr>
+        <w:pStyle w:val="ListParagraph"/>
+        <w:numPr>
+          <w:ilvl w:val="0"/>
+          <w:numId w:val="21"/>
+        </w:numPr>
+        <w:rPr>
+          <w:rFonts w:ascii="Times New Roman" w:hAnsi="Times New Roman" w:cs="Times New Roman"/>
+          <w:color w:val="000000" w:themeColor="text1"/>
+          <w:sz w:val="28"/>
+          <w:szCs w:val="28"/>
+        </w:rPr>
+      </w:pPr>
+      <w:r>
+        <w:rPr>
+          <w:rFonts w:ascii="Times New Roman" w:hAnsi="Times New Roman" w:cs="Times New Roman"/>
+          <w:color w:val="000000" w:themeColor="text1"/>
+          <w:sz w:val="28"/>
+          <w:szCs w:val="28"/>
+        </w:rPr>
+        <w:t>Inheritance (Kế thừa)</w:t>
+      </w:r>
+    </w:p>
+    <w:p>
+      <w:pPr>
+        <w:pStyle w:val="ListParagraph"/>
+        <w:numPr>
+          <w:ilvl w:val="0"/>
+          <w:numId w:val="21"/>
+        </w:numPr>
+        <w:rPr>
+          <w:rFonts w:ascii="Times New Roman" w:hAnsi="Times New Roman" w:cs="Times New Roman"/>
+          <w:color w:val="000000" w:themeColor="text1"/>
+          <w:sz w:val="28"/>
+          <w:szCs w:val="28"/>
+        </w:rPr>
+      </w:pPr>
+      <w:r>
+        <w:rPr>
+          <w:rFonts w:ascii="Times New Roman" w:hAnsi="Times New Roman" w:cs="Times New Roman"/>
+          <w:color w:val="000000" w:themeColor="text1"/>
+          <w:sz w:val="28"/>
+          <w:szCs w:val="28"/>
+        </w:rPr>
+        <w:t>Polymorphism (Đa hình)</w:t>
+      </w:r>
+    </w:p>
+    <w:p>
+      <w:pPr>
+        <w:pStyle w:val="ListParagraph"/>
+        <w:numPr>
+          <w:ilvl w:val="0"/>
+          <w:numId w:val="21"/>
+        </w:numPr>
+        <w:rPr>
+          <w:rFonts w:ascii="Times New Roman" w:hAnsi="Times New Roman" w:cs="Times New Roman"/>
+          <w:color w:val="000000" w:themeColor="text1"/>
+          <w:sz w:val="28"/>
+          <w:szCs w:val="28"/>
+        </w:rPr>
+      </w:pPr>
+      <w:r>
+        <w:rPr>
+          <w:rFonts w:ascii="Times New Roman" w:hAnsi="Times New Roman" w:cs="Times New Roman"/>
+          <w:color w:val="000000" w:themeColor="text1"/>
+          <w:sz w:val="28"/>
+          <w:szCs w:val="28"/>
+        </w:rPr>
+        <w:t>Abstraction (Trừu tượng)</w:t>
+      </w:r>
+    </w:p>
+    <w:p>
+      <w:pPr>
+        <w:pStyle w:val="ListParagraph"/>
+        <w:numPr>
+          <w:ilvl w:val="0"/>
+          <w:numId w:val="21"/>
+        </w:numPr>
+        <w:rPr>
+          <w:rFonts w:ascii="Times New Roman" w:hAnsi="Times New Roman" w:cs="Times New Roman"/>
+          <w:color w:val="000000" w:themeColor="text1"/>
+          <w:sz w:val="28"/>
+          <w:szCs w:val="28"/>
+        </w:rPr>
+      </w:pPr>
+      <w:r>
+        <w:rPr>
+          <w:rFonts w:ascii="Times New Roman" w:hAnsi="Times New Roman" w:cs="Times New Roman"/>
+          <w:color w:val="000000" w:themeColor="text1"/>
+          <w:sz w:val="28"/>
+          <w:szCs w:val="28"/>
+        </w:rPr>
+        <w:t>Encapsulation (Đóng gói)</w:t>
       </w:r>
     </w:p>
     <w:p>
@@ -9019,6 +9165,219 @@
     </w:p>
     <w:p>
       <w:pPr>
+        <w:ind w:left="360"/>
+        <w:rPr>
+          <w:rFonts w:ascii="Times New Roman" w:hAnsi="Times New Roman" w:cs="Times New Roman"/>
+          <w:b/>
+          <w:bCs/>
+          <w:color w:val="000000" w:themeColor="text1"/>
+          <w:sz w:val="28"/>
+          <w:szCs w:val="28"/>
+        </w:rPr>
+      </w:pPr>
+      <w:r>
+        <w:rPr>
+          <w:noProof/>
+        </w:rPr>
+        <w:lastRenderedPageBreak/>
+        <w:drawing>
+          <wp:inline distT="0" distB="0" distL="0" distR="0" wp14:anchorId="03AB7D70" wp14:editId="7CCDCA50">
+            <wp:extent cx="4040372" cy="2978910"/>
+            <wp:effectExtent l="38100" t="38100" r="36830" b="31115"/>
+            <wp:docPr id="230983454" name="Picture 1"/>
+            <wp:cNvGraphicFramePr>
+              <a:graphicFrameLocks xmlns:a="http://schemas.openxmlformats.org/drawingml/2006/main" noChangeAspect="1"/>
+            </wp:cNvGraphicFramePr>
+            <a:graphic xmlns:a="http://schemas.openxmlformats.org/drawingml/2006/main">
+              <a:graphicData uri="http://schemas.openxmlformats.org/drawingml/2006/picture">
+                <pic:pic xmlns:pic="http://schemas.openxmlformats.org/drawingml/2006/picture">
+                  <pic:nvPicPr>
+                    <pic:cNvPr id="0" name="Picture 1"/>
+                    <pic:cNvPicPr>
+                      <a:picLocks noChangeAspect="1" noChangeArrowheads="1"/>
+                    </pic:cNvPicPr>
+                  </pic:nvPicPr>
+                  <pic:blipFill>
+                    <a:blip r:embed="rId35">
+                      <a:extLst>
+                        <a:ext uri="{28A0092B-C50C-407E-A947-70E740481C1C}">
+                          <a14:useLocalDpi xmlns:a14="http://schemas.microsoft.com/office/drawing/2010/main" val="0"/>
+                        </a:ext>
+                      </a:extLst>
+                    </a:blip>
+                    <a:srcRect/>
+                    <a:stretch>
+                      <a:fillRect/>
+                    </a:stretch>
+                  </pic:blipFill>
+                  <pic:spPr bwMode="auto">
+                    <a:xfrm>
+                      <a:off x="0" y="0"/>
+                      <a:ext cx="4081915" cy="3009539"/>
+                    </a:xfrm>
+                    <a:prstGeom prst="rect">
+                      <a:avLst/>
+                    </a:prstGeom>
+                    <a:noFill/>
+                    <a:ln w="28575">
+                      <a:solidFill>
+                        <a:schemeClr val="tx1"/>
+                      </a:solidFill>
+                    </a:ln>
+                  </pic:spPr>
+                </pic:pic>
+              </a:graphicData>
+            </a:graphic>
+          </wp:inline>
+        </w:drawing>
+      </w:r>
+    </w:p>
+    <w:p>
+      <w:pPr>
+        <w:pStyle w:val="ListParagraph"/>
+        <w:numPr>
+          <w:ilvl w:val="0"/>
+          <w:numId w:val="23"/>
+        </w:numPr>
+        <w:rPr>
+          <w:rFonts w:ascii="Times New Roman" w:hAnsi="Times New Roman" w:cs="Times New Roman"/>
+          <w:color w:val="000000" w:themeColor="text1"/>
+          <w:sz w:val="28"/>
+          <w:szCs w:val="28"/>
+        </w:rPr>
+      </w:pPr>
+      <w:r>
+        <w:rPr>
+          <w:rFonts w:ascii="Times New Roman" w:hAnsi="Times New Roman" w:cs="Times New Roman"/>
+          <w:color w:val="000000" w:themeColor="text1"/>
+          <w:sz w:val="28"/>
+          <w:szCs w:val="28"/>
+        </w:rPr>
+        <w:t>Một thực thể có trạng thái và hành vi được gọi là một đối tượng, ví dụ như bàn, ghế, sách, vở, tôm, cua, … Nó có thể là vật lý hoặc logic (hữu hình hoặc vô hình). Ví dụ một đối tượng vô hình là hệ thống ngân hàng.</w:t>
+      </w:r>
+    </w:p>
+    <w:p>
+      <w:pPr>
+        <w:pStyle w:val="ListParagraph"/>
+        <w:numPr>
+          <w:ilvl w:val="0"/>
+          <w:numId w:val="23"/>
+        </w:numPr>
+        <w:rPr>
+          <w:rFonts w:ascii="Times New Roman" w:hAnsi="Times New Roman" w:cs="Times New Roman"/>
+          <w:color w:val="000000" w:themeColor="text1"/>
+          <w:sz w:val="28"/>
+          <w:szCs w:val="28"/>
+        </w:rPr>
+      </w:pPr>
+      <w:r>
+        <w:rPr>
+          <w:rFonts w:ascii="Times New Roman" w:hAnsi="Times New Roman" w:cs="Times New Roman"/>
+          <w:color w:val="000000" w:themeColor="text1"/>
+          <w:sz w:val="28"/>
+          <w:szCs w:val="28"/>
+        </w:rPr>
+        <w:t>Một đối tượng có 3 đặc điểm:</w:t>
+      </w:r>
+    </w:p>
+    <w:p>
+      <w:pPr>
+        <w:pStyle w:val="ListParagraph"/>
+        <w:numPr>
+          <w:ilvl w:val="1"/>
+          <w:numId w:val="23"/>
+        </w:numPr>
+        <w:rPr>
+          <w:rFonts w:ascii="Times New Roman" w:hAnsi="Times New Roman" w:cs="Times New Roman"/>
+          <w:color w:val="000000" w:themeColor="text1"/>
+          <w:sz w:val="28"/>
+          <w:szCs w:val="28"/>
+        </w:rPr>
+      </w:pPr>
+      <w:r>
+        <w:rPr>
+          <w:rFonts w:ascii="Times New Roman" w:hAnsi="Times New Roman" w:cs="Times New Roman"/>
+          <w:color w:val="000000" w:themeColor="text1"/>
+          <w:sz w:val="28"/>
+          <w:szCs w:val="28"/>
+        </w:rPr>
+        <w:t>State (Trạng thái): biểu diễn dữ liệu (giá trị) của một đối tượng.</w:t>
+      </w:r>
+    </w:p>
+    <w:p>
+      <w:pPr>
+        <w:pStyle w:val="ListParagraph"/>
+        <w:numPr>
+          <w:ilvl w:val="1"/>
+          <w:numId w:val="23"/>
+        </w:numPr>
+        <w:rPr>
+          <w:rFonts w:ascii="Times New Roman" w:hAnsi="Times New Roman" w:cs="Times New Roman"/>
+          <w:color w:val="000000" w:themeColor="text1"/>
+          <w:sz w:val="28"/>
+          <w:szCs w:val="28"/>
+        </w:rPr>
+      </w:pPr>
+      <w:r>
+        <w:rPr>
+          <w:rFonts w:ascii="Times New Roman" w:hAnsi="Times New Roman" w:cs="Times New Roman"/>
+          <w:color w:val="000000" w:themeColor="text1"/>
+          <w:sz w:val="28"/>
+          <w:szCs w:val="28"/>
+        </w:rPr>
+        <w:t>Behavior (Hành vi): biểu diễn hành vi (chức năng) của một đối tượng như gửi tiền, rút tiền, …</w:t>
+      </w:r>
+    </w:p>
+    <w:p>
+      <w:pPr>
+        <w:pStyle w:val="ListParagraph"/>
+        <w:numPr>
+          <w:ilvl w:val="1"/>
+          <w:numId w:val="23"/>
+        </w:numPr>
+        <w:rPr>
+          <w:rFonts w:ascii="Times New Roman" w:hAnsi="Times New Roman" w:cs="Times New Roman"/>
+          <w:color w:val="000000" w:themeColor="text1"/>
+          <w:sz w:val="28"/>
+          <w:szCs w:val="28"/>
+        </w:rPr>
+      </w:pPr>
+      <w:r>
+        <w:rPr>
+          <w:rFonts w:ascii="Times New Roman" w:hAnsi="Times New Roman" w:cs="Times New Roman"/>
+          <w:color w:val="000000" w:themeColor="text1"/>
+          <w:sz w:val="28"/>
+          <w:szCs w:val="28"/>
+        </w:rPr>
+        <w:t>Identity (Nhận dạng): Nhân dạng đối tượng thường được triển khai thông qua một ID duy nhất. Người dùng bên ngoài không nhìn thấy giá trị của ID. Tuy nhiên JVM sử dụng nó bên trong để nhận dạng duy nhất từng đối tượng.</w:t>
+      </w:r>
+    </w:p>
+    <w:p>
+      <w:pPr>
+        <w:pStyle w:val="ListParagraph"/>
+        <w:numPr>
+          <w:ilvl w:val="0"/>
+          <w:numId w:val="23"/>
+        </w:numPr>
+        <w:rPr>
+          <w:rFonts w:ascii="Times New Roman" w:hAnsi="Times New Roman" w:cs="Times New Roman"/>
+          <w:color w:val="000000" w:themeColor="text1"/>
+          <w:sz w:val="28"/>
+          <w:szCs w:val="28"/>
+        </w:rPr>
+      </w:pPr>
+      <w:r>
+        <w:rPr>
+          <w:rFonts w:ascii="Times New Roman" w:hAnsi="Times New Roman" w:cs="Times New Roman"/>
+          <w:color w:val="000000" w:themeColor="text1"/>
+          <w:sz w:val="28"/>
+          <w:szCs w:val="28"/>
+        </w:rPr>
+        <w:t>Đối tượng có thể được định nghĩa là 1 thể hiện của một lớp. Đối tượng chứa một địa chỉ và chiếm một số không gian nhớ. Các đối tượng có thể giao tiếp mà không cần biết chi tiết về dữ liệu hoặc mã của nhau. Điều duy nhất cần thiết là loại tin nhắn được chấp nhận và loại phản hồi mà các đối tượng trả về.</w:t>
+      </w:r>
+    </w:p>
+    <w:p>
+      <w:pPr>
         <w:pStyle w:val="ListParagraph"/>
         <w:numPr>
           <w:ilvl w:val="1"/>
@@ -9047,6 +9406,434 @@
     </w:p>
     <w:p>
       <w:pPr>
+        <w:ind w:left="360"/>
+        <w:rPr>
+          <w:rFonts w:ascii="Times New Roman" w:hAnsi="Times New Roman" w:cs="Times New Roman"/>
+          <w:b/>
+          <w:bCs/>
+          <w:color w:val="000000" w:themeColor="text1"/>
+          <w:sz w:val="28"/>
+          <w:szCs w:val="28"/>
+        </w:rPr>
+      </w:pPr>
+      <w:r>
+        <w:rPr>
+          <w:noProof/>
+        </w:rPr>
+        <w:lastRenderedPageBreak/>
+        <w:drawing>
+          <wp:inline distT="0" distB="0" distL="0" distR="0" wp14:anchorId="3CEF35A3" wp14:editId="0FD43DF3">
+            <wp:extent cx="3040912" cy="2973037"/>
+            <wp:effectExtent l="38100" t="38100" r="45720" b="37465"/>
+            <wp:docPr id="1491034498" name="Picture 2"/>
+            <wp:cNvGraphicFramePr>
+              <a:graphicFrameLocks xmlns:a="http://schemas.openxmlformats.org/drawingml/2006/main" noChangeAspect="1"/>
+            </wp:cNvGraphicFramePr>
+            <a:graphic xmlns:a="http://schemas.openxmlformats.org/drawingml/2006/main">
+              <a:graphicData uri="http://schemas.openxmlformats.org/drawingml/2006/picture">
+                <pic:pic xmlns:pic="http://schemas.openxmlformats.org/drawingml/2006/picture">
+                  <pic:nvPicPr>
+                    <pic:cNvPr id="0" name="Picture 3"/>
+                    <pic:cNvPicPr>
+                      <a:picLocks noChangeAspect="1" noChangeArrowheads="1"/>
+                    </pic:cNvPicPr>
+                  </pic:nvPicPr>
+                  <pic:blipFill>
+                    <a:blip r:embed="rId36">
+                      <a:extLst>
+                        <a:ext uri="{28A0092B-C50C-407E-A947-70E740481C1C}">
+                          <a14:useLocalDpi xmlns:a14="http://schemas.microsoft.com/office/drawing/2010/main" val="0"/>
+                        </a:ext>
+                      </a:extLst>
+                    </a:blip>
+                    <a:srcRect/>
+                    <a:stretch>
+                      <a:fillRect/>
+                    </a:stretch>
+                  </pic:blipFill>
+                  <pic:spPr bwMode="auto">
+                    <a:xfrm>
+                      <a:off x="0" y="0"/>
+                      <a:ext cx="3046830" cy="2978823"/>
+                    </a:xfrm>
+                    <a:prstGeom prst="rect">
+                      <a:avLst/>
+                    </a:prstGeom>
+                    <a:noFill/>
+                    <a:ln w="28575">
+                      <a:solidFill>
+                        <a:schemeClr val="tx1"/>
+                      </a:solidFill>
+                    </a:ln>
+                  </pic:spPr>
+                </pic:pic>
+              </a:graphicData>
+            </a:graphic>
+          </wp:inline>
+        </w:drawing>
+      </w:r>
+    </w:p>
+    <w:p>
+      <w:pPr>
+        <w:pStyle w:val="ListParagraph"/>
+        <w:numPr>
+          <w:ilvl w:val="0"/>
+          <w:numId w:val="24"/>
+        </w:numPr>
+        <w:rPr>
+          <w:rFonts w:ascii="Times New Roman" w:hAnsi="Times New Roman" w:cs="Times New Roman"/>
+          <w:color w:val="000000" w:themeColor="text1"/>
+          <w:sz w:val="28"/>
+          <w:szCs w:val="28"/>
+        </w:rPr>
+      </w:pPr>
+      <w:r>
+        <w:rPr>
+          <w:rFonts w:ascii="Times New Roman" w:hAnsi="Times New Roman" w:cs="Times New Roman"/>
+          <w:color w:val="000000" w:themeColor="text1"/>
+          <w:sz w:val="28"/>
+          <w:szCs w:val="28"/>
+        </w:rPr>
+        <w:t>Một class (Lớp) là một nhóm các đối tượng có các thuộc tính chung. Nó là một mẫu hoặc bản thiết kế mà từ đó các đối tượng được tạo ra</w:t>
+      </w:r>
+      <w:r>
+        <w:rPr>
+          <w:rFonts w:ascii="Times New Roman" w:hAnsi="Times New Roman" w:cs="Times New Roman"/>
+          <w:color w:val="000000" w:themeColor="text1"/>
+          <w:sz w:val="28"/>
+          <w:szCs w:val="28"/>
+        </w:rPr>
+        <w:t>. Nó là một thực thể logic và không thể là thực thể vật lý.</w:t>
+      </w:r>
+    </w:p>
+    <w:p>
+      <w:pPr>
+        <w:pStyle w:val="ListParagraph"/>
+        <w:numPr>
+          <w:ilvl w:val="0"/>
+          <w:numId w:val="24"/>
+        </w:numPr>
+        <w:rPr>
+          <w:rFonts w:ascii="Times New Roman" w:hAnsi="Times New Roman" w:cs="Times New Roman"/>
+          <w:color w:val="000000" w:themeColor="text1"/>
+          <w:sz w:val="28"/>
+          <w:szCs w:val="28"/>
+        </w:rPr>
+      </w:pPr>
+      <w:r>
+        <w:rPr>
+          <w:rFonts w:ascii="Times New Roman" w:hAnsi="Times New Roman" w:cs="Times New Roman"/>
+          <w:color w:val="000000" w:themeColor="text1"/>
+          <w:sz w:val="28"/>
+          <w:szCs w:val="28"/>
+        </w:rPr>
+        <w:t>Một lớp trong Java có thể chứa:</w:t>
+      </w:r>
+    </w:p>
+    <w:p>
+      <w:pPr>
+        <w:pStyle w:val="ListParagraph"/>
+        <w:numPr>
+          <w:ilvl w:val="1"/>
+          <w:numId w:val="24"/>
+        </w:numPr>
+        <w:rPr>
+          <w:rFonts w:ascii="Times New Roman" w:hAnsi="Times New Roman" w:cs="Times New Roman"/>
+          <w:color w:val="000000" w:themeColor="text1"/>
+          <w:sz w:val="28"/>
+          <w:szCs w:val="28"/>
+        </w:rPr>
+      </w:pPr>
+      <w:r>
+        <w:rPr>
+          <w:rFonts w:ascii="Times New Roman" w:hAnsi="Times New Roman" w:cs="Times New Roman"/>
+          <w:color w:val="000000" w:themeColor="text1"/>
+          <w:sz w:val="28"/>
+          <w:szCs w:val="28"/>
+        </w:rPr>
+        <w:t>Fields (Các trường)</w:t>
+      </w:r>
+    </w:p>
+    <w:p>
+      <w:pPr>
+        <w:pStyle w:val="ListParagraph"/>
+        <w:numPr>
+          <w:ilvl w:val="1"/>
+          <w:numId w:val="24"/>
+        </w:numPr>
+        <w:rPr>
+          <w:rFonts w:ascii="Times New Roman" w:hAnsi="Times New Roman" w:cs="Times New Roman"/>
+          <w:color w:val="000000" w:themeColor="text1"/>
+          <w:sz w:val="28"/>
+          <w:szCs w:val="28"/>
+        </w:rPr>
+      </w:pPr>
+      <w:r>
+        <w:rPr>
+          <w:rFonts w:ascii="Times New Roman" w:hAnsi="Times New Roman" w:cs="Times New Roman"/>
+          <w:color w:val="000000" w:themeColor="text1"/>
+          <w:sz w:val="28"/>
+          <w:szCs w:val="28"/>
+        </w:rPr>
+        <w:t>Methods (Phương thức)</w:t>
+      </w:r>
+    </w:p>
+    <w:p>
+      <w:pPr>
+        <w:pStyle w:val="ListParagraph"/>
+        <w:numPr>
+          <w:ilvl w:val="1"/>
+          <w:numId w:val="24"/>
+        </w:numPr>
+        <w:rPr>
+          <w:rFonts w:ascii="Times New Roman" w:hAnsi="Times New Roman" w:cs="Times New Roman"/>
+          <w:color w:val="000000" w:themeColor="text1"/>
+          <w:sz w:val="28"/>
+          <w:szCs w:val="28"/>
+        </w:rPr>
+      </w:pPr>
+      <w:r>
+        <w:rPr>
+          <w:rFonts w:ascii="Times New Roman" w:hAnsi="Times New Roman" w:cs="Times New Roman"/>
+          <w:color w:val="000000" w:themeColor="text1"/>
+          <w:sz w:val="28"/>
+          <w:szCs w:val="28"/>
+        </w:rPr>
+        <w:t>Contructors (Khởi tọa)</w:t>
+      </w:r>
+    </w:p>
+    <w:p>
+      <w:pPr>
+        <w:pStyle w:val="ListParagraph"/>
+        <w:numPr>
+          <w:ilvl w:val="1"/>
+          <w:numId w:val="24"/>
+        </w:numPr>
+        <w:rPr>
+          <w:rFonts w:ascii="Times New Roman" w:hAnsi="Times New Roman" w:cs="Times New Roman"/>
+          <w:color w:val="000000" w:themeColor="text1"/>
+          <w:sz w:val="28"/>
+          <w:szCs w:val="28"/>
+        </w:rPr>
+      </w:pPr>
+      <w:r>
+        <w:rPr>
+          <w:rFonts w:ascii="Times New Roman" w:hAnsi="Times New Roman" w:cs="Times New Roman"/>
+          <w:color w:val="000000" w:themeColor="text1"/>
+          <w:sz w:val="28"/>
+          <w:szCs w:val="28"/>
+        </w:rPr>
+        <w:t>Blocks (Khối)</w:t>
+      </w:r>
+    </w:p>
+    <w:p>
+      <w:pPr>
+        <w:pStyle w:val="ListParagraph"/>
+        <w:numPr>
+          <w:ilvl w:val="0"/>
+          <w:numId w:val="24"/>
+        </w:numPr>
+        <w:rPr>
+          <w:rFonts w:ascii="Times New Roman" w:hAnsi="Times New Roman" w:cs="Times New Roman"/>
+          <w:color w:val="000000" w:themeColor="text1"/>
+          <w:sz w:val="28"/>
+          <w:szCs w:val="28"/>
+        </w:rPr>
+      </w:pPr>
+      <w:r>
+        <w:rPr>
+          <w:rFonts w:ascii="Times New Roman" w:hAnsi="Times New Roman" w:cs="Times New Roman"/>
+          <w:color w:val="000000" w:themeColor="text1"/>
+          <w:sz w:val="28"/>
+          <w:szCs w:val="28"/>
+        </w:rPr>
+        <w:t>Nested class and interface (Lớp lồng nhau và giao diện)</w:t>
+      </w:r>
+    </w:p>
+    <w:p>
+      <w:pPr>
+        <w:pStyle w:val="ListParagraph"/>
+        <w:numPr>
+          <w:ilvl w:val="0"/>
+          <w:numId w:val="24"/>
+        </w:numPr>
+        <w:rPr>
+          <w:rFonts w:ascii="Times New Roman" w:hAnsi="Times New Roman" w:cs="Times New Roman"/>
+          <w:color w:val="000000" w:themeColor="text1"/>
+          <w:sz w:val="28"/>
+          <w:szCs w:val="28"/>
+        </w:rPr>
+      </w:pPr>
+      <w:r>
+        <w:rPr>
+          <w:rFonts w:ascii="Times New Roman" w:hAnsi="Times New Roman" w:cs="Times New Roman"/>
+          <w:color w:val="000000" w:themeColor="text1"/>
+          <w:sz w:val="28"/>
+          <w:szCs w:val="28"/>
+        </w:rPr>
+        <w:t>Cú pháp</w:t>
+      </w:r>
+      <w:r>
+        <w:rPr>
+          <w:rFonts w:ascii="Times New Roman" w:hAnsi="Times New Roman" w:cs="Times New Roman"/>
+          <w:color w:val="000000" w:themeColor="text1"/>
+          <w:sz w:val="28"/>
+          <w:szCs w:val="28"/>
+        </w:rPr>
+        <w:t>:</w:t>
+      </w:r>
+    </w:p>
+    <w:p>
+      <w:pPr>
+        <w:ind w:left="360"/>
+        <w:rPr>
+          <w:rFonts w:ascii="Times New Roman" w:hAnsi="Times New Roman" w:cs="Times New Roman"/>
+          <w:b/>
+          <w:bCs/>
+          <w:color w:val="000000" w:themeColor="text1"/>
+          <w:sz w:val="28"/>
+          <w:szCs w:val="28"/>
+        </w:rPr>
+      </w:pPr>
+      <w:r>
+        <w:rPr>
+          <w:rFonts w:ascii="Times New Roman" w:hAnsi="Times New Roman" w:cs="Times New Roman"/>
+          <w:b/>
+          <w:bCs/>
+          <w:color w:val="000000" w:themeColor="text1"/>
+          <w:sz w:val="28"/>
+          <w:szCs w:val="28"/>
+        </w:rPr>
+        <w:lastRenderedPageBreak/>
+        <w:drawing>
+          <wp:inline distT="0" distB="0" distL="0" distR="0" wp14:anchorId="1A89A105" wp14:editId="668F4380">
+            <wp:extent cx="5943600" cy="4411345"/>
+            <wp:effectExtent l="0" t="0" r="0" b="8255"/>
+            <wp:docPr id="1751006590" name="Picture 1"/>
+            <wp:cNvGraphicFramePr>
+              <a:graphicFrameLocks xmlns:a="http://schemas.openxmlformats.org/drawingml/2006/main" noChangeAspect="1"/>
+            </wp:cNvGraphicFramePr>
+            <a:graphic xmlns:a="http://schemas.openxmlformats.org/drawingml/2006/main">
+              <a:graphicData uri="http://schemas.openxmlformats.org/drawingml/2006/picture">
+                <pic:pic xmlns:pic="http://schemas.openxmlformats.org/drawingml/2006/picture">
+                  <pic:nvPicPr>
+                    <pic:cNvPr id="1751006590" name=""/>
+                    <pic:cNvPicPr/>
+                  </pic:nvPicPr>
+                  <pic:blipFill>
+                    <a:blip r:embed="rId37"/>
+                    <a:stretch>
+                      <a:fillRect/>
+                    </a:stretch>
+                  </pic:blipFill>
+                  <pic:spPr>
+                    <a:xfrm>
+                      <a:off x="0" y="0"/>
+                      <a:ext cx="5943600" cy="4411345"/>
+                    </a:xfrm>
+                    <a:prstGeom prst="rect">
+                      <a:avLst/>
+                    </a:prstGeom>
+                  </pic:spPr>
+                </pic:pic>
+              </a:graphicData>
+            </a:graphic>
+          </wp:inline>
+        </w:drawing>
+      </w:r>
+    </w:p>
+    <w:p>
+      <w:pPr>
+        <w:pStyle w:val="ListParagraph"/>
+        <w:numPr>
+          <w:ilvl w:val="0"/>
+          <w:numId w:val="25"/>
+        </w:numPr>
+        <w:rPr>
+          <w:rFonts w:ascii="Times New Roman" w:hAnsi="Times New Roman" w:cs="Times New Roman"/>
+          <w:color w:val="000000" w:themeColor="text1"/>
+          <w:sz w:val="28"/>
+          <w:szCs w:val="28"/>
+        </w:rPr>
+      </w:pPr>
+      <w:r>
+        <w:rPr>
+          <w:rFonts w:ascii="Times New Roman" w:hAnsi="Times New Roman" w:cs="Times New Roman"/>
+          <w:color w:val="000000" w:themeColor="text1"/>
+          <w:sz w:val="28"/>
+          <w:szCs w:val="28"/>
+        </w:rPr>
+        <w:t>Instance Variable trong Java:</w:t>
+      </w:r>
+      <w:r>
+        <w:rPr>
+          <w:rFonts w:ascii="Times New Roman" w:hAnsi="Times New Roman" w:cs="Times New Roman"/>
+          <w:color w:val="000000" w:themeColor="text1"/>
+          <w:sz w:val="28"/>
+          <w:szCs w:val="28"/>
+        </w:rPr>
+        <w:t xml:space="preserve"> </w:t>
+      </w:r>
+      <w:r>
+        <w:rPr>
+          <w:rFonts w:ascii="Times New Roman" w:hAnsi="Times New Roman" w:cs="Times New Roman"/>
+          <w:color w:val="000000" w:themeColor="text1"/>
+          <w:sz w:val="28"/>
+          <w:szCs w:val="28"/>
+        </w:rPr>
+        <w:t>Một biến được tạo bên tỏng một lớp và bên ngoài phương thức được gọi là Instance Variable. Instance Variable không nhận được bộ nhớ tại thời điểm biên dịch. Nó nhận được bộ nhớ tại thời điểm chạy khi một đối tượng hoặc Instance tạo ra. Đó là lý do tại sao nó được gọi là Instance Variable</w:t>
+      </w:r>
+    </w:p>
+    <w:p>
+      <w:pPr>
+        <w:pStyle w:val="ListParagraph"/>
+        <w:numPr>
+          <w:ilvl w:val="0"/>
+          <w:numId w:val="25"/>
+        </w:numPr>
+        <w:rPr>
+          <w:rFonts w:ascii="Times New Roman" w:hAnsi="Times New Roman" w:cs="Times New Roman"/>
+          <w:color w:val="000000" w:themeColor="text1"/>
+          <w:sz w:val="28"/>
+          <w:szCs w:val="28"/>
+        </w:rPr>
+      </w:pPr>
+      <w:r>
+        <w:rPr>
+          <w:rFonts w:ascii="Times New Roman" w:hAnsi="Times New Roman" w:cs="Times New Roman"/>
+          <w:color w:val="000000" w:themeColor="text1"/>
+          <w:sz w:val="28"/>
+          <w:szCs w:val="28"/>
+        </w:rPr>
+        <w:t>Mothod trong Java: Trong Java phương thức giống như hàm được sử dụng để biểu diễn hành vi của một đối tượng (behavior). Với phương thức chúng ta có thể tái sử dụng code hoặc tùy chỉnh dễ dàng.</w:t>
+      </w:r>
+    </w:p>
+    <w:p>
+      <w:pPr>
+        <w:pStyle w:val="ListParagraph"/>
+        <w:numPr>
+          <w:ilvl w:val="0"/>
+          <w:numId w:val="25"/>
+        </w:numPr>
+        <w:rPr>
+          <w:rFonts w:ascii="Times New Roman" w:hAnsi="Times New Roman" w:cs="Times New Roman"/>
+          <w:color w:val="000000" w:themeColor="text1"/>
+          <w:sz w:val="28"/>
+          <w:szCs w:val="28"/>
+        </w:rPr>
+      </w:pPr>
+      <w:r>
+        <w:rPr>
+          <w:rFonts w:ascii="Times New Roman" w:hAnsi="Times New Roman" w:cs="Times New Roman"/>
+          <w:color w:val="000000" w:themeColor="text1"/>
+          <w:sz w:val="28"/>
+          <w:szCs w:val="28"/>
+        </w:rPr>
+        <w:t>Từ khóa new trong Java: Từ khóa new được sử dụng để phân phát bộ nhớ khi chạy. Tất cả đối tượng đều có bộ nhớ trong vùng nhớ Heap.</w:t>
+      </w:r>
+    </w:p>
+    <w:p>
+      <w:pPr>
         <w:pStyle w:val="ListParagraph"/>
         <w:numPr>
           <w:ilvl w:val="1"/>
@@ -9073,8 +9860,476 @@
         <w:t>So sánh Object với Class</w:t>
       </w:r>
     </w:p>
+    <w:p>
+      <w:pPr>
+        <w:pStyle w:val="ListParagraph"/>
+        <w:numPr>
+          <w:ilvl w:val="0"/>
+          <w:numId w:val="26"/>
+        </w:numPr>
+        <w:rPr>
+          <w:rFonts w:ascii="Times New Roman" w:hAnsi="Times New Roman" w:cs="Times New Roman"/>
+          <w:color w:val="000000" w:themeColor="text1"/>
+          <w:sz w:val="28"/>
+          <w:szCs w:val="28"/>
+        </w:rPr>
+      </w:pPr>
+      <w:r>
+        <w:rPr>
+          <w:rFonts w:ascii="Times New Roman" w:hAnsi="Times New Roman" w:cs="Times New Roman"/>
+          <w:color w:val="000000" w:themeColor="text1"/>
+          <w:sz w:val="28"/>
+          <w:szCs w:val="28"/>
+        </w:rPr>
+        <w:t>Một class là một mẫu hoặc bản thiết kế để mô tả các thực thể hữu hình hoặc vô hình trong thế giới thật còn Object là bản sao hữu hình của class được tạo ra tại thời điểm Runtime của ứng dụng. Như vậy có thể nói Object là một instance của class.</w:t>
+      </w:r>
+    </w:p>
+    <w:p>
+      <w:pPr>
+        <w:pStyle w:val="ListParagraph"/>
+        <w:numPr>
+          <w:ilvl w:val="0"/>
+          <w:numId w:val="26"/>
+        </w:numPr>
+        <w:rPr>
+          <w:rFonts w:ascii="Times New Roman" w:hAnsi="Times New Roman" w:cs="Times New Roman"/>
+          <w:color w:val="000000" w:themeColor="text1"/>
+          <w:sz w:val="28"/>
+          <w:szCs w:val="28"/>
+        </w:rPr>
+      </w:pPr>
+      <w:r>
+        <w:rPr>
+          <w:rFonts w:ascii="Times New Roman" w:hAnsi="Times New Roman" w:cs="Times New Roman"/>
+          <w:color w:val="000000" w:themeColor="text1"/>
+          <w:sz w:val="28"/>
+          <w:szCs w:val="28"/>
+        </w:rPr>
+        <w:lastRenderedPageBreak/>
+        <w:t>Có 3 cách để khởi tạo đối tượng:</w:t>
+      </w:r>
+    </w:p>
+    <w:p>
+      <w:pPr>
+        <w:ind w:left="360"/>
+        <w:rPr>
+          <w:rFonts w:ascii="Times New Roman" w:hAnsi="Times New Roman" w:cs="Times New Roman"/>
+          <w:color w:val="000000" w:themeColor="text1"/>
+          <w:sz w:val="28"/>
+          <w:szCs w:val="28"/>
+        </w:rPr>
+      </w:pPr>
+      <w:r>
+        <w:rPr>
+          <w:rFonts w:ascii="Times New Roman" w:hAnsi="Times New Roman" w:cs="Times New Roman"/>
+          <w:color w:val="000000" w:themeColor="text1"/>
+          <w:sz w:val="28"/>
+          <w:szCs w:val="28"/>
+        </w:rPr>
+        <w:t>Khởi tạo đối tượng thông qua reference variable (Biến tham chiếu)</w:t>
+      </w:r>
+    </w:p>
+    <w:p>
+      <w:pPr>
+        <w:ind w:left="360"/>
+        <w:rPr>
+          <w:rFonts w:ascii="Times New Roman" w:hAnsi="Times New Roman" w:cs="Times New Roman"/>
+          <w:color w:val="000000" w:themeColor="text1"/>
+          <w:sz w:val="28"/>
+          <w:szCs w:val="28"/>
+        </w:rPr>
+      </w:pPr>
+      <w:r>
+        <w:rPr>
+          <w:rFonts w:ascii="Times New Roman" w:hAnsi="Times New Roman" w:cs="Times New Roman"/>
+          <w:color w:val="000000" w:themeColor="text1"/>
+          <w:sz w:val="28"/>
+          <w:szCs w:val="28"/>
+        </w:rPr>
+        <w:drawing>
+          <wp:inline distT="0" distB="0" distL="0" distR="0" wp14:anchorId="75B9362F" wp14:editId="5D60A395">
+            <wp:extent cx="5734850" cy="2791215"/>
+            <wp:effectExtent l="0" t="0" r="0" b="9525"/>
+            <wp:docPr id="2051314442" name="Picture 1"/>
+            <wp:cNvGraphicFramePr>
+              <a:graphicFrameLocks xmlns:a="http://schemas.openxmlformats.org/drawingml/2006/main" noChangeAspect="1"/>
+            </wp:cNvGraphicFramePr>
+            <a:graphic xmlns:a="http://schemas.openxmlformats.org/drawingml/2006/main">
+              <a:graphicData uri="http://schemas.openxmlformats.org/drawingml/2006/picture">
+                <pic:pic xmlns:pic="http://schemas.openxmlformats.org/drawingml/2006/picture">
+                  <pic:nvPicPr>
+                    <pic:cNvPr id="2051314442" name=""/>
+                    <pic:cNvPicPr/>
+                  </pic:nvPicPr>
+                  <pic:blipFill>
+                    <a:blip r:embed="rId38"/>
+                    <a:stretch>
+                      <a:fillRect/>
+                    </a:stretch>
+                  </pic:blipFill>
+                  <pic:spPr>
+                    <a:xfrm>
+                      <a:off x="0" y="0"/>
+                      <a:ext cx="5734850" cy="2791215"/>
+                    </a:xfrm>
+                    <a:prstGeom prst="rect">
+                      <a:avLst/>
+                    </a:prstGeom>
+                  </pic:spPr>
+                </pic:pic>
+              </a:graphicData>
+            </a:graphic>
+          </wp:inline>
+        </w:drawing>
+      </w:r>
+    </w:p>
+    <w:p>
+      <w:pPr>
+        <w:ind w:left="360"/>
+        <w:rPr>
+          <w:rFonts w:ascii="Times New Roman" w:hAnsi="Times New Roman" w:cs="Times New Roman"/>
+          <w:color w:val="000000" w:themeColor="text1"/>
+          <w:sz w:val="28"/>
+          <w:szCs w:val="28"/>
+        </w:rPr>
+      </w:pPr>
+      <w:r>
+        <w:rPr>
+          <w:rFonts w:ascii="Times New Roman" w:hAnsi="Times New Roman" w:cs="Times New Roman"/>
+          <w:color w:val="000000" w:themeColor="text1"/>
+          <w:sz w:val="28"/>
+          <w:szCs w:val="28"/>
+        </w:rPr>
+        <w:t>Khởi tạo đối tượng thông qua biến method (phương thức)</w:t>
+      </w:r>
+    </w:p>
+    <w:p>
+      <w:pPr>
+        <w:ind w:left="360"/>
+        <w:rPr>
+          <w:rFonts w:ascii="Times New Roman" w:hAnsi="Times New Roman" w:cs="Times New Roman"/>
+          <w:color w:val="000000" w:themeColor="text1"/>
+          <w:sz w:val="28"/>
+          <w:szCs w:val="28"/>
+        </w:rPr>
+      </w:pPr>
+      <w:r>
+        <w:rPr>
+          <w:rFonts w:ascii="Times New Roman" w:hAnsi="Times New Roman" w:cs="Times New Roman"/>
+          <w:color w:val="000000" w:themeColor="text1"/>
+          <w:sz w:val="28"/>
+          <w:szCs w:val="28"/>
+        </w:rPr>
+        <w:drawing>
+          <wp:inline distT="0" distB="0" distL="0" distR="0" wp14:anchorId="32EDAA20" wp14:editId="0C166153">
+            <wp:extent cx="5943600" cy="1914525"/>
+            <wp:effectExtent l="0" t="0" r="0" b="9525"/>
+            <wp:docPr id="221033371" name="Picture 1"/>
+            <wp:cNvGraphicFramePr>
+              <a:graphicFrameLocks xmlns:a="http://schemas.openxmlformats.org/drawingml/2006/main" noChangeAspect="1"/>
+            </wp:cNvGraphicFramePr>
+            <a:graphic xmlns:a="http://schemas.openxmlformats.org/drawingml/2006/main">
+              <a:graphicData uri="http://schemas.openxmlformats.org/drawingml/2006/picture">
+                <pic:pic xmlns:pic="http://schemas.openxmlformats.org/drawingml/2006/picture">
+                  <pic:nvPicPr>
+                    <pic:cNvPr id="221033371" name=""/>
+                    <pic:cNvPicPr/>
+                  </pic:nvPicPr>
+                  <pic:blipFill>
+                    <a:blip r:embed="rId39"/>
+                    <a:stretch>
+                      <a:fillRect/>
+                    </a:stretch>
+                  </pic:blipFill>
+                  <pic:spPr>
+                    <a:xfrm>
+                      <a:off x="0" y="0"/>
+                      <a:ext cx="5943600" cy="1914525"/>
+                    </a:xfrm>
+                    <a:prstGeom prst="rect">
+                      <a:avLst/>
+                    </a:prstGeom>
+                  </pic:spPr>
+                </pic:pic>
+              </a:graphicData>
+            </a:graphic>
+          </wp:inline>
+        </w:drawing>
+      </w:r>
+    </w:p>
+    <w:p>
+      <w:pPr>
+        <w:ind w:left="360"/>
+        <w:rPr>
+          <w:rFonts w:ascii="Times New Roman" w:hAnsi="Times New Roman" w:cs="Times New Roman"/>
+          <w:color w:val="000000" w:themeColor="text1"/>
+          <w:sz w:val="28"/>
+          <w:szCs w:val="28"/>
+        </w:rPr>
+      </w:pPr>
+      <w:r>
+        <w:rPr>
+          <w:rFonts w:ascii="Times New Roman" w:hAnsi="Times New Roman" w:cs="Times New Roman"/>
+          <w:color w:val="000000" w:themeColor="text1"/>
+          <w:sz w:val="28"/>
+          <w:szCs w:val="28"/>
+        </w:rPr>
+        <w:t>Khởi tạo đối tượng thông qua constructor</w:t>
+      </w:r>
+    </w:p>
+    <w:p>
+      <w:pPr>
+        <w:ind w:left="360"/>
+        <w:rPr>
+          <w:rFonts w:ascii="Times New Roman" w:hAnsi="Times New Roman" w:cs="Times New Roman"/>
+          <w:color w:val="000000" w:themeColor="text1"/>
+          <w:sz w:val="28"/>
+          <w:szCs w:val="28"/>
+        </w:rPr>
+      </w:pPr>
+      <w:r>
+        <w:rPr>
+          <w:rFonts w:ascii="Times New Roman" w:hAnsi="Times New Roman" w:cs="Times New Roman"/>
+          <w:color w:val="000000" w:themeColor="text1"/>
+          <w:sz w:val="28"/>
+          <w:szCs w:val="28"/>
+        </w:rPr>
+        <w:drawing>
+          <wp:inline distT="0" distB="0" distL="0" distR="0" wp14:anchorId="2376BB9A" wp14:editId="33FC47EC">
+            <wp:extent cx="5943600" cy="1198245"/>
+            <wp:effectExtent l="0" t="0" r="0" b="1905"/>
+            <wp:docPr id="1774931121" name="Picture 1"/>
+            <wp:cNvGraphicFramePr>
+              <a:graphicFrameLocks xmlns:a="http://schemas.openxmlformats.org/drawingml/2006/main" noChangeAspect="1"/>
+            </wp:cNvGraphicFramePr>
+            <a:graphic xmlns:a="http://schemas.openxmlformats.org/drawingml/2006/main">
+              <a:graphicData uri="http://schemas.openxmlformats.org/drawingml/2006/picture">
+                <pic:pic xmlns:pic="http://schemas.openxmlformats.org/drawingml/2006/picture">
+                  <pic:nvPicPr>
+                    <pic:cNvPr id="1774931121" name=""/>
+                    <pic:cNvPicPr/>
+                  </pic:nvPicPr>
+                  <pic:blipFill>
+                    <a:blip r:embed="rId40"/>
+                    <a:stretch>
+                      <a:fillRect/>
+                    </a:stretch>
+                  </pic:blipFill>
+                  <pic:spPr>
+                    <a:xfrm>
+                      <a:off x="0" y="0"/>
+                      <a:ext cx="5943600" cy="1198245"/>
+                    </a:xfrm>
+                    <a:prstGeom prst="rect">
+                      <a:avLst/>
+                    </a:prstGeom>
+                  </pic:spPr>
+                </pic:pic>
+              </a:graphicData>
+            </a:graphic>
+          </wp:inline>
+        </w:drawing>
+      </w:r>
+    </w:p>
+    <w:p>
+      <w:pPr>
+        <w:pStyle w:val="ListParagraph"/>
+        <w:numPr>
+          <w:ilvl w:val="0"/>
+          <w:numId w:val="1"/>
+        </w:numPr>
+        <w:rPr>
+          <w:rFonts w:ascii="Times New Roman" w:hAnsi="Times New Roman" w:cs="Times New Roman"/>
+          <w:b/>
+          <w:bCs/>
+          <w:color w:val="000000" w:themeColor="text1"/>
+          <w:sz w:val="28"/>
+          <w:szCs w:val="28"/>
+        </w:rPr>
+      </w:pPr>
+      <w:r>
+        <w:rPr>
+          <w:rFonts w:ascii="Times New Roman" w:hAnsi="Times New Roman" w:cs="Times New Roman"/>
+          <w:b/>
+          <w:bCs/>
+          <w:color w:val="000000" w:themeColor="text1"/>
+          <w:sz w:val="28"/>
+          <w:szCs w:val="28"/>
+        </w:rPr>
+        <w:t>Java Inheritance</w:t>
+      </w:r>
+    </w:p>
+    <w:p>
+      <w:pPr>
+        <w:pStyle w:val="ListParagraph"/>
+        <w:numPr>
+          <w:ilvl w:val="1"/>
+          <w:numId w:val="1"/>
+        </w:numPr>
+        <w:rPr>
+          <w:rFonts w:ascii="Times New Roman" w:hAnsi="Times New Roman" w:cs="Times New Roman"/>
+          <w:b/>
+          <w:bCs/>
+          <w:color w:val="000000" w:themeColor="text1"/>
+          <w:sz w:val="28"/>
+          <w:szCs w:val="28"/>
+        </w:rPr>
+      </w:pPr>
+      <w:r>
+        <w:rPr>
+          <w:rFonts w:ascii="Times New Roman" w:hAnsi="Times New Roman" w:cs="Times New Roman"/>
+          <w:b/>
+          <w:bCs/>
+          <w:color w:val="000000" w:themeColor="text1"/>
+          <w:sz w:val="28"/>
+          <w:szCs w:val="28"/>
+        </w:rPr>
+        <w:t>Java Inheritance là gì?</w:t>
+      </w:r>
+    </w:p>
+    <w:p>
+      <w:pPr>
+        <w:pStyle w:val="ListParagraph"/>
+        <w:numPr>
+          <w:ilvl w:val="1"/>
+          <w:numId w:val="1"/>
+        </w:numPr>
+        <w:rPr>
+          <w:rFonts w:ascii="Times New Roman" w:hAnsi="Times New Roman" w:cs="Times New Roman"/>
+          <w:b/>
+          <w:bCs/>
+          <w:color w:val="000000" w:themeColor="text1"/>
+          <w:sz w:val="28"/>
+          <w:szCs w:val="28"/>
+        </w:rPr>
+      </w:pPr>
+      <w:r>
+        <w:rPr>
+          <w:rFonts w:ascii="Times New Roman" w:hAnsi="Times New Roman" w:cs="Times New Roman"/>
+          <w:b/>
+          <w:bCs/>
+          <w:color w:val="000000" w:themeColor="text1"/>
+          <w:sz w:val="28"/>
+          <w:szCs w:val="28"/>
+        </w:rPr>
+        <w:lastRenderedPageBreak/>
+        <w:t>Interface</w:t>
+      </w:r>
+    </w:p>
+    <w:p>
+      <w:pPr>
+        <w:pStyle w:val="ListParagraph"/>
+        <w:numPr>
+          <w:ilvl w:val="1"/>
+          <w:numId w:val="1"/>
+        </w:numPr>
+        <w:rPr>
+          <w:rFonts w:ascii="Times New Roman" w:hAnsi="Times New Roman" w:cs="Times New Roman"/>
+          <w:b/>
+          <w:bCs/>
+          <w:color w:val="000000" w:themeColor="text1"/>
+          <w:sz w:val="28"/>
+          <w:szCs w:val="28"/>
+        </w:rPr>
+      </w:pPr>
+      <w:r>
+        <w:rPr>
+          <w:rFonts w:ascii="Times New Roman" w:hAnsi="Times New Roman" w:cs="Times New Roman"/>
+          <w:b/>
+          <w:bCs/>
+          <w:color w:val="000000" w:themeColor="text1"/>
+          <w:sz w:val="28"/>
+          <w:szCs w:val="28"/>
+        </w:rPr>
+        <w:t>Tại sao sử dụng Interface?</w:t>
+      </w:r>
+    </w:p>
+    <w:p>
+      <w:pPr>
+        <w:pStyle w:val="ListParagraph"/>
+        <w:numPr>
+          <w:ilvl w:val="1"/>
+          <w:numId w:val="1"/>
+        </w:numPr>
+        <w:rPr>
+          <w:rFonts w:ascii="Times New Roman" w:hAnsi="Times New Roman" w:cs="Times New Roman"/>
+          <w:b/>
+          <w:bCs/>
+          <w:color w:val="000000" w:themeColor="text1"/>
+          <w:sz w:val="28"/>
+          <w:szCs w:val="28"/>
+        </w:rPr>
+      </w:pPr>
+      <w:r>
+        <w:rPr>
+          <w:rFonts w:ascii="Times New Roman" w:hAnsi="Times New Roman" w:cs="Times New Roman"/>
+          <w:b/>
+          <w:bCs/>
+          <w:color w:val="000000" w:themeColor="text1"/>
+          <w:sz w:val="28"/>
+          <w:szCs w:val="28"/>
+        </w:rPr>
+        <w:t>Mối quan hệ giữa class và interface</w:t>
+      </w:r>
+    </w:p>
+    <w:p>
+      <w:pPr>
+        <w:pStyle w:val="ListParagraph"/>
+        <w:numPr>
+          <w:ilvl w:val="1"/>
+          <w:numId w:val="1"/>
+        </w:numPr>
+        <w:rPr>
+          <w:rFonts w:ascii="Times New Roman" w:hAnsi="Times New Roman" w:cs="Times New Roman"/>
+          <w:b/>
+          <w:bCs/>
+          <w:color w:val="000000" w:themeColor="text1"/>
+          <w:sz w:val="28"/>
+          <w:szCs w:val="28"/>
+        </w:rPr>
+      </w:pPr>
+      <w:r>
+        <w:rPr>
+          <w:rFonts w:ascii="Times New Roman" w:hAnsi="Times New Roman" w:cs="Times New Roman"/>
+          <w:b/>
+          <w:bCs/>
+          <w:color w:val="000000" w:themeColor="text1"/>
+          <w:sz w:val="28"/>
+          <w:szCs w:val="28"/>
+        </w:rPr>
+        <w:t xml:space="preserve">Đa kế thừa trong Java </w:t>
+      </w:r>
+    </w:p>
+    <w:p>
+      <w:pPr>
+        <w:pStyle w:val="ListParagraph"/>
+        <w:numPr>
+          <w:ilvl w:val="1"/>
+          <w:numId w:val="1"/>
+        </w:numPr>
+        <w:rPr>
+          <w:rFonts w:ascii="Times New Roman" w:hAnsi="Times New Roman" w:cs="Times New Roman"/>
+          <w:b/>
+          <w:bCs/>
+          <w:color w:val="000000" w:themeColor="text1"/>
+          <w:sz w:val="28"/>
+          <w:szCs w:val="28"/>
+        </w:rPr>
+      </w:pPr>
+      <w:r>
+        <w:rPr>
+          <w:rFonts w:ascii="Times New Roman" w:hAnsi="Times New Roman" w:cs="Times New Roman"/>
+          <w:b/>
+          <w:bCs/>
+          <w:color w:val="000000" w:themeColor="text1"/>
+          <w:sz w:val="28"/>
+          <w:szCs w:val="28"/>
+        </w:rPr>
+        <w:t>Các kiểu kế thừa trong Java</w:t>
+      </w:r>
+    </w:p>
     <w:sectPr>
-      <w:footerReference w:type="default" r:id="rId35"/>
+      <w:footerReference w:type="default" r:id="rId41"/>
       <w:pgSz w:w="12240" w:h="15840"/>
       <w:pgMar w:top="1440" w:right="1440" w:bottom="1440" w:left="1440" w:header="720" w:footer="720" w:gutter="0"/>
       <w:cols w:space="720"/>
@@ -9312,6 +10567,119 @@
     </w:lvl>
   </w:abstractNum>
   <w:abstractNum w:abstractNumId="1" w15:restartNumberingAfterBreak="0">
+    <w:nsid w:val="0C3D31AC"/>
+    <w:multiLevelType w:val="hybridMultilevel"/>
+    <w:tmpl w:val="8180A6E0"/>
+    <w:lvl w:ilvl="0" w:tplc="04090001">
+      <w:start w:val="1"/>
+      <w:numFmt w:val="bullet"/>
+      <w:lvlText w:val=""/>
+      <w:lvlJc w:val="left"/>
+      <w:pPr>
+        <w:ind w:left="720" w:hanging="360"/>
+      </w:pPr>
+      <w:rPr>
+        <w:rFonts w:ascii="Symbol" w:hAnsi="Symbol" w:hint="default"/>
+      </w:rPr>
+    </w:lvl>
+    <w:lvl w:ilvl="1" w:tplc="04090003">
+      <w:start w:val="1"/>
+      <w:numFmt w:val="bullet"/>
+      <w:lvlText w:val="o"/>
+      <w:lvlJc w:val="left"/>
+      <w:pPr>
+        <w:ind w:left="1440" w:hanging="360"/>
+      </w:pPr>
+      <w:rPr>
+        <w:rFonts w:ascii="Courier New" w:hAnsi="Courier New" w:cs="Courier New" w:hint="default"/>
+      </w:rPr>
+    </w:lvl>
+    <w:lvl w:ilvl="2" w:tplc="04090005" w:tentative="1">
+      <w:start w:val="1"/>
+      <w:numFmt w:val="bullet"/>
+      <w:lvlText w:val=""/>
+      <w:lvlJc w:val="left"/>
+      <w:pPr>
+        <w:ind w:left="2160" w:hanging="360"/>
+      </w:pPr>
+      <w:rPr>
+        <w:rFonts w:ascii="Wingdings" w:hAnsi="Wingdings" w:hint="default"/>
+      </w:rPr>
+    </w:lvl>
+    <w:lvl w:ilvl="3" w:tplc="04090001" w:tentative="1">
+      <w:start w:val="1"/>
+      <w:numFmt w:val="bullet"/>
+      <w:lvlText w:val=""/>
+      <w:lvlJc w:val="left"/>
+      <w:pPr>
+        <w:ind w:left="2880" w:hanging="360"/>
+      </w:pPr>
+      <w:rPr>
+        <w:rFonts w:ascii="Symbol" w:hAnsi="Symbol" w:hint="default"/>
+      </w:rPr>
+    </w:lvl>
+    <w:lvl w:ilvl="4" w:tplc="04090003" w:tentative="1">
+      <w:start w:val="1"/>
+      <w:numFmt w:val="bullet"/>
+      <w:lvlText w:val="o"/>
+      <w:lvlJc w:val="left"/>
+      <w:pPr>
+        <w:ind w:left="3600" w:hanging="360"/>
+      </w:pPr>
+      <w:rPr>
+        <w:rFonts w:ascii="Courier New" w:hAnsi="Courier New" w:cs="Courier New" w:hint="default"/>
+      </w:rPr>
+    </w:lvl>
+    <w:lvl w:ilvl="5" w:tplc="04090005" w:tentative="1">
+      <w:start w:val="1"/>
+      <w:numFmt w:val="bullet"/>
+      <w:lvlText w:val=""/>
+      <w:lvlJc w:val="left"/>
+      <w:pPr>
+        <w:ind w:left="4320" w:hanging="360"/>
+      </w:pPr>
+      <w:rPr>
+        <w:rFonts w:ascii="Wingdings" w:hAnsi="Wingdings" w:hint="default"/>
+      </w:rPr>
+    </w:lvl>
+    <w:lvl w:ilvl="6" w:tplc="04090001" w:tentative="1">
+      <w:start w:val="1"/>
+      <w:numFmt w:val="bullet"/>
+      <w:lvlText w:val=""/>
+      <w:lvlJc w:val="left"/>
+      <w:pPr>
+        <w:ind w:left="5040" w:hanging="360"/>
+      </w:pPr>
+      <w:rPr>
+        <w:rFonts w:ascii="Symbol" w:hAnsi="Symbol" w:hint="default"/>
+      </w:rPr>
+    </w:lvl>
+    <w:lvl w:ilvl="7" w:tplc="04090003" w:tentative="1">
+      <w:start w:val="1"/>
+      <w:numFmt w:val="bullet"/>
+      <w:lvlText w:val="o"/>
+      <w:lvlJc w:val="left"/>
+      <w:pPr>
+        <w:ind w:left="5760" w:hanging="360"/>
+      </w:pPr>
+      <w:rPr>
+        <w:rFonts w:ascii="Courier New" w:hAnsi="Courier New" w:cs="Courier New" w:hint="default"/>
+      </w:rPr>
+    </w:lvl>
+    <w:lvl w:ilvl="8" w:tplc="04090005" w:tentative="1">
+      <w:start w:val="1"/>
+      <w:numFmt w:val="bullet"/>
+      <w:lvlText w:val=""/>
+      <w:lvlJc w:val="left"/>
+      <w:pPr>
+        <w:ind w:left="6480" w:hanging="360"/>
+      </w:pPr>
+      <w:rPr>
+        <w:rFonts w:ascii="Wingdings" w:hAnsi="Wingdings" w:hint="default"/>
+      </w:rPr>
+    </w:lvl>
+  </w:abstractNum>
+  <w:abstractNum w:abstractNumId="2" w15:restartNumberingAfterBreak="0">
     <w:nsid w:val="123B19CA"/>
     <w:multiLevelType w:val="hybridMultilevel"/>
     <w:tmpl w:val="210C373E"/>
@@ -9424,7 +10792,7 @@
       </w:rPr>
     </w:lvl>
   </w:abstractNum>
-  <w:abstractNum w:abstractNumId="2" w15:restartNumberingAfterBreak="0">
+  <w:abstractNum w:abstractNumId="3" w15:restartNumberingAfterBreak="0">
     <w:nsid w:val="12AE40ED"/>
     <w:multiLevelType w:val="hybridMultilevel"/>
     <w:tmpl w:val="FC9A6BEA"/>
@@ -9536,7 +10904,7 @@
       </w:rPr>
     </w:lvl>
   </w:abstractNum>
-  <w:abstractNum w:abstractNumId="3" w15:restartNumberingAfterBreak="0">
+  <w:abstractNum w:abstractNumId="4" w15:restartNumberingAfterBreak="0">
     <w:nsid w:val="16EE6AAF"/>
     <w:multiLevelType w:val="hybridMultilevel"/>
     <w:tmpl w:val="279A9536"/>
@@ -9648,7 +11016,7 @@
       </w:rPr>
     </w:lvl>
   </w:abstractNum>
-  <w:abstractNum w:abstractNumId="4" w15:restartNumberingAfterBreak="0">
+  <w:abstractNum w:abstractNumId="5" w15:restartNumberingAfterBreak="0">
     <w:nsid w:val="22B25028"/>
     <w:multiLevelType w:val="hybridMultilevel"/>
     <w:tmpl w:val="A7367484"/>
@@ -9760,7 +11128,7 @@
       </w:rPr>
     </w:lvl>
   </w:abstractNum>
-  <w:abstractNum w:abstractNumId="5" w15:restartNumberingAfterBreak="0">
+  <w:abstractNum w:abstractNumId="6" w15:restartNumberingAfterBreak="0">
     <w:nsid w:val="22EE466B"/>
     <w:multiLevelType w:val="hybridMultilevel"/>
     <w:tmpl w:val="94FAD312"/>
@@ -9873,7 +11241,120 @@
       </w:rPr>
     </w:lvl>
   </w:abstractNum>
-  <w:abstractNum w:abstractNumId="6" w15:restartNumberingAfterBreak="0">
+  <w:abstractNum w:abstractNumId="7" w15:restartNumberingAfterBreak="0">
+    <w:nsid w:val="2A106375"/>
+    <w:multiLevelType w:val="hybridMultilevel"/>
+    <w:tmpl w:val="956252D2"/>
+    <w:lvl w:ilvl="0" w:tplc="04090001">
+      <w:start w:val="1"/>
+      <w:numFmt w:val="bullet"/>
+      <w:lvlText w:val=""/>
+      <w:lvlJc w:val="left"/>
+      <w:pPr>
+        <w:ind w:left="720" w:hanging="360"/>
+      </w:pPr>
+      <w:rPr>
+        <w:rFonts w:ascii="Symbol" w:hAnsi="Symbol" w:hint="default"/>
+      </w:rPr>
+    </w:lvl>
+    <w:lvl w:ilvl="1" w:tplc="04090003">
+      <w:start w:val="1"/>
+      <w:numFmt w:val="bullet"/>
+      <w:lvlText w:val="o"/>
+      <w:lvlJc w:val="left"/>
+      <w:pPr>
+        <w:ind w:left="1440" w:hanging="360"/>
+      </w:pPr>
+      <w:rPr>
+        <w:rFonts w:ascii="Courier New" w:hAnsi="Courier New" w:cs="Courier New" w:hint="default"/>
+      </w:rPr>
+    </w:lvl>
+    <w:lvl w:ilvl="2" w:tplc="04090005" w:tentative="1">
+      <w:start w:val="1"/>
+      <w:numFmt w:val="bullet"/>
+      <w:lvlText w:val=""/>
+      <w:lvlJc w:val="left"/>
+      <w:pPr>
+        <w:ind w:left="2160" w:hanging="360"/>
+      </w:pPr>
+      <w:rPr>
+        <w:rFonts w:ascii="Wingdings" w:hAnsi="Wingdings" w:hint="default"/>
+      </w:rPr>
+    </w:lvl>
+    <w:lvl w:ilvl="3" w:tplc="04090001" w:tentative="1">
+      <w:start w:val="1"/>
+      <w:numFmt w:val="bullet"/>
+      <w:lvlText w:val=""/>
+      <w:lvlJc w:val="left"/>
+      <w:pPr>
+        <w:ind w:left="2880" w:hanging="360"/>
+      </w:pPr>
+      <w:rPr>
+        <w:rFonts w:ascii="Symbol" w:hAnsi="Symbol" w:hint="default"/>
+      </w:rPr>
+    </w:lvl>
+    <w:lvl w:ilvl="4" w:tplc="04090003" w:tentative="1">
+      <w:start w:val="1"/>
+      <w:numFmt w:val="bullet"/>
+      <w:lvlText w:val="o"/>
+      <w:lvlJc w:val="left"/>
+      <w:pPr>
+        <w:ind w:left="3600" w:hanging="360"/>
+      </w:pPr>
+      <w:rPr>
+        <w:rFonts w:ascii="Courier New" w:hAnsi="Courier New" w:cs="Courier New" w:hint="default"/>
+      </w:rPr>
+    </w:lvl>
+    <w:lvl w:ilvl="5" w:tplc="04090005" w:tentative="1">
+      <w:start w:val="1"/>
+      <w:numFmt w:val="bullet"/>
+      <w:lvlText w:val=""/>
+      <w:lvlJc w:val="left"/>
+      <w:pPr>
+        <w:ind w:left="4320" w:hanging="360"/>
+      </w:pPr>
+      <w:rPr>
+        <w:rFonts w:ascii="Wingdings" w:hAnsi="Wingdings" w:hint="default"/>
+      </w:rPr>
+    </w:lvl>
+    <w:lvl w:ilvl="6" w:tplc="04090001" w:tentative="1">
+      <w:start w:val="1"/>
+      <w:numFmt w:val="bullet"/>
+      <w:lvlText w:val=""/>
+      <w:lvlJc w:val="left"/>
+      <w:pPr>
+        <w:ind w:left="5040" w:hanging="360"/>
+      </w:pPr>
+      <w:rPr>
+        <w:rFonts w:ascii="Symbol" w:hAnsi="Symbol" w:hint="default"/>
+      </w:rPr>
+    </w:lvl>
+    <w:lvl w:ilvl="7" w:tplc="04090003" w:tentative="1">
+      <w:start w:val="1"/>
+      <w:numFmt w:val="bullet"/>
+      <w:lvlText w:val="o"/>
+      <w:lvlJc w:val="left"/>
+      <w:pPr>
+        <w:ind w:left="5760" w:hanging="360"/>
+      </w:pPr>
+      <w:rPr>
+        <w:rFonts w:ascii="Courier New" w:hAnsi="Courier New" w:cs="Courier New" w:hint="default"/>
+      </w:rPr>
+    </w:lvl>
+    <w:lvl w:ilvl="8" w:tplc="04090005" w:tentative="1">
+      <w:start w:val="1"/>
+      <w:numFmt w:val="bullet"/>
+      <w:lvlText w:val=""/>
+      <w:lvlJc w:val="left"/>
+      <w:pPr>
+        <w:ind w:left="6480" w:hanging="360"/>
+      </w:pPr>
+      <w:rPr>
+        <w:rFonts w:ascii="Wingdings" w:hAnsi="Wingdings" w:hint="default"/>
+      </w:rPr>
+    </w:lvl>
+  </w:abstractNum>
+  <w:abstractNum w:abstractNumId="8" w15:restartNumberingAfterBreak="0">
     <w:nsid w:val="2C765DE5"/>
     <w:multiLevelType w:val="hybridMultilevel"/>
     <w:tmpl w:val="C1B038AA"/>
@@ -9986,7 +11467,120 @@
       </w:rPr>
     </w:lvl>
   </w:abstractNum>
-  <w:abstractNum w:abstractNumId="7" w15:restartNumberingAfterBreak="0">
+  <w:abstractNum w:abstractNumId="9" w15:restartNumberingAfterBreak="0">
+    <w:nsid w:val="2C8A64BA"/>
+    <w:multiLevelType w:val="hybridMultilevel"/>
+    <w:tmpl w:val="0B2A91D8"/>
+    <w:lvl w:ilvl="0" w:tplc="04090001">
+      <w:start w:val="1"/>
+      <w:numFmt w:val="bullet"/>
+      <w:lvlText w:val=""/>
+      <w:lvlJc w:val="left"/>
+      <w:pPr>
+        <w:ind w:left="720" w:hanging="360"/>
+      </w:pPr>
+      <w:rPr>
+        <w:rFonts w:ascii="Symbol" w:hAnsi="Symbol" w:hint="default"/>
+      </w:rPr>
+    </w:lvl>
+    <w:lvl w:ilvl="1" w:tplc="04090003">
+      <w:start w:val="1"/>
+      <w:numFmt w:val="bullet"/>
+      <w:lvlText w:val="o"/>
+      <w:lvlJc w:val="left"/>
+      <w:pPr>
+        <w:ind w:left="1440" w:hanging="360"/>
+      </w:pPr>
+      <w:rPr>
+        <w:rFonts w:ascii="Courier New" w:hAnsi="Courier New" w:cs="Courier New" w:hint="default"/>
+      </w:rPr>
+    </w:lvl>
+    <w:lvl w:ilvl="2" w:tplc="04090005" w:tentative="1">
+      <w:start w:val="1"/>
+      <w:numFmt w:val="bullet"/>
+      <w:lvlText w:val=""/>
+      <w:lvlJc w:val="left"/>
+      <w:pPr>
+        <w:ind w:left="2160" w:hanging="360"/>
+      </w:pPr>
+      <w:rPr>
+        <w:rFonts w:ascii="Wingdings" w:hAnsi="Wingdings" w:hint="default"/>
+      </w:rPr>
+    </w:lvl>
+    <w:lvl w:ilvl="3" w:tplc="04090001" w:tentative="1">
+      <w:start w:val="1"/>
+      <w:numFmt w:val="bullet"/>
+      <w:lvlText w:val=""/>
+      <w:lvlJc w:val="left"/>
+      <w:pPr>
+        <w:ind w:left="2880" w:hanging="360"/>
+      </w:pPr>
+      <w:rPr>
+        <w:rFonts w:ascii="Symbol" w:hAnsi="Symbol" w:hint="default"/>
+      </w:rPr>
+    </w:lvl>
+    <w:lvl w:ilvl="4" w:tplc="04090003" w:tentative="1">
+      <w:start w:val="1"/>
+      <w:numFmt w:val="bullet"/>
+      <w:lvlText w:val="o"/>
+      <w:lvlJc w:val="left"/>
+      <w:pPr>
+        <w:ind w:left="3600" w:hanging="360"/>
+      </w:pPr>
+      <w:rPr>
+        <w:rFonts w:ascii="Courier New" w:hAnsi="Courier New" w:cs="Courier New" w:hint="default"/>
+      </w:rPr>
+    </w:lvl>
+    <w:lvl w:ilvl="5" w:tplc="04090005" w:tentative="1">
+      <w:start w:val="1"/>
+      <w:numFmt w:val="bullet"/>
+      <w:lvlText w:val=""/>
+      <w:lvlJc w:val="left"/>
+      <w:pPr>
+        <w:ind w:left="4320" w:hanging="360"/>
+      </w:pPr>
+      <w:rPr>
+        <w:rFonts w:ascii="Wingdings" w:hAnsi="Wingdings" w:hint="default"/>
+      </w:rPr>
+    </w:lvl>
+    <w:lvl w:ilvl="6" w:tplc="04090001" w:tentative="1">
+      <w:start w:val="1"/>
+      <w:numFmt w:val="bullet"/>
+      <w:lvlText w:val=""/>
+      <w:lvlJc w:val="left"/>
+      <w:pPr>
+        <w:ind w:left="5040" w:hanging="360"/>
+      </w:pPr>
+      <w:rPr>
+        <w:rFonts w:ascii="Symbol" w:hAnsi="Symbol" w:hint="default"/>
+      </w:rPr>
+    </w:lvl>
+    <w:lvl w:ilvl="7" w:tplc="04090003" w:tentative="1">
+      <w:start w:val="1"/>
+      <w:numFmt w:val="bullet"/>
+      <w:lvlText w:val="o"/>
+      <w:lvlJc w:val="left"/>
+      <w:pPr>
+        <w:ind w:left="5760" w:hanging="360"/>
+      </w:pPr>
+      <w:rPr>
+        <w:rFonts w:ascii="Courier New" w:hAnsi="Courier New" w:cs="Courier New" w:hint="default"/>
+      </w:rPr>
+    </w:lvl>
+    <w:lvl w:ilvl="8" w:tplc="04090005" w:tentative="1">
+      <w:start w:val="1"/>
+      <w:numFmt w:val="bullet"/>
+      <w:lvlText w:val=""/>
+      <w:lvlJc w:val="left"/>
+      <w:pPr>
+        <w:ind w:left="6480" w:hanging="360"/>
+      </w:pPr>
+      <w:rPr>
+        <w:rFonts w:ascii="Wingdings" w:hAnsi="Wingdings" w:hint="default"/>
+      </w:rPr>
+    </w:lvl>
+  </w:abstractNum>
+  <w:abstractNum w:abstractNumId="10" w15:restartNumberingAfterBreak="0">
     <w:nsid w:val="3234216A"/>
     <w:multiLevelType w:val="multilevel"/>
     <w:tmpl w:val="864ED264"/>
@@ -10107,7 +11701,7 @@
       </w:rPr>
     </w:lvl>
   </w:abstractNum>
-  <w:abstractNum w:abstractNumId="8" w15:restartNumberingAfterBreak="0">
+  <w:abstractNum w:abstractNumId="11" w15:restartNumberingAfterBreak="0">
     <w:nsid w:val="358452DF"/>
     <w:multiLevelType w:val="hybridMultilevel"/>
     <w:tmpl w:val="1180B3C8"/>
@@ -10220,7 +11814,7 @@
       </w:rPr>
     </w:lvl>
   </w:abstractNum>
-  <w:abstractNum w:abstractNumId="9" w15:restartNumberingAfterBreak="0">
+  <w:abstractNum w:abstractNumId="12" w15:restartNumberingAfterBreak="0">
     <w:nsid w:val="39802E17"/>
     <w:multiLevelType w:val="hybridMultilevel"/>
     <w:tmpl w:val="D00600E4"/>
@@ -10333,7 +11927,7 @@
       </w:rPr>
     </w:lvl>
   </w:abstractNum>
-  <w:abstractNum w:abstractNumId="10" w15:restartNumberingAfterBreak="0">
+  <w:abstractNum w:abstractNumId="13" w15:restartNumberingAfterBreak="0">
     <w:nsid w:val="3B8F29ED"/>
     <w:multiLevelType w:val="hybridMultilevel"/>
     <w:tmpl w:val="30488E58"/>
@@ -10446,7 +12040,7 @@
       </w:rPr>
     </w:lvl>
   </w:abstractNum>
-  <w:abstractNum w:abstractNumId="11" w15:restartNumberingAfterBreak="0">
+  <w:abstractNum w:abstractNumId="14" w15:restartNumberingAfterBreak="0">
     <w:nsid w:val="3DE12982"/>
     <w:multiLevelType w:val="hybridMultilevel"/>
     <w:tmpl w:val="27BCC3A8"/>
@@ -10559,7 +12153,7 @@
       </w:rPr>
     </w:lvl>
   </w:abstractNum>
-  <w:abstractNum w:abstractNumId="12" w15:restartNumberingAfterBreak="0">
+  <w:abstractNum w:abstractNumId="15" w15:restartNumberingAfterBreak="0">
     <w:nsid w:val="3EDF323C"/>
     <w:multiLevelType w:val="hybridMultilevel"/>
     <w:tmpl w:val="DEC00FCE"/>
@@ -10671,7 +12265,7 @@
       </w:rPr>
     </w:lvl>
   </w:abstractNum>
-  <w:abstractNum w:abstractNumId="13" w15:restartNumberingAfterBreak="0">
+  <w:abstractNum w:abstractNumId="16" w15:restartNumberingAfterBreak="0">
     <w:nsid w:val="44180B21"/>
     <w:multiLevelType w:val="hybridMultilevel"/>
     <w:tmpl w:val="2DE2BCCE"/>
@@ -10784,7 +12378,7 @@
       </w:rPr>
     </w:lvl>
   </w:abstractNum>
-  <w:abstractNum w:abstractNumId="14" w15:restartNumberingAfterBreak="0">
+  <w:abstractNum w:abstractNumId="17" w15:restartNumberingAfterBreak="0">
     <w:nsid w:val="4E2101FE"/>
     <w:multiLevelType w:val="hybridMultilevel"/>
     <w:tmpl w:val="48D8DE12"/>
@@ -10897,7 +12491,7 @@
       </w:rPr>
     </w:lvl>
   </w:abstractNum>
-  <w:abstractNum w:abstractNumId="15" w15:restartNumberingAfterBreak="0">
+  <w:abstractNum w:abstractNumId="18" w15:restartNumberingAfterBreak="0">
     <w:nsid w:val="553C280C"/>
     <w:multiLevelType w:val="hybridMultilevel"/>
     <w:tmpl w:val="DC380072"/>
@@ -11010,7 +12604,233 @@
       </w:rPr>
     </w:lvl>
   </w:abstractNum>
-  <w:abstractNum w:abstractNumId="16" w15:restartNumberingAfterBreak="0">
+  <w:abstractNum w:abstractNumId="19" w15:restartNumberingAfterBreak="0">
+    <w:nsid w:val="68624709"/>
+    <w:multiLevelType w:val="hybridMultilevel"/>
+    <w:tmpl w:val="C9D6CF2E"/>
+    <w:lvl w:ilvl="0" w:tplc="04090001">
+      <w:start w:val="1"/>
+      <w:numFmt w:val="bullet"/>
+      <w:lvlText w:val=""/>
+      <w:lvlJc w:val="left"/>
+      <w:pPr>
+        <w:ind w:left="720" w:hanging="360"/>
+      </w:pPr>
+      <w:rPr>
+        <w:rFonts w:ascii="Symbol" w:hAnsi="Symbol" w:hint="default"/>
+      </w:rPr>
+    </w:lvl>
+    <w:lvl w:ilvl="1" w:tplc="04090003" w:tentative="1">
+      <w:start w:val="1"/>
+      <w:numFmt w:val="bullet"/>
+      <w:lvlText w:val="o"/>
+      <w:lvlJc w:val="left"/>
+      <w:pPr>
+        <w:ind w:left="1440" w:hanging="360"/>
+      </w:pPr>
+      <w:rPr>
+        <w:rFonts w:ascii="Courier New" w:hAnsi="Courier New" w:cs="Courier New" w:hint="default"/>
+      </w:rPr>
+    </w:lvl>
+    <w:lvl w:ilvl="2" w:tplc="04090005" w:tentative="1">
+      <w:start w:val="1"/>
+      <w:numFmt w:val="bullet"/>
+      <w:lvlText w:val=""/>
+      <w:lvlJc w:val="left"/>
+      <w:pPr>
+        <w:ind w:left="2160" w:hanging="360"/>
+      </w:pPr>
+      <w:rPr>
+        <w:rFonts w:ascii="Wingdings" w:hAnsi="Wingdings" w:hint="default"/>
+      </w:rPr>
+    </w:lvl>
+    <w:lvl w:ilvl="3" w:tplc="04090001" w:tentative="1">
+      <w:start w:val="1"/>
+      <w:numFmt w:val="bullet"/>
+      <w:lvlText w:val=""/>
+      <w:lvlJc w:val="left"/>
+      <w:pPr>
+        <w:ind w:left="2880" w:hanging="360"/>
+      </w:pPr>
+      <w:rPr>
+        <w:rFonts w:ascii="Symbol" w:hAnsi="Symbol" w:hint="default"/>
+      </w:rPr>
+    </w:lvl>
+    <w:lvl w:ilvl="4" w:tplc="04090003" w:tentative="1">
+      <w:start w:val="1"/>
+      <w:numFmt w:val="bullet"/>
+      <w:lvlText w:val="o"/>
+      <w:lvlJc w:val="left"/>
+      <w:pPr>
+        <w:ind w:left="3600" w:hanging="360"/>
+      </w:pPr>
+      <w:rPr>
+        <w:rFonts w:ascii="Courier New" w:hAnsi="Courier New" w:cs="Courier New" w:hint="default"/>
+      </w:rPr>
+    </w:lvl>
+    <w:lvl w:ilvl="5" w:tplc="04090005" w:tentative="1">
+      <w:start w:val="1"/>
+      <w:numFmt w:val="bullet"/>
+      <w:lvlText w:val=""/>
+      <w:lvlJc w:val="left"/>
+      <w:pPr>
+        <w:ind w:left="4320" w:hanging="360"/>
+      </w:pPr>
+      <w:rPr>
+        <w:rFonts w:ascii="Wingdings" w:hAnsi="Wingdings" w:hint="default"/>
+      </w:rPr>
+    </w:lvl>
+    <w:lvl w:ilvl="6" w:tplc="04090001" w:tentative="1">
+      <w:start w:val="1"/>
+      <w:numFmt w:val="bullet"/>
+      <w:lvlText w:val=""/>
+      <w:lvlJc w:val="left"/>
+      <w:pPr>
+        <w:ind w:left="5040" w:hanging="360"/>
+      </w:pPr>
+      <w:rPr>
+        <w:rFonts w:ascii="Symbol" w:hAnsi="Symbol" w:hint="default"/>
+      </w:rPr>
+    </w:lvl>
+    <w:lvl w:ilvl="7" w:tplc="04090003" w:tentative="1">
+      <w:start w:val="1"/>
+      <w:numFmt w:val="bullet"/>
+      <w:lvlText w:val="o"/>
+      <w:lvlJc w:val="left"/>
+      <w:pPr>
+        <w:ind w:left="5760" w:hanging="360"/>
+      </w:pPr>
+      <w:rPr>
+        <w:rFonts w:ascii="Courier New" w:hAnsi="Courier New" w:cs="Courier New" w:hint="default"/>
+      </w:rPr>
+    </w:lvl>
+    <w:lvl w:ilvl="8" w:tplc="04090005" w:tentative="1">
+      <w:start w:val="1"/>
+      <w:numFmt w:val="bullet"/>
+      <w:lvlText w:val=""/>
+      <w:lvlJc w:val="left"/>
+      <w:pPr>
+        <w:ind w:left="6480" w:hanging="360"/>
+      </w:pPr>
+      <w:rPr>
+        <w:rFonts w:ascii="Wingdings" w:hAnsi="Wingdings" w:hint="default"/>
+      </w:rPr>
+    </w:lvl>
+  </w:abstractNum>
+  <w:abstractNum w:abstractNumId="20" w15:restartNumberingAfterBreak="0">
+    <w:nsid w:val="6A3D0290"/>
+    <w:multiLevelType w:val="hybridMultilevel"/>
+    <w:tmpl w:val="F0A0CCAA"/>
+    <w:lvl w:ilvl="0" w:tplc="04090001">
+      <w:start w:val="1"/>
+      <w:numFmt w:val="bullet"/>
+      <w:lvlText w:val=""/>
+      <w:lvlJc w:val="left"/>
+      <w:pPr>
+        <w:ind w:left="1080" w:hanging="360"/>
+      </w:pPr>
+      <w:rPr>
+        <w:rFonts w:ascii="Symbol" w:hAnsi="Symbol" w:hint="default"/>
+      </w:rPr>
+    </w:lvl>
+    <w:lvl w:ilvl="1" w:tplc="04090003" w:tentative="1">
+      <w:start w:val="1"/>
+      <w:numFmt w:val="bullet"/>
+      <w:lvlText w:val="o"/>
+      <w:lvlJc w:val="left"/>
+      <w:pPr>
+        <w:ind w:left="1800" w:hanging="360"/>
+      </w:pPr>
+      <w:rPr>
+        <w:rFonts w:ascii="Courier New" w:hAnsi="Courier New" w:cs="Courier New" w:hint="default"/>
+      </w:rPr>
+    </w:lvl>
+    <w:lvl w:ilvl="2" w:tplc="04090005" w:tentative="1">
+      <w:start w:val="1"/>
+      <w:numFmt w:val="bullet"/>
+      <w:lvlText w:val=""/>
+      <w:lvlJc w:val="left"/>
+      <w:pPr>
+        <w:ind w:left="2520" w:hanging="360"/>
+      </w:pPr>
+      <w:rPr>
+        <w:rFonts w:ascii="Wingdings" w:hAnsi="Wingdings" w:hint="default"/>
+      </w:rPr>
+    </w:lvl>
+    <w:lvl w:ilvl="3" w:tplc="04090001" w:tentative="1">
+      <w:start w:val="1"/>
+      <w:numFmt w:val="bullet"/>
+      <w:lvlText w:val=""/>
+      <w:lvlJc w:val="left"/>
+      <w:pPr>
+        <w:ind w:left="3240" w:hanging="360"/>
+      </w:pPr>
+      <w:rPr>
+        <w:rFonts w:ascii="Symbol" w:hAnsi="Symbol" w:hint="default"/>
+      </w:rPr>
+    </w:lvl>
+    <w:lvl w:ilvl="4" w:tplc="04090003" w:tentative="1">
+      <w:start w:val="1"/>
+      <w:numFmt w:val="bullet"/>
+      <w:lvlText w:val="o"/>
+      <w:lvlJc w:val="left"/>
+      <w:pPr>
+        <w:ind w:left="3960" w:hanging="360"/>
+      </w:pPr>
+      <w:rPr>
+        <w:rFonts w:ascii="Courier New" w:hAnsi="Courier New" w:cs="Courier New" w:hint="default"/>
+      </w:rPr>
+    </w:lvl>
+    <w:lvl w:ilvl="5" w:tplc="04090005" w:tentative="1">
+      <w:start w:val="1"/>
+      <w:numFmt w:val="bullet"/>
+      <w:lvlText w:val=""/>
+      <w:lvlJc w:val="left"/>
+      <w:pPr>
+        <w:ind w:left="4680" w:hanging="360"/>
+      </w:pPr>
+      <w:rPr>
+        <w:rFonts w:ascii="Wingdings" w:hAnsi="Wingdings" w:hint="default"/>
+      </w:rPr>
+    </w:lvl>
+    <w:lvl w:ilvl="6" w:tplc="04090001" w:tentative="1">
+      <w:start w:val="1"/>
+      <w:numFmt w:val="bullet"/>
+      <w:lvlText w:val=""/>
+      <w:lvlJc w:val="left"/>
+      <w:pPr>
+        <w:ind w:left="5400" w:hanging="360"/>
+      </w:pPr>
+      <w:rPr>
+        <w:rFonts w:ascii="Symbol" w:hAnsi="Symbol" w:hint="default"/>
+      </w:rPr>
+    </w:lvl>
+    <w:lvl w:ilvl="7" w:tplc="04090003" w:tentative="1">
+      <w:start w:val="1"/>
+      <w:numFmt w:val="bullet"/>
+      <w:lvlText w:val="o"/>
+      <w:lvlJc w:val="left"/>
+      <w:pPr>
+        <w:ind w:left="6120" w:hanging="360"/>
+      </w:pPr>
+      <w:rPr>
+        <w:rFonts w:ascii="Courier New" w:hAnsi="Courier New" w:cs="Courier New" w:hint="default"/>
+      </w:rPr>
+    </w:lvl>
+    <w:lvl w:ilvl="8" w:tplc="04090005" w:tentative="1">
+      <w:start w:val="1"/>
+      <w:numFmt w:val="bullet"/>
+      <w:lvlText w:val=""/>
+      <w:lvlJc w:val="left"/>
+      <w:pPr>
+        <w:ind w:left="6840" w:hanging="360"/>
+      </w:pPr>
+      <w:rPr>
+        <w:rFonts w:ascii="Wingdings" w:hAnsi="Wingdings" w:hint="default"/>
+      </w:rPr>
+    </w:lvl>
+  </w:abstractNum>
+  <w:abstractNum w:abstractNumId="21" w15:restartNumberingAfterBreak="0">
     <w:nsid w:val="70CD48CF"/>
     <w:multiLevelType w:val="hybridMultilevel"/>
     <w:tmpl w:val="DDFA3A4C"/>
@@ -11123,7 +12943,7 @@
       </w:rPr>
     </w:lvl>
   </w:abstractNum>
-  <w:abstractNum w:abstractNumId="17" w15:restartNumberingAfterBreak="0">
+  <w:abstractNum w:abstractNumId="22" w15:restartNumberingAfterBreak="0">
     <w:nsid w:val="72E33BB9"/>
     <w:multiLevelType w:val="hybridMultilevel"/>
     <w:tmpl w:val="F6E414A6"/>
@@ -11236,7 +13056,7 @@
       </w:rPr>
     </w:lvl>
   </w:abstractNum>
-  <w:abstractNum w:abstractNumId="18" w15:restartNumberingAfterBreak="0">
+  <w:abstractNum w:abstractNumId="23" w15:restartNumberingAfterBreak="0">
     <w:nsid w:val="7361270A"/>
     <w:multiLevelType w:val="hybridMultilevel"/>
     <w:tmpl w:val="38F2FBDC"/>
@@ -11349,7 +13169,119 @@
       </w:rPr>
     </w:lvl>
   </w:abstractNum>
-  <w:abstractNum w:abstractNumId="19" w15:restartNumberingAfterBreak="0">
+  <w:abstractNum w:abstractNumId="24" w15:restartNumberingAfterBreak="0">
+    <w:nsid w:val="75D95887"/>
+    <w:multiLevelType w:val="hybridMultilevel"/>
+    <w:tmpl w:val="17F0B0A4"/>
+    <w:lvl w:ilvl="0" w:tplc="04C425BE">
+      <w:numFmt w:val="bullet"/>
+      <w:lvlText w:val="-"/>
+      <w:lvlJc w:val="left"/>
+      <w:pPr>
+        <w:ind w:left="720" w:hanging="360"/>
+      </w:pPr>
+      <w:rPr>
+        <w:rFonts w:ascii="Calibri" w:eastAsiaTheme="minorHAnsi" w:hAnsi="Calibri" w:cs="Calibri" w:hint="default"/>
+      </w:rPr>
+    </w:lvl>
+    <w:lvl w:ilvl="1" w:tplc="04090003" w:tentative="1">
+      <w:start w:val="1"/>
+      <w:numFmt w:val="bullet"/>
+      <w:lvlText w:val="o"/>
+      <w:lvlJc w:val="left"/>
+      <w:pPr>
+        <w:ind w:left="1440" w:hanging="360"/>
+      </w:pPr>
+      <w:rPr>
+        <w:rFonts w:ascii="Courier New" w:hAnsi="Courier New" w:cs="Courier New" w:hint="default"/>
+      </w:rPr>
+    </w:lvl>
+    <w:lvl w:ilvl="2" w:tplc="04090005" w:tentative="1">
+      <w:start w:val="1"/>
+      <w:numFmt w:val="bullet"/>
+      <w:lvlText w:val=""/>
+      <w:lvlJc w:val="left"/>
+      <w:pPr>
+        <w:ind w:left="2160" w:hanging="360"/>
+      </w:pPr>
+      <w:rPr>
+        <w:rFonts w:ascii="Wingdings" w:hAnsi="Wingdings" w:hint="default"/>
+      </w:rPr>
+    </w:lvl>
+    <w:lvl w:ilvl="3" w:tplc="04090001" w:tentative="1">
+      <w:start w:val="1"/>
+      <w:numFmt w:val="bullet"/>
+      <w:lvlText w:val=""/>
+      <w:lvlJc w:val="left"/>
+      <w:pPr>
+        <w:ind w:left="2880" w:hanging="360"/>
+      </w:pPr>
+      <w:rPr>
+        <w:rFonts w:ascii="Symbol" w:hAnsi="Symbol" w:hint="default"/>
+      </w:rPr>
+    </w:lvl>
+    <w:lvl w:ilvl="4" w:tplc="04090003" w:tentative="1">
+      <w:start w:val="1"/>
+      <w:numFmt w:val="bullet"/>
+      <w:lvlText w:val="o"/>
+      <w:lvlJc w:val="left"/>
+      <w:pPr>
+        <w:ind w:left="3600" w:hanging="360"/>
+      </w:pPr>
+      <w:rPr>
+        <w:rFonts w:ascii="Courier New" w:hAnsi="Courier New" w:cs="Courier New" w:hint="default"/>
+      </w:rPr>
+    </w:lvl>
+    <w:lvl w:ilvl="5" w:tplc="04090005" w:tentative="1">
+      <w:start w:val="1"/>
+      <w:numFmt w:val="bullet"/>
+      <w:lvlText w:val=""/>
+      <w:lvlJc w:val="left"/>
+      <w:pPr>
+        <w:ind w:left="4320" w:hanging="360"/>
+      </w:pPr>
+      <w:rPr>
+        <w:rFonts w:ascii="Wingdings" w:hAnsi="Wingdings" w:hint="default"/>
+      </w:rPr>
+    </w:lvl>
+    <w:lvl w:ilvl="6" w:tplc="04090001" w:tentative="1">
+      <w:start w:val="1"/>
+      <w:numFmt w:val="bullet"/>
+      <w:lvlText w:val=""/>
+      <w:lvlJc w:val="left"/>
+      <w:pPr>
+        <w:ind w:left="5040" w:hanging="360"/>
+      </w:pPr>
+      <w:rPr>
+        <w:rFonts w:ascii="Symbol" w:hAnsi="Symbol" w:hint="default"/>
+      </w:rPr>
+    </w:lvl>
+    <w:lvl w:ilvl="7" w:tplc="04090003" w:tentative="1">
+      <w:start w:val="1"/>
+      <w:numFmt w:val="bullet"/>
+      <w:lvlText w:val="o"/>
+      <w:lvlJc w:val="left"/>
+      <w:pPr>
+        <w:ind w:left="5760" w:hanging="360"/>
+      </w:pPr>
+      <w:rPr>
+        <w:rFonts w:ascii="Courier New" w:hAnsi="Courier New" w:cs="Courier New" w:hint="default"/>
+      </w:rPr>
+    </w:lvl>
+    <w:lvl w:ilvl="8" w:tplc="04090005" w:tentative="1">
+      <w:start w:val="1"/>
+      <w:numFmt w:val="bullet"/>
+      <w:lvlText w:val=""/>
+      <w:lvlJc w:val="left"/>
+      <w:pPr>
+        <w:ind w:left="6480" w:hanging="360"/>
+      </w:pPr>
+      <w:rPr>
+        <w:rFonts w:ascii="Wingdings" w:hAnsi="Wingdings" w:hint="default"/>
+      </w:rPr>
+    </w:lvl>
+  </w:abstractNum>
+  <w:abstractNum w:abstractNumId="25" w15:restartNumberingAfterBreak="0">
     <w:nsid w:val="77A1277C"/>
     <w:multiLevelType w:val="hybridMultilevel"/>
     <w:tmpl w:val="DAC682C8"/>
@@ -11463,64 +13395,82 @@
     </w:lvl>
   </w:abstractNum>
   <w:num w:numId="1" w16cid:durableId="1477524512">
-    <w:abstractNumId w:val="7"/>
+    <w:abstractNumId w:val="10"/>
   </w:num>
   <w:num w:numId="2" w16cid:durableId="1331568557">
+    <w:abstractNumId w:val="22"/>
+  </w:num>
+  <w:num w:numId="3" w16cid:durableId="414471362">
     <w:abstractNumId w:val="17"/>
   </w:num>
-  <w:num w:numId="3" w16cid:durableId="414471362">
-    <w:abstractNumId w:val="14"/>
-  </w:num>
   <w:num w:numId="4" w16cid:durableId="2063097570">
-    <w:abstractNumId w:val="13"/>
+    <w:abstractNumId w:val="16"/>
   </w:num>
   <w:num w:numId="5" w16cid:durableId="363598937">
-    <w:abstractNumId w:val="11"/>
+    <w:abstractNumId w:val="14"/>
   </w:num>
   <w:num w:numId="6" w16cid:durableId="1178041262">
     <w:abstractNumId w:val="0"/>
   </w:num>
   <w:num w:numId="7" w16cid:durableId="189689247">
+    <w:abstractNumId w:val="12"/>
+  </w:num>
+  <w:num w:numId="8" w16cid:durableId="1274095514">
+    <w:abstractNumId w:val="21"/>
+  </w:num>
+  <w:num w:numId="9" w16cid:durableId="2110658128">
+    <w:abstractNumId w:val="11"/>
+  </w:num>
+  <w:num w:numId="10" w16cid:durableId="1208757234">
+    <w:abstractNumId w:val="8"/>
+  </w:num>
+  <w:num w:numId="11" w16cid:durableId="811824656">
+    <w:abstractNumId w:val="2"/>
+  </w:num>
+  <w:num w:numId="12" w16cid:durableId="1493057814">
+    <w:abstractNumId w:val="13"/>
+  </w:num>
+  <w:num w:numId="13" w16cid:durableId="657539957">
+    <w:abstractNumId w:val="6"/>
+  </w:num>
+  <w:num w:numId="14" w16cid:durableId="1585724452">
+    <w:abstractNumId w:val="25"/>
+  </w:num>
+  <w:num w:numId="15" w16cid:durableId="452558506">
+    <w:abstractNumId w:val="3"/>
+  </w:num>
+  <w:num w:numId="16" w16cid:durableId="388917850">
+    <w:abstractNumId w:val="15"/>
+  </w:num>
+  <w:num w:numId="17" w16cid:durableId="1444033516">
+    <w:abstractNumId w:val="23"/>
+  </w:num>
+  <w:num w:numId="18" w16cid:durableId="712000930">
+    <w:abstractNumId w:val="5"/>
+  </w:num>
+  <w:num w:numId="19" w16cid:durableId="1310327474">
+    <w:abstractNumId w:val="4"/>
+  </w:num>
+  <w:num w:numId="20" w16cid:durableId="352195527">
+    <w:abstractNumId w:val="18"/>
+  </w:num>
+  <w:num w:numId="21" w16cid:durableId="1599217391">
+    <w:abstractNumId w:val="20"/>
+  </w:num>
+  <w:num w:numId="22" w16cid:durableId="184829132">
+    <w:abstractNumId w:val="24"/>
+  </w:num>
+  <w:num w:numId="23" w16cid:durableId="1499885165">
+    <w:abstractNumId w:val="1"/>
+  </w:num>
+  <w:num w:numId="24" w16cid:durableId="1594439557">
     <w:abstractNumId w:val="9"/>
   </w:num>
-  <w:num w:numId="8" w16cid:durableId="1274095514">
-    <w:abstractNumId w:val="16"/>
+  <w:num w:numId="25" w16cid:durableId="51277738">
+    <w:abstractNumId w:val="7"/>
   </w:num>
-  <w:num w:numId="9" w16cid:durableId="2110658128">
-    <w:abstractNumId w:val="8"/>
-  </w:num>
-  <w:num w:numId="10" w16cid:durableId="1208757234">
-    <w:abstractNumId w:val="6"/>
-  </w:num>
-  <w:num w:numId="11" w16cid:durableId="811824656">
-    <w:abstractNumId w:val="1"/>
-  </w:num>
-  <w:num w:numId="12" w16cid:durableId="1493057814">
-    <w:abstractNumId w:val="10"/>
-  </w:num>
-  <w:num w:numId="13" w16cid:durableId="657539957">
-    <w:abstractNumId w:val="5"/>
-  </w:num>
-  <w:num w:numId="14" w16cid:durableId="1585724452">
+  <w:num w:numId="26" w16cid:durableId="606885902">
     <w:abstractNumId w:val="19"/>
-  </w:num>
-  <w:num w:numId="15" w16cid:durableId="452558506">
-    <w:abstractNumId w:val="2"/>
-  </w:num>
-  <w:num w:numId="16" w16cid:durableId="388917850">
-    <w:abstractNumId w:val="12"/>
-  </w:num>
-  <w:num w:numId="17" w16cid:durableId="1444033516">
-    <w:abstractNumId w:val="18"/>
-  </w:num>
-  <w:num w:numId="18" w16cid:durableId="712000930">
-    <w:abstractNumId w:val="4"/>
-  </w:num>
-  <w:num w:numId="19" w16cid:durableId="1310327474">
-    <w:abstractNumId w:val="3"/>
-  </w:num>
-  <w:num w:numId="20" w16cid:durableId="352195527">
-    <w:abstractNumId w:val="15"/>
   </w:num>
 </w:numbering>
 </file>
